--- a/Устав/_документы/С выделением — Устав ЦАКФ.docx
+++ b/Устав/_документы/С выделением — Устав ЦАКФ.docx
@@ -16,7 +16,7 @@
       </w:pPr>
       <w:bookmarkStart w:id="0" w:name="_GoBack"/>
       <w:bookmarkEnd w:id="0"/>
-      <w:ins w:id="1" w:author="Проект новой редакции" w:date="2026-10-08T15:54:00Z">
+      <w:ins w:id="1" w:author="Проект новой редакции" w:date="2026-10-14T11:21:00Z">
         <w:r>
           <w:rPr>
             <w:rFonts w:ascii="Arial" w:hAnsi="Arial" w:cs="Arial"/>
@@ -286,7 +286,7 @@
         </w:rPr>
         <w:t xml:space="preserve">ПРИНЯТ: Резолюцией </w:t>
       </w:r>
-      <w:ins w:id="2" w:author="Проект новой редакции" w:date="2026-10-08T15:54:00Z">
+      <w:ins w:id="2" w:author="Проект новой редакции" w:date="2026-10-14T11:21:00Z">
         <w:r>
           <w:rPr>
             <w:rFonts w:ascii="Arial" w:hAnsi="Arial" w:cs="Arial"/>
@@ -297,7 +297,7 @@
           <w:t>№ 2 от «24» марта</w:t>
         </w:r>
       </w:ins>
-      <w:del w:id="3" w:author="Проект новой редакции" w:date="2026-10-08T15:54:00Z">
+      <w:del w:id="3" w:author="Проект новой редакции" w:date="2026-10-14T11:21:00Z">
         <w:r>
           <w:rPr>
             <w:rFonts w:ascii="Arial" w:hAnsi="Arial" w:cs="Arial"/>
@@ -317,7 +317,7 @@
         </w:rPr>
         <w:t xml:space="preserve"> 2024 г</w:t>
       </w:r>
-      <w:ins w:id="4" w:author="Проект новой редакции" w:date="2026-10-08T15:54:00Z">
+      <w:ins w:id="4" w:author="Проект новой редакции" w:date="2026-10-14T11:21:00Z">
         <w:r>
           <w:rPr>
             <w:rFonts w:ascii="Arial" w:hAnsi="Arial" w:cs="Arial"/>
@@ -325,7 +325,25 @@
             <w:sz w:val="32"/>
             <w:szCs w:val="32"/>
           </w:rPr>
-          <w:t>.; новая редакция — письменным уведомлением Учредителя № ___ от «___» __________ 2026 года</w:t>
+          <w:t xml:space="preserve">.; новая редакция </w:t>
+        </w:r>
+        <w:r>
+          <w:rPr>
+            <w:rFonts w:ascii="Arial" w:hAnsi="Arial" w:cs="Arial"/>
+            <w:b/>
+            <w:sz w:val="32"/>
+            <w:szCs w:val="32"/>
+          </w:rPr>
+          <w:t>–</w:t>
+        </w:r>
+        <w:r>
+          <w:rPr>
+            <w:rFonts w:ascii="Arial" w:hAnsi="Arial" w:cs="Arial"/>
+            <w:b/>
+            <w:sz w:val="32"/>
+            <w:szCs w:val="32"/>
+          </w:rPr>
+          <w:t xml:space="preserve"> письменным уведомлением Учредителя № ___ от «___» __________ 2026 года</w:t>
         </w:r>
       </w:ins>
       <w:r>
@@ -416,7 +434,7 @@
         </w:rPr>
         <w:t>Дата утверждения</w:t>
       </w:r>
-      <w:ins w:id="5" w:author="Проект новой редакции" w:date="2026-10-08T15:54:00Z">
+      <w:ins w:id="5" w:author="Проект новой редакции" w:date="2026-10-14T11:21:00Z">
         <w:r>
           <w:rPr>
             <w:rFonts w:ascii="Arial" w:hAnsi="Arial" w:cs="Arial"/>
@@ -426,7 +444,7 @@
           <w:t xml:space="preserve"> новой редакции: «___» __________ 2026 года</w:t>
         </w:r>
       </w:ins>
-      <w:del w:id="6" w:author="Проект новой редакции" w:date="2026-10-08T15:54:00Z">
+      <w:del w:id="6" w:author="Проект новой редакции" w:date="2026-10-14T11:21:00Z">
         <w:r>
           <w:rPr>
             <w:rFonts w:ascii="Arial" w:hAnsi="Arial" w:cs="Arial"/>
@@ -448,7 +466,7 @@
           <w:szCs w:val="32"/>
         </w:rPr>
       </w:pPr>
-      <w:ins w:id="7" w:author="Проект новой редакции" w:date="2026-10-08T15:54:00Z">
+      <w:ins w:id="7" w:author="Проект новой редакции" w:date="2026-10-14T11:21:00Z">
         <w:r>
           <w:rPr>
             <w:rFonts w:ascii="Arial" w:hAnsi="Arial" w:cs="Arial"/>
@@ -458,7 +476,7 @@
           <w:t>Первоначальная редакция принята</w:t>
         </w:r>
       </w:ins>
-      <w:del w:id="8" w:author="Проект новой редакции" w:date="2026-10-08T15:54:00Z">
+      <w:del w:id="8" w:author="Проект новой редакции" w:date="2026-10-14T11:21:00Z">
         <w:r>
           <w:rPr>
             <w:rFonts w:ascii="Arial" w:hAnsi="Arial" w:cs="Arial"/>
@@ -476,7 +494,7 @@
         </w:rPr>
         <w:t xml:space="preserve"> Резолюцией </w:t>
       </w:r>
-      <w:ins w:id="9" w:author="Проект новой редакции" w:date="2026-10-08T15:54:00Z">
+      <w:ins w:id="9" w:author="Проект новой редакции" w:date="2026-10-14T11:21:00Z">
         <w:r>
           <w:rPr>
             <w:rFonts w:ascii="Arial" w:hAnsi="Arial" w:cs="Arial"/>
@@ -486,7 +504,7 @@
           <w:t>№ 2</w:t>
         </w:r>
       </w:ins>
-      <w:del w:id="10" w:author="Проект новой редакции" w:date="2026-10-08T15:54:00Z">
+      <w:del w:id="10" w:author="Проект новой редакции" w:date="2026-10-14T11:21:00Z">
         <w:r>
           <w:rPr>
             <w:rFonts w:ascii="Arial" w:hAnsi="Arial" w:cs="Arial"/>
@@ -504,7 +522,7 @@
         </w:rPr>
         <w:t xml:space="preserve"> от </w:t>
       </w:r>
-      <w:ins w:id="11" w:author="Проект новой редакции" w:date="2026-10-08T15:54:00Z">
+      <w:ins w:id="11" w:author="Проект новой редакции" w:date="2026-10-14T11:21:00Z">
         <w:r>
           <w:rPr>
             <w:rFonts w:ascii="Arial" w:hAnsi="Arial" w:cs="Arial"/>
@@ -514,7 +532,7 @@
           <w:t>24</w:t>
         </w:r>
       </w:ins>
-      <w:del w:id="12" w:author="Проект новой редакции" w:date="2026-10-08T15:54:00Z">
+      <w:del w:id="12" w:author="Проект новой редакции" w:date="2026-10-14T11:21:00Z">
         <w:r>
           <w:rPr>
             <w:rFonts w:ascii="Arial" w:hAnsi="Arial" w:cs="Arial"/>
@@ -701,7 +719,7 @@
         </w:rPr>
         <w:t>ПОЛОЖЕНИЯ……………………………….…………</w:t>
       </w:r>
-      <w:ins w:id="13" w:author="Проект новой редакции" w:date="2026-10-08T15:54:00Z">
+      <w:ins w:id="13" w:author="Проект новой редакции" w:date="2026-10-14T11:21:00Z">
         <w:r>
           <w:rPr>
             <w:rFonts w:ascii="Arial" w:hAnsi="Arial" w:cs="Arial"/>
@@ -763,7 +781,7 @@
         </w:rPr>
         <w:t xml:space="preserve">1.2. Название фонда……….………………..………...………..…….…….. </w:t>
       </w:r>
-      <w:ins w:id="14" w:author="Проект новой редакции" w:date="2026-10-08T15:54:00Z">
+      <w:ins w:id="14" w:author="Проект новой редакции" w:date="2026-10-14T11:21:00Z">
         <w:r>
           <w:rPr>
             <w:rFonts w:ascii="Arial" w:hAnsi="Arial" w:cs="Arial"/>
@@ -774,7 +792,7 @@
           <w:t>3</w:t>
         </w:r>
       </w:ins>
-      <w:del w:id="15" w:author="Проект новой редакции" w:date="2026-10-08T15:54:00Z">
+      <w:del w:id="15" w:author="Проект новой редакции" w:date="2026-10-14T11:21:00Z">
         <w:r>
           <w:rPr>
             <w:rFonts w:ascii="Arial" w:hAnsi="Arial" w:cs="Arial"/>
@@ -848,7 +866,7 @@
         </w:rPr>
         <w:t>1</w:t>
       </w:r>
-      <w:ins w:id="16" w:author="Проект новой редакции" w:date="2026-10-08T15:54:00Z">
+      <w:ins w:id="16" w:author="Проект новой редакции" w:date="2026-10-14T11:21:00Z">
         <w:r>
           <w:rPr>
             <w:rFonts w:ascii="Arial" w:hAnsi="Arial" w:cs="Arial"/>
@@ -859,7 +877,7 @@
           <w:t>.</w:t>
         </w:r>
       </w:ins>
-      <w:del w:id="17" w:author="Проект новой редакции" w:date="2026-10-08T15:54:00Z">
+      <w:del w:id="17" w:author="Проект новой редакции" w:date="2026-10-14T11:21:00Z">
         <w:r>
           <w:rPr>
             <w:rFonts w:ascii="Arial" w:hAnsi="Arial" w:cs="Arial"/>
@@ -879,7 +897,7 @@
         </w:rPr>
         <w:t xml:space="preserve">5. </w:t>
       </w:r>
-      <w:ins w:id="18" w:author="Проект новой редакции" w:date="2026-10-08T15:54:00Z">
+      <w:ins w:id="18" w:author="Проект новой редакции" w:date="2026-10-14T11:21:00Z">
         <w:r>
           <w:rPr>
             <w:rFonts w:ascii="Arial" w:hAnsi="Arial" w:cs="Arial"/>
@@ -890,7 +908,7 @@
           <w:t>Права……………………………………………………………………….</w:t>
         </w:r>
       </w:ins>
-      <w:del w:id="19" w:author="Проект новой редакции" w:date="2026-10-08T15:54:00Z">
+      <w:del w:id="19" w:author="Проект новой редакции" w:date="2026-10-14T11:21:00Z">
         <w:r>
           <w:rPr>
             <w:rFonts w:ascii="Arial" w:hAnsi="Arial" w:cs="Arial"/>
@@ -959,7 +977,7 @@
         </w:rPr>
         <w:t xml:space="preserve">ЧАСТЬ 2: ПРИРОДА ФОНДА ………..………………….…………………. </w:t>
       </w:r>
-      <w:ins w:id="20" w:author="Проект новой редакции" w:date="2026-10-08T15:54:00Z">
+      <w:ins w:id="20" w:author="Проект новой редакции" w:date="2026-10-14T11:21:00Z">
         <w:r>
           <w:rPr>
             <w:rFonts w:ascii="Arial" w:hAnsi="Arial" w:cs="Arial"/>
@@ -970,7 +988,7 @@
           <w:t>4</w:t>
         </w:r>
       </w:ins>
-      <w:del w:id="21" w:author="Проект новой редакции" w:date="2026-10-08T15:54:00Z">
+      <w:del w:id="21" w:author="Проект новой редакции" w:date="2026-10-14T11:21:00Z">
         <w:r>
           <w:rPr>
             <w:rFonts w:ascii="Arial" w:hAnsi="Arial" w:cs="Arial"/>
@@ -1002,7 +1020,7 @@
         </w:rPr>
         <w:t xml:space="preserve">2.1. Природа Фонда ……………..……………….………………………….. </w:t>
       </w:r>
-      <w:ins w:id="22" w:author="Проект новой редакции" w:date="2026-10-08T15:54:00Z">
+      <w:ins w:id="22" w:author="Проект новой редакции" w:date="2026-10-14T11:21:00Z">
         <w:r>
           <w:rPr>
             <w:rFonts w:ascii="Arial" w:hAnsi="Arial" w:cs="Arial"/>
@@ -1013,7 +1031,7 @@
           <w:t>4</w:t>
         </w:r>
       </w:ins>
-      <w:del w:id="23" w:author="Проект новой редакции" w:date="2026-10-08T15:54:00Z">
+      <w:del w:id="23" w:author="Проект новой редакции" w:date="2026-10-14T11:21:00Z">
         <w:r>
           <w:rPr>
             <w:rFonts w:ascii="Arial" w:hAnsi="Arial" w:cs="Arial"/>
@@ -1045,7 +1063,7 @@
         </w:rPr>
         <w:t>ЧАСТЬ 3: ИМУЩЕСТВО ФОНДА…………….………………………….…..</w:t>
       </w:r>
-      <w:ins w:id="24" w:author="Проект новой редакции" w:date="2026-10-08T15:54:00Z">
+      <w:ins w:id="24" w:author="Проект новой редакции" w:date="2026-10-14T11:21:00Z">
         <w:r>
           <w:rPr>
             <w:rFonts w:ascii="Arial" w:hAnsi="Arial" w:cs="Arial"/>
@@ -1086,7 +1104,7 @@
         </w:rPr>
         <w:t xml:space="preserve">ЧАСТЬ </w:t>
       </w:r>
-      <w:ins w:id="25" w:author="Проект новой редакции" w:date="2026-10-08T15:54:00Z">
+      <w:ins w:id="25" w:author="Проект новой редакции" w:date="2026-10-14T11:21:00Z">
         <w:r>
           <w:rPr>
             <w:rFonts w:ascii="Arial" w:hAnsi="Arial" w:cs="Arial"/>
@@ -1097,7 +1115,7 @@
           <w:t>4: ЦЕЛИ</w:t>
         </w:r>
       </w:ins>
-      <w:del w:id="26" w:author="Проект новой редакции" w:date="2026-10-08T15:54:00Z">
+      <w:del w:id="26" w:author="Проект новой редакции" w:date="2026-10-14T11:21:00Z">
         <w:r>
           <w:rPr>
             <w:rFonts w:ascii="Arial" w:hAnsi="Arial" w:cs="Arial"/>
@@ -1117,7 +1135,7 @@
         </w:rPr>
         <w:t xml:space="preserve"> ФОНДА</w:t>
       </w:r>
-      <w:ins w:id="27" w:author="Проект новой редакции" w:date="2026-10-08T15:54:00Z">
+      <w:ins w:id="27" w:author="Проект новой редакции" w:date="2026-10-14T11:21:00Z">
         <w:r>
           <w:rPr>
             <w:rFonts w:ascii="Arial" w:hAnsi="Arial" w:cs="Arial"/>
@@ -1128,7 +1146,7 @@
           <w:t>…………………………………………….……… 5</w:t>
         </w:r>
       </w:ins>
-      <w:del w:id="28" w:author="Проект новой редакции" w:date="2026-10-08T15:54:00Z">
+      <w:del w:id="28" w:author="Проект новой редакции" w:date="2026-10-14T11:21:00Z">
         <w:r>
           <w:rPr>
             <w:rFonts w:ascii="Arial" w:hAnsi="Arial" w:cs="Arial"/>
@@ -1160,7 +1178,7 @@
         </w:rPr>
         <w:t xml:space="preserve">ЧАСТЬ </w:t>
       </w:r>
-      <w:ins w:id="29" w:author="Проект новой редакции" w:date="2026-10-08T15:54:00Z">
+      <w:ins w:id="29" w:author="Проект новой редакции" w:date="2026-10-14T11:21:00Z">
         <w:r>
           <w:rPr>
             <w:rFonts w:ascii="Arial" w:hAnsi="Arial" w:cs="Arial"/>
@@ -1171,7 +1189,7 @@
           <w:t>5</w:t>
         </w:r>
       </w:ins>
-      <w:del w:id="30" w:author="Проект новой редакции" w:date="2026-10-08T15:54:00Z">
+      <w:del w:id="30" w:author="Проект новой редакции" w:date="2026-10-14T11:21:00Z">
         <w:r>
           <w:rPr>
             <w:rFonts w:ascii="Arial" w:hAnsi="Arial" w:cs="Arial"/>
@@ -1191,7 +1209,7 @@
         </w:rPr>
         <w:t xml:space="preserve">: ИСТОЧНИК ФИНАНСИРОВАНИЯ ФОНДА…….…………… </w:t>
       </w:r>
-      <w:ins w:id="31" w:author="Проект новой редакции" w:date="2026-10-08T15:54:00Z">
+      <w:ins w:id="31" w:author="Проект новой редакции" w:date="2026-10-14T11:21:00Z">
         <w:r>
           <w:rPr>
             <w:rFonts w:ascii="Arial" w:hAnsi="Arial" w:cs="Arial"/>
@@ -1202,7 +1220,7 @@
           <w:t>8</w:t>
         </w:r>
       </w:ins>
-      <w:del w:id="32" w:author="Проект новой редакции" w:date="2026-10-08T15:54:00Z">
+      <w:del w:id="32" w:author="Проект новой редакции" w:date="2026-10-14T11:21:00Z">
         <w:r>
           <w:rPr>
             <w:rFonts w:ascii="Arial" w:hAnsi="Arial" w:cs="Arial"/>
@@ -1234,7 +1252,7 @@
         </w:rPr>
         <w:t xml:space="preserve">ЧАСТЬ </w:t>
       </w:r>
-      <w:ins w:id="33" w:author="Проект новой редакции" w:date="2026-10-08T15:54:00Z">
+      <w:ins w:id="33" w:author="Проект новой редакции" w:date="2026-10-14T11:21:00Z">
         <w:r>
           <w:rPr>
             <w:rFonts w:ascii="Arial" w:hAnsi="Arial" w:cs="Arial"/>
@@ -1245,7 +1263,7 @@
           <w:t>6</w:t>
         </w:r>
       </w:ins>
-      <w:del w:id="34" w:author="Проект новой редакции" w:date="2026-10-08T15:54:00Z">
+      <w:del w:id="34" w:author="Проект новой редакции" w:date="2026-10-14T11:21:00Z">
         <w:r>
           <w:rPr>
             <w:rFonts w:ascii="Arial" w:hAnsi="Arial" w:cs="Arial"/>
@@ -1294,7 +1312,7 @@
         </w:rPr>
         <w:t xml:space="preserve">ЧАСТЬ </w:t>
       </w:r>
-      <w:ins w:id="35" w:author="Проект новой редакции" w:date="2026-10-08T15:54:00Z">
+      <w:ins w:id="35" w:author="Проект новой редакции" w:date="2026-10-14T11:21:00Z">
         <w:r>
           <w:rPr>
             <w:rFonts w:ascii="Arial" w:hAnsi="Arial" w:cs="Arial"/>
@@ -1305,7 +1323,7 @@
           <w:t>7: ЗАЯВЛЕНИЕ……………………………………….……………. 9</w:t>
         </w:r>
       </w:ins>
-      <w:del w:id="36" w:author="Проект новой редакции" w:date="2026-10-08T15:54:00Z">
+      <w:del w:id="36" w:author="Проект новой редакции" w:date="2026-10-14T11:21:00Z">
         <w:r>
           <w:rPr>
             <w:rFonts w:ascii="Arial" w:hAnsi="Arial" w:cs="Arial"/>
@@ -1341,13 +1359,13 @@
         <w:spacing w:after="0" w:line="360" w:lineRule="auto"/>
         <w:jc w:val="center"/>
         <w:rPr>
-          <w:ins w:id="37" w:author="Проект новой редакции" w:date="2026-10-08T15:54:00Z"/>
-          <w:rFonts w:ascii="Arial" w:hAnsi="Arial" w:cs="Arial"/>
-          <w:sz w:val="28"/>
-          <w:szCs w:val="28"/>
-        </w:rPr>
-      </w:pPr>
-      <w:ins w:id="38" w:author="Проект новой редакции" w:date="2026-10-08T15:54:00Z">
+          <w:ins w:id="37" w:author="Проект новой редакции" w:date="2026-10-14T11:21:00Z"/>
+          <w:rFonts w:ascii="Arial" w:hAnsi="Arial" w:cs="Arial"/>
+          <w:sz w:val="28"/>
+          <w:szCs w:val="28"/>
+        </w:rPr>
+      </w:pPr>
+      <w:ins w:id="38" w:author="Проект новой редакции" w:date="2026-10-14T11:21:00Z">
         <w:r>
           <w:rPr>
             <w:rFonts w:ascii="Arial" w:hAnsi="Arial" w:cs="Arial"/>
@@ -1624,7 +1642,7 @@
         </w:rPr>
         <w:t xml:space="preserve">1) Полное </w:t>
       </w:r>
-      <w:ins w:id="39" w:author="Проект новой редакции" w:date="2026-10-08T15:54:00Z">
+      <w:ins w:id="39" w:author="Проект новой редакции" w:date="2026-10-14T11:21:00Z">
         <w:r>
           <w:rPr>
             <w:rFonts w:ascii="Arial" w:hAnsi="Arial" w:cs="Arial"/>
@@ -1719,30 +1737,14 @@
         </w:rPr>
         <w:t>CACF</w:t>
       </w:r>
-      <w:ins w:id="40" w:author="Проект новой редакции" w:date="2026-10-08T15:54:00Z">
-        <w:r>
-          <w:rPr>
-            <w:rFonts w:ascii="Arial" w:hAnsi="Arial" w:cs="Arial"/>
-            <w:sz w:val="28"/>
-            <w:szCs w:val="28"/>
-          </w:rPr>
-          <w:t>»; для официальных коммуникаций наряду с юридическим наименованием официально используется «</w:t>
-        </w:r>
-        <w:r>
-          <w:rPr>
-            <w:rFonts w:ascii="Arial" w:hAnsi="Arial" w:cs="Arial"/>
-            <w:sz w:val="28"/>
-            <w:szCs w:val="28"/>
-          </w:rPr>
-          <w:t>Central Asia Climate Foundation</w:t>
-        </w:r>
-        <w:r>
-          <w:rPr>
-            <w:rFonts w:ascii="Arial" w:hAnsi="Arial" w:cs="Arial"/>
-            <w:sz w:val="28"/>
-            <w:szCs w:val="28"/>
-          </w:rPr>
-          <w:t>» или сокращение «CACF», а также «Project Office for Central Asia on climate change and green energy</w:t>
+      <w:ins w:id="40" w:author="Проект новой редакции" w:date="2026-10-14T11:21:00Z">
+        <w:r>
+          <w:rPr>
+            <w:rFonts w:ascii="Arial" w:hAnsi="Arial" w:cs="Arial"/>
+            <w:sz w:val="28"/>
+            <w:szCs w:val="28"/>
+          </w:rPr>
+          <w:t>»; для официальных коммуникаций наряду с юридическим наименованием официально используется «Central Asia Climate Foundation» или сокращение «CACF», а также «Project Office for Central Asia on climate change and green energy</w:t>
         </w:r>
       </w:ins>
       <w:r>
@@ -1773,7 +1775,7 @@
         </w:rPr>
         <w:t xml:space="preserve">2) Полное </w:t>
       </w:r>
-      <w:ins w:id="41" w:author="Проект новой редакции" w:date="2026-10-08T15:54:00Z">
+      <w:ins w:id="41" w:author="Проект новой редакции" w:date="2026-10-14T11:21:00Z">
         <w:r>
           <w:rPr>
             <w:rFonts w:ascii="Arial" w:hAnsi="Arial" w:cs="Arial"/>
@@ -1791,46 +1793,14 @@
         </w:rPr>
         <w:t>наименование Фонда на казахском языке: «Орталық Азия Климаттық Қоры», сокращение «ОАКҚ</w:t>
       </w:r>
-      <w:ins w:id="42" w:author="Проект новой редакции" w:date="2026-10-08T15:54:00Z">
-        <w:r>
-          <w:rPr>
-            <w:rFonts w:ascii="Arial" w:hAnsi="Arial" w:cs="Arial"/>
-            <w:sz w:val="28"/>
-            <w:szCs w:val="28"/>
-          </w:rPr>
-          <w:t>»; для официальных коммуникаций наряду с юридическим наименованием официально используется «</w:t>
-        </w:r>
-        <w:r>
-          <w:rPr>
-            <w:rFonts w:ascii="Arial" w:hAnsi="Arial" w:cs="Arial"/>
-            <w:sz w:val="28"/>
-            <w:szCs w:val="28"/>
-          </w:rPr>
-          <w:t>Орталық Азия Климаттық Қоры</w:t>
-        </w:r>
-        <w:r>
-          <w:rPr>
-            <w:rFonts w:ascii="Arial" w:hAnsi="Arial" w:cs="Arial"/>
-            <w:sz w:val="28"/>
-            <w:szCs w:val="28"/>
-          </w:rPr>
-          <w:t>» или сокращение «</w:t>
-        </w:r>
-        <w:r>
-          <w:rPr>
-            <w:rFonts w:ascii="Arial" w:hAnsi="Arial" w:cs="Arial"/>
-            <w:sz w:val="28"/>
-            <w:szCs w:val="28"/>
-          </w:rPr>
-          <w:t>ОАКҚ</w:t>
-        </w:r>
-        <w:r>
-          <w:rPr>
-            <w:rFonts w:ascii="Arial" w:hAnsi="Arial" w:cs="Arial"/>
-            <w:sz w:val="28"/>
-            <w:szCs w:val="28"/>
-          </w:rPr>
-          <w:t>», а также «Орталық Азияның климаттың өзгеруі және жасыл энергетика бойынша Жобалық Офисі</w:t>
+      <w:ins w:id="42" w:author="Проект новой редакции" w:date="2026-10-14T11:21:00Z">
+        <w:r>
+          <w:rPr>
+            <w:rFonts w:ascii="Arial" w:hAnsi="Arial" w:cs="Arial"/>
+            <w:sz w:val="28"/>
+            <w:szCs w:val="28"/>
+          </w:rPr>
+          <w:t>»; для официальных коммуникаций наряду с юридическим наименованием официально используется «Орталық Азия Климаттық Қоры» или сокращение «ОАКҚ», а также «Орталық Азияның климаттың өзгеруі және жасыл энергетика бойынша Жобалық Офисі</w:t>
         </w:r>
       </w:ins>
       <w:r>
@@ -1861,7 +1831,7 @@
         </w:rPr>
         <w:t xml:space="preserve">3) Полное </w:t>
       </w:r>
-      <w:ins w:id="43" w:author="Проект новой редакции" w:date="2026-10-08T15:54:00Z">
+      <w:ins w:id="43" w:author="Проект новой редакции" w:date="2026-10-14T11:21:00Z">
         <w:r>
           <w:rPr>
             <w:rFonts w:ascii="Arial" w:hAnsi="Arial" w:cs="Arial"/>
@@ -1879,7 +1849,7 @@
         </w:rPr>
         <w:t>наименование Фонда на русском языке: «Центрально-Азиатский Климатический Фонд», сокращение «ЦАКФ</w:t>
       </w:r>
-      <w:ins w:id="44" w:author="Проект новой редакции" w:date="2026-10-08T15:54:00Z">
+      <w:ins w:id="44" w:author="Проект новой редакции" w:date="2026-10-14T11:21:00Z">
         <w:r>
           <w:rPr>
             <w:rFonts w:ascii="Arial" w:hAnsi="Arial" w:cs="Arial"/>
@@ -2013,7 +1983,7 @@
         </w:rPr>
         <w:t>1</w:t>
       </w:r>
-      <w:ins w:id="45" w:author="Проект новой редакции" w:date="2026-10-08T15:54:00Z">
+      <w:ins w:id="45" w:author="Проект новой редакции" w:date="2026-10-14T11:21:00Z">
         <w:r>
           <w:rPr>
             <w:rFonts w:ascii="Arial" w:hAnsi="Arial" w:cs="Arial"/>
@@ -2023,7 +1993,7 @@
           <w:t>.</w:t>
         </w:r>
       </w:ins>
-      <w:del w:id="46" w:author="Проект новой редакции" w:date="2026-10-08T15:54:00Z">
+      <w:del w:id="46" w:author="Проект новой редакции" w:date="2026-10-14T11:21:00Z">
         <w:r>
           <w:rPr>
             <w:rFonts w:ascii="Arial" w:hAnsi="Arial" w:cs="Arial"/>
@@ -2041,7 +2011,7 @@
         </w:rPr>
         <w:t xml:space="preserve">5. </w:t>
       </w:r>
-      <w:ins w:id="47" w:author="Проект новой редакции" w:date="2026-10-08T15:54:00Z">
+      <w:ins w:id="47" w:author="Проект новой редакции" w:date="2026-10-14T11:21:00Z">
         <w:r>
           <w:rPr>
             <w:rFonts w:ascii="Arial" w:hAnsi="Arial" w:cs="Arial"/>
@@ -2051,7 +2021,7 @@
           <w:t>Права</w:t>
         </w:r>
       </w:ins>
-      <w:del w:id="48" w:author="Проект новой редакции" w:date="2026-10-08T15:54:00Z">
+      <w:del w:id="48" w:author="Проект новой редакции" w:date="2026-10-14T11:21:00Z">
         <w:r>
           <w:rPr>
             <w:rFonts w:ascii="Arial" w:hAnsi="Arial" w:cs="Arial"/>
@@ -2079,7 +2049,53 @@
           <w:sz w:val="28"/>
           <w:szCs w:val="28"/>
         </w:rPr>
-        <w:t>1) Фонд независим в определении своих целей, политики и в своей деятельности под контролем Попечительского совета;</w:t>
+        <w:t xml:space="preserve">1) Фонд независим в определении своих целей, политики и в своей деятельности под </w:t>
+      </w:r>
+      <w:ins w:id="49" w:author="Проект новой редакции" w:date="2026-10-14T11:21:00Z">
+        <w:r>
+          <w:rPr>
+            <w:rFonts w:ascii="Arial" w:hAnsi="Arial" w:cs="Arial"/>
+            <w:sz w:val="28"/>
+            <w:szCs w:val="28"/>
+          </w:rPr>
+          <w:t>надзором</w:t>
+        </w:r>
+      </w:ins>
+      <w:del w:id="50" w:author="Проект новой редакции" w:date="2026-10-14T11:21:00Z">
+        <w:r>
+          <w:rPr>
+            <w:rFonts w:ascii="Arial" w:hAnsi="Arial" w:cs="Arial"/>
+            <w:sz w:val="28"/>
+            <w:szCs w:val="28"/>
+          </w:rPr>
+          <w:delText>контролем</w:delText>
+        </w:r>
+      </w:del>
+      <w:r>
+        <w:rPr>
+          <w:rFonts w:ascii="Arial" w:hAnsi="Arial" w:cs="Arial"/>
+          <w:sz w:val="28"/>
+          <w:szCs w:val="28"/>
+        </w:rPr>
+        <w:t xml:space="preserve"> Попечительского совета</w:t>
+      </w:r>
+      <w:ins w:id="51" w:author="Проект новой редакции" w:date="2026-10-14T11:21:00Z">
+        <w:r>
+          <w:rPr>
+            <w:rFonts w:ascii="Arial" w:hAnsi="Arial" w:cs="Arial"/>
+            <w:sz w:val="28"/>
+            <w:szCs w:val="28"/>
+          </w:rPr>
+          <w:t>, осуществляемым в порядке и пределах, установленных Положением</w:t>
+        </w:r>
+      </w:ins>
+      <w:r>
+        <w:rPr>
+          <w:rFonts w:ascii="Arial" w:hAnsi="Arial" w:cs="Arial"/>
+          <w:sz w:val="28"/>
+          <w:szCs w:val="28"/>
+        </w:rPr>
+        <w:t>;</w:t>
       </w:r>
     </w:p>
     <w:p>
@@ -2149,7 +2165,7 @@
         </w:rPr>
         <w:t>4) Фонд не может осуществлять какую-либо коммерческую деятельность, за исключением необходимой, вспомогательной или сопутствующей его целям.</w:t>
       </w:r>
-      <w:ins w:id="49" w:author="Проект новой редакции" w:date="2026-10-08T15:54:00Z">
+      <w:ins w:id="52" w:author="Проект новой редакции" w:date="2026-10-14T11:21:00Z">
         <w:r>
           <w:rPr>
             <w:rFonts w:ascii="Arial" w:hAnsi="Arial" w:cs="Arial"/>
@@ -2390,7 +2406,7 @@
         </w:rPr>
         <w:t>3.</w:t>
       </w:r>
-      <w:ins w:id="50" w:author="Проект новой редакции" w:date="2026-10-08T15:54:00Z">
+      <w:ins w:id="53" w:author="Проект новой редакции" w:date="2026-10-14T11:21:00Z">
         <w:r>
           <w:rPr>
             <w:rFonts w:ascii="Arial" w:hAnsi="Arial" w:cs="Arial"/>
@@ -2400,7 +2416,7 @@
           <w:t>2</w:t>
         </w:r>
       </w:ins>
-      <w:del w:id="51" w:author="Проект новой редакции" w:date="2026-10-08T15:54:00Z">
+      <w:del w:id="54" w:author="Проект новой редакции" w:date="2026-10-14T11:21:00Z">
         <w:r>
           <w:rPr>
             <w:rFonts w:ascii="Arial" w:hAnsi="Arial" w:cs="Arial"/>
@@ -2459,7 +2475,7 @@
         </w:rPr>
         <w:t xml:space="preserve">ЧАСТЬ </w:t>
       </w:r>
-      <w:ins w:id="52" w:author="Проект новой редакции" w:date="2026-10-08T15:54:00Z">
+      <w:ins w:id="55" w:author="Проект новой редакции" w:date="2026-10-14T11:21:00Z">
         <w:r>
           <w:rPr>
             <w:rFonts w:ascii="Arial" w:hAnsi="Arial" w:cs="Arial"/>
@@ -2470,7 +2486,7 @@
           <w:t>4</w:t>
         </w:r>
       </w:ins>
-      <w:del w:id="53" w:author="Проект новой редакции" w:date="2026-10-08T15:54:00Z">
+      <w:del w:id="56" w:author="Проект новой редакции" w:date="2026-10-14T11:21:00Z">
         <w:r>
           <w:rPr>
             <w:rFonts w:ascii="Arial" w:hAnsi="Arial" w:cs="Arial"/>
@@ -2502,7 +2518,7 @@
           <w:szCs w:val="28"/>
         </w:rPr>
       </w:pPr>
-      <w:ins w:id="54" w:author="Проект новой редакции" w:date="2026-10-08T15:54:00Z">
+      <w:ins w:id="57" w:author="Проект новой редакции" w:date="2026-10-14T11:21:00Z">
         <w:r>
           <w:rPr>
             <w:rFonts w:ascii="Arial" w:hAnsi="Arial" w:cs="Arial"/>
@@ -2512,7 +2528,7 @@
           <w:t>4</w:t>
         </w:r>
       </w:ins>
-      <w:del w:id="55" w:author="Проект новой редакции" w:date="2026-10-08T15:54:00Z">
+      <w:del w:id="58" w:author="Проект новой редакции" w:date="2026-10-14T11:21:00Z">
         <w:r>
           <w:rPr>
             <w:rFonts w:ascii="Arial" w:hAnsi="Arial" w:cs="Arial"/>
@@ -2734,7 +2750,7 @@
         </w:rPr>
         <w:t>изменением климата и деградацией окружающей среды, и поощрять обмен знаниями для решения этих проблем в регионе</w:t>
       </w:r>
-      <w:ins w:id="56" w:author="Проект новой редакции" w:date="2026-10-08T15:54:00Z">
+      <w:ins w:id="59" w:author="Проект новой редакции" w:date="2026-10-14T11:21:00Z">
         <w:r>
           <w:rPr>
             <w:rFonts w:ascii="Arial" w:hAnsi="Arial" w:cs="Arial"/>
@@ -2744,7 +2760,7 @@
           <w:t>;</w:t>
         </w:r>
       </w:ins>
-      <w:del w:id="57" w:author="Проект новой редакции" w:date="2026-10-08T15:54:00Z">
+      <w:del w:id="60" w:author="Проект новой редакции" w:date="2026-10-14T11:21:00Z">
         <w:r>
           <w:rPr>
             <w:rFonts w:ascii="Arial" w:hAnsi="Arial" w:cs="Arial"/>
@@ -2761,13 +2777,13 @@
         <w:ind w:firstLine="708"/>
         <w:jc w:val="both"/>
         <w:rPr>
-          <w:ins w:id="58" w:author="Проект новой редакции" w:date="2026-10-08T15:54:00Z"/>
-          <w:rFonts w:ascii="Arial" w:hAnsi="Arial" w:cs="Arial"/>
-          <w:sz w:val="28"/>
-          <w:szCs w:val="28"/>
-        </w:rPr>
-      </w:pPr>
-      <w:ins w:id="59" w:author="Проект новой редакции" w:date="2026-10-08T15:54:00Z">
+          <w:ins w:id="61" w:author="Проект новой редакции" w:date="2026-10-14T11:21:00Z"/>
+          <w:rFonts w:ascii="Arial" w:hAnsi="Arial" w:cs="Arial"/>
+          <w:sz w:val="28"/>
+          <w:szCs w:val="28"/>
+        </w:rPr>
+      </w:pPr>
+      <w:ins w:id="62" w:author="Проект новой редакции" w:date="2026-10-14T11:21:00Z">
         <w:r>
           <w:rPr>
             <w:rFonts w:ascii="Arial" w:hAnsi="Arial" w:cs="Arial"/>
@@ -2784,13 +2800,13 @@
         <w:ind w:firstLine="708"/>
         <w:jc w:val="both"/>
         <w:rPr>
-          <w:ins w:id="60" w:author="Проект новой редакции" w:date="2026-10-08T15:54:00Z"/>
-          <w:rFonts w:ascii="Arial" w:hAnsi="Arial" w:cs="Arial"/>
-          <w:sz w:val="28"/>
-          <w:szCs w:val="28"/>
-        </w:rPr>
-      </w:pPr>
-      <w:ins w:id="61" w:author="Проект новой редакции" w:date="2026-10-08T15:54:00Z">
+          <w:ins w:id="63" w:author="Проект новой редакции" w:date="2026-10-14T11:21:00Z"/>
+          <w:rFonts w:ascii="Arial" w:hAnsi="Arial" w:cs="Arial"/>
+          <w:sz w:val="28"/>
+          <w:szCs w:val="28"/>
+        </w:rPr>
+      </w:pPr>
+      <w:ins w:id="64" w:author="Проект новой редакции" w:date="2026-10-14T11:21:00Z">
         <w:r>
           <w:rPr>
             <w:rFonts w:ascii="Arial" w:hAnsi="Arial" w:cs="Arial"/>
@@ -2807,13 +2823,13 @@
         <w:ind w:firstLine="708"/>
         <w:jc w:val="both"/>
         <w:rPr>
-          <w:ins w:id="62" w:author="Проект новой редакции" w:date="2026-10-08T15:54:00Z"/>
-          <w:rFonts w:ascii="Arial" w:hAnsi="Arial" w:cs="Arial"/>
-          <w:sz w:val="28"/>
-          <w:szCs w:val="28"/>
-        </w:rPr>
-      </w:pPr>
-      <w:ins w:id="63" w:author="Проект новой редакции" w:date="2026-10-08T15:54:00Z">
+          <w:ins w:id="65" w:author="Проект новой редакции" w:date="2026-10-14T11:21:00Z"/>
+          <w:rFonts w:ascii="Arial" w:hAnsi="Arial" w:cs="Arial"/>
+          <w:sz w:val="28"/>
+          <w:szCs w:val="28"/>
+        </w:rPr>
+      </w:pPr>
+      <w:ins w:id="66" w:author="Проект новой редакции" w:date="2026-10-14T11:21:00Z">
         <w:r>
           <w:rPr>
             <w:rFonts w:ascii="Arial" w:hAnsi="Arial" w:cs="Arial"/>
@@ -2830,13 +2846,13 @@
         <w:ind w:firstLine="708"/>
         <w:jc w:val="both"/>
         <w:rPr>
-          <w:ins w:id="64" w:author="Проект новой редакции" w:date="2026-10-08T15:54:00Z"/>
-          <w:rFonts w:ascii="Arial" w:hAnsi="Arial" w:cs="Arial"/>
-          <w:sz w:val="28"/>
-          <w:szCs w:val="28"/>
-        </w:rPr>
-      </w:pPr>
-      <w:ins w:id="65" w:author="Проект новой редакции" w:date="2026-10-08T15:54:00Z">
+          <w:ins w:id="67" w:author="Проект новой редакции" w:date="2026-10-14T11:21:00Z"/>
+          <w:rFonts w:ascii="Arial" w:hAnsi="Arial" w:cs="Arial"/>
+          <w:sz w:val="28"/>
+          <w:szCs w:val="28"/>
+        </w:rPr>
+      </w:pPr>
+      <w:ins w:id="68" w:author="Проект новой редакции" w:date="2026-10-14T11:21:00Z">
         <w:r>
           <w:rPr>
             <w:rFonts w:ascii="Arial" w:hAnsi="Arial" w:cs="Arial"/>
@@ -2853,13 +2869,13 @@
         <w:ind w:firstLine="708"/>
         <w:jc w:val="both"/>
         <w:rPr>
-          <w:ins w:id="66" w:author="Проект новой редакции" w:date="2026-10-08T15:54:00Z"/>
-          <w:rFonts w:ascii="Arial" w:hAnsi="Arial" w:cs="Arial"/>
-          <w:sz w:val="28"/>
-          <w:szCs w:val="28"/>
-        </w:rPr>
-      </w:pPr>
-      <w:ins w:id="67" w:author="Проект новой редакции" w:date="2026-10-08T15:54:00Z">
+          <w:ins w:id="69" w:author="Проект новой редакции" w:date="2026-10-14T11:21:00Z"/>
+          <w:rFonts w:ascii="Arial" w:hAnsi="Arial" w:cs="Arial"/>
+          <w:sz w:val="28"/>
+          <w:szCs w:val="28"/>
+        </w:rPr>
+      </w:pPr>
+      <w:ins w:id="70" w:author="Проект новой редакции" w:date="2026-10-14T11:21:00Z">
         <w:r>
           <w:rPr>
             <w:rFonts w:ascii="Arial" w:hAnsi="Arial" w:cs="Arial"/>
@@ -2876,13 +2892,13 @@
         <w:ind w:firstLine="708"/>
         <w:jc w:val="both"/>
         <w:rPr>
-          <w:ins w:id="68" w:author="Проект новой редакции" w:date="2026-10-08T15:54:00Z"/>
-          <w:rFonts w:ascii="Arial" w:hAnsi="Arial" w:cs="Arial"/>
-          <w:sz w:val="28"/>
-          <w:szCs w:val="28"/>
-        </w:rPr>
-      </w:pPr>
-      <w:ins w:id="69" w:author="Проект новой редакции" w:date="2026-10-08T15:54:00Z">
+          <w:ins w:id="71" w:author="Проект новой редакции" w:date="2026-10-14T11:21:00Z"/>
+          <w:rFonts w:ascii="Arial" w:hAnsi="Arial" w:cs="Arial"/>
+          <w:sz w:val="28"/>
+          <w:szCs w:val="28"/>
+        </w:rPr>
+      </w:pPr>
+      <w:ins w:id="72" w:author="Проект новой редакции" w:date="2026-10-14T11:21:00Z">
         <w:r>
           <w:rPr>
             <w:rFonts w:ascii="Arial" w:hAnsi="Arial" w:cs="Arial"/>
@@ -2899,13 +2915,13 @@
         <w:ind w:firstLine="708"/>
         <w:jc w:val="both"/>
         <w:rPr>
-          <w:ins w:id="70" w:author="Проект новой редакции" w:date="2026-10-08T15:54:00Z"/>
-          <w:rFonts w:ascii="Arial" w:hAnsi="Arial" w:cs="Arial"/>
-          <w:sz w:val="28"/>
-          <w:szCs w:val="28"/>
-        </w:rPr>
-      </w:pPr>
-      <w:ins w:id="71" w:author="Проект новой редакции" w:date="2026-10-08T15:54:00Z">
+          <w:ins w:id="73" w:author="Проект новой редакции" w:date="2026-10-14T11:21:00Z"/>
+          <w:rFonts w:ascii="Arial" w:hAnsi="Arial" w:cs="Arial"/>
+          <w:sz w:val="28"/>
+          <w:szCs w:val="28"/>
+        </w:rPr>
+      </w:pPr>
+      <w:ins w:id="74" w:author="Проект новой редакции" w:date="2026-10-14T11:21:00Z">
         <w:r>
           <w:rPr>
             <w:rFonts w:ascii="Arial" w:hAnsi="Arial" w:cs="Arial"/>
@@ -2922,13 +2938,13 @@
         <w:ind w:firstLine="708"/>
         <w:jc w:val="both"/>
         <w:rPr>
-          <w:ins w:id="72" w:author="Проект новой редакции" w:date="2026-10-08T15:54:00Z"/>
-          <w:rFonts w:ascii="Arial" w:hAnsi="Arial" w:cs="Arial"/>
-          <w:sz w:val="28"/>
-          <w:szCs w:val="28"/>
-        </w:rPr>
-      </w:pPr>
-      <w:ins w:id="73" w:author="Проект новой редакции" w:date="2026-10-08T15:54:00Z">
+          <w:ins w:id="75" w:author="Проект новой редакции" w:date="2026-10-14T11:21:00Z"/>
+          <w:rFonts w:ascii="Arial" w:hAnsi="Arial" w:cs="Arial"/>
+          <w:sz w:val="28"/>
+          <w:szCs w:val="28"/>
+        </w:rPr>
+      </w:pPr>
+      <w:ins w:id="76" w:author="Проект новой редакции" w:date="2026-10-14T11:21:00Z">
         <w:r>
           <w:rPr>
             <w:rFonts w:ascii="Arial" w:hAnsi="Arial" w:cs="Arial"/>
@@ -2945,13 +2961,13 @@
         <w:ind w:firstLine="708"/>
         <w:jc w:val="both"/>
         <w:rPr>
-          <w:ins w:id="74" w:author="Проект новой редакции" w:date="2026-10-08T15:54:00Z"/>
-          <w:rFonts w:ascii="Arial" w:hAnsi="Arial" w:cs="Arial"/>
-          <w:sz w:val="28"/>
-          <w:szCs w:val="28"/>
-        </w:rPr>
-      </w:pPr>
-      <w:ins w:id="75" w:author="Проект новой редакции" w:date="2026-10-08T15:54:00Z">
+          <w:ins w:id="77" w:author="Проект новой редакции" w:date="2026-10-14T11:21:00Z"/>
+          <w:rFonts w:ascii="Arial" w:hAnsi="Arial" w:cs="Arial"/>
+          <w:sz w:val="28"/>
+          <w:szCs w:val="28"/>
+        </w:rPr>
+      </w:pPr>
+      <w:ins w:id="78" w:author="Проект новой редакции" w:date="2026-10-14T11:21:00Z">
         <w:r>
           <w:rPr>
             <w:rFonts w:ascii="Arial" w:hAnsi="Arial" w:cs="Arial"/>
@@ -2968,13 +2984,13 @@
         <w:ind w:firstLine="708"/>
         <w:jc w:val="both"/>
         <w:rPr>
-          <w:ins w:id="76" w:author="Проект новой редакции" w:date="2026-10-08T15:54:00Z"/>
-          <w:rFonts w:ascii="Arial" w:hAnsi="Arial" w:cs="Arial"/>
-          <w:sz w:val="28"/>
-          <w:szCs w:val="28"/>
-        </w:rPr>
-      </w:pPr>
-      <w:ins w:id="77" w:author="Проект новой редакции" w:date="2026-10-08T15:54:00Z">
+          <w:ins w:id="79" w:author="Проект новой редакции" w:date="2026-10-14T11:21:00Z"/>
+          <w:rFonts w:ascii="Arial" w:hAnsi="Arial" w:cs="Arial"/>
+          <w:sz w:val="28"/>
+          <w:szCs w:val="28"/>
+        </w:rPr>
+      </w:pPr>
+      <w:ins w:id="80" w:author="Проект новой редакции" w:date="2026-10-14T11:21:00Z">
         <w:r>
           <w:rPr>
             <w:rFonts w:ascii="Arial" w:hAnsi="Arial" w:cs="Arial"/>
@@ -2991,13 +3007,13 @@
         <w:ind w:firstLine="708"/>
         <w:jc w:val="both"/>
         <w:rPr>
-          <w:ins w:id="78" w:author="Проект новой редакции" w:date="2026-10-08T15:54:00Z"/>
-          <w:rFonts w:ascii="Arial" w:hAnsi="Arial" w:cs="Arial"/>
-          <w:sz w:val="28"/>
-          <w:szCs w:val="28"/>
-        </w:rPr>
-      </w:pPr>
-      <w:ins w:id="79" w:author="Проект новой редакции" w:date="2026-10-08T15:54:00Z">
+          <w:ins w:id="81" w:author="Проект новой редакции" w:date="2026-10-14T11:21:00Z"/>
+          <w:rFonts w:ascii="Arial" w:hAnsi="Arial" w:cs="Arial"/>
+          <w:sz w:val="28"/>
+          <w:szCs w:val="28"/>
+        </w:rPr>
+      </w:pPr>
+      <w:ins w:id="82" w:author="Проект новой редакции" w:date="2026-10-14T11:21:00Z">
         <w:r>
           <w:rPr>
             <w:rFonts w:ascii="Arial" w:hAnsi="Arial" w:cs="Arial"/>
@@ -3014,13 +3030,13 @@
         <w:ind w:firstLine="708"/>
         <w:jc w:val="both"/>
         <w:rPr>
-          <w:ins w:id="80" w:author="Проект новой редакции" w:date="2026-10-08T15:54:00Z"/>
-          <w:rFonts w:ascii="Arial" w:hAnsi="Arial" w:cs="Arial"/>
-          <w:sz w:val="28"/>
-          <w:szCs w:val="28"/>
-        </w:rPr>
-      </w:pPr>
-      <w:ins w:id="81" w:author="Проект новой редакции" w:date="2026-10-08T15:54:00Z">
+          <w:ins w:id="83" w:author="Проект новой редакции" w:date="2026-10-14T11:21:00Z"/>
+          <w:rFonts w:ascii="Arial" w:hAnsi="Arial" w:cs="Arial"/>
+          <w:sz w:val="28"/>
+          <w:szCs w:val="28"/>
+        </w:rPr>
+      </w:pPr>
+      <w:ins w:id="84" w:author="Проект новой редакции" w:date="2026-10-14T11:21:00Z">
         <w:r>
           <w:rPr>
             <w:rFonts w:ascii="Arial" w:hAnsi="Arial" w:cs="Arial"/>
@@ -3037,13 +3053,13 @@
         <w:ind w:firstLine="708"/>
         <w:jc w:val="both"/>
         <w:rPr>
-          <w:ins w:id="82" w:author="Проект новой редакции" w:date="2026-10-08T15:54:00Z"/>
-          <w:rFonts w:ascii="Arial" w:hAnsi="Arial" w:cs="Arial"/>
-          <w:sz w:val="28"/>
-          <w:szCs w:val="28"/>
-        </w:rPr>
-      </w:pPr>
-      <w:ins w:id="83" w:author="Проект новой редакции" w:date="2026-10-08T15:54:00Z">
+          <w:ins w:id="85" w:author="Проект новой редакции" w:date="2026-10-14T11:21:00Z"/>
+          <w:rFonts w:ascii="Arial" w:hAnsi="Arial" w:cs="Arial"/>
+          <w:sz w:val="28"/>
+          <w:szCs w:val="28"/>
+        </w:rPr>
+      </w:pPr>
+      <w:ins w:id="86" w:author="Проект новой редакции" w:date="2026-10-14T11:21:00Z">
         <w:r>
           <w:rPr>
             <w:rFonts w:ascii="Arial" w:hAnsi="Arial" w:cs="Arial"/>
@@ -3060,13 +3076,13 @@
         <w:ind w:firstLine="708"/>
         <w:jc w:val="both"/>
         <w:rPr>
-          <w:ins w:id="84" w:author="Проект новой редакции" w:date="2026-10-08T15:54:00Z"/>
-          <w:rFonts w:ascii="Arial" w:hAnsi="Arial" w:cs="Arial"/>
-          <w:sz w:val="28"/>
-          <w:szCs w:val="28"/>
-        </w:rPr>
-      </w:pPr>
-      <w:ins w:id="85" w:author="Проект новой редакции" w:date="2026-10-08T15:54:00Z">
+          <w:ins w:id="87" w:author="Проект новой редакции" w:date="2026-10-14T11:21:00Z"/>
+          <w:rFonts w:ascii="Arial" w:hAnsi="Arial" w:cs="Arial"/>
+          <w:sz w:val="28"/>
+          <w:szCs w:val="28"/>
+        </w:rPr>
+      </w:pPr>
+      <w:ins w:id="88" w:author="Проект новой редакции" w:date="2026-10-14T11:21:00Z">
         <w:r>
           <w:rPr>
             <w:rFonts w:ascii="Arial" w:hAnsi="Arial" w:cs="Arial"/>
@@ -3109,7 +3125,7 @@
         </w:rPr>
         <w:t xml:space="preserve">ЧАСТЬ </w:t>
       </w:r>
-      <w:ins w:id="86" w:author="Проект новой редакции" w:date="2026-10-08T15:54:00Z">
+      <w:ins w:id="89" w:author="Проект новой редакции" w:date="2026-10-14T11:21:00Z">
         <w:r>
           <w:rPr>
             <w:rFonts w:ascii="Arial" w:hAnsi="Arial" w:cs="Arial"/>
@@ -3120,7 +3136,7 @@
           <w:t>5</w:t>
         </w:r>
       </w:ins>
-      <w:del w:id="87" w:author="Проект новой редакции" w:date="2026-10-08T15:54:00Z">
+      <w:del w:id="90" w:author="Проект новой редакции" w:date="2026-10-14T11:21:00Z">
         <w:r>
           <w:rPr>
             <w:rFonts w:ascii="Arial" w:hAnsi="Arial" w:cs="Arial"/>
@@ -3152,7 +3168,7 @@
           <w:szCs w:val="28"/>
         </w:rPr>
       </w:pPr>
-      <w:ins w:id="88" w:author="Проект новой редакции" w:date="2026-10-08T15:54:00Z">
+      <w:ins w:id="91" w:author="Проект новой редакции" w:date="2026-10-14T11:21:00Z">
         <w:r>
           <w:rPr>
             <w:rFonts w:ascii="Arial" w:hAnsi="Arial" w:cs="Arial"/>
@@ -3162,7 +3178,7 @@
           <w:t>5</w:t>
         </w:r>
       </w:ins>
-      <w:del w:id="89" w:author="Проект новой редакции" w:date="2026-10-08T15:54:00Z">
+      <w:del w:id="92" w:author="Проект новой редакции" w:date="2026-10-14T11:21:00Z">
         <w:r>
           <w:rPr>
             <w:rFonts w:ascii="Arial" w:hAnsi="Arial" w:cs="Arial"/>
@@ -3200,7 +3216,7 @@
           <w:szCs w:val="28"/>
         </w:rPr>
       </w:pPr>
-      <w:ins w:id="90" w:author="Проект новой редакции" w:date="2026-10-08T15:54:00Z">
+      <w:ins w:id="93" w:author="Проект новой редакции" w:date="2026-10-14T11:21:00Z">
         <w:r>
           <w:rPr>
             <w:rFonts w:ascii="Arial" w:hAnsi="Arial" w:cs="Arial"/>
@@ -3210,7 +3226,7 @@
           <w:t>5</w:t>
         </w:r>
       </w:ins>
-      <w:del w:id="91" w:author="Проект новой редакции" w:date="2026-10-08T15:54:00Z">
+      <w:del w:id="94" w:author="Проект новой редакции" w:date="2026-10-14T11:21:00Z">
         <w:r>
           <w:rPr>
             <w:rFonts w:ascii="Arial" w:hAnsi="Arial" w:cs="Arial"/>
@@ -3261,7 +3277,7 @@
         </w:rPr>
         <w:t xml:space="preserve">ЧАСТЬ </w:t>
       </w:r>
-      <w:ins w:id="92" w:author="Проект новой редакции" w:date="2026-10-08T15:54:00Z">
+      <w:ins w:id="95" w:author="Проект новой редакции" w:date="2026-10-14T11:21:00Z">
         <w:r>
           <w:rPr>
             <w:rFonts w:ascii="Arial" w:hAnsi="Arial" w:cs="Arial"/>
@@ -3272,7 +3288,7 @@
           <w:t>6</w:t>
         </w:r>
       </w:ins>
-      <w:del w:id="93" w:author="Проект новой редакции" w:date="2026-10-08T15:54:00Z">
+      <w:del w:id="96" w:author="Проект новой редакции" w:date="2026-10-14T11:21:00Z">
         <w:r>
           <w:rPr>
             <w:rFonts w:ascii="Arial" w:hAnsi="Arial" w:cs="Arial"/>
@@ -3304,7 +3320,7 @@
           <w:szCs w:val="28"/>
         </w:rPr>
       </w:pPr>
-      <w:ins w:id="94" w:author="Проект новой редакции" w:date="2026-10-08T15:54:00Z">
+      <w:ins w:id="97" w:author="Проект новой редакции" w:date="2026-10-14T11:21:00Z">
         <w:r>
           <w:rPr>
             <w:rFonts w:ascii="Arial" w:hAnsi="Arial" w:cs="Arial"/>
@@ -3314,7 +3330,7 @@
           <w:t>6</w:t>
         </w:r>
       </w:ins>
-      <w:del w:id="95" w:author="Проект новой редакции" w:date="2026-10-08T15:54:00Z">
+      <w:del w:id="98" w:author="Проект новой редакции" w:date="2026-10-14T11:21:00Z">
         <w:r>
           <w:rPr>
             <w:rFonts w:ascii="Arial" w:hAnsi="Arial" w:cs="Arial"/>
@@ -3360,7 +3376,7 @@
         </w:rPr>
         <w:t xml:space="preserve">1) Учредителем (где проживает или </w:t>
       </w:r>
-      <w:ins w:id="96" w:author="Проект новой редакции" w:date="2026-10-08T15:54:00Z">
+      <w:ins w:id="99" w:author="Проект новой редакции" w:date="2026-10-14T11:21:00Z">
         <w:r>
           <w:rPr>
             <w:rFonts w:ascii="Arial" w:hAnsi="Arial" w:cs="Arial"/>
@@ -3370,7 +3386,7 @@
           <w:t>находится</w:t>
         </w:r>
       </w:ins>
-      <w:del w:id="97" w:author="Проект новой редакции" w:date="2026-10-08T15:54:00Z">
+      <w:del w:id="100" w:author="Проект новой редакции" w:date="2026-10-14T11:21:00Z">
         <w:r>
           <w:rPr>
             <w:rFonts w:ascii="Arial" w:hAnsi="Arial" w:cs="Arial"/>
@@ -3408,7 +3424,7 @@
         </w:rPr>
         <w:t xml:space="preserve">2) в любое время, когда Учредитель </w:t>
       </w:r>
-      <w:ins w:id="98" w:author="Проект новой редакции" w:date="2026-10-08T15:54:00Z">
+      <w:ins w:id="101" w:author="Проект новой редакции" w:date="2026-10-14T11:21:00Z">
         <w:r>
           <w:rPr>
             <w:rFonts w:ascii="Arial" w:hAnsi="Arial" w:cs="Arial"/>
@@ -3418,7 +3434,7 @@
           <w:t>утратился,</w:t>
         </w:r>
       </w:ins>
-      <w:del w:id="99" w:author="Проект новой редакции" w:date="2026-10-08T15:54:00Z">
+      <w:del w:id="102" w:author="Проект новой редакции" w:date="2026-10-14T11:21:00Z">
         <w:r>
           <w:rPr>
             <w:rFonts w:ascii="Arial" w:hAnsi="Arial" w:cs="Arial"/>
@@ -3496,7 +3512,7 @@
         </w:rPr>
         <w:t xml:space="preserve">ЧАСТЬ </w:t>
       </w:r>
-      <w:ins w:id="100" w:author="Проект новой редакции" w:date="2026-10-08T15:54:00Z">
+      <w:ins w:id="103" w:author="Проект новой редакции" w:date="2026-10-14T11:21:00Z">
         <w:r>
           <w:rPr>
             <w:rFonts w:ascii="Arial" w:hAnsi="Arial" w:cs="Arial"/>
@@ -3507,7 +3523,7 @@
           <w:t>7: ЗАЯВЛЕНИЕ</w:t>
         </w:r>
       </w:ins>
-      <w:del w:id="101" w:author="Проект новой редакции" w:date="2026-10-08T15:54:00Z">
+      <w:del w:id="104" w:author="Проект новой редакции" w:date="2026-10-14T11:21:00Z">
         <w:r>
           <w:rPr>
             <w:rFonts w:ascii="Arial" w:hAnsi="Arial" w:cs="Arial"/>
@@ -3530,7 +3546,7 @@
           <w:szCs w:val="28"/>
         </w:rPr>
       </w:pPr>
-      <w:ins w:id="102" w:author="Проект новой редакции" w:date="2026-10-08T15:54:00Z">
+      <w:ins w:id="105" w:author="Проект новой редакции" w:date="2026-10-14T11:21:00Z">
         <w:r>
           <w:rPr>
             <w:rFonts w:ascii="Arial" w:hAnsi="Arial" w:cs="Arial"/>
@@ -3540,7 +3556,7 @@
           <w:t>7</w:t>
         </w:r>
       </w:ins>
-      <w:del w:id="103" w:author="Проект новой редакции" w:date="2026-10-08T15:54:00Z">
+      <w:del w:id="106" w:author="Проект новой редакции" w:date="2026-10-14T11:21:00Z">
         <w:r>
           <w:rPr>
             <w:rFonts w:ascii="Arial" w:hAnsi="Arial" w:cs="Arial"/>
@@ -3566,7 +3582,7 @@
         </w:rPr>
         <w:t xml:space="preserve">сит Управляющий </w:t>
       </w:r>
-      <w:ins w:id="104" w:author="Проект новой редакции" w:date="2026-10-08T15:54:00Z">
+      <w:ins w:id="107" w:author="Проект новой редакции" w:date="2026-10-14T11:21:00Z">
         <w:r>
           <w:rPr>
             <w:rFonts w:ascii="Arial" w:hAnsi="Arial" w:cs="Arial"/>
@@ -3576,7 +3592,7 @@
           <w:t>совет</w:t>
         </w:r>
       </w:ins>
-      <w:del w:id="105" w:author="Проект новой редакции" w:date="2026-10-08T15:54:00Z">
+      <w:del w:id="108" w:author="Проект новой редакции" w:date="2026-10-14T11:21:00Z">
         <w:r>
           <w:rPr>
             <w:rFonts w:ascii="Arial" w:hAnsi="Arial" w:cs="Arial"/>
@@ -3594,7 +3610,7 @@
         </w:rPr>
         <w:t xml:space="preserve"> соблюдать условия настоящего Устава</w:t>
       </w:r>
-      <w:ins w:id="106" w:author="Проект новой редакции" w:date="2026-10-08T15:54:00Z">
+      <w:ins w:id="109" w:author="Проект новой редакции" w:date="2026-10-14T11:21:00Z">
         <w:r>
           <w:rPr>
             <w:rFonts w:ascii="Arial" w:hAnsi="Arial" w:cs="Arial"/>
@@ -3604,7 +3620,7 @@
           <w:t xml:space="preserve"> (Приложение 1);</w:t>
         </w:r>
       </w:ins>
-      <w:del w:id="107" w:author="Проект новой редакции" w:date="2026-10-08T15:54:00Z">
+      <w:del w:id="110" w:author="Проект новой редакции" w:date="2026-10-14T11:21:00Z">
         <w:r>
           <w:rPr>
             <w:rFonts w:ascii="Arial" w:hAnsi="Arial" w:cs="Arial"/>
@@ -3621,13 +3637,13 @@
         <w:ind w:firstLine="709"/>
         <w:jc w:val="both"/>
         <w:rPr>
-          <w:ins w:id="108" w:author="Проект новой редакции" w:date="2026-10-08T15:54:00Z"/>
-          <w:rFonts w:ascii="Arial" w:hAnsi="Arial" w:cs="Arial"/>
-          <w:sz w:val="28"/>
-          <w:szCs w:val="28"/>
-        </w:rPr>
-      </w:pPr>
-      <w:ins w:id="109" w:author="Проект новой редакции" w:date="2026-10-08T15:54:00Z">
+          <w:ins w:id="111" w:author="Проект новой редакции" w:date="2026-10-14T11:21:00Z"/>
+          <w:rFonts w:ascii="Arial" w:hAnsi="Arial" w:cs="Arial"/>
+          <w:sz w:val="28"/>
+          <w:szCs w:val="28"/>
+        </w:rPr>
+      </w:pPr>
+      <w:ins w:id="112" w:author="Проект новой редакции" w:date="2026-10-14T11:21:00Z">
         <w:r>
           <w:rPr>
             <w:rFonts w:ascii="Arial" w:hAnsi="Arial" w:cs="Arial"/>
@@ -3637,7 +3653,7 @@
           <w:t>7</w:t>
         </w:r>
       </w:ins>
-      <w:del w:id="110" w:author="Проект новой редакции" w:date="2026-10-08T15:54:00Z">
+      <w:del w:id="113" w:author="Проект новой редакции" w:date="2026-10-14T11:21:00Z">
         <w:r>
           <w:rPr>
             <w:rFonts w:ascii="Arial" w:hAnsi="Arial" w:cs="Arial"/>
@@ -3655,7 +3671,7 @@
         </w:rPr>
         <w:t xml:space="preserve">.2. </w:t>
       </w:r>
-      <w:ins w:id="111" w:author="Проект новой редакции" w:date="2026-10-08T15:54:00Z">
+      <w:ins w:id="114" w:author="Проект новой редакции" w:date="2026-10-14T11:21:00Z">
         <w:r>
           <w:rPr>
             <w:rFonts w:ascii="Arial" w:hAnsi="Arial" w:cs="Arial"/>
@@ -3665,7 +3681,7 @@
           <w:t>Члены Управляющего совета</w:t>
         </w:r>
       </w:ins>
-      <w:del w:id="112" w:author="Проект новой редакции" w:date="2026-10-08T15:54:00Z">
+      <w:del w:id="115" w:author="Проект новой редакции" w:date="2026-10-14T11:21:00Z">
         <w:r>
           <w:rPr>
             <w:rFonts w:ascii="Arial" w:hAnsi="Arial" w:cs="Arial"/>
@@ -3683,7 +3699,7 @@
         </w:rPr>
         <w:t xml:space="preserve"> (минимум 2</w:t>
       </w:r>
-      <w:ins w:id="113" w:author="Проект новой редакции" w:date="2026-10-08T15:54:00Z">
+      <w:ins w:id="116" w:author="Проект новой редакции" w:date="2026-10-14T11:21:00Z">
         <w:r>
           <w:rPr>
             <w:rFonts w:ascii="Arial" w:hAnsi="Arial" w:cs="Arial"/>
@@ -3693,7 +3709,7 @@
           <w:t>), подписывая настоящий Устав, заявляют</w:t>
         </w:r>
       </w:ins>
-      <w:del w:id="114" w:author="Проект новой редакции" w:date="2026-10-08T15:54:00Z">
+      <w:del w:id="117" w:author="Проект новой редакции" w:date="2026-10-14T11:21:00Z">
         <w:r>
           <w:rPr>
             <w:rFonts w:ascii="Arial" w:hAnsi="Arial" w:cs="Arial"/>
@@ -3711,7 +3727,7 @@
         </w:rPr>
         <w:t xml:space="preserve">, что </w:t>
       </w:r>
-      <w:ins w:id="115" w:author="Проект новой редакции" w:date="2026-10-08T15:54:00Z">
+      <w:ins w:id="118" w:author="Проект новой редакции" w:date="2026-10-14T11:21:00Z">
         <w:r>
           <w:rPr>
             <w:rFonts w:ascii="Arial" w:hAnsi="Arial" w:cs="Arial"/>
@@ -3721,7 +3737,7 @@
           <w:t>соблюдают</w:t>
         </w:r>
       </w:ins>
-      <w:del w:id="116" w:author="Проект новой редакции" w:date="2026-10-08T15:54:00Z">
+      <w:del w:id="119" w:author="Проект новой редакции" w:date="2026-10-14T11:21:00Z">
         <w:r>
           <w:rPr>
             <w:rFonts w:ascii="Arial" w:hAnsi="Arial" w:cs="Arial"/>
@@ -3739,7 +3755,7 @@
         </w:rPr>
         <w:t xml:space="preserve"> условия настоящего Устава</w:t>
       </w:r>
-      <w:ins w:id="117" w:author="Проект новой редакции" w:date="2026-10-08T15:54:00Z">
+      <w:ins w:id="120" w:author="Проект новой редакции" w:date="2026-10-14T11:21:00Z">
         <w:r>
           <w:rPr>
             <w:rFonts w:ascii="Arial" w:hAnsi="Arial" w:cs="Arial"/>
@@ -3757,14 +3773,14 @@
         <w:ind w:firstLine="709"/>
         <w:jc w:val="right"/>
         <w:rPr>
-          <w:ins w:id="118" w:author="Проект новой редакции" w:date="2026-10-08T15:54:00Z"/>
-          <w:rFonts w:ascii="Arial" w:hAnsi="Arial" w:cs="Arial"/>
-          <w:b/>
-          <w:sz w:val="28"/>
-          <w:szCs w:val="28"/>
-        </w:rPr>
-      </w:pPr>
-      <w:ins w:id="119" w:author="Проект новой редакции" w:date="2026-10-08T15:54:00Z">
+          <w:ins w:id="121" w:author="Проект новой редакции" w:date="2026-10-14T11:21:00Z"/>
+          <w:rFonts w:ascii="Arial" w:hAnsi="Arial" w:cs="Arial"/>
+          <w:b/>
+          <w:sz w:val="28"/>
+          <w:szCs w:val="28"/>
+        </w:rPr>
+      </w:pPr>
+      <w:ins w:id="122" w:author="Проект новой редакции" w:date="2026-10-14T11:21:00Z">
         <w:r>
           <w:rPr>
             <w:rFonts w:ascii="Arial" w:hAnsi="Arial" w:cs="Arial"/>
@@ -3782,14 +3798,14 @@
         <w:ind w:firstLine="709"/>
         <w:jc w:val="center"/>
         <w:rPr>
-          <w:ins w:id="120" w:author="Проект новой редакции" w:date="2026-10-08T15:54:00Z"/>
-          <w:rFonts w:ascii="Arial" w:hAnsi="Arial" w:cs="Arial"/>
-          <w:b/>
-          <w:sz w:val="28"/>
-          <w:szCs w:val="28"/>
-        </w:rPr>
-      </w:pPr>
-      <w:ins w:id="121" w:author="Проект новой редакции" w:date="2026-10-08T15:54:00Z">
+          <w:ins w:id="123" w:author="Проект новой редакции" w:date="2026-10-14T11:21:00Z"/>
+          <w:rFonts w:ascii="Arial" w:hAnsi="Arial" w:cs="Arial"/>
+          <w:b/>
+          <w:sz w:val="28"/>
+          <w:szCs w:val="28"/>
+        </w:rPr>
+      </w:pPr>
+      <w:ins w:id="124" w:author="Проект новой редакции" w:date="2026-10-14T11:21:00Z">
         <w:r>
           <w:rPr>
             <w:rFonts w:ascii="Arial" w:hAnsi="Arial" w:cs="Arial"/>
@@ -3807,13 +3823,13 @@
         <w:ind w:firstLine="709"/>
         <w:jc w:val="both"/>
         <w:rPr>
-          <w:ins w:id="122" w:author="Проект новой редакции" w:date="2026-10-08T15:54:00Z"/>
-          <w:rFonts w:ascii="Arial" w:hAnsi="Arial" w:cs="Arial"/>
-          <w:sz w:val="28"/>
-          <w:szCs w:val="28"/>
-        </w:rPr>
-      </w:pPr>
-      <w:ins w:id="123" w:author="Проект новой редакции" w:date="2026-10-08T15:54:00Z">
+          <w:ins w:id="125" w:author="Проект новой редакции" w:date="2026-10-14T11:21:00Z"/>
+          <w:rFonts w:ascii="Arial" w:hAnsi="Arial" w:cs="Arial"/>
+          <w:sz w:val="28"/>
+          <w:szCs w:val="28"/>
+        </w:rPr>
+      </w:pPr>
+      <w:ins w:id="126" w:author="Проект новой редакции" w:date="2026-10-14T11:21:00Z">
         <w:r>
           <w:rPr>
             <w:rFonts w:ascii="Arial" w:hAnsi="Arial" w:cs="Arial"/>
@@ -3831,14 +3847,14 @@
         <w:ind w:firstLine="709"/>
         <w:jc w:val="right"/>
         <w:rPr>
-          <w:ins w:id="124" w:author="Проект новой редакции" w:date="2026-10-08T15:54:00Z"/>
-          <w:rFonts w:ascii="Arial" w:hAnsi="Arial" w:cs="Arial"/>
-          <w:b/>
-          <w:sz w:val="28"/>
-          <w:szCs w:val="28"/>
-        </w:rPr>
-      </w:pPr>
-      <w:ins w:id="125" w:author="Проект новой редакции" w:date="2026-10-08T15:54:00Z">
+          <w:ins w:id="127" w:author="Проект новой редакции" w:date="2026-10-14T11:21:00Z"/>
+          <w:rFonts w:ascii="Arial" w:hAnsi="Arial" w:cs="Arial"/>
+          <w:b/>
+          <w:sz w:val="28"/>
+          <w:szCs w:val="28"/>
+        </w:rPr>
+      </w:pPr>
+      <w:ins w:id="128" w:author="Проект новой редакции" w:date="2026-10-14T11:21:00Z">
         <w:r>
           <w:rPr>
             <w:rFonts w:ascii="Arial" w:hAnsi="Arial" w:cs="Arial"/>
@@ -3856,14 +3872,14 @@
         <w:ind w:firstLine="709"/>
         <w:jc w:val="center"/>
         <w:rPr>
-          <w:ins w:id="126" w:author="Проект новой редакции" w:date="2026-10-08T15:54:00Z"/>
-          <w:rFonts w:ascii="Arial" w:hAnsi="Arial" w:cs="Arial"/>
-          <w:b/>
-          <w:sz w:val="28"/>
-          <w:szCs w:val="28"/>
-        </w:rPr>
-      </w:pPr>
-      <w:ins w:id="127" w:author="Проект новой редакции" w:date="2026-10-08T15:54:00Z">
+          <w:ins w:id="129" w:author="Проект новой редакции" w:date="2026-10-14T11:21:00Z"/>
+          <w:rFonts w:ascii="Arial" w:hAnsi="Arial" w:cs="Arial"/>
+          <w:b/>
+          <w:sz w:val="28"/>
+          <w:szCs w:val="28"/>
+        </w:rPr>
+      </w:pPr>
+      <w:ins w:id="130" w:author="Проект новой редакции" w:date="2026-10-14T11:21:00Z">
         <w:r>
           <w:rPr>
             <w:rFonts w:ascii="Arial" w:hAnsi="Arial" w:cs="Arial"/>
@@ -3881,20 +3897,36 @@
         <w:ind w:firstLine="709"/>
         <w:jc w:val="both"/>
         <w:rPr>
-          <w:ins w:id="128" w:author="Проект новой редакции" w:date="2026-10-08T15:54:00Z"/>
-          <w:rFonts w:ascii="Arial" w:hAnsi="Arial" w:cs="Arial"/>
-          <w:sz w:val="28"/>
-          <w:szCs w:val="28"/>
-        </w:rPr>
-      </w:pPr>
-      <w:ins w:id="129" w:author="Проект новой редакции" w:date="2026-10-08T15:54:00Z">
-        <w:r>
-          <w:rPr>
-            <w:rFonts w:ascii="Arial" w:hAnsi="Arial" w:cs="Arial"/>
-            <w:sz w:val="28"/>
-            <w:szCs w:val="28"/>
-          </w:rPr>
-          <w:t>1. Главный исполнительный директор, Руководитель Проектного офиса — Е. Н. Қаражан ____________________ (подпись)</w:t>
+          <w:ins w:id="131" w:author="Проект новой редакции" w:date="2026-10-14T11:21:00Z"/>
+          <w:rFonts w:ascii="Arial" w:hAnsi="Arial" w:cs="Arial"/>
+          <w:sz w:val="28"/>
+          <w:szCs w:val="28"/>
+        </w:rPr>
+      </w:pPr>
+      <w:ins w:id="132" w:author="Проект новой редакции" w:date="2026-10-14T11:21:00Z">
+        <w:r>
+          <w:rPr>
+            <w:rFonts w:ascii="Arial" w:hAnsi="Arial" w:cs="Arial"/>
+            <w:sz w:val="28"/>
+            <w:szCs w:val="28"/>
+          </w:rPr>
+          <w:t xml:space="preserve">1. Главный исполнительный директор, Руководитель Проектного офиса </w:t>
+        </w:r>
+        <w:r>
+          <w:rPr>
+            <w:rFonts w:ascii="Arial" w:hAnsi="Arial" w:cs="Arial"/>
+            <w:sz w:val="28"/>
+            <w:szCs w:val="28"/>
+          </w:rPr>
+          <w:t>–</w:t>
+        </w:r>
+        <w:r>
+          <w:rPr>
+            <w:rFonts w:ascii="Arial" w:hAnsi="Arial" w:cs="Arial"/>
+            <w:sz w:val="28"/>
+            <w:szCs w:val="28"/>
+          </w:rPr>
+          <w:t xml:space="preserve"> Е. Н. Қаражан ____________________ (подпись)</w:t>
         </w:r>
       </w:ins>
     </w:p>
@@ -3904,20 +3936,36 @@
         <w:ind w:firstLine="709"/>
         <w:jc w:val="both"/>
         <w:rPr>
-          <w:ins w:id="130" w:author="Проект новой редакции" w:date="2026-10-08T15:54:00Z"/>
-          <w:rFonts w:ascii="Arial" w:hAnsi="Arial" w:cs="Arial"/>
-          <w:sz w:val="28"/>
-          <w:szCs w:val="28"/>
-        </w:rPr>
-      </w:pPr>
-      <w:ins w:id="131" w:author="Проект новой редакции" w:date="2026-10-08T15:54:00Z">
-        <w:r>
-          <w:rPr>
-            <w:rFonts w:ascii="Arial" w:hAnsi="Arial" w:cs="Arial"/>
-            <w:sz w:val="28"/>
-            <w:szCs w:val="28"/>
-          </w:rPr>
-          <w:t>2. Заместитель Главного исполнительного директора — А. В. Кононец ____________________ (подпись)</w:t>
+          <w:ins w:id="133" w:author="Проект новой редакции" w:date="2026-10-14T11:21:00Z"/>
+          <w:rFonts w:ascii="Arial" w:hAnsi="Arial" w:cs="Arial"/>
+          <w:sz w:val="28"/>
+          <w:szCs w:val="28"/>
+        </w:rPr>
+      </w:pPr>
+      <w:ins w:id="134" w:author="Проект новой редакции" w:date="2026-10-14T11:21:00Z">
+        <w:r>
+          <w:rPr>
+            <w:rFonts w:ascii="Arial" w:hAnsi="Arial" w:cs="Arial"/>
+            <w:sz w:val="28"/>
+            <w:szCs w:val="28"/>
+          </w:rPr>
+          <w:t xml:space="preserve">2. Заместитель Главного исполнительного директора </w:t>
+        </w:r>
+        <w:r>
+          <w:rPr>
+            <w:rFonts w:ascii="Arial" w:hAnsi="Arial" w:cs="Arial"/>
+            <w:sz w:val="28"/>
+            <w:szCs w:val="28"/>
+          </w:rPr>
+          <w:t>–</w:t>
+        </w:r>
+        <w:r>
+          <w:rPr>
+            <w:rFonts w:ascii="Arial" w:hAnsi="Arial" w:cs="Arial"/>
+            <w:sz w:val="28"/>
+            <w:szCs w:val="28"/>
+          </w:rPr>
+          <w:t xml:space="preserve"> А. В. Кононец ____________________ (подпись)</w:t>
         </w:r>
       </w:ins>
     </w:p>
@@ -3932,17 +3980,33 @@
           <w:szCs w:val="28"/>
         </w:rPr>
       </w:pPr>
-      <w:ins w:id="132" w:author="Проект новой редакции" w:date="2026-10-08T15:54:00Z">
-        <w:r>
-          <w:rPr>
-            <w:rFonts w:ascii="Arial" w:hAnsi="Arial" w:cs="Arial"/>
-            <w:sz w:val="28"/>
-            <w:szCs w:val="28"/>
-          </w:rPr>
-          <w:t>3. Заместитель Главного исполнительного директора по административным вопросам — М. Темирбеков ____________________ (подпись)</w:t>
-        </w:r>
-      </w:ins>
-      <w:del w:id="133" w:author="Проект новой редакции" w:date="2026-10-08T15:54:00Z">
+      <w:ins w:id="135" w:author="Проект новой редакции" w:date="2026-10-14T11:21:00Z">
+        <w:r>
+          <w:rPr>
+            <w:rFonts w:ascii="Arial" w:hAnsi="Arial" w:cs="Arial"/>
+            <w:sz w:val="28"/>
+            <w:szCs w:val="28"/>
+          </w:rPr>
+          <w:t xml:space="preserve">3. Заместитель Главного исполнительного директора по административным вопросам </w:t>
+        </w:r>
+        <w:r>
+          <w:rPr>
+            <w:rFonts w:ascii="Arial" w:hAnsi="Arial" w:cs="Arial"/>
+            <w:sz w:val="28"/>
+            <w:szCs w:val="28"/>
+          </w:rPr>
+          <w:t>–</w:t>
+        </w:r>
+        <w:r>
+          <w:rPr>
+            <w:rFonts w:ascii="Arial" w:hAnsi="Arial" w:cs="Arial"/>
+            <w:sz w:val="28"/>
+            <w:szCs w:val="28"/>
+          </w:rPr>
+          <w:t xml:space="preserve"> М. Темирбеков ____________________ (подпись)</w:t>
+        </w:r>
+      </w:ins>
+      <w:del w:id="136" w:author="Проект новой редакции" w:date="2026-10-14T11:21:00Z">
         <w:r>
           <w:rPr>
             <w:rFonts w:ascii="Arial" w:hAnsi="Arial" w:cs="Arial"/>
@@ -4663,7 +4727,7 @@
     <w:hidden/>
     <w:uiPriority w:val="99"/>
     <w:semiHidden/>
-    <w:rsid w:val="009C07B6"/>
+    <w:rsid w:val="00700AC5"/>
     <w:pPr>
       <w:suppressAutoHyphens w:val="0"/>
     </w:pPr>
@@ -4675,7 +4739,7 @@
     <w:uiPriority w:val="99"/>
     <w:semiHidden/>
     <w:unhideWhenUsed/>
-    <w:rsid w:val="009C07B6"/>
+    <w:rsid w:val="00700AC5"/>
     <w:pPr>
       <w:spacing w:after="0" w:line="240" w:lineRule="auto"/>
     </w:pPr>
@@ -4691,7 +4755,7 @@
     <w:link w:val="af"/>
     <w:uiPriority w:val="99"/>
     <w:semiHidden/>
-    <w:rsid w:val="009C07B6"/>
+    <w:rsid w:val="00700AC5"/>
     <w:rPr>
       <w:rFonts w:ascii="Segoe UI" w:hAnsi="Segoe UI" w:cs="Segoe UI"/>
       <w:sz w:val="18"/>

--- a/Устав/_документы/С выделением — Устав ЦАКФ.docx
+++ b/Устав/_документы/С выделением — Устав ЦАКФ.docx
@@ -16,7 +16,7 @@
       </w:pPr>
       <w:bookmarkStart w:id="0" w:name="_GoBack"/>
       <w:bookmarkEnd w:id="0"/>
-      <w:ins w:id="1" w:author="Проект новой редакции" w:date="2026-10-14T11:21:00Z">
+      <w:ins w:id="1" w:author="Проект новой редакции" w:date="2026-10-14T13:28:00Z">
         <w:r>
           <w:rPr>
             <w:rFonts w:ascii="Arial" w:hAnsi="Arial" w:cs="Arial"/>
@@ -286,7 +286,7 @@
         </w:rPr>
         <w:t xml:space="preserve">ПРИНЯТ: Резолюцией </w:t>
       </w:r>
-      <w:ins w:id="2" w:author="Проект новой редакции" w:date="2026-10-14T11:21:00Z">
+      <w:ins w:id="2" w:author="Проект новой редакции" w:date="2026-10-14T13:28:00Z">
         <w:r>
           <w:rPr>
             <w:rFonts w:ascii="Arial" w:hAnsi="Arial" w:cs="Arial"/>
@@ -297,7 +297,7 @@
           <w:t>№ 2 от «24» марта</w:t>
         </w:r>
       </w:ins>
-      <w:del w:id="3" w:author="Проект новой редакции" w:date="2026-10-14T11:21:00Z">
+      <w:del w:id="3" w:author="Проект новой редакции" w:date="2026-10-14T13:28:00Z">
         <w:r>
           <w:rPr>
             <w:rFonts w:ascii="Arial" w:hAnsi="Arial" w:cs="Arial"/>
@@ -317,7 +317,7 @@
         </w:rPr>
         <w:t xml:space="preserve"> 2024 г</w:t>
       </w:r>
-      <w:ins w:id="4" w:author="Проект новой редакции" w:date="2026-10-14T11:21:00Z">
+      <w:ins w:id="4" w:author="Проект новой редакции" w:date="2026-10-14T13:28:00Z">
         <w:r>
           <w:rPr>
             <w:rFonts w:ascii="Arial" w:hAnsi="Arial" w:cs="Arial"/>
@@ -434,7 +434,7 @@
         </w:rPr>
         <w:t>Дата утверждения</w:t>
       </w:r>
-      <w:ins w:id="5" w:author="Проект новой редакции" w:date="2026-10-14T11:21:00Z">
+      <w:ins w:id="5" w:author="Проект новой редакции" w:date="2026-10-14T13:28:00Z">
         <w:r>
           <w:rPr>
             <w:rFonts w:ascii="Arial" w:hAnsi="Arial" w:cs="Arial"/>
@@ -444,7 +444,7 @@
           <w:t xml:space="preserve"> новой редакции: «___» __________ 2026 года</w:t>
         </w:r>
       </w:ins>
-      <w:del w:id="6" w:author="Проект новой редакции" w:date="2026-10-14T11:21:00Z">
+      <w:del w:id="6" w:author="Проект новой редакции" w:date="2026-10-14T13:28:00Z">
         <w:r>
           <w:rPr>
             <w:rFonts w:ascii="Arial" w:hAnsi="Arial" w:cs="Arial"/>
@@ -466,7 +466,7 @@
           <w:szCs w:val="32"/>
         </w:rPr>
       </w:pPr>
-      <w:ins w:id="7" w:author="Проект новой редакции" w:date="2026-10-14T11:21:00Z">
+      <w:ins w:id="7" w:author="Проект новой редакции" w:date="2026-10-14T13:28:00Z">
         <w:r>
           <w:rPr>
             <w:rFonts w:ascii="Arial" w:hAnsi="Arial" w:cs="Arial"/>
@@ -476,7 +476,7 @@
           <w:t>Первоначальная редакция принята</w:t>
         </w:r>
       </w:ins>
-      <w:del w:id="8" w:author="Проект новой редакции" w:date="2026-10-14T11:21:00Z">
+      <w:del w:id="8" w:author="Проект новой редакции" w:date="2026-10-14T13:28:00Z">
         <w:r>
           <w:rPr>
             <w:rFonts w:ascii="Arial" w:hAnsi="Arial" w:cs="Arial"/>
@@ -494,7 +494,7 @@
         </w:rPr>
         <w:t xml:space="preserve"> Резолюцией </w:t>
       </w:r>
-      <w:ins w:id="9" w:author="Проект новой редакции" w:date="2026-10-14T11:21:00Z">
+      <w:ins w:id="9" w:author="Проект новой редакции" w:date="2026-10-14T13:28:00Z">
         <w:r>
           <w:rPr>
             <w:rFonts w:ascii="Arial" w:hAnsi="Arial" w:cs="Arial"/>
@@ -504,7 +504,7 @@
           <w:t>№ 2</w:t>
         </w:r>
       </w:ins>
-      <w:del w:id="10" w:author="Проект новой редакции" w:date="2026-10-14T11:21:00Z">
+      <w:del w:id="10" w:author="Проект новой редакции" w:date="2026-10-14T13:28:00Z">
         <w:r>
           <w:rPr>
             <w:rFonts w:ascii="Arial" w:hAnsi="Arial" w:cs="Arial"/>
@@ -522,7 +522,7 @@
         </w:rPr>
         <w:t xml:space="preserve"> от </w:t>
       </w:r>
-      <w:ins w:id="11" w:author="Проект новой редакции" w:date="2026-10-14T11:21:00Z">
+      <w:ins w:id="11" w:author="Проект новой редакции" w:date="2026-10-14T13:28:00Z">
         <w:r>
           <w:rPr>
             <w:rFonts w:ascii="Arial" w:hAnsi="Arial" w:cs="Arial"/>
@@ -532,7 +532,7 @@
           <w:t>24</w:t>
         </w:r>
       </w:ins>
-      <w:del w:id="12" w:author="Проект новой редакции" w:date="2026-10-14T11:21:00Z">
+      <w:del w:id="12" w:author="Проект новой редакции" w:date="2026-10-14T13:28:00Z">
         <w:r>
           <w:rPr>
             <w:rFonts w:ascii="Arial" w:hAnsi="Arial" w:cs="Arial"/>
@@ -719,7 +719,7 @@
         </w:rPr>
         <w:t>ПОЛОЖЕНИЯ……………………………….…………</w:t>
       </w:r>
-      <w:ins w:id="13" w:author="Проект новой редакции" w:date="2026-10-14T11:21:00Z">
+      <w:ins w:id="13" w:author="Проект новой редакции" w:date="2026-10-14T13:28:00Z">
         <w:r>
           <w:rPr>
             <w:rFonts w:ascii="Arial" w:hAnsi="Arial" w:cs="Arial"/>
@@ -781,7 +781,7 @@
         </w:rPr>
         <w:t xml:space="preserve">1.2. Название фонда……….………………..………...………..…….…….. </w:t>
       </w:r>
-      <w:ins w:id="14" w:author="Проект новой редакции" w:date="2026-10-14T11:21:00Z">
+      <w:ins w:id="14" w:author="Проект новой редакции" w:date="2026-10-14T13:28:00Z">
         <w:r>
           <w:rPr>
             <w:rFonts w:ascii="Arial" w:hAnsi="Arial" w:cs="Arial"/>
@@ -792,7 +792,7 @@
           <w:t>3</w:t>
         </w:r>
       </w:ins>
-      <w:del w:id="15" w:author="Проект новой редакции" w:date="2026-10-14T11:21:00Z">
+      <w:del w:id="15" w:author="Проект новой редакции" w:date="2026-10-14T13:28:00Z">
         <w:r>
           <w:rPr>
             <w:rFonts w:ascii="Arial" w:hAnsi="Arial" w:cs="Arial"/>
@@ -866,7 +866,7 @@
         </w:rPr>
         <w:t>1</w:t>
       </w:r>
-      <w:ins w:id="16" w:author="Проект новой редакции" w:date="2026-10-14T11:21:00Z">
+      <w:ins w:id="16" w:author="Проект новой редакции" w:date="2026-10-14T13:28:00Z">
         <w:r>
           <w:rPr>
             <w:rFonts w:ascii="Arial" w:hAnsi="Arial" w:cs="Arial"/>
@@ -877,7 +877,7 @@
           <w:t>.</w:t>
         </w:r>
       </w:ins>
-      <w:del w:id="17" w:author="Проект новой редакции" w:date="2026-10-14T11:21:00Z">
+      <w:del w:id="17" w:author="Проект новой редакции" w:date="2026-10-14T13:28:00Z">
         <w:r>
           <w:rPr>
             <w:rFonts w:ascii="Arial" w:hAnsi="Arial" w:cs="Arial"/>
@@ -897,7 +897,7 @@
         </w:rPr>
         <w:t xml:space="preserve">5. </w:t>
       </w:r>
-      <w:ins w:id="18" w:author="Проект новой редакции" w:date="2026-10-14T11:21:00Z">
+      <w:ins w:id="18" w:author="Проект новой редакции" w:date="2026-10-14T13:28:00Z">
         <w:r>
           <w:rPr>
             <w:rFonts w:ascii="Arial" w:hAnsi="Arial" w:cs="Arial"/>
@@ -908,7 +908,7 @@
           <w:t>Права……………………………………………………………………….</w:t>
         </w:r>
       </w:ins>
-      <w:del w:id="19" w:author="Проект новой редакции" w:date="2026-10-14T11:21:00Z">
+      <w:del w:id="19" w:author="Проект новой редакции" w:date="2026-10-14T13:28:00Z">
         <w:r>
           <w:rPr>
             <w:rFonts w:ascii="Arial" w:hAnsi="Arial" w:cs="Arial"/>
@@ -977,7 +977,7 @@
         </w:rPr>
         <w:t xml:space="preserve">ЧАСТЬ 2: ПРИРОДА ФОНДА ………..………………….…………………. </w:t>
       </w:r>
-      <w:ins w:id="20" w:author="Проект новой редакции" w:date="2026-10-14T11:21:00Z">
+      <w:ins w:id="20" w:author="Проект новой редакции" w:date="2026-10-14T13:28:00Z">
         <w:r>
           <w:rPr>
             <w:rFonts w:ascii="Arial" w:hAnsi="Arial" w:cs="Arial"/>
@@ -988,7 +988,7 @@
           <w:t>4</w:t>
         </w:r>
       </w:ins>
-      <w:del w:id="21" w:author="Проект новой редакции" w:date="2026-10-14T11:21:00Z">
+      <w:del w:id="21" w:author="Проект новой редакции" w:date="2026-10-14T13:28:00Z">
         <w:r>
           <w:rPr>
             <w:rFonts w:ascii="Arial" w:hAnsi="Arial" w:cs="Arial"/>
@@ -1020,7 +1020,7 @@
         </w:rPr>
         <w:t xml:space="preserve">2.1. Природа Фонда ……………..……………….………………………….. </w:t>
       </w:r>
-      <w:ins w:id="22" w:author="Проект новой редакции" w:date="2026-10-14T11:21:00Z">
+      <w:ins w:id="22" w:author="Проект новой редакции" w:date="2026-10-14T13:28:00Z">
         <w:r>
           <w:rPr>
             <w:rFonts w:ascii="Arial" w:hAnsi="Arial" w:cs="Arial"/>
@@ -1031,7 +1031,7 @@
           <w:t>4</w:t>
         </w:r>
       </w:ins>
-      <w:del w:id="23" w:author="Проект новой редакции" w:date="2026-10-14T11:21:00Z">
+      <w:del w:id="23" w:author="Проект новой редакции" w:date="2026-10-14T13:28:00Z">
         <w:r>
           <w:rPr>
             <w:rFonts w:ascii="Arial" w:hAnsi="Arial" w:cs="Arial"/>
@@ -1063,7 +1063,7 @@
         </w:rPr>
         <w:t>ЧАСТЬ 3: ИМУЩЕСТВО ФОНДА…………….………………………….…..</w:t>
       </w:r>
-      <w:ins w:id="24" w:author="Проект новой редакции" w:date="2026-10-14T11:21:00Z">
+      <w:ins w:id="24" w:author="Проект новой редакции" w:date="2026-10-14T13:28:00Z">
         <w:r>
           <w:rPr>
             <w:rFonts w:ascii="Arial" w:hAnsi="Arial" w:cs="Arial"/>
@@ -1104,7 +1104,7 @@
         </w:rPr>
         <w:t xml:space="preserve">ЧАСТЬ </w:t>
       </w:r>
-      <w:ins w:id="25" w:author="Проект новой редакции" w:date="2026-10-14T11:21:00Z">
+      <w:ins w:id="25" w:author="Проект новой редакции" w:date="2026-10-14T13:28:00Z">
         <w:r>
           <w:rPr>
             <w:rFonts w:ascii="Arial" w:hAnsi="Arial" w:cs="Arial"/>
@@ -1115,7 +1115,7 @@
           <w:t>4: ЦЕЛИ</w:t>
         </w:r>
       </w:ins>
-      <w:del w:id="26" w:author="Проект новой редакции" w:date="2026-10-14T11:21:00Z">
+      <w:del w:id="26" w:author="Проект новой редакции" w:date="2026-10-14T13:28:00Z">
         <w:r>
           <w:rPr>
             <w:rFonts w:ascii="Arial" w:hAnsi="Arial" w:cs="Arial"/>
@@ -1135,7 +1135,7 @@
         </w:rPr>
         <w:t xml:space="preserve"> ФОНДА</w:t>
       </w:r>
-      <w:ins w:id="27" w:author="Проект новой редакции" w:date="2026-10-14T11:21:00Z">
+      <w:ins w:id="27" w:author="Проект новой редакции" w:date="2026-10-14T13:28:00Z">
         <w:r>
           <w:rPr>
             <w:rFonts w:ascii="Arial" w:hAnsi="Arial" w:cs="Arial"/>
@@ -1146,7 +1146,7 @@
           <w:t>…………………………………………….……… 5</w:t>
         </w:r>
       </w:ins>
-      <w:del w:id="28" w:author="Проект новой редакции" w:date="2026-10-14T11:21:00Z">
+      <w:del w:id="28" w:author="Проект новой редакции" w:date="2026-10-14T13:28:00Z">
         <w:r>
           <w:rPr>
             <w:rFonts w:ascii="Arial" w:hAnsi="Arial" w:cs="Arial"/>
@@ -1178,7 +1178,7 @@
         </w:rPr>
         <w:t xml:space="preserve">ЧАСТЬ </w:t>
       </w:r>
-      <w:ins w:id="29" w:author="Проект новой редакции" w:date="2026-10-14T11:21:00Z">
+      <w:ins w:id="29" w:author="Проект новой редакции" w:date="2026-10-14T13:28:00Z">
         <w:r>
           <w:rPr>
             <w:rFonts w:ascii="Arial" w:hAnsi="Arial" w:cs="Arial"/>
@@ -1189,7 +1189,7 @@
           <w:t>5</w:t>
         </w:r>
       </w:ins>
-      <w:del w:id="30" w:author="Проект новой редакции" w:date="2026-10-14T11:21:00Z">
+      <w:del w:id="30" w:author="Проект новой редакции" w:date="2026-10-14T13:28:00Z">
         <w:r>
           <w:rPr>
             <w:rFonts w:ascii="Arial" w:hAnsi="Arial" w:cs="Arial"/>
@@ -1209,7 +1209,7 @@
         </w:rPr>
         <w:t xml:space="preserve">: ИСТОЧНИК ФИНАНСИРОВАНИЯ ФОНДА…….…………… </w:t>
       </w:r>
-      <w:ins w:id="31" w:author="Проект новой редакции" w:date="2026-10-14T11:21:00Z">
+      <w:ins w:id="31" w:author="Проект новой редакции" w:date="2026-10-14T13:28:00Z">
         <w:r>
           <w:rPr>
             <w:rFonts w:ascii="Arial" w:hAnsi="Arial" w:cs="Arial"/>
@@ -1220,7 +1220,7 @@
           <w:t>8</w:t>
         </w:r>
       </w:ins>
-      <w:del w:id="32" w:author="Проект новой редакции" w:date="2026-10-14T11:21:00Z">
+      <w:del w:id="32" w:author="Проект новой редакции" w:date="2026-10-14T13:28:00Z">
         <w:r>
           <w:rPr>
             <w:rFonts w:ascii="Arial" w:hAnsi="Arial" w:cs="Arial"/>
@@ -1252,7 +1252,7 @@
         </w:rPr>
         <w:t xml:space="preserve">ЧАСТЬ </w:t>
       </w:r>
-      <w:ins w:id="33" w:author="Проект новой редакции" w:date="2026-10-14T11:21:00Z">
+      <w:ins w:id="33" w:author="Проект новой редакции" w:date="2026-10-14T13:28:00Z">
         <w:r>
           <w:rPr>
             <w:rFonts w:ascii="Arial" w:hAnsi="Arial" w:cs="Arial"/>
@@ -1263,7 +1263,7 @@
           <w:t>6</w:t>
         </w:r>
       </w:ins>
-      <w:del w:id="34" w:author="Проект новой редакции" w:date="2026-10-14T11:21:00Z">
+      <w:del w:id="34" w:author="Проект новой редакции" w:date="2026-10-14T13:28:00Z">
         <w:r>
           <w:rPr>
             <w:rFonts w:ascii="Arial" w:hAnsi="Arial" w:cs="Arial"/>
@@ -1312,7 +1312,7 @@
         </w:rPr>
         <w:t xml:space="preserve">ЧАСТЬ </w:t>
       </w:r>
-      <w:ins w:id="35" w:author="Проект новой редакции" w:date="2026-10-14T11:21:00Z">
+      <w:ins w:id="35" w:author="Проект новой редакции" w:date="2026-10-14T13:28:00Z">
         <w:r>
           <w:rPr>
             <w:rFonts w:ascii="Arial" w:hAnsi="Arial" w:cs="Arial"/>
@@ -1323,7 +1323,7 @@
           <w:t>7: ЗАЯВЛЕНИЕ……………………………………….……………. 9</w:t>
         </w:r>
       </w:ins>
-      <w:del w:id="36" w:author="Проект новой редакции" w:date="2026-10-14T11:21:00Z">
+      <w:del w:id="36" w:author="Проект новой редакции" w:date="2026-10-14T13:28:00Z">
         <w:r>
           <w:rPr>
             <w:rFonts w:ascii="Arial" w:hAnsi="Arial" w:cs="Arial"/>
@@ -1359,13 +1359,13 @@
         <w:spacing w:after="0" w:line="360" w:lineRule="auto"/>
         <w:jc w:val="center"/>
         <w:rPr>
-          <w:ins w:id="37" w:author="Проект новой редакции" w:date="2026-10-14T11:21:00Z"/>
-          <w:rFonts w:ascii="Arial" w:hAnsi="Arial" w:cs="Arial"/>
-          <w:sz w:val="28"/>
-          <w:szCs w:val="28"/>
-        </w:rPr>
-      </w:pPr>
-      <w:ins w:id="38" w:author="Проект новой редакции" w:date="2026-10-14T11:21:00Z">
+          <w:ins w:id="37" w:author="Проект новой редакции" w:date="2026-10-14T13:28:00Z"/>
+          <w:rFonts w:ascii="Arial" w:hAnsi="Arial" w:cs="Arial"/>
+          <w:sz w:val="28"/>
+          <w:szCs w:val="28"/>
+        </w:rPr>
+      </w:pPr>
+      <w:ins w:id="38" w:author="Проект новой редакции" w:date="2026-10-14T13:28:00Z">
         <w:r>
           <w:rPr>
             <w:rFonts w:ascii="Arial" w:hAnsi="Arial" w:cs="Arial"/>
@@ -1642,7 +1642,7 @@
         </w:rPr>
         <w:t xml:space="preserve">1) Полное </w:t>
       </w:r>
-      <w:ins w:id="39" w:author="Проект новой редакции" w:date="2026-10-14T11:21:00Z">
+      <w:ins w:id="39" w:author="Проект новой редакции" w:date="2026-10-14T13:28:00Z">
         <w:r>
           <w:rPr>
             <w:rFonts w:ascii="Arial" w:hAnsi="Arial" w:cs="Arial"/>
@@ -1737,7 +1737,7 @@
         </w:rPr>
         <w:t>CACF</w:t>
       </w:r>
-      <w:ins w:id="40" w:author="Проект новой редакции" w:date="2026-10-14T11:21:00Z">
+      <w:ins w:id="40" w:author="Проект новой редакции" w:date="2026-10-14T13:28:00Z">
         <w:r>
           <w:rPr>
             <w:rFonts w:ascii="Arial" w:hAnsi="Arial" w:cs="Arial"/>
@@ -1775,7 +1775,7 @@
         </w:rPr>
         <w:t xml:space="preserve">2) Полное </w:t>
       </w:r>
-      <w:ins w:id="41" w:author="Проект новой редакции" w:date="2026-10-14T11:21:00Z">
+      <w:ins w:id="41" w:author="Проект новой редакции" w:date="2026-10-14T13:28:00Z">
         <w:r>
           <w:rPr>
             <w:rFonts w:ascii="Arial" w:hAnsi="Arial" w:cs="Arial"/>
@@ -1793,14 +1793,23 @@
         </w:rPr>
         <w:t>наименование Фонда на казахском языке: «Орталық Азия Климаттық Қоры», сокращение «ОАКҚ</w:t>
       </w:r>
-      <w:ins w:id="42" w:author="Проект новой редакции" w:date="2026-10-14T11:21:00Z">
-        <w:r>
-          <w:rPr>
-            <w:rFonts w:ascii="Arial" w:hAnsi="Arial" w:cs="Arial"/>
-            <w:sz w:val="28"/>
-            <w:szCs w:val="28"/>
-          </w:rPr>
-          <w:t>»; для официальных коммуникаций наряду с юридическим наименованием официально используется «Орталық Азия Климаттық Қоры» или сокращение «ОАКҚ», а также «Орталық Азияның климаттың өзгеруі және жасыл энергетика бойынша Жобалық Офисі</w:t>
+      <w:ins w:id="42" w:author="Проект новой редакции" w:date="2026-10-14T13:28:00Z">
+        <w:r>
+          <w:rPr>
+            <w:rFonts w:ascii="Arial" w:hAnsi="Arial" w:cs="Arial"/>
+            <w:sz w:val="28"/>
+            <w:szCs w:val="28"/>
+          </w:rPr>
+          <w:t xml:space="preserve">»; для официальных коммуникаций наряду с юридическим наименованием </w:t>
+        </w:r>
+        <w:r>
+          <w:rPr>
+            <w:rFonts w:ascii="Arial" w:hAnsi="Arial" w:cs="Arial"/>
+            <w:sz w:val="28"/>
+            <w:szCs w:val="28"/>
+          </w:rPr>
+          <w:lastRenderedPageBreak/>
+          <w:t>официально используется «Орталық Азия Климаттық Қоры» или сокращение «ОАКҚ», а также «Орталық Азияның климаттың өзгеруі және жасыл энергетика бойынша Жобалық Офисі</w:t>
         </w:r>
       </w:ins>
       <w:r>
@@ -1831,7 +1840,7 @@
         </w:rPr>
         <w:t xml:space="preserve">3) Полное </w:t>
       </w:r>
-      <w:ins w:id="43" w:author="Проект новой редакции" w:date="2026-10-14T11:21:00Z">
+      <w:ins w:id="43" w:author="Проект новой редакции" w:date="2026-10-14T13:28:00Z">
         <w:r>
           <w:rPr>
             <w:rFonts w:ascii="Arial" w:hAnsi="Arial" w:cs="Arial"/>
@@ -1849,7 +1858,7 @@
         </w:rPr>
         <w:t>наименование Фонда на русском языке: «Центрально-Азиатский Климатический Фонд», сокращение «ЦАКФ</w:t>
       </w:r>
-      <w:ins w:id="44" w:author="Проект новой редакции" w:date="2026-10-14T11:21:00Z">
+      <w:ins w:id="44" w:author="Проект новой редакции" w:date="2026-10-14T13:28:00Z">
         <w:r>
           <w:rPr>
             <w:rFonts w:ascii="Arial" w:hAnsi="Arial" w:cs="Arial"/>
@@ -1983,7 +1992,7 @@
         </w:rPr>
         <w:t>1</w:t>
       </w:r>
-      <w:ins w:id="45" w:author="Проект новой редакции" w:date="2026-10-14T11:21:00Z">
+      <w:ins w:id="45" w:author="Проект новой редакции" w:date="2026-10-14T13:28:00Z">
         <w:r>
           <w:rPr>
             <w:rFonts w:ascii="Arial" w:hAnsi="Arial" w:cs="Arial"/>
@@ -1993,7 +2002,7 @@
           <w:t>.</w:t>
         </w:r>
       </w:ins>
-      <w:del w:id="46" w:author="Проект новой редакции" w:date="2026-10-14T11:21:00Z">
+      <w:del w:id="46" w:author="Проект новой редакции" w:date="2026-10-14T13:28:00Z">
         <w:r>
           <w:rPr>
             <w:rFonts w:ascii="Arial" w:hAnsi="Arial" w:cs="Arial"/>
@@ -2011,7 +2020,7 @@
         </w:rPr>
         <w:t xml:space="preserve">5. </w:t>
       </w:r>
-      <w:ins w:id="47" w:author="Проект новой редакции" w:date="2026-10-14T11:21:00Z">
+      <w:ins w:id="47" w:author="Проект новой редакции" w:date="2026-10-14T13:28:00Z">
         <w:r>
           <w:rPr>
             <w:rFonts w:ascii="Arial" w:hAnsi="Arial" w:cs="Arial"/>
@@ -2021,7 +2030,7 @@
           <w:t>Права</w:t>
         </w:r>
       </w:ins>
-      <w:del w:id="48" w:author="Проект новой редакции" w:date="2026-10-14T11:21:00Z">
+      <w:del w:id="48" w:author="Проект новой редакции" w:date="2026-10-14T13:28:00Z">
         <w:r>
           <w:rPr>
             <w:rFonts w:ascii="Arial" w:hAnsi="Arial" w:cs="Arial"/>
@@ -2051,7 +2060,7 @@
         </w:rPr>
         <w:t xml:space="preserve">1) Фонд независим в определении своих целей, политики и в своей деятельности под </w:t>
       </w:r>
-      <w:ins w:id="49" w:author="Проект новой редакции" w:date="2026-10-14T11:21:00Z">
+      <w:ins w:id="49" w:author="Проект новой редакции" w:date="2026-10-14T13:28:00Z">
         <w:r>
           <w:rPr>
             <w:rFonts w:ascii="Arial" w:hAnsi="Arial" w:cs="Arial"/>
@@ -2061,7 +2070,7 @@
           <w:t>надзором</w:t>
         </w:r>
       </w:ins>
-      <w:del w:id="50" w:author="Проект новой редакции" w:date="2026-10-14T11:21:00Z">
+      <w:del w:id="50" w:author="Проект новой редакции" w:date="2026-10-14T13:28:00Z">
         <w:r>
           <w:rPr>
             <w:rFonts w:ascii="Arial" w:hAnsi="Arial" w:cs="Arial"/>
@@ -2079,7 +2088,7 @@
         </w:rPr>
         <w:t xml:space="preserve"> Попечительского совета</w:t>
       </w:r>
-      <w:ins w:id="51" w:author="Проект новой редакции" w:date="2026-10-14T11:21:00Z">
+      <w:ins w:id="51" w:author="Проект новой редакции" w:date="2026-10-14T13:28:00Z">
         <w:r>
           <w:rPr>
             <w:rFonts w:ascii="Arial" w:hAnsi="Arial" w:cs="Arial"/>
@@ -2165,14 +2174,23 @@
         </w:rPr>
         <w:t>4) Фонд не может осуществлять какую-либо коммерческую деятельность, за исключением необходимой, вспомогательной или сопутствующей его целям.</w:t>
       </w:r>
-      <w:ins w:id="52" w:author="Проект новой редакции" w:date="2026-10-14T11:21:00Z">
-        <w:r>
-          <w:rPr>
-            <w:rFonts w:ascii="Arial" w:hAnsi="Arial" w:cs="Arial"/>
-            <w:sz w:val="28"/>
-            <w:szCs w:val="28"/>
-          </w:rPr>
-          <w:t xml:space="preserve"> Оказание Фондом услуг в рамках целей, предусмотренных подпунктами 9)–13) пункта 4.1 части 4 «Цели Фонда», признается деятельностью, сопутствующей целям Фонда; доходы от таких услуг направляются исключительно на достижение целей Фонда.</w:t>
+      <w:ins w:id="52" w:author="Проект новой редакции" w:date="2026-10-14T13:28:00Z">
+        <w:r>
+          <w:rPr>
+            <w:rFonts w:ascii="Arial" w:hAnsi="Arial" w:cs="Arial"/>
+            <w:sz w:val="28"/>
+            <w:szCs w:val="28"/>
+          </w:rPr>
+          <w:t xml:space="preserve"> Оказание Фондом услуг в рамках целей, предусмотренных подпунктами 9)–13) пункта 4.1 части 4 «Цели Фонда», признается деятельностью, сопутствующей целям Фонда; </w:t>
+        </w:r>
+        <w:r>
+          <w:rPr>
+            <w:rFonts w:ascii="Arial" w:hAnsi="Arial" w:cs="Arial"/>
+            <w:sz w:val="28"/>
+            <w:szCs w:val="28"/>
+          </w:rPr>
+          <w:lastRenderedPageBreak/>
+          <w:t>доходы от таких услуг направляются исключительно на достижение целей Фонда.</w:t>
         </w:r>
       </w:ins>
     </w:p>
@@ -2406,7 +2424,7 @@
         </w:rPr>
         <w:t>3.</w:t>
       </w:r>
-      <w:ins w:id="53" w:author="Проект новой редакции" w:date="2026-10-14T11:21:00Z">
+      <w:ins w:id="53" w:author="Проект новой редакции" w:date="2026-10-14T13:28:00Z">
         <w:r>
           <w:rPr>
             <w:rFonts w:ascii="Arial" w:hAnsi="Arial" w:cs="Arial"/>
@@ -2416,7 +2434,7 @@
           <w:t>2</w:t>
         </w:r>
       </w:ins>
-      <w:del w:id="54" w:author="Проект новой редакции" w:date="2026-10-14T11:21:00Z">
+      <w:del w:id="54" w:author="Проект новой редакции" w:date="2026-10-14T13:28:00Z">
         <w:r>
           <w:rPr>
             <w:rFonts w:ascii="Arial" w:hAnsi="Arial" w:cs="Arial"/>
@@ -2475,7 +2493,7 @@
         </w:rPr>
         <w:t xml:space="preserve">ЧАСТЬ </w:t>
       </w:r>
-      <w:ins w:id="55" w:author="Проект новой редакции" w:date="2026-10-14T11:21:00Z">
+      <w:ins w:id="55" w:author="Проект новой редакции" w:date="2026-10-14T13:28:00Z">
         <w:r>
           <w:rPr>
             <w:rFonts w:ascii="Arial" w:hAnsi="Arial" w:cs="Arial"/>
@@ -2486,7 +2504,7 @@
           <w:t>4</w:t>
         </w:r>
       </w:ins>
-      <w:del w:id="56" w:author="Проект новой редакции" w:date="2026-10-14T11:21:00Z">
+      <w:del w:id="56" w:author="Проект новой редакции" w:date="2026-10-14T13:28:00Z">
         <w:r>
           <w:rPr>
             <w:rFonts w:ascii="Arial" w:hAnsi="Arial" w:cs="Arial"/>
@@ -2518,7 +2536,7 @@
           <w:szCs w:val="28"/>
         </w:rPr>
       </w:pPr>
-      <w:ins w:id="57" w:author="Проект новой редакции" w:date="2026-10-14T11:21:00Z">
+      <w:ins w:id="57" w:author="Проект новой редакции" w:date="2026-10-14T13:28:00Z">
         <w:r>
           <w:rPr>
             <w:rFonts w:ascii="Arial" w:hAnsi="Arial" w:cs="Arial"/>
@@ -2528,7 +2546,7 @@
           <w:t>4</w:t>
         </w:r>
       </w:ins>
-      <w:del w:id="58" w:author="Проект новой редакции" w:date="2026-10-14T11:21:00Z">
+      <w:del w:id="58" w:author="Проект новой редакции" w:date="2026-10-14T13:28:00Z">
         <w:r>
           <w:rPr>
             <w:rFonts w:ascii="Arial" w:hAnsi="Arial" w:cs="Arial"/>
@@ -2572,7 +2590,16 @@
           <w:sz w:val="28"/>
           <w:szCs w:val="28"/>
         </w:rPr>
-        <w:t>оектов, программ и инициатив по содействию климатическому переходу и действиям, продвижению лучших практик зеленой экономики и поддержке экологического перехода и устойчивого развития в Центральной Азии;</w:t>
+        <w:t xml:space="preserve">оектов, программ и инициатив по содействию климатическому переходу и действиям, продвижению </w:t>
+      </w:r>
+      <w:r>
+        <w:rPr>
+          <w:rFonts w:ascii="Arial" w:hAnsi="Arial" w:cs="Arial"/>
+          <w:sz w:val="28"/>
+          <w:szCs w:val="28"/>
+        </w:rPr>
+        <w:lastRenderedPageBreak/>
+        <w:t>лучших практик зеленой экономики и поддержке экологического перехода и устойчивого развития в Центральной Азии;</w:t>
       </w:r>
     </w:p>
     <w:p>
@@ -2740,7 +2767,16 @@
           <w:sz w:val="28"/>
           <w:szCs w:val="28"/>
         </w:rPr>
-        <w:t xml:space="preserve">7) Повышение осведомленности и развитие потенциала: развивать потенциал заинтересованных сторон в области изменения климата, повышать осведомленность населения о проблемах, связанных с </w:t>
+        <w:t xml:space="preserve">7) Повышение осведомленности и развитие потенциала: развивать потенциал заинтересованных сторон в области изменения климата, повышать осведомленность населения о проблемах, </w:t>
+      </w:r>
+      <w:r>
+        <w:rPr>
+          <w:rFonts w:ascii="Arial" w:hAnsi="Arial" w:cs="Arial"/>
+          <w:sz w:val="28"/>
+          <w:szCs w:val="28"/>
+        </w:rPr>
+        <w:lastRenderedPageBreak/>
+        <w:t xml:space="preserve">связанных с </w:t>
       </w:r>
       <w:r>
         <w:rPr>
@@ -2750,7 +2786,7 @@
         </w:rPr>
         <w:t>изменением климата и деградацией окружающей среды, и поощрять обмен знаниями для решения этих проблем в регионе</w:t>
       </w:r>
-      <w:ins w:id="59" w:author="Проект новой редакции" w:date="2026-10-14T11:21:00Z">
+      <w:ins w:id="59" w:author="Проект новой редакции" w:date="2026-10-14T13:28:00Z">
         <w:r>
           <w:rPr>
             <w:rFonts w:ascii="Arial" w:hAnsi="Arial" w:cs="Arial"/>
@@ -2760,7 +2796,7 @@
           <w:t>;</w:t>
         </w:r>
       </w:ins>
-      <w:del w:id="60" w:author="Проект новой редакции" w:date="2026-10-14T11:21:00Z">
+      <w:del w:id="60" w:author="Проект новой редакции" w:date="2026-10-14T13:28:00Z">
         <w:r>
           <w:rPr>
             <w:rFonts w:ascii="Arial" w:hAnsi="Arial" w:cs="Arial"/>
@@ -2777,13 +2813,13 @@
         <w:ind w:firstLine="708"/>
         <w:jc w:val="both"/>
         <w:rPr>
-          <w:ins w:id="61" w:author="Проект новой редакции" w:date="2026-10-14T11:21:00Z"/>
-          <w:rFonts w:ascii="Arial" w:hAnsi="Arial" w:cs="Arial"/>
-          <w:sz w:val="28"/>
-          <w:szCs w:val="28"/>
-        </w:rPr>
-      </w:pPr>
-      <w:ins w:id="62" w:author="Проект новой редакции" w:date="2026-10-14T11:21:00Z">
+          <w:ins w:id="61" w:author="Проект новой редакции" w:date="2026-10-14T13:28:00Z"/>
+          <w:rFonts w:ascii="Arial" w:hAnsi="Arial" w:cs="Arial"/>
+          <w:sz w:val="28"/>
+          <w:szCs w:val="28"/>
+        </w:rPr>
+      </w:pPr>
+      <w:ins w:id="62" w:author="Проект новой редакции" w:date="2026-10-14T13:28:00Z">
         <w:r>
           <w:rPr>
             <w:rFonts w:ascii="Arial" w:hAnsi="Arial" w:cs="Arial"/>
@@ -2800,13 +2836,13 @@
         <w:ind w:firstLine="708"/>
         <w:jc w:val="both"/>
         <w:rPr>
-          <w:ins w:id="63" w:author="Проект новой редакции" w:date="2026-10-14T11:21:00Z"/>
-          <w:rFonts w:ascii="Arial" w:hAnsi="Arial" w:cs="Arial"/>
-          <w:sz w:val="28"/>
-          <w:szCs w:val="28"/>
-        </w:rPr>
-      </w:pPr>
-      <w:ins w:id="64" w:author="Проект новой редакции" w:date="2026-10-14T11:21:00Z">
+          <w:ins w:id="63" w:author="Проект новой редакции" w:date="2026-10-14T13:28:00Z"/>
+          <w:rFonts w:ascii="Arial" w:hAnsi="Arial" w:cs="Arial"/>
+          <w:sz w:val="28"/>
+          <w:szCs w:val="28"/>
+        </w:rPr>
+      </w:pPr>
+      <w:ins w:id="64" w:author="Проект новой редакции" w:date="2026-10-14T13:28:00Z">
         <w:r>
           <w:rPr>
             <w:rFonts w:ascii="Arial" w:hAnsi="Arial" w:cs="Arial"/>
@@ -2823,13 +2859,13 @@
         <w:ind w:firstLine="708"/>
         <w:jc w:val="both"/>
         <w:rPr>
-          <w:ins w:id="65" w:author="Проект новой редакции" w:date="2026-10-14T11:21:00Z"/>
-          <w:rFonts w:ascii="Arial" w:hAnsi="Arial" w:cs="Arial"/>
-          <w:sz w:val="28"/>
-          <w:szCs w:val="28"/>
-        </w:rPr>
-      </w:pPr>
-      <w:ins w:id="66" w:author="Проект новой редакции" w:date="2026-10-14T11:21:00Z">
+          <w:ins w:id="65" w:author="Проект новой редакции" w:date="2026-10-14T13:28:00Z"/>
+          <w:rFonts w:ascii="Arial" w:hAnsi="Arial" w:cs="Arial"/>
+          <w:sz w:val="28"/>
+          <w:szCs w:val="28"/>
+        </w:rPr>
+      </w:pPr>
+      <w:ins w:id="66" w:author="Проект новой редакции" w:date="2026-10-14T13:28:00Z">
         <w:r>
           <w:rPr>
             <w:rFonts w:ascii="Arial" w:hAnsi="Arial" w:cs="Arial"/>
@@ -2846,13 +2882,13 @@
         <w:ind w:firstLine="708"/>
         <w:jc w:val="both"/>
         <w:rPr>
-          <w:ins w:id="67" w:author="Проект новой редакции" w:date="2026-10-14T11:21:00Z"/>
-          <w:rFonts w:ascii="Arial" w:hAnsi="Arial" w:cs="Arial"/>
-          <w:sz w:val="28"/>
-          <w:szCs w:val="28"/>
-        </w:rPr>
-      </w:pPr>
-      <w:ins w:id="68" w:author="Проект новой редакции" w:date="2026-10-14T11:21:00Z">
+          <w:ins w:id="67" w:author="Проект новой редакции" w:date="2026-10-14T13:28:00Z"/>
+          <w:rFonts w:ascii="Arial" w:hAnsi="Arial" w:cs="Arial"/>
+          <w:sz w:val="28"/>
+          <w:szCs w:val="28"/>
+        </w:rPr>
+      </w:pPr>
+      <w:ins w:id="68" w:author="Проект новой редакции" w:date="2026-10-14T13:28:00Z">
         <w:r>
           <w:rPr>
             <w:rFonts w:ascii="Arial" w:hAnsi="Arial" w:cs="Arial"/>
@@ -2869,20 +2905,36 @@
         <w:ind w:firstLine="708"/>
         <w:jc w:val="both"/>
         <w:rPr>
-          <w:ins w:id="69" w:author="Проект новой редакции" w:date="2026-10-14T11:21:00Z"/>
-          <w:rFonts w:ascii="Arial" w:hAnsi="Arial" w:cs="Arial"/>
-          <w:sz w:val="28"/>
-          <w:szCs w:val="28"/>
-        </w:rPr>
-      </w:pPr>
-      <w:ins w:id="70" w:author="Проект новой редакции" w:date="2026-10-14T11:21:00Z">
-        <w:r>
-          <w:rPr>
-            <w:rFonts w:ascii="Arial" w:hAnsi="Arial" w:cs="Arial"/>
-            <w:sz w:val="28"/>
-            <w:szCs w:val="28"/>
-          </w:rPr>
-          <w:t>12) Образовательная деятельность: обучение, повышение квалификации и развитие потенциала специалистов в области изменения климата, устойчивого развития и ESG, в том числе через Учебный центр Фонда;</w:t>
+          <w:ins w:id="69" w:author="Проект новой редакции" w:date="2026-10-14T13:28:00Z"/>
+          <w:rFonts w:ascii="Arial" w:hAnsi="Arial" w:cs="Arial"/>
+          <w:sz w:val="28"/>
+          <w:szCs w:val="28"/>
+        </w:rPr>
+      </w:pPr>
+      <w:ins w:id="70" w:author="Проект новой редакции" w:date="2026-10-14T13:28:00Z">
+        <w:r>
+          <w:rPr>
+            <w:rFonts w:ascii="Arial" w:hAnsi="Arial" w:cs="Arial"/>
+            <w:sz w:val="28"/>
+            <w:szCs w:val="28"/>
+          </w:rPr>
+          <w:t xml:space="preserve">12) Образовательная деятельность: обучение, повышение квалификации и развитие потенциала </w:t>
+        </w:r>
+        <w:r>
+          <w:rPr>
+            <w:rFonts w:ascii="Arial" w:hAnsi="Arial" w:cs="Arial"/>
+            <w:sz w:val="28"/>
+            <w:szCs w:val="28"/>
+          </w:rPr>
+          <w:t>специалистов в области охраны окружающей среды, изменения климата, устойчивого развития и ESG</w:t>
+        </w:r>
+        <w:r>
+          <w:rPr>
+            <w:rFonts w:ascii="Arial" w:hAnsi="Arial" w:cs="Arial"/>
+            <w:sz w:val="28"/>
+            <w:szCs w:val="28"/>
+          </w:rPr>
+          <w:t>, в том числе через Учебный центр Фонда;</w:t>
         </w:r>
       </w:ins>
     </w:p>
@@ -2892,13 +2944,13 @@
         <w:ind w:firstLine="708"/>
         <w:jc w:val="both"/>
         <w:rPr>
-          <w:ins w:id="71" w:author="Проект новой редакции" w:date="2026-10-14T11:21:00Z"/>
-          <w:rFonts w:ascii="Arial" w:hAnsi="Arial" w:cs="Arial"/>
-          <w:sz w:val="28"/>
-          <w:szCs w:val="28"/>
-        </w:rPr>
-      </w:pPr>
-      <w:ins w:id="72" w:author="Проект новой редакции" w:date="2026-10-14T11:21:00Z">
+          <w:ins w:id="71" w:author="Проект новой редакции" w:date="2026-10-14T13:28:00Z"/>
+          <w:rFonts w:ascii="Arial" w:hAnsi="Arial" w:cs="Arial"/>
+          <w:sz w:val="28"/>
+          <w:szCs w:val="28"/>
+        </w:rPr>
+      </w:pPr>
+      <w:ins w:id="72" w:author="Проект новой редакции" w:date="2026-10-14T13:28:00Z">
         <w:r>
           <w:rPr>
             <w:rFonts w:ascii="Arial" w:hAnsi="Arial" w:cs="Arial"/>
@@ -2915,20 +2967,29 @@
         <w:ind w:firstLine="708"/>
         <w:jc w:val="both"/>
         <w:rPr>
-          <w:ins w:id="73" w:author="Проект новой редакции" w:date="2026-10-14T11:21:00Z"/>
-          <w:rFonts w:ascii="Arial" w:hAnsi="Arial" w:cs="Arial"/>
-          <w:sz w:val="28"/>
-          <w:szCs w:val="28"/>
-        </w:rPr>
-      </w:pPr>
-      <w:ins w:id="74" w:author="Проект новой редакции" w:date="2026-10-14T11:21:00Z">
-        <w:r>
-          <w:rPr>
-            <w:rFonts w:ascii="Arial" w:hAnsi="Arial" w:cs="Arial"/>
-            <w:sz w:val="28"/>
-            <w:szCs w:val="28"/>
-          </w:rPr>
-          <w:t>14) Региональные климатические и экологические проекты и инициативы, в том числе организация и проведение международных, региональных и национальных саммитов, конференций, форумов и иных мероприятий по климатической и экологической повестке, сопровождение и практическая реализация принятых на них решений и инициатив;</w:t>
+          <w:ins w:id="73" w:author="Проект новой редакции" w:date="2026-10-14T13:28:00Z"/>
+          <w:rFonts w:ascii="Arial" w:hAnsi="Arial" w:cs="Arial"/>
+          <w:sz w:val="28"/>
+          <w:szCs w:val="28"/>
+        </w:rPr>
+      </w:pPr>
+      <w:ins w:id="74" w:author="Проект новой редакции" w:date="2026-10-14T13:28:00Z">
+        <w:r>
+          <w:rPr>
+            <w:rFonts w:ascii="Arial" w:hAnsi="Arial" w:cs="Arial"/>
+            <w:sz w:val="28"/>
+            <w:szCs w:val="28"/>
+          </w:rPr>
+          <w:t xml:space="preserve">14) Региональные климатические и экологические проекты и инициативы, в том числе организация и проведение международных, </w:t>
+        </w:r>
+        <w:r>
+          <w:rPr>
+            <w:rFonts w:ascii="Arial" w:hAnsi="Arial" w:cs="Arial"/>
+            <w:sz w:val="28"/>
+            <w:szCs w:val="28"/>
+          </w:rPr>
+          <w:lastRenderedPageBreak/>
+          <w:t>региональных и национальных саммитов, конференций, форумов и иных мероприятий по климатической и экологической повестке, сопровождение и практическая реализация принятых на них решений и инициатив;</w:t>
         </w:r>
       </w:ins>
     </w:p>
@@ -2938,13 +2999,13 @@
         <w:ind w:firstLine="708"/>
         <w:jc w:val="both"/>
         <w:rPr>
-          <w:ins w:id="75" w:author="Проект новой редакции" w:date="2026-10-14T11:21:00Z"/>
-          <w:rFonts w:ascii="Arial" w:hAnsi="Arial" w:cs="Arial"/>
-          <w:sz w:val="28"/>
-          <w:szCs w:val="28"/>
-        </w:rPr>
-      </w:pPr>
-      <w:ins w:id="76" w:author="Проект новой редакции" w:date="2026-10-14T11:21:00Z">
+          <w:ins w:id="75" w:author="Проект новой редакции" w:date="2026-10-14T13:28:00Z"/>
+          <w:rFonts w:ascii="Arial" w:hAnsi="Arial" w:cs="Arial"/>
+          <w:sz w:val="28"/>
+          <w:szCs w:val="28"/>
+        </w:rPr>
+      </w:pPr>
+      <w:ins w:id="76" w:author="Проект новой редакции" w:date="2026-10-14T13:28:00Z">
         <w:r>
           <w:rPr>
             <w:rFonts w:ascii="Arial" w:hAnsi="Arial" w:cs="Arial"/>
@@ -2961,13 +3022,13 @@
         <w:ind w:firstLine="708"/>
         <w:jc w:val="both"/>
         <w:rPr>
-          <w:ins w:id="77" w:author="Проект новой редакции" w:date="2026-10-14T11:21:00Z"/>
-          <w:rFonts w:ascii="Arial" w:hAnsi="Arial" w:cs="Arial"/>
-          <w:sz w:val="28"/>
-          <w:szCs w:val="28"/>
-        </w:rPr>
-      </w:pPr>
-      <w:ins w:id="78" w:author="Проект новой редакции" w:date="2026-10-14T11:21:00Z">
+          <w:ins w:id="77" w:author="Проект новой редакции" w:date="2026-10-14T13:28:00Z"/>
+          <w:rFonts w:ascii="Arial" w:hAnsi="Arial" w:cs="Arial"/>
+          <w:sz w:val="28"/>
+          <w:szCs w:val="28"/>
+        </w:rPr>
+      </w:pPr>
+      <w:ins w:id="78" w:author="Проект новой редакции" w:date="2026-10-14T13:28:00Z">
         <w:r>
           <w:rPr>
             <w:rFonts w:ascii="Arial" w:hAnsi="Arial" w:cs="Arial"/>
@@ -2984,13 +3045,13 @@
         <w:ind w:firstLine="708"/>
         <w:jc w:val="both"/>
         <w:rPr>
-          <w:ins w:id="79" w:author="Проект новой редакции" w:date="2026-10-14T11:21:00Z"/>
-          <w:rFonts w:ascii="Arial" w:hAnsi="Arial" w:cs="Arial"/>
-          <w:sz w:val="28"/>
-          <w:szCs w:val="28"/>
-        </w:rPr>
-      </w:pPr>
-      <w:ins w:id="80" w:author="Проект новой редакции" w:date="2026-10-14T11:21:00Z">
+          <w:ins w:id="79" w:author="Проект новой редакции" w:date="2026-10-14T13:28:00Z"/>
+          <w:rFonts w:ascii="Arial" w:hAnsi="Arial" w:cs="Arial"/>
+          <w:sz w:val="28"/>
+          <w:szCs w:val="28"/>
+        </w:rPr>
+      </w:pPr>
+      <w:ins w:id="80" w:author="Проект новой редакции" w:date="2026-10-14T13:28:00Z">
         <w:r>
           <w:rPr>
             <w:rFonts w:ascii="Arial" w:hAnsi="Arial" w:cs="Arial"/>
@@ -3007,13 +3068,13 @@
         <w:ind w:firstLine="708"/>
         <w:jc w:val="both"/>
         <w:rPr>
-          <w:ins w:id="81" w:author="Проект новой редакции" w:date="2026-10-14T11:21:00Z"/>
-          <w:rFonts w:ascii="Arial" w:hAnsi="Arial" w:cs="Arial"/>
-          <w:sz w:val="28"/>
-          <w:szCs w:val="28"/>
-        </w:rPr>
-      </w:pPr>
-      <w:ins w:id="82" w:author="Проект новой редакции" w:date="2026-10-14T11:21:00Z">
+          <w:ins w:id="81" w:author="Проект новой редакции" w:date="2026-10-14T13:28:00Z"/>
+          <w:rFonts w:ascii="Arial" w:hAnsi="Arial" w:cs="Arial"/>
+          <w:sz w:val="28"/>
+          <w:szCs w:val="28"/>
+        </w:rPr>
+      </w:pPr>
+      <w:ins w:id="82" w:author="Проект новой редакции" w:date="2026-10-14T13:28:00Z">
         <w:r>
           <w:rPr>
             <w:rFonts w:ascii="Arial" w:hAnsi="Arial" w:cs="Arial"/>
@@ -3030,13 +3091,13 @@
         <w:ind w:firstLine="708"/>
         <w:jc w:val="both"/>
         <w:rPr>
-          <w:ins w:id="83" w:author="Проект новой редакции" w:date="2026-10-14T11:21:00Z"/>
-          <w:rFonts w:ascii="Arial" w:hAnsi="Arial" w:cs="Arial"/>
-          <w:sz w:val="28"/>
-          <w:szCs w:val="28"/>
-        </w:rPr>
-      </w:pPr>
-      <w:ins w:id="84" w:author="Проект новой редакции" w:date="2026-10-14T11:21:00Z">
+          <w:ins w:id="83" w:author="Проект новой редакции" w:date="2026-10-14T13:28:00Z"/>
+          <w:rFonts w:ascii="Arial" w:hAnsi="Arial" w:cs="Arial"/>
+          <w:sz w:val="28"/>
+          <w:szCs w:val="28"/>
+        </w:rPr>
+      </w:pPr>
+      <w:ins w:id="84" w:author="Проект новой редакции" w:date="2026-10-14T13:28:00Z">
         <w:r>
           <w:rPr>
             <w:rFonts w:ascii="Arial" w:hAnsi="Arial" w:cs="Arial"/>
@@ -3053,13 +3114,13 @@
         <w:ind w:firstLine="708"/>
         <w:jc w:val="both"/>
         <w:rPr>
-          <w:ins w:id="85" w:author="Проект новой редакции" w:date="2026-10-14T11:21:00Z"/>
-          <w:rFonts w:ascii="Arial" w:hAnsi="Arial" w:cs="Arial"/>
-          <w:sz w:val="28"/>
-          <w:szCs w:val="28"/>
-        </w:rPr>
-      </w:pPr>
-      <w:ins w:id="86" w:author="Проект новой редакции" w:date="2026-10-14T11:21:00Z">
+          <w:ins w:id="85" w:author="Проект новой редакции" w:date="2026-10-14T13:28:00Z"/>
+          <w:rFonts w:ascii="Arial" w:hAnsi="Arial" w:cs="Arial"/>
+          <w:sz w:val="28"/>
+          <w:szCs w:val="28"/>
+        </w:rPr>
+      </w:pPr>
+      <w:ins w:id="86" w:author="Проект новой редакции" w:date="2026-10-14T13:28:00Z">
         <w:r>
           <w:rPr>
             <w:rFonts w:ascii="Arial" w:hAnsi="Arial" w:cs="Arial"/>
@@ -3076,13 +3137,13 @@
         <w:ind w:firstLine="708"/>
         <w:jc w:val="both"/>
         <w:rPr>
-          <w:ins w:id="87" w:author="Проект новой редакции" w:date="2026-10-14T11:21:00Z"/>
-          <w:rFonts w:ascii="Arial" w:hAnsi="Arial" w:cs="Arial"/>
-          <w:sz w:val="28"/>
-          <w:szCs w:val="28"/>
-        </w:rPr>
-      </w:pPr>
-      <w:ins w:id="88" w:author="Проект новой редакции" w:date="2026-10-14T11:21:00Z">
+          <w:ins w:id="87" w:author="Проект новой редакции" w:date="2026-10-14T13:28:00Z"/>
+          <w:rFonts w:ascii="Arial" w:hAnsi="Arial" w:cs="Arial"/>
+          <w:sz w:val="28"/>
+          <w:szCs w:val="28"/>
+        </w:rPr>
+      </w:pPr>
+      <w:ins w:id="88" w:author="Проект новой редакции" w:date="2026-10-14T13:28:00Z">
         <w:r>
           <w:rPr>
             <w:rFonts w:ascii="Arial" w:hAnsi="Arial" w:cs="Arial"/>
@@ -3125,7 +3186,7 @@
         </w:rPr>
         <w:t xml:space="preserve">ЧАСТЬ </w:t>
       </w:r>
-      <w:ins w:id="89" w:author="Проект новой редакции" w:date="2026-10-14T11:21:00Z">
+      <w:ins w:id="89" w:author="Проект новой редакции" w:date="2026-10-14T13:28:00Z">
         <w:r>
           <w:rPr>
             <w:rFonts w:ascii="Arial" w:hAnsi="Arial" w:cs="Arial"/>
@@ -3136,7 +3197,7 @@
           <w:t>5</w:t>
         </w:r>
       </w:ins>
-      <w:del w:id="90" w:author="Проект новой редакции" w:date="2026-10-14T11:21:00Z">
+      <w:del w:id="90" w:author="Проект новой редакции" w:date="2026-10-14T13:28:00Z">
         <w:r>
           <w:rPr>
             <w:rFonts w:ascii="Arial" w:hAnsi="Arial" w:cs="Arial"/>
@@ -3168,7 +3229,7 @@
           <w:szCs w:val="28"/>
         </w:rPr>
       </w:pPr>
-      <w:ins w:id="91" w:author="Проект новой редакции" w:date="2026-10-14T11:21:00Z">
+      <w:ins w:id="91" w:author="Проект новой редакции" w:date="2026-10-14T13:28:00Z">
         <w:r>
           <w:rPr>
             <w:rFonts w:ascii="Arial" w:hAnsi="Arial" w:cs="Arial"/>
@@ -3178,7 +3239,7 @@
           <w:t>5</w:t>
         </w:r>
       </w:ins>
-      <w:del w:id="92" w:author="Проект новой редакции" w:date="2026-10-14T11:21:00Z">
+      <w:del w:id="92" w:author="Проект новой редакции" w:date="2026-10-14T13:28:00Z">
         <w:r>
           <w:rPr>
             <w:rFonts w:ascii="Arial" w:hAnsi="Arial" w:cs="Arial"/>
@@ -3216,7 +3277,7 @@
           <w:szCs w:val="28"/>
         </w:rPr>
       </w:pPr>
-      <w:ins w:id="93" w:author="Проект новой редакции" w:date="2026-10-14T11:21:00Z">
+      <w:ins w:id="93" w:author="Проект новой редакции" w:date="2026-10-14T13:28:00Z">
         <w:r>
           <w:rPr>
             <w:rFonts w:ascii="Arial" w:hAnsi="Arial" w:cs="Arial"/>
@@ -3226,7 +3287,7 @@
           <w:t>5</w:t>
         </w:r>
       </w:ins>
-      <w:del w:id="94" w:author="Проект новой редакции" w:date="2026-10-14T11:21:00Z">
+      <w:del w:id="94" w:author="Проект новой редакции" w:date="2026-10-14T13:28:00Z">
         <w:r>
           <w:rPr>
             <w:rFonts w:ascii="Arial" w:hAnsi="Arial" w:cs="Arial"/>
@@ -3277,7 +3338,7 @@
         </w:rPr>
         <w:t xml:space="preserve">ЧАСТЬ </w:t>
       </w:r>
-      <w:ins w:id="95" w:author="Проект новой редакции" w:date="2026-10-14T11:21:00Z">
+      <w:ins w:id="95" w:author="Проект новой редакции" w:date="2026-10-14T13:28:00Z">
         <w:r>
           <w:rPr>
             <w:rFonts w:ascii="Arial" w:hAnsi="Arial" w:cs="Arial"/>
@@ -3288,7 +3349,7 @@
           <w:t>6</w:t>
         </w:r>
       </w:ins>
-      <w:del w:id="96" w:author="Проект новой редакции" w:date="2026-10-14T11:21:00Z">
+      <w:del w:id="96" w:author="Проект новой редакции" w:date="2026-10-14T13:28:00Z">
         <w:r>
           <w:rPr>
             <w:rFonts w:ascii="Arial" w:hAnsi="Arial" w:cs="Arial"/>
@@ -3320,7 +3381,7 @@
           <w:szCs w:val="28"/>
         </w:rPr>
       </w:pPr>
-      <w:ins w:id="97" w:author="Проект новой редакции" w:date="2026-10-14T11:21:00Z">
+      <w:ins w:id="97" w:author="Проект новой редакции" w:date="2026-10-14T13:28:00Z">
         <w:r>
           <w:rPr>
             <w:rFonts w:ascii="Arial" w:hAnsi="Arial" w:cs="Arial"/>
@@ -3330,7 +3391,7 @@
           <w:t>6</w:t>
         </w:r>
       </w:ins>
-      <w:del w:id="98" w:author="Проект новой редакции" w:date="2026-10-14T11:21:00Z">
+      <w:del w:id="98" w:author="Проект новой редакции" w:date="2026-10-14T13:28:00Z">
         <w:r>
           <w:rPr>
             <w:rFonts w:ascii="Arial" w:hAnsi="Arial" w:cs="Arial"/>
@@ -3376,7 +3437,7 @@
         </w:rPr>
         <w:t xml:space="preserve">1) Учредителем (где проживает или </w:t>
       </w:r>
-      <w:ins w:id="99" w:author="Проект новой редакции" w:date="2026-10-14T11:21:00Z">
+      <w:ins w:id="99" w:author="Проект новой редакции" w:date="2026-10-14T13:28:00Z">
         <w:r>
           <w:rPr>
             <w:rFonts w:ascii="Arial" w:hAnsi="Arial" w:cs="Arial"/>
@@ -3386,7 +3447,7 @@
           <w:t>находится</w:t>
         </w:r>
       </w:ins>
-      <w:del w:id="100" w:author="Проект новой редакции" w:date="2026-10-14T11:21:00Z">
+      <w:del w:id="100" w:author="Проект новой редакции" w:date="2026-10-14T13:28:00Z">
         <w:r>
           <w:rPr>
             <w:rFonts w:ascii="Arial" w:hAnsi="Arial" w:cs="Arial"/>
@@ -3424,7 +3485,7 @@
         </w:rPr>
         <w:t xml:space="preserve">2) в любое время, когда Учредитель </w:t>
       </w:r>
-      <w:ins w:id="101" w:author="Проект новой редакции" w:date="2026-10-14T11:21:00Z">
+      <w:ins w:id="101" w:author="Проект новой редакции" w:date="2026-10-14T13:28:00Z">
         <w:r>
           <w:rPr>
             <w:rFonts w:ascii="Arial" w:hAnsi="Arial" w:cs="Arial"/>
@@ -3434,7 +3495,7 @@
           <w:t>утратился,</w:t>
         </w:r>
       </w:ins>
-      <w:del w:id="102" w:author="Проект новой редакции" w:date="2026-10-14T11:21:00Z">
+      <w:del w:id="102" w:author="Проект новой редакции" w:date="2026-10-14T13:28:00Z">
         <w:r>
           <w:rPr>
             <w:rFonts w:ascii="Arial" w:hAnsi="Arial" w:cs="Arial"/>
@@ -3512,7 +3573,7 @@
         </w:rPr>
         <w:t xml:space="preserve">ЧАСТЬ </w:t>
       </w:r>
-      <w:ins w:id="103" w:author="Проект новой редакции" w:date="2026-10-14T11:21:00Z">
+      <w:ins w:id="103" w:author="Проект новой редакции" w:date="2026-10-14T13:28:00Z">
         <w:r>
           <w:rPr>
             <w:rFonts w:ascii="Arial" w:hAnsi="Arial" w:cs="Arial"/>
@@ -3523,7 +3584,7 @@
           <w:t>7: ЗАЯВЛЕНИЕ</w:t>
         </w:r>
       </w:ins>
-      <w:del w:id="104" w:author="Проект новой редакции" w:date="2026-10-14T11:21:00Z">
+      <w:del w:id="104" w:author="Проект новой редакции" w:date="2026-10-14T13:28:00Z">
         <w:r>
           <w:rPr>
             <w:rFonts w:ascii="Arial" w:hAnsi="Arial" w:cs="Arial"/>
@@ -3546,7 +3607,7 @@
           <w:szCs w:val="28"/>
         </w:rPr>
       </w:pPr>
-      <w:ins w:id="105" w:author="Проект новой редакции" w:date="2026-10-14T11:21:00Z">
+      <w:ins w:id="105" w:author="Проект новой редакции" w:date="2026-10-14T13:28:00Z">
         <w:r>
           <w:rPr>
             <w:rFonts w:ascii="Arial" w:hAnsi="Arial" w:cs="Arial"/>
@@ -3556,7 +3617,7 @@
           <w:t>7</w:t>
         </w:r>
       </w:ins>
-      <w:del w:id="106" w:author="Проект новой редакции" w:date="2026-10-14T11:21:00Z">
+      <w:del w:id="106" w:author="Проект новой редакции" w:date="2026-10-14T13:28:00Z">
         <w:r>
           <w:rPr>
             <w:rFonts w:ascii="Arial" w:hAnsi="Arial" w:cs="Arial"/>
@@ -3582,7 +3643,7 @@
         </w:rPr>
         <w:t xml:space="preserve">сит Управляющий </w:t>
       </w:r>
-      <w:ins w:id="107" w:author="Проект новой редакции" w:date="2026-10-14T11:21:00Z">
+      <w:ins w:id="107" w:author="Проект новой редакции" w:date="2026-10-14T13:28:00Z">
         <w:r>
           <w:rPr>
             <w:rFonts w:ascii="Arial" w:hAnsi="Arial" w:cs="Arial"/>
@@ -3592,7 +3653,7 @@
           <w:t>совет</w:t>
         </w:r>
       </w:ins>
-      <w:del w:id="108" w:author="Проект новой редакции" w:date="2026-10-14T11:21:00Z">
+      <w:del w:id="108" w:author="Проект новой редакции" w:date="2026-10-14T13:28:00Z">
         <w:r>
           <w:rPr>
             <w:rFonts w:ascii="Arial" w:hAnsi="Arial" w:cs="Arial"/>
@@ -3610,7 +3671,7 @@
         </w:rPr>
         <w:t xml:space="preserve"> соблюдать условия настоящего Устава</w:t>
       </w:r>
-      <w:ins w:id="109" w:author="Проект новой редакции" w:date="2026-10-14T11:21:00Z">
+      <w:ins w:id="109" w:author="Проект новой редакции" w:date="2026-10-14T13:28:00Z">
         <w:r>
           <w:rPr>
             <w:rFonts w:ascii="Arial" w:hAnsi="Arial" w:cs="Arial"/>
@@ -3620,7 +3681,7 @@
           <w:t xml:space="preserve"> (Приложение 1);</w:t>
         </w:r>
       </w:ins>
-      <w:del w:id="110" w:author="Проект новой редакции" w:date="2026-10-14T11:21:00Z">
+      <w:del w:id="110" w:author="Проект новой редакции" w:date="2026-10-14T13:28:00Z">
         <w:r>
           <w:rPr>
             <w:rFonts w:ascii="Arial" w:hAnsi="Arial" w:cs="Arial"/>
@@ -3637,13 +3698,13 @@
         <w:ind w:firstLine="709"/>
         <w:jc w:val="both"/>
         <w:rPr>
-          <w:ins w:id="111" w:author="Проект новой редакции" w:date="2026-10-14T11:21:00Z"/>
-          <w:rFonts w:ascii="Arial" w:hAnsi="Arial" w:cs="Arial"/>
-          <w:sz w:val="28"/>
-          <w:szCs w:val="28"/>
-        </w:rPr>
-      </w:pPr>
-      <w:ins w:id="112" w:author="Проект новой редакции" w:date="2026-10-14T11:21:00Z">
+          <w:ins w:id="111" w:author="Проект новой редакции" w:date="2026-10-14T13:28:00Z"/>
+          <w:rFonts w:ascii="Arial" w:hAnsi="Arial" w:cs="Arial"/>
+          <w:sz w:val="28"/>
+          <w:szCs w:val="28"/>
+        </w:rPr>
+      </w:pPr>
+      <w:ins w:id="112" w:author="Проект новой редакции" w:date="2026-10-14T13:28:00Z">
         <w:r>
           <w:rPr>
             <w:rFonts w:ascii="Arial" w:hAnsi="Arial" w:cs="Arial"/>
@@ -3653,7 +3714,7 @@
           <w:t>7</w:t>
         </w:r>
       </w:ins>
-      <w:del w:id="113" w:author="Проект новой редакции" w:date="2026-10-14T11:21:00Z">
+      <w:del w:id="113" w:author="Проект новой редакции" w:date="2026-10-14T13:28:00Z">
         <w:r>
           <w:rPr>
             <w:rFonts w:ascii="Arial" w:hAnsi="Arial" w:cs="Arial"/>
@@ -3671,7 +3732,7 @@
         </w:rPr>
         <w:t xml:space="preserve">.2. </w:t>
       </w:r>
-      <w:ins w:id="114" w:author="Проект новой редакции" w:date="2026-10-14T11:21:00Z">
+      <w:ins w:id="114" w:author="Проект новой редакции" w:date="2026-10-14T13:28:00Z">
         <w:r>
           <w:rPr>
             <w:rFonts w:ascii="Arial" w:hAnsi="Arial" w:cs="Arial"/>
@@ -3681,7 +3742,7 @@
           <w:t>Члены Управляющего совета</w:t>
         </w:r>
       </w:ins>
-      <w:del w:id="115" w:author="Проект новой редакции" w:date="2026-10-14T11:21:00Z">
+      <w:del w:id="115" w:author="Проект новой редакции" w:date="2026-10-14T13:28:00Z">
         <w:r>
           <w:rPr>
             <w:rFonts w:ascii="Arial" w:hAnsi="Arial" w:cs="Arial"/>
@@ -3699,7 +3760,7 @@
         </w:rPr>
         <w:t xml:space="preserve"> (минимум 2</w:t>
       </w:r>
-      <w:ins w:id="116" w:author="Проект новой редакции" w:date="2026-10-14T11:21:00Z">
+      <w:ins w:id="116" w:author="Проект новой редакции" w:date="2026-10-14T13:28:00Z">
         <w:r>
           <w:rPr>
             <w:rFonts w:ascii="Arial" w:hAnsi="Arial" w:cs="Arial"/>
@@ -3709,7 +3770,7 @@
           <w:t>), подписывая настоящий Устав, заявляют</w:t>
         </w:r>
       </w:ins>
-      <w:del w:id="117" w:author="Проект новой редакции" w:date="2026-10-14T11:21:00Z">
+      <w:del w:id="117" w:author="Проект новой редакции" w:date="2026-10-14T13:28:00Z">
         <w:r>
           <w:rPr>
             <w:rFonts w:ascii="Arial" w:hAnsi="Arial" w:cs="Arial"/>
@@ -3727,7 +3788,7 @@
         </w:rPr>
         <w:t xml:space="preserve">, что </w:t>
       </w:r>
-      <w:ins w:id="118" w:author="Проект новой редакции" w:date="2026-10-14T11:21:00Z">
+      <w:ins w:id="118" w:author="Проект новой редакции" w:date="2026-10-14T13:28:00Z">
         <w:r>
           <w:rPr>
             <w:rFonts w:ascii="Arial" w:hAnsi="Arial" w:cs="Arial"/>
@@ -3737,7 +3798,7 @@
           <w:t>соблюдают</w:t>
         </w:r>
       </w:ins>
-      <w:del w:id="119" w:author="Проект новой редакции" w:date="2026-10-14T11:21:00Z">
+      <w:del w:id="119" w:author="Проект новой редакции" w:date="2026-10-14T13:28:00Z">
         <w:r>
           <w:rPr>
             <w:rFonts w:ascii="Arial" w:hAnsi="Arial" w:cs="Arial"/>
@@ -3755,7 +3816,7 @@
         </w:rPr>
         <w:t xml:space="preserve"> условия настоящего Устава</w:t>
       </w:r>
-      <w:ins w:id="120" w:author="Проект новой редакции" w:date="2026-10-14T11:21:00Z">
+      <w:ins w:id="120" w:author="Проект новой редакции" w:date="2026-10-14T13:28:00Z">
         <w:r>
           <w:rPr>
             <w:rFonts w:ascii="Arial" w:hAnsi="Arial" w:cs="Arial"/>
@@ -3773,14 +3834,14 @@
         <w:ind w:firstLine="709"/>
         <w:jc w:val="right"/>
         <w:rPr>
-          <w:ins w:id="121" w:author="Проект новой редакции" w:date="2026-10-14T11:21:00Z"/>
-          <w:rFonts w:ascii="Arial" w:hAnsi="Arial" w:cs="Arial"/>
-          <w:b/>
-          <w:sz w:val="28"/>
-          <w:szCs w:val="28"/>
-        </w:rPr>
-      </w:pPr>
-      <w:ins w:id="122" w:author="Проект новой редакции" w:date="2026-10-14T11:21:00Z">
+          <w:ins w:id="121" w:author="Проект новой редакции" w:date="2026-10-14T13:28:00Z"/>
+          <w:rFonts w:ascii="Arial" w:hAnsi="Arial" w:cs="Arial"/>
+          <w:b/>
+          <w:sz w:val="28"/>
+          <w:szCs w:val="28"/>
+        </w:rPr>
+      </w:pPr>
+      <w:ins w:id="122" w:author="Проект новой редакции" w:date="2026-10-14T13:28:00Z">
         <w:r>
           <w:rPr>
             <w:rFonts w:ascii="Arial" w:hAnsi="Arial" w:cs="Arial"/>
@@ -3788,6 +3849,7 @@
             <w:sz w:val="28"/>
             <w:szCs w:val="28"/>
           </w:rPr>
+          <w:lastRenderedPageBreak/>
           <w:t>Приложение 1</w:t>
         </w:r>
       </w:ins>
@@ -3798,14 +3860,14 @@
         <w:ind w:firstLine="709"/>
         <w:jc w:val="center"/>
         <w:rPr>
-          <w:ins w:id="123" w:author="Проект новой редакции" w:date="2026-10-14T11:21:00Z"/>
-          <w:rFonts w:ascii="Arial" w:hAnsi="Arial" w:cs="Arial"/>
-          <w:b/>
-          <w:sz w:val="28"/>
-          <w:szCs w:val="28"/>
-        </w:rPr>
-      </w:pPr>
-      <w:ins w:id="124" w:author="Проект новой редакции" w:date="2026-10-14T11:21:00Z">
+          <w:ins w:id="123" w:author="Проект новой редакции" w:date="2026-10-14T13:28:00Z"/>
+          <w:rFonts w:ascii="Arial" w:hAnsi="Arial" w:cs="Arial"/>
+          <w:b/>
+          <w:sz w:val="28"/>
+          <w:szCs w:val="28"/>
+        </w:rPr>
+      </w:pPr>
+      <w:ins w:id="124" w:author="Проект новой редакции" w:date="2026-10-14T13:28:00Z">
         <w:r>
           <w:rPr>
             <w:rFonts w:ascii="Arial" w:hAnsi="Arial" w:cs="Arial"/>
@@ -3823,13 +3885,13 @@
         <w:ind w:firstLine="709"/>
         <w:jc w:val="both"/>
         <w:rPr>
-          <w:ins w:id="125" w:author="Проект новой редакции" w:date="2026-10-14T11:21:00Z"/>
-          <w:rFonts w:ascii="Arial" w:hAnsi="Arial" w:cs="Arial"/>
-          <w:sz w:val="28"/>
-          <w:szCs w:val="28"/>
-        </w:rPr>
-      </w:pPr>
-      <w:ins w:id="126" w:author="Проект новой редакции" w:date="2026-10-14T11:21:00Z">
+          <w:ins w:id="125" w:author="Проект новой редакции" w:date="2026-10-14T13:28:00Z"/>
+          <w:rFonts w:ascii="Arial" w:hAnsi="Arial" w:cs="Arial"/>
+          <w:sz w:val="28"/>
+          <w:szCs w:val="28"/>
+        </w:rPr>
+      </w:pPr>
+      <w:ins w:id="126" w:author="Проект новой редакции" w:date="2026-10-14T13:28:00Z">
         <w:r>
           <w:rPr>
             <w:rFonts w:ascii="Arial" w:hAnsi="Arial" w:cs="Arial"/>
@@ -3847,14 +3909,14 @@
         <w:ind w:firstLine="709"/>
         <w:jc w:val="right"/>
         <w:rPr>
-          <w:ins w:id="127" w:author="Проект новой редакции" w:date="2026-10-14T11:21:00Z"/>
-          <w:rFonts w:ascii="Arial" w:hAnsi="Arial" w:cs="Arial"/>
-          <w:b/>
-          <w:sz w:val="28"/>
-          <w:szCs w:val="28"/>
-        </w:rPr>
-      </w:pPr>
-      <w:ins w:id="128" w:author="Проект новой редакции" w:date="2026-10-14T11:21:00Z">
+          <w:ins w:id="127" w:author="Проект новой редакции" w:date="2026-10-14T13:28:00Z"/>
+          <w:rFonts w:ascii="Arial" w:hAnsi="Arial" w:cs="Arial"/>
+          <w:b/>
+          <w:sz w:val="28"/>
+          <w:szCs w:val="28"/>
+        </w:rPr>
+      </w:pPr>
+      <w:ins w:id="128" w:author="Проект новой редакции" w:date="2026-10-14T13:28:00Z">
         <w:r>
           <w:rPr>
             <w:rFonts w:ascii="Arial" w:hAnsi="Arial" w:cs="Arial"/>
@@ -3862,6 +3924,7 @@
             <w:sz w:val="28"/>
             <w:szCs w:val="28"/>
           </w:rPr>
+          <w:lastRenderedPageBreak/>
           <w:t>Приложение 2</w:t>
         </w:r>
       </w:ins>
@@ -3872,14 +3935,14 @@
         <w:ind w:firstLine="709"/>
         <w:jc w:val="center"/>
         <w:rPr>
-          <w:ins w:id="129" w:author="Проект новой редакции" w:date="2026-10-14T11:21:00Z"/>
-          <w:rFonts w:ascii="Arial" w:hAnsi="Arial" w:cs="Arial"/>
-          <w:b/>
-          <w:sz w:val="28"/>
-          <w:szCs w:val="28"/>
-        </w:rPr>
-      </w:pPr>
-      <w:ins w:id="130" w:author="Проект новой редакции" w:date="2026-10-14T11:21:00Z">
+          <w:ins w:id="129" w:author="Проект новой редакции" w:date="2026-10-14T13:28:00Z"/>
+          <w:rFonts w:ascii="Arial" w:hAnsi="Arial" w:cs="Arial"/>
+          <w:b/>
+          <w:sz w:val="28"/>
+          <w:szCs w:val="28"/>
+        </w:rPr>
+      </w:pPr>
+      <w:ins w:id="130" w:author="Проект новой редакции" w:date="2026-10-14T13:28:00Z">
         <w:r>
           <w:rPr>
             <w:rFonts w:ascii="Arial" w:hAnsi="Arial" w:cs="Arial"/>
@@ -3897,20 +3960,36 @@
         <w:ind w:firstLine="709"/>
         <w:jc w:val="both"/>
         <w:rPr>
-          <w:ins w:id="131" w:author="Проект новой редакции" w:date="2026-10-14T11:21:00Z"/>
-          <w:rFonts w:ascii="Arial" w:hAnsi="Arial" w:cs="Arial"/>
-          <w:sz w:val="28"/>
-          <w:szCs w:val="28"/>
-        </w:rPr>
-      </w:pPr>
-      <w:ins w:id="132" w:author="Проект новой редакции" w:date="2026-10-14T11:21:00Z">
-        <w:r>
-          <w:rPr>
-            <w:rFonts w:ascii="Arial" w:hAnsi="Arial" w:cs="Arial"/>
-            <w:sz w:val="28"/>
-            <w:szCs w:val="28"/>
-          </w:rPr>
-          <w:t xml:space="preserve">1. Главный исполнительный директор, Руководитель Проектного офиса </w:t>
+          <w:ins w:id="131" w:author="Проект новой редакции" w:date="2026-10-14T13:28:00Z"/>
+          <w:rFonts w:ascii="Arial" w:hAnsi="Arial" w:cs="Arial"/>
+          <w:sz w:val="28"/>
+          <w:szCs w:val="28"/>
+        </w:rPr>
+      </w:pPr>
+      <w:ins w:id="132" w:author="Проект новой редакции" w:date="2026-10-14T13:28:00Z">
+        <w:r>
+          <w:rPr>
+            <w:rFonts w:ascii="Arial" w:hAnsi="Arial" w:cs="Arial"/>
+            <w:sz w:val="28"/>
+            <w:szCs w:val="28"/>
+          </w:rPr>
+          <w:t xml:space="preserve">1. </w:t>
+        </w:r>
+        <w:r>
+          <w:rPr>
+            <w:rFonts w:ascii="Arial" w:hAnsi="Arial" w:cs="Arial"/>
+            <w:sz w:val="28"/>
+            <w:szCs w:val="28"/>
+          </w:rPr>
+          <w:t>Главный исполнительный директор</w:t>
+        </w:r>
+        <w:r>
+          <w:rPr>
+            <w:rFonts w:ascii="Arial" w:hAnsi="Arial" w:cs="Arial"/>
+            <w:sz w:val="28"/>
+            <w:szCs w:val="28"/>
+          </w:rPr>
+          <w:t xml:space="preserve"> </w:t>
         </w:r>
         <w:r>
           <w:rPr>
@@ -3936,20 +4015,58 @@
         <w:ind w:firstLine="709"/>
         <w:jc w:val="both"/>
         <w:rPr>
-          <w:ins w:id="133" w:author="Проект новой редакции" w:date="2026-10-14T11:21:00Z"/>
-          <w:rFonts w:ascii="Arial" w:hAnsi="Arial" w:cs="Arial"/>
-          <w:sz w:val="28"/>
-          <w:szCs w:val="28"/>
-        </w:rPr>
-      </w:pPr>
-      <w:ins w:id="134" w:author="Проект новой редакции" w:date="2026-10-14T11:21:00Z">
-        <w:r>
-          <w:rPr>
-            <w:rFonts w:ascii="Arial" w:hAnsi="Arial" w:cs="Arial"/>
-            <w:sz w:val="28"/>
-            <w:szCs w:val="28"/>
-          </w:rPr>
-          <w:t xml:space="preserve">2. Заместитель Главного исполнительного директора </w:t>
+          <w:ins w:id="133" w:author="Проект новой редакции" w:date="2026-10-14T13:28:00Z"/>
+          <w:rFonts w:ascii="Arial" w:hAnsi="Arial" w:cs="Arial"/>
+          <w:sz w:val="28"/>
+          <w:szCs w:val="28"/>
+        </w:rPr>
+      </w:pPr>
+      <w:ins w:id="134" w:author="Проект новой редакции" w:date="2026-10-14T13:28:00Z">
+        <w:r>
+          <w:rPr>
+            <w:rFonts w:ascii="Arial" w:hAnsi="Arial" w:cs="Arial"/>
+            <w:sz w:val="28"/>
+            <w:szCs w:val="28"/>
+          </w:rPr>
+          <w:t xml:space="preserve">2. </w:t>
+        </w:r>
+        <w:r>
+          <w:rPr>
+            <w:rFonts w:ascii="Arial" w:hAnsi="Arial" w:cs="Arial"/>
+            <w:sz w:val="28"/>
+            <w:szCs w:val="28"/>
+          </w:rPr>
+          <w:t>Заместитель Главного исполнительного директора по стратегии и проектам – А. В. Кононец</w:t>
+        </w:r>
+        <w:r>
+          <w:rPr>
+            <w:rFonts w:ascii="Arial" w:hAnsi="Arial" w:cs="Arial"/>
+            <w:sz w:val="28"/>
+            <w:szCs w:val="28"/>
+          </w:rPr>
+          <w:t xml:space="preserve"> ____________________ (подпись)</w:t>
+        </w:r>
+      </w:ins>
+    </w:p>
+    <w:p>
+      <w:pPr>
+        <w:spacing w:after="0" w:line="360" w:lineRule="auto"/>
+        <w:ind w:firstLine="709"/>
+        <w:jc w:val="both"/>
+        <w:rPr>
+          <w:rFonts w:ascii="Arial" w:hAnsi="Arial" w:cs="Arial"/>
+          <w:sz w:val="28"/>
+          <w:szCs w:val="28"/>
+        </w:rPr>
+      </w:pPr>
+      <w:ins w:id="135" w:author="Проект новой редакции" w:date="2026-10-14T13:28:00Z">
+        <w:r>
+          <w:rPr>
+            <w:rFonts w:ascii="Arial" w:hAnsi="Arial" w:cs="Arial"/>
+            <w:sz w:val="28"/>
+            <w:szCs w:val="28"/>
+          </w:rPr>
+          <w:t xml:space="preserve">3. Заместитель Главного исполнительного директора по административным вопросам </w:t>
         </w:r>
         <w:r>
           <w:rPr>
@@ -3965,48 +4082,10 @@
             <w:sz w:val="28"/>
             <w:szCs w:val="28"/>
           </w:rPr>
-          <w:t xml:space="preserve"> А. В. Кононец ____________________ (подпись)</w:t>
-        </w:r>
-      </w:ins>
-    </w:p>
-    <w:p>
-      <w:pPr>
-        <w:spacing w:after="0" w:line="360" w:lineRule="auto"/>
-        <w:ind w:firstLine="709"/>
-        <w:jc w:val="both"/>
-        <w:rPr>
-          <w:rFonts w:ascii="Arial" w:hAnsi="Arial" w:cs="Arial"/>
-          <w:sz w:val="28"/>
-          <w:szCs w:val="28"/>
-        </w:rPr>
-      </w:pPr>
-      <w:ins w:id="135" w:author="Проект новой редакции" w:date="2026-10-14T11:21:00Z">
-        <w:r>
-          <w:rPr>
-            <w:rFonts w:ascii="Arial" w:hAnsi="Arial" w:cs="Arial"/>
-            <w:sz w:val="28"/>
-            <w:szCs w:val="28"/>
-          </w:rPr>
-          <w:t xml:space="preserve">3. Заместитель Главного исполнительного директора по административным вопросам </w:t>
-        </w:r>
-        <w:r>
-          <w:rPr>
-            <w:rFonts w:ascii="Arial" w:hAnsi="Arial" w:cs="Arial"/>
-            <w:sz w:val="28"/>
-            <w:szCs w:val="28"/>
-          </w:rPr>
-          <w:t>–</w:t>
-        </w:r>
-        <w:r>
-          <w:rPr>
-            <w:rFonts w:ascii="Arial" w:hAnsi="Arial" w:cs="Arial"/>
-            <w:sz w:val="28"/>
-            <w:szCs w:val="28"/>
-          </w:rPr>
           <w:t xml:space="preserve"> М. Темирбеков ____________________ (подпись)</w:t>
         </w:r>
       </w:ins>
-      <w:del w:id="136" w:author="Проект новой редакции" w:date="2026-10-14T11:21:00Z">
+      <w:del w:id="136" w:author="Проект новой редакции" w:date="2026-10-14T13:28:00Z">
         <w:r>
           <w:rPr>
             <w:rFonts w:ascii="Arial" w:hAnsi="Arial" w:cs="Arial"/>
@@ -4105,7 +4184,7 @@
           <w:rPr>
             <w:noProof/>
           </w:rPr>
-          <w:t>2</w:t>
+          <w:t>10</w:t>
         </w:r>
         <w:r>
           <w:fldChar w:fldCharType="end"/>
@@ -4727,7 +4806,7 @@
     <w:hidden/>
     <w:uiPriority w:val="99"/>
     <w:semiHidden/>
-    <w:rsid w:val="00700AC5"/>
+    <w:rsid w:val="004F3BDA"/>
     <w:pPr>
       <w:suppressAutoHyphens w:val="0"/>
     </w:pPr>
@@ -4739,7 +4818,7 @@
     <w:uiPriority w:val="99"/>
     <w:semiHidden/>
     <w:unhideWhenUsed/>
-    <w:rsid w:val="00700AC5"/>
+    <w:rsid w:val="004F3BDA"/>
     <w:pPr>
       <w:spacing w:after="0" w:line="240" w:lineRule="auto"/>
     </w:pPr>
@@ -4755,7 +4834,7 @@
     <w:link w:val="af"/>
     <w:uiPriority w:val="99"/>
     <w:semiHidden/>
-    <w:rsid w:val="00700AC5"/>
+    <w:rsid w:val="004F3BDA"/>
     <w:rPr>
       <w:rFonts w:ascii="Segoe UI" w:hAnsi="Segoe UI" w:cs="Segoe UI"/>
       <w:sz w:val="18"/>

--- a/Устав/_документы/С выделением — Устав ЦАКФ.docx
+++ b/Устав/_документы/С выделением — Устав ЦАКФ.docx
@@ -16,7 +16,7 @@
       </w:pPr>
       <w:bookmarkStart w:id="0" w:name="_GoBack"/>
       <w:bookmarkEnd w:id="0"/>
-      <w:ins w:id="1" w:author="Проект новой редакции" w:date="2026-10-14T13:28:00Z">
+      <w:ins w:id="1" w:author="Проект новой редакции" w:date="2026-10-19T16:31:00Z">
         <w:r>
           <w:rPr>
             <w:rFonts w:ascii="Arial" w:hAnsi="Arial" w:cs="Arial"/>
@@ -286,7 +286,7 @@
         </w:rPr>
         <w:t xml:space="preserve">ПРИНЯТ: Резолюцией </w:t>
       </w:r>
-      <w:ins w:id="2" w:author="Проект новой редакции" w:date="2026-10-14T13:28:00Z">
+      <w:ins w:id="2" w:author="Проект новой редакции" w:date="2026-10-19T16:31:00Z">
         <w:r>
           <w:rPr>
             <w:rFonts w:ascii="Arial" w:hAnsi="Arial" w:cs="Arial"/>
@@ -297,7 +297,7 @@
           <w:t>№ 2 от «24» марта</w:t>
         </w:r>
       </w:ins>
-      <w:del w:id="3" w:author="Проект новой редакции" w:date="2026-10-14T13:28:00Z">
+      <w:del w:id="3" w:author="Проект новой редакции" w:date="2026-10-19T16:31:00Z">
         <w:r>
           <w:rPr>
             <w:rFonts w:ascii="Arial" w:hAnsi="Arial" w:cs="Arial"/>
@@ -317,7 +317,7 @@
         </w:rPr>
         <w:t xml:space="preserve"> 2024 г</w:t>
       </w:r>
-      <w:ins w:id="4" w:author="Проект новой редакции" w:date="2026-10-14T13:28:00Z">
+      <w:ins w:id="4" w:author="Проект новой редакции" w:date="2026-10-19T16:31:00Z">
         <w:r>
           <w:rPr>
             <w:rFonts w:ascii="Arial" w:hAnsi="Arial" w:cs="Arial"/>
@@ -434,7 +434,7 @@
         </w:rPr>
         <w:t>Дата утверждения</w:t>
       </w:r>
-      <w:ins w:id="5" w:author="Проект новой редакции" w:date="2026-10-14T13:28:00Z">
+      <w:ins w:id="5" w:author="Проект новой редакции" w:date="2026-10-19T16:31:00Z">
         <w:r>
           <w:rPr>
             <w:rFonts w:ascii="Arial" w:hAnsi="Arial" w:cs="Arial"/>
@@ -444,7 +444,7 @@
           <w:t xml:space="preserve"> новой редакции: «___» __________ 2026 года</w:t>
         </w:r>
       </w:ins>
-      <w:del w:id="6" w:author="Проект новой редакции" w:date="2026-10-14T13:28:00Z">
+      <w:del w:id="6" w:author="Проект новой редакции" w:date="2026-10-19T16:31:00Z">
         <w:r>
           <w:rPr>
             <w:rFonts w:ascii="Arial" w:hAnsi="Arial" w:cs="Arial"/>
@@ -466,7 +466,7 @@
           <w:szCs w:val="32"/>
         </w:rPr>
       </w:pPr>
-      <w:ins w:id="7" w:author="Проект новой редакции" w:date="2026-10-14T13:28:00Z">
+      <w:ins w:id="7" w:author="Проект новой редакции" w:date="2026-10-19T16:31:00Z">
         <w:r>
           <w:rPr>
             <w:rFonts w:ascii="Arial" w:hAnsi="Arial" w:cs="Arial"/>
@@ -476,7 +476,7 @@
           <w:t>Первоначальная редакция принята</w:t>
         </w:r>
       </w:ins>
-      <w:del w:id="8" w:author="Проект новой редакции" w:date="2026-10-14T13:28:00Z">
+      <w:del w:id="8" w:author="Проект новой редакции" w:date="2026-10-19T16:31:00Z">
         <w:r>
           <w:rPr>
             <w:rFonts w:ascii="Arial" w:hAnsi="Arial" w:cs="Arial"/>
@@ -494,7 +494,7 @@
         </w:rPr>
         <w:t xml:space="preserve"> Резолюцией </w:t>
       </w:r>
-      <w:ins w:id="9" w:author="Проект новой редакции" w:date="2026-10-14T13:28:00Z">
+      <w:ins w:id="9" w:author="Проект новой редакции" w:date="2026-10-19T16:31:00Z">
         <w:r>
           <w:rPr>
             <w:rFonts w:ascii="Arial" w:hAnsi="Arial" w:cs="Arial"/>
@@ -504,7 +504,7 @@
           <w:t>№ 2</w:t>
         </w:r>
       </w:ins>
-      <w:del w:id="10" w:author="Проект новой редакции" w:date="2026-10-14T13:28:00Z">
+      <w:del w:id="10" w:author="Проект новой редакции" w:date="2026-10-19T16:31:00Z">
         <w:r>
           <w:rPr>
             <w:rFonts w:ascii="Arial" w:hAnsi="Arial" w:cs="Arial"/>
@@ -522,7 +522,7 @@
         </w:rPr>
         <w:t xml:space="preserve"> от </w:t>
       </w:r>
-      <w:ins w:id="11" w:author="Проект новой редакции" w:date="2026-10-14T13:28:00Z">
+      <w:ins w:id="11" w:author="Проект новой редакции" w:date="2026-10-19T16:31:00Z">
         <w:r>
           <w:rPr>
             <w:rFonts w:ascii="Arial" w:hAnsi="Arial" w:cs="Arial"/>
@@ -532,7 +532,7 @@
           <w:t>24</w:t>
         </w:r>
       </w:ins>
-      <w:del w:id="12" w:author="Проект новой редакции" w:date="2026-10-14T13:28:00Z">
+      <w:del w:id="12" w:author="Проект новой редакции" w:date="2026-10-19T16:31:00Z">
         <w:r>
           <w:rPr>
             <w:rFonts w:ascii="Arial" w:hAnsi="Arial" w:cs="Arial"/>
@@ -719,7 +719,7 @@
         </w:rPr>
         <w:t>ПОЛОЖЕНИЯ……………………………….…………</w:t>
       </w:r>
-      <w:ins w:id="13" w:author="Проект новой редакции" w:date="2026-10-14T13:28:00Z">
+      <w:ins w:id="13" w:author="Проект новой редакции" w:date="2026-10-19T16:31:00Z">
         <w:r>
           <w:rPr>
             <w:rFonts w:ascii="Arial" w:hAnsi="Arial" w:cs="Arial"/>
@@ -781,7 +781,7 @@
         </w:rPr>
         <w:t xml:space="preserve">1.2. Название фонда……….………………..………...………..…….…….. </w:t>
       </w:r>
-      <w:ins w:id="14" w:author="Проект новой редакции" w:date="2026-10-14T13:28:00Z">
+      <w:ins w:id="14" w:author="Проект новой редакции" w:date="2026-10-19T16:31:00Z">
         <w:r>
           <w:rPr>
             <w:rFonts w:ascii="Arial" w:hAnsi="Arial" w:cs="Arial"/>
@@ -792,7 +792,7 @@
           <w:t>3</w:t>
         </w:r>
       </w:ins>
-      <w:del w:id="15" w:author="Проект новой редакции" w:date="2026-10-14T13:28:00Z">
+      <w:del w:id="15" w:author="Проект новой редакции" w:date="2026-10-19T16:31:00Z">
         <w:r>
           <w:rPr>
             <w:rFonts w:ascii="Arial" w:hAnsi="Arial" w:cs="Arial"/>
@@ -866,7 +866,7 @@
         </w:rPr>
         <w:t>1</w:t>
       </w:r>
-      <w:ins w:id="16" w:author="Проект новой редакции" w:date="2026-10-14T13:28:00Z">
+      <w:ins w:id="16" w:author="Проект новой редакции" w:date="2026-10-19T16:31:00Z">
         <w:r>
           <w:rPr>
             <w:rFonts w:ascii="Arial" w:hAnsi="Arial" w:cs="Arial"/>
@@ -877,7 +877,7 @@
           <w:t>.</w:t>
         </w:r>
       </w:ins>
-      <w:del w:id="17" w:author="Проект новой редакции" w:date="2026-10-14T13:28:00Z">
+      <w:del w:id="17" w:author="Проект новой редакции" w:date="2026-10-19T16:31:00Z">
         <w:r>
           <w:rPr>
             <w:rFonts w:ascii="Arial" w:hAnsi="Arial" w:cs="Arial"/>
@@ -897,7 +897,7 @@
         </w:rPr>
         <w:t xml:space="preserve">5. </w:t>
       </w:r>
-      <w:ins w:id="18" w:author="Проект новой редакции" w:date="2026-10-14T13:28:00Z">
+      <w:ins w:id="18" w:author="Проект новой редакции" w:date="2026-10-19T16:31:00Z">
         <w:r>
           <w:rPr>
             <w:rFonts w:ascii="Arial" w:hAnsi="Arial" w:cs="Arial"/>
@@ -908,7 +908,7 @@
           <w:t>Права……………………………………………………………………….</w:t>
         </w:r>
       </w:ins>
-      <w:del w:id="19" w:author="Проект новой редакции" w:date="2026-10-14T13:28:00Z">
+      <w:del w:id="19" w:author="Проект новой редакции" w:date="2026-10-19T16:31:00Z">
         <w:r>
           <w:rPr>
             <w:rFonts w:ascii="Arial" w:hAnsi="Arial" w:cs="Arial"/>
@@ -977,7 +977,7 @@
         </w:rPr>
         <w:t xml:space="preserve">ЧАСТЬ 2: ПРИРОДА ФОНДА ………..………………….…………………. </w:t>
       </w:r>
-      <w:ins w:id="20" w:author="Проект новой редакции" w:date="2026-10-14T13:28:00Z">
+      <w:ins w:id="20" w:author="Проект новой редакции" w:date="2026-10-19T16:31:00Z">
         <w:r>
           <w:rPr>
             <w:rFonts w:ascii="Arial" w:hAnsi="Arial" w:cs="Arial"/>
@@ -988,7 +988,7 @@
           <w:t>4</w:t>
         </w:r>
       </w:ins>
-      <w:del w:id="21" w:author="Проект новой редакции" w:date="2026-10-14T13:28:00Z">
+      <w:del w:id="21" w:author="Проект новой редакции" w:date="2026-10-19T16:31:00Z">
         <w:r>
           <w:rPr>
             <w:rFonts w:ascii="Arial" w:hAnsi="Arial" w:cs="Arial"/>
@@ -1020,7 +1020,7 @@
         </w:rPr>
         <w:t xml:space="preserve">2.1. Природа Фонда ……………..……………….………………………….. </w:t>
       </w:r>
-      <w:ins w:id="22" w:author="Проект новой редакции" w:date="2026-10-14T13:28:00Z">
+      <w:ins w:id="22" w:author="Проект новой редакции" w:date="2026-10-19T16:31:00Z">
         <w:r>
           <w:rPr>
             <w:rFonts w:ascii="Arial" w:hAnsi="Arial" w:cs="Arial"/>
@@ -1031,7 +1031,7 @@
           <w:t>4</w:t>
         </w:r>
       </w:ins>
-      <w:del w:id="23" w:author="Проект новой редакции" w:date="2026-10-14T13:28:00Z">
+      <w:del w:id="23" w:author="Проект новой редакции" w:date="2026-10-19T16:31:00Z">
         <w:r>
           <w:rPr>
             <w:rFonts w:ascii="Arial" w:hAnsi="Arial" w:cs="Arial"/>
@@ -1063,7 +1063,7 @@
         </w:rPr>
         <w:t>ЧАСТЬ 3: ИМУЩЕСТВО ФОНДА…………….………………………….…..</w:t>
       </w:r>
-      <w:ins w:id="24" w:author="Проект новой редакции" w:date="2026-10-14T13:28:00Z">
+      <w:ins w:id="24" w:author="Проект новой редакции" w:date="2026-10-19T16:31:00Z">
         <w:r>
           <w:rPr>
             <w:rFonts w:ascii="Arial" w:hAnsi="Arial" w:cs="Arial"/>
@@ -1104,7 +1104,7 @@
         </w:rPr>
         <w:t xml:space="preserve">ЧАСТЬ </w:t>
       </w:r>
-      <w:ins w:id="25" w:author="Проект новой редакции" w:date="2026-10-14T13:28:00Z">
+      <w:ins w:id="25" w:author="Проект новой редакции" w:date="2026-10-19T16:31:00Z">
         <w:r>
           <w:rPr>
             <w:rFonts w:ascii="Arial" w:hAnsi="Arial" w:cs="Arial"/>
@@ -1115,7 +1115,7 @@
           <w:t>4: ЦЕЛИ</w:t>
         </w:r>
       </w:ins>
-      <w:del w:id="26" w:author="Проект новой редакции" w:date="2026-10-14T13:28:00Z">
+      <w:del w:id="26" w:author="Проект новой редакции" w:date="2026-10-19T16:31:00Z">
         <w:r>
           <w:rPr>
             <w:rFonts w:ascii="Arial" w:hAnsi="Arial" w:cs="Arial"/>
@@ -1135,7 +1135,7 @@
         </w:rPr>
         <w:t xml:space="preserve"> ФОНДА</w:t>
       </w:r>
-      <w:ins w:id="27" w:author="Проект новой редакции" w:date="2026-10-14T13:28:00Z">
+      <w:ins w:id="27" w:author="Проект новой редакции" w:date="2026-10-19T16:31:00Z">
         <w:r>
           <w:rPr>
             <w:rFonts w:ascii="Arial" w:hAnsi="Arial" w:cs="Arial"/>
@@ -1146,7 +1146,7 @@
           <w:t>…………………………………………….……… 5</w:t>
         </w:r>
       </w:ins>
-      <w:del w:id="28" w:author="Проект новой редакции" w:date="2026-10-14T13:28:00Z">
+      <w:del w:id="28" w:author="Проект новой редакции" w:date="2026-10-19T16:31:00Z">
         <w:r>
           <w:rPr>
             <w:rFonts w:ascii="Arial" w:hAnsi="Arial" w:cs="Arial"/>
@@ -1178,7 +1178,7 @@
         </w:rPr>
         <w:t xml:space="preserve">ЧАСТЬ </w:t>
       </w:r>
-      <w:ins w:id="29" w:author="Проект новой редакции" w:date="2026-10-14T13:28:00Z">
+      <w:ins w:id="29" w:author="Проект новой редакции" w:date="2026-10-19T16:31:00Z">
         <w:r>
           <w:rPr>
             <w:rFonts w:ascii="Arial" w:hAnsi="Arial" w:cs="Arial"/>
@@ -1189,7 +1189,7 @@
           <w:t>5</w:t>
         </w:r>
       </w:ins>
-      <w:del w:id="30" w:author="Проект новой редакции" w:date="2026-10-14T13:28:00Z">
+      <w:del w:id="30" w:author="Проект новой редакции" w:date="2026-10-19T16:31:00Z">
         <w:r>
           <w:rPr>
             <w:rFonts w:ascii="Arial" w:hAnsi="Arial" w:cs="Arial"/>
@@ -1209,7 +1209,7 @@
         </w:rPr>
         <w:t xml:space="preserve">: ИСТОЧНИК ФИНАНСИРОВАНИЯ ФОНДА…….…………… </w:t>
       </w:r>
-      <w:ins w:id="31" w:author="Проект новой редакции" w:date="2026-10-14T13:28:00Z">
+      <w:ins w:id="31" w:author="Проект новой редакции" w:date="2026-10-19T16:31:00Z">
         <w:r>
           <w:rPr>
             <w:rFonts w:ascii="Arial" w:hAnsi="Arial" w:cs="Arial"/>
@@ -1220,7 +1220,7 @@
           <w:t>8</w:t>
         </w:r>
       </w:ins>
-      <w:del w:id="32" w:author="Проект новой редакции" w:date="2026-10-14T13:28:00Z">
+      <w:del w:id="32" w:author="Проект новой редакции" w:date="2026-10-19T16:31:00Z">
         <w:r>
           <w:rPr>
             <w:rFonts w:ascii="Arial" w:hAnsi="Arial" w:cs="Arial"/>
@@ -1252,7 +1252,7 @@
         </w:rPr>
         <w:t xml:space="preserve">ЧАСТЬ </w:t>
       </w:r>
-      <w:ins w:id="33" w:author="Проект новой редакции" w:date="2026-10-14T13:28:00Z">
+      <w:ins w:id="33" w:author="Проект новой редакции" w:date="2026-10-19T16:31:00Z">
         <w:r>
           <w:rPr>
             <w:rFonts w:ascii="Arial" w:hAnsi="Arial" w:cs="Arial"/>
@@ -1263,7 +1263,7 @@
           <w:t>6</w:t>
         </w:r>
       </w:ins>
-      <w:del w:id="34" w:author="Проект новой редакции" w:date="2026-10-14T13:28:00Z">
+      <w:del w:id="34" w:author="Проект новой редакции" w:date="2026-10-19T16:31:00Z">
         <w:r>
           <w:rPr>
             <w:rFonts w:ascii="Arial" w:hAnsi="Arial" w:cs="Arial"/>
@@ -1312,7 +1312,7 @@
         </w:rPr>
         <w:t xml:space="preserve">ЧАСТЬ </w:t>
       </w:r>
-      <w:ins w:id="35" w:author="Проект новой редакции" w:date="2026-10-14T13:28:00Z">
+      <w:ins w:id="35" w:author="Проект новой редакции" w:date="2026-10-19T16:31:00Z">
         <w:r>
           <w:rPr>
             <w:rFonts w:ascii="Arial" w:hAnsi="Arial" w:cs="Arial"/>
@@ -1323,7 +1323,7 @@
           <w:t>7: ЗАЯВЛЕНИЕ……………………………………….……………. 9</w:t>
         </w:r>
       </w:ins>
-      <w:del w:id="36" w:author="Проект новой редакции" w:date="2026-10-14T13:28:00Z">
+      <w:del w:id="36" w:author="Проект новой редакции" w:date="2026-10-19T16:31:00Z">
         <w:r>
           <w:rPr>
             <w:rFonts w:ascii="Arial" w:hAnsi="Arial" w:cs="Arial"/>
@@ -1359,13 +1359,13 @@
         <w:spacing w:after="0" w:line="360" w:lineRule="auto"/>
         <w:jc w:val="center"/>
         <w:rPr>
-          <w:ins w:id="37" w:author="Проект новой редакции" w:date="2026-10-14T13:28:00Z"/>
-          <w:rFonts w:ascii="Arial" w:hAnsi="Arial" w:cs="Arial"/>
-          <w:sz w:val="28"/>
-          <w:szCs w:val="28"/>
-        </w:rPr>
-      </w:pPr>
-      <w:ins w:id="38" w:author="Проект новой редакции" w:date="2026-10-14T13:28:00Z">
+          <w:ins w:id="37" w:author="Проект новой редакции" w:date="2026-10-19T16:31:00Z"/>
+          <w:rFonts w:ascii="Arial" w:hAnsi="Arial" w:cs="Arial"/>
+          <w:sz w:val="28"/>
+          <w:szCs w:val="28"/>
+        </w:rPr>
+      </w:pPr>
+      <w:ins w:id="38" w:author="Проект новой редакции" w:date="2026-10-19T16:31:00Z">
         <w:r>
           <w:rPr>
             <w:rFonts w:ascii="Arial" w:hAnsi="Arial" w:cs="Arial"/>
@@ -1642,7 +1642,7 @@
         </w:rPr>
         <w:t xml:space="preserve">1) Полное </w:t>
       </w:r>
-      <w:ins w:id="39" w:author="Проект новой редакции" w:date="2026-10-14T13:28:00Z">
+      <w:ins w:id="39" w:author="Проект новой редакции" w:date="2026-10-19T16:31:00Z">
         <w:r>
           <w:rPr>
             <w:rFonts w:ascii="Arial" w:hAnsi="Arial" w:cs="Arial"/>
@@ -1737,7 +1737,7 @@
         </w:rPr>
         <w:t>CACF</w:t>
       </w:r>
-      <w:ins w:id="40" w:author="Проект новой редакции" w:date="2026-10-14T13:28:00Z">
+      <w:ins w:id="40" w:author="Проект новой редакции" w:date="2026-10-19T16:31:00Z">
         <w:r>
           <w:rPr>
             <w:rFonts w:ascii="Arial" w:hAnsi="Arial" w:cs="Arial"/>
@@ -1775,7 +1775,7 @@
         </w:rPr>
         <w:t xml:space="preserve">2) Полное </w:t>
       </w:r>
-      <w:ins w:id="41" w:author="Проект новой редакции" w:date="2026-10-14T13:28:00Z">
+      <w:ins w:id="41" w:author="Проект новой редакции" w:date="2026-10-19T16:31:00Z">
         <w:r>
           <w:rPr>
             <w:rFonts w:ascii="Arial" w:hAnsi="Arial" w:cs="Arial"/>
@@ -1793,7 +1793,7 @@
         </w:rPr>
         <w:t>наименование Фонда на казахском языке: «Орталық Азия Климаттық Қоры», сокращение «ОАКҚ</w:t>
       </w:r>
-      <w:ins w:id="42" w:author="Проект новой редакции" w:date="2026-10-14T13:28:00Z">
+      <w:ins w:id="42" w:author="Проект новой редакции" w:date="2026-10-19T16:31:00Z">
         <w:r>
           <w:rPr>
             <w:rFonts w:ascii="Arial" w:hAnsi="Arial" w:cs="Arial"/>
@@ -1840,7 +1840,7 @@
         </w:rPr>
         <w:t xml:space="preserve">3) Полное </w:t>
       </w:r>
-      <w:ins w:id="43" w:author="Проект новой редакции" w:date="2026-10-14T13:28:00Z">
+      <w:ins w:id="43" w:author="Проект новой редакции" w:date="2026-10-19T16:31:00Z">
         <w:r>
           <w:rPr>
             <w:rFonts w:ascii="Arial" w:hAnsi="Arial" w:cs="Arial"/>
@@ -1858,7 +1858,7 @@
         </w:rPr>
         <w:t>наименование Фонда на русском языке: «Центрально-Азиатский Климатический Фонд», сокращение «ЦАКФ</w:t>
       </w:r>
-      <w:ins w:id="44" w:author="Проект новой редакции" w:date="2026-10-14T13:28:00Z">
+      <w:ins w:id="44" w:author="Проект новой редакции" w:date="2026-10-19T16:31:00Z">
         <w:r>
           <w:rPr>
             <w:rFonts w:ascii="Arial" w:hAnsi="Arial" w:cs="Arial"/>
@@ -1992,7 +1992,7 @@
         </w:rPr>
         <w:t>1</w:t>
       </w:r>
-      <w:ins w:id="45" w:author="Проект новой редакции" w:date="2026-10-14T13:28:00Z">
+      <w:ins w:id="45" w:author="Проект новой редакции" w:date="2026-10-19T16:31:00Z">
         <w:r>
           <w:rPr>
             <w:rFonts w:ascii="Arial" w:hAnsi="Arial" w:cs="Arial"/>
@@ -2002,7 +2002,7 @@
           <w:t>.</w:t>
         </w:r>
       </w:ins>
-      <w:del w:id="46" w:author="Проект новой редакции" w:date="2026-10-14T13:28:00Z">
+      <w:del w:id="46" w:author="Проект новой редакции" w:date="2026-10-19T16:31:00Z">
         <w:r>
           <w:rPr>
             <w:rFonts w:ascii="Arial" w:hAnsi="Arial" w:cs="Arial"/>
@@ -2020,7 +2020,7 @@
         </w:rPr>
         <w:t xml:space="preserve">5. </w:t>
       </w:r>
-      <w:ins w:id="47" w:author="Проект новой редакции" w:date="2026-10-14T13:28:00Z">
+      <w:ins w:id="47" w:author="Проект новой редакции" w:date="2026-10-19T16:31:00Z">
         <w:r>
           <w:rPr>
             <w:rFonts w:ascii="Arial" w:hAnsi="Arial" w:cs="Arial"/>
@@ -2030,7 +2030,7 @@
           <w:t>Права</w:t>
         </w:r>
       </w:ins>
-      <w:del w:id="48" w:author="Проект новой редакции" w:date="2026-10-14T13:28:00Z">
+      <w:del w:id="48" w:author="Проект новой редакции" w:date="2026-10-19T16:31:00Z">
         <w:r>
           <w:rPr>
             <w:rFonts w:ascii="Arial" w:hAnsi="Arial" w:cs="Arial"/>
@@ -2060,7 +2060,7 @@
         </w:rPr>
         <w:t xml:space="preserve">1) Фонд независим в определении своих целей, политики и в своей деятельности под </w:t>
       </w:r>
-      <w:ins w:id="49" w:author="Проект новой редакции" w:date="2026-10-14T13:28:00Z">
+      <w:ins w:id="49" w:author="Проект новой редакции" w:date="2026-10-19T16:31:00Z">
         <w:r>
           <w:rPr>
             <w:rFonts w:ascii="Arial" w:hAnsi="Arial" w:cs="Arial"/>
@@ -2070,7 +2070,7 @@
           <w:t>надзором</w:t>
         </w:r>
       </w:ins>
-      <w:del w:id="50" w:author="Проект новой редакции" w:date="2026-10-14T13:28:00Z">
+      <w:del w:id="50" w:author="Проект новой редакции" w:date="2026-10-19T16:31:00Z">
         <w:r>
           <w:rPr>
             <w:rFonts w:ascii="Arial" w:hAnsi="Arial" w:cs="Arial"/>
@@ -2088,7 +2088,7 @@
         </w:rPr>
         <w:t xml:space="preserve"> Попечительского совета</w:t>
       </w:r>
-      <w:ins w:id="51" w:author="Проект новой редакции" w:date="2026-10-14T13:28:00Z">
+      <w:ins w:id="51" w:author="Проект новой редакции" w:date="2026-10-19T16:31:00Z">
         <w:r>
           <w:rPr>
             <w:rFonts w:ascii="Arial" w:hAnsi="Arial" w:cs="Arial"/>
@@ -2174,7 +2174,7 @@
         </w:rPr>
         <w:t>4) Фонд не может осуществлять какую-либо коммерческую деятельность, за исключением необходимой, вспомогательной или сопутствующей его целям.</w:t>
       </w:r>
-      <w:ins w:id="52" w:author="Проект новой редакции" w:date="2026-10-14T13:28:00Z">
+      <w:ins w:id="52" w:author="Проект новой редакции" w:date="2026-10-19T16:31:00Z">
         <w:r>
           <w:rPr>
             <w:rFonts w:ascii="Arial" w:hAnsi="Arial" w:cs="Arial"/>
@@ -2424,7 +2424,7 @@
         </w:rPr>
         <w:t>3.</w:t>
       </w:r>
-      <w:ins w:id="53" w:author="Проект новой редакции" w:date="2026-10-14T13:28:00Z">
+      <w:ins w:id="53" w:author="Проект новой редакции" w:date="2026-10-19T16:31:00Z">
         <w:r>
           <w:rPr>
             <w:rFonts w:ascii="Arial" w:hAnsi="Arial" w:cs="Arial"/>
@@ -2434,7 +2434,7 @@
           <w:t>2</w:t>
         </w:r>
       </w:ins>
-      <w:del w:id="54" w:author="Проект новой редакции" w:date="2026-10-14T13:28:00Z">
+      <w:del w:id="54" w:author="Проект новой редакции" w:date="2026-10-19T16:31:00Z">
         <w:r>
           <w:rPr>
             <w:rFonts w:ascii="Arial" w:hAnsi="Arial" w:cs="Arial"/>
@@ -2493,7 +2493,7 @@
         </w:rPr>
         <w:t xml:space="preserve">ЧАСТЬ </w:t>
       </w:r>
-      <w:ins w:id="55" w:author="Проект новой редакции" w:date="2026-10-14T13:28:00Z">
+      <w:ins w:id="55" w:author="Проект новой редакции" w:date="2026-10-19T16:31:00Z">
         <w:r>
           <w:rPr>
             <w:rFonts w:ascii="Arial" w:hAnsi="Arial" w:cs="Arial"/>
@@ -2504,7 +2504,7 @@
           <w:t>4</w:t>
         </w:r>
       </w:ins>
-      <w:del w:id="56" w:author="Проект новой редакции" w:date="2026-10-14T13:28:00Z">
+      <w:del w:id="56" w:author="Проект новой редакции" w:date="2026-10-19T16:31:00Z">
         <w:r>
           <w:rPr>
             <w:rFonts w:ascii="Arial" w:hAnsi="Arial" w:cs="Arial"/>
@@ -2536,7 +2536,7 @@
           <w:szCs w:val="28"/>
         </w:rPr>
       </w:pPr>
-      <w:ins w:id="57" w:author="Проект новой редакции" w:date="2026-10-14T13:28:00Z">
+      <w:ins w:id="57" w:author="Проект новой редакции" w:date="2026-10-19T16:31:00Z">
         <w:r>
           <w:rPr>
             <w:rFonts w:ascii="Arial" w:hAnsi="Arial" w:cs="Arial"/>
@@ -2546,7 +2546,7 @@
           <w:t>4</w:t>
         </w:r>
       </w:ins>
-      <w:del w:id="58" w:author="Проект новой редакции" w:date="2026-10-14T13:28:00Z">
+      <w:del w:id="58" w:author="Проект новой редакции" w:date="2026-10-19T16:31:00Z">
         <w:r>
           <w:rPr>
             <w:rFonts w:ascii="Arial" w:hAnsi="Arial" w:cs="Arial"/>
@@ -2786,7 +2786,7 @@
         </w:rPr>
         <w:t>изменением климата и деградацией окружающей среды, и поощрять обмен знаниями для решения этих проблем в регионе</w:t>
       </w:r>
-      <w:ins w:id="59" w:author="Проект новой редакции" w:date="2026-10-14T13:28:00Z">
+      <w:ins w:id="59" w:author="Проект новой редакции" w:date="2026-10-19T16:31:00Z">
         <w:r>
           <w:rPr>
             <w:rFonts w:ascii="Arial" w:hAnsi="Arial" w:cs="Arial"/>
@@ -2796,7 +2796,7 @@
           <w:t>;</w:t>
         </w:r>
       </w:ins>
-      <w:del w:id="60" w:author="Проект новой редакции" w:date="2026-10-14T13:28:00Z">
+      <w:del w:id="60" w:author="Проект новой редакции" w:date="2026-10-19T16:31:00Z">
         <w:r>
           <w:rPr>
             <w:rFonts w:ascii="Arial" w:hAnsi="Arial" w:cs="Arial"/>
@@ -2813,13 +2813,13 @@
         <w:ind w:firstLine="708"/>
         <w:jc w:val="both"/>
         <w:rPr>
-          <w:ins w:id="61" w:author="Проект новой редакции" w:date="2026-10-14T13:28:00Z"/>
-          <w:rFonts w:ascii="Arial" w:hAnsi="Arial" w:cs="Arial"/>
-          <w:sz w:val="28"/>
-          <w:szCs w:val="28"/>
-        </w:rPr>
-      </w:pPr>
-      <w:ins w:id="62" w:author="Проект новой редакции" w:date="2026-10-14T13:28:00Z">
+          <w:ins w:id="61" w:author="Проект новой редакции" w:date="2026-10-19T16:31:00Z"/>
+          <w:rFonts w:ascii="Arial" w:hAnsi="Arial" w:cs="Arial"/>
+          <w:sz w:val="28"/>
+          <w:szCs w:val="28"/>
+        </w:rPr>
+      </w:pPr>
+      <w:ins w:id="62" w:author="Проект новой редакции" w:date="2026-10-19T16:31:00Z">
         <w:r>
           <w:rPr>
             <w:rFonts w:ascii="Arial" w:hAnsi="Arial" w:cs="Arial"/>
@@ -2836,13 +2836,13 @@
         <w:ind w:firstLine="708"/>
         <w:jc w:val="both"/>
         <w:rPr>
-          <w:ins w:id="63" w:author="Проект новой редакции" w:date="2026-10-14T13:28:00Z"/>
-          <w:rFonts w:ascii="Arial" w:hAnsi="Arial" w:cs="Arial"/>
-          <w:sz w:val="28"/>
-          <w:szCs w:val="28"/>
-        </w:rPr>
-      </w:pPr>
-      <w:ins w:id="64" w:author="Проект новой редакции" w:date="2026-10-14T13:28:00Z">
+          <w:ins w:id="63" w:author="Проект новой редакции" w:date="2026-10-19T16:31:00Z"/>
+          <w:rFonts w:ascii="Arial" w:hAnsi="Arial" w:cs="Arial"/>
+          <w:sz w:val="28"/>
+          <w:szCs w:val="28"/>
+        </w:rPr>
+      </w:pPr>
+      <w:ins w:id="64" w:author="Проект новой редакции" w:date="2026-10-19T16:31:00Z">
         <w:r>
           <w:rPr>
             <w:rFonts w:ascii="Arial" w:hAnsi="Arial" w:cs="Arial"/>
@@ -2859,13 +2859,13 @@
         <w:ind w:firstLine="708"/>
         <w:jc w:val="both"/>
         <w:rPr>
-          <w:ins w:id="65" w:author="Проект новой редакции" w:date="2026-10-14T13:28:00Z"/>
-          <w:rFonts w:ascii="Arial" w:hAnsi="Arial" w:cs="Arial"/>
-          <w:sz w:val="28"/>
-          <w:szCs w:val="28"/>
-        </w:rPr>
-      </w:pPr>
-      <w:ins w:id="66" w:author="Проект новой редакции" w:date="2026-10-14T13:28:00Z">
+          <w:ins w:id="65" w:author="Проект новой редакции" w:date="2026-10-19T16:31:00Z"/>
+          <w:rFonts w:ascii="Arial" w:hAnsi="Arial" w:cs="Arial"/>
+          <w:sz w:val="28"/>
+          <w:szCs w:val="28"/>
+        </w:rPr>
+      </w:pPr>
+      <w:ins w:id="66" w:author="Проект новой редакции" w:date="2026-10-19T16:31:00Z">
         <w:r>
           <w:rPr>
             <w:rFonts w:ascii="Arial" w:hAnsi="Arial" w:cs="Arial"/>
@@ -2882,13 +2882,13 @@
         <w:ind w:firstLine="708"/>
         <w:jc w:val="both"/>
         <w:rPr>
-          <w:ins w:id="67" w:author="Проект новой редакции" w:date="2026-10-14T13:28:00Z"/>
-          <w:rFonts w:ascii="Arial" w:hAnsi="Arial" w:cs="Arial"/>
-          <w:sz w:val="28"/>
-          <w:szCs w:val="28"/>
-        </w:rPr>
-      </w:pPr>
-      <w:ins w:id="68" w:author="Проект новой редакции" w:date="2026-10-14T13:28:00Z">
+          <w:ins w:id="67" w:author="Проект новой редакции" w:date="2026-10-19T16:31:00Z"/>
+          <w:rFonts w:ascii="Arial" w:hAnsi="Arial" w:cs="Arial"/>
+          <w:sz w:val="28"/>
+          <w:szCs w:val="28"/>
+        </w:rPr>
+      </w:pPr>
+      <w:ins w:id="68" w:author="Проект новой редакции" w:date="2026-10-19T16:31:00Z">
         <w:r>
           <w:rPr>
             <w:rFonts w:ascii="Arial" w:hAnsi="Arial" w:cs="Arial"/>
@@ -2905,13 +2905,13 @@
         <w:ind w:firstLine="708"/>
         <w:jc w:val="both"/>
         <w:rPr>
-          <w:ins w:id="69" w:author="Проект новой редакции" w:date="2026-10-14T13:28:00Z"/>
-          <w:rFonts w:ascii="Arial" w:hAnsi="Arial" w:cs="Arial"/>
-          <w:sz w:val="28"/>
-          <w:szCs w:val="28"/>
-        </w:rPr>
-      </w:pPr>
-      <w:ins w:id="70" w:author="Проект новой редакции" w:date="2026-10-14T13:28:00Z">
+          <w:ins w:id="69" w:author="Проект новой редакции" w:date="2026-10-19T16:31:00Z"/>
+          <w:rFonts w:ascii="Arial" w:hAnsi="Arial" w:cs="Arial"/>
+          <w:sz w:val="28"/>
+          <w:szCs w:val="28"/>
+        </w:rPr>
+      </w:pPr>
+      <w:ins w:id="70" w:author="Проект новой редакции" w:date="2026-10-19T16:31:00Z">
         <w:r>
           <w:rPr>
             <w:rFonts w:ascii="Arial" w:hAnsi="Arial" w:cs="Arial"/>
@@ -2944,13 +2944,13 @@
         <w:ind w:firstLine="708"/>
         <w:jc w:val="both"/>
         <w:rPr>
-          <w:ins w:id="71" w:author="Проект новой редакции" w:date="2026-10-14T13:28:00Z"/>
-          <w:rFonts w:ascii="Arial" w:hAnsi="Arial" w:cs="Arial"/>
-          <w:sz w:val="28"/>
-          <w:szCs w:val="28"/>
-        </w:rPr>
-      </w:pPr>
-      <w:ins w:id="72" w:author="Проект новой редакции" w:date="2026-10-14T13:28:00Z">
+          <w:ins w:id="71" w:author="Проект новой редакции" w:date="2026-10-19T16:31:00Z"/>
+          <w:rFonts w:ascii="Arial" w:hAnsi="Arial" w:cs="Arial"/>
+          <w:sz w:val="28"/>
+          <w:szCs w:val="28"/>
+        </w:rPr>
+      </w:pPr>
+      <w:ins w:id="72" w:author="Проект новой редакции" w:date="2026-10-19T16:31:00Z">
         <w:r>
           <w:rPr>
             <w:rFonts w:ascii="Arial" w:hAnsi="Arial" w:cs="Arial"/>
@@ -2967,13 +2967,13 @@
         <w:ind w:firstLine="708"/>
         <w:jc w:val="both"/>
         <w:rPr>
-          <w:ins w:id="73" w:author="Проект новой редакции" w:date="2026-10-14T13:28:00Z"/>
-          <w:rFonts w:ascii="Arial" w:hAnsi="Arial" w:cs="Arial"/>
-          <w:sz w:val="28"/>
-          <w:szCs w:val="28"/>
-        </w:rPr>
-      </w:pPr>
-      <w:ins w:id="74" w:author="Проект новой редакции" w:date="2026-10-14T13:28:00Z">
+          <w:ins w:id="73" w:author="Проект новой редакции" w:date="2026-10-19T16:31:00Z"/>
+          <w:rFonts w:ascii="Arial" w:hAnsi="Arial" w:cs="Arial"/>
+          <w:sz w:val="28"/>
+          <w:szCs w:val="28"/>
+        </w:rPr>
+      </w:pPr>
+      <w:ins w:id="74" w:author="Проект новой редакции" w:date="2026-10-19T16:31:00Z">
         <w:r>
           <w:rPr>
             <w:rFonts w:ascii="Arial" w:hAnsi="Arial" w:cs="Arial"/>
@@ -2999,13 +2999,13 @@
         <w:ind w:firstLine="708"/>
         <w:jc w:val="both"/>
         <w:rPr>
-          <w:ins w:id="75" w:author="Проект новой редакции" w:date="2026-10-14T13:28:00Z"/>
-          <w:rFonts w:ascii="Arial" w:hAnsi="Arial" w:cs="Arial"/>
-          <w:sz w:val="28"/>
-          <w:szCs w:val="28"/>
-        </w:rPr>
-      </w:pPr>
-      <w:ins w:id="76" w:author="Проект новой редакции" w:date="2026-10-14T13:28:00Z">
+          <w:ins w:id="75" w:author="Проект новой редакции" w:date="2026-10-19T16:31:00Z"/>
+          <w:rFonts w:ascii="Arial" w:hAnsi="Arial" w:cs="Arial"/>
+          <w:sz w:val="28"/>
+          <w:szCs w:val="28"/>
+        </w:rPr>
+      </w:pPr>
+      <w:ins w:id="76" w:author="Проект новой редакции" w:date="2026-10-19T16:31:00Z">
         <w:r>
           <w:rPr>
             <w:rFonts w:ascii="Arial" w:hAnsi="Arial" w:cs="Arial"/>
@@ -3022,13 +3022,13 @@
         <w:ind w:firstLine="708"/>
         <w:jc w:val="both"/>
         <w:rPr>
-          <w:ins w:id="77" w:author="Проект новой редакции" w:date="2026-10-14T13:28:00Z"/>
-          <w:rFonts w:ascii="Arial" w:hAnsi="Arial" w:cs="Arial"/>
-          <w:sz w:val="28"/>
-          <w:szCs w:val="28"/>
-        </w:rPr>
-      </w:pPr>
-      <w:ins w:id="78" w:author="Проект новой редакции" w:date="2026-10-14T13:28:00Z">
+          <w:ins w:id="77" w:author="Проект новой редакции" w:date="2026-10-19T16:31:00Z"/>
+          <w:rFonts w:ascii="Arial" w:hAnsi="Arial" w:cs="Arial"/>
+          <w:sz w:val="28"/>
+          <w:szCs w:val="28"/>
+        </w:rPr>
+      </w:pPr>
+      <w:ins w:id="78" w:author="Проект новой редакции" w:date="2026-10-19T16:31:00Z">
         <w:r>
           <w:rPr>
             <w:rFonts w:ascii="Arial" w:hAnsi="Arial" w:cs="Arial"/>
@@ -3045,13 +3045,13 @@
         <w:ind w:firstLine="708"/>
         <w:jc w:val="both"/>
         <w:rPr>
-          <w:ins w:id="79" w:author="Проект новой редакции" w:date="2026-10-14T13:28:00Z"/>
-          <w:rFonts w:ascii="Arial" w:hAnsi="Arial" w:cs="Arial"/>
-          <w:sz w:val="28"/>
-          <w:szCs w:val="28"/>
-        </w:rPr>
-      </w:pPr>
-      <w:ins w:id="80" w:author="Проект новой редакции" w:date="2026-10-14T13:28:00Z">
+          <w:ins w:id="79" w:author="Проект новой редакции" w:date="2026-10-19T16:31:00Z"/>
+          <w:rFonts w:ascii="Arial" w:hAnsi="Arial" w:cs="Arial"/>
+          <w:sz w:val="28"/>
+          <w:szCs w:val="28"/>
+        </w:rPr>
+      </w:pPr>
+      <w:ins w:id="80" w:author="Проект новой редакции" w:date="2026-10-19T16:31:00Z">
         <w:r>
           <w:rPr>
             <w:rFonts w:ascii="Arial" w:hAnsi="Arial" w:cs="Arial"/>
@@ -3068,13 +3068,13 @@
         <w:ind w:firstLine="708"/>
         <w:jc w:val="both"/>
         <w:rPr>
-          <w:ins w:id="81" w:author="Проект новой редакции" w:date="2026-10-14T13:28:00Z"/>
-          <w:rFonts w:ascii="Arial" w:hAnsi="Arial" w:cs="Arial"/>
-          <w:sz w:val="28"/>
-          <w:szCs w:val="28"/>
-        </w:rPr>
-      </w:pPr>
-      <w:ins w:id="82" w:author="Проект новой редакции" w:date="2026-10-14T13:28:00Z">
+          <w:ins w:id="81" w:author="Проект новой редакции" w:date="2026-10-19T16:31:00Z"/>
+          <w:rFonts w:ascii="Arial" w:hAnsi="Arial" w:cs="Arial"/>
+          <w:sz w:val="28"/>
+          <w:szCs w:val="28"/>
+        </w:rPr>
+      </w:pPr>
+      <w:ins w:id="82" w:author="Проект новой редакции" w:date="2026-10-19T16:31:00Z">
         <w:r>
           <w:rPr>
             <w:rFonts w:ascii="Arial" w:hAnsi="Arial" w:cs="Arial"/>
@@ -3091,13 +3091,13 @@
         <w:ind w:firstLine="708"/>
         <w:jc w:val="both"/>
         <w:rPr>
-          <w:ins w:id="83" w:author="Проект новой редакции" w:date="2026-10-14T13:28:00Z"/>
-          <w:rFonts w:ascii="Arial" w:hAnsi="Arial" w:cs="Arial"/>
-          <w:sz w:val="28"/>
-          <w:szCs w:val="28"/>
-        </w:rPr>
-      </w:pPr>
-      <w:ins w:id="84" w:author="Проект новой редакции" w:date="2026-10-14T13:28:00Z">
+          <w:ins w:id="83" w:author="Проект новой редакции" w:date="2026-10-19T16:31:00Z"/>
+          <w:rFonts w:ascii="Arial" w:hAnsi="Arial" w:cs="Arial"/>
+          <w:sz w:val="28"/>
+          <w:szCs w:val="28"/>
+        </w:rPr>
+      </w:pPr>
+      <w:ins w:id="84" w:author="Проект новой редакции" w:date="2026-10-19T16:31:00Z">
         <w:r>
           <w:rPr>
             <w:rFonts w:ascii="Arial" w:hAnsi="Arial" w:cs="Arial"/>
@@ -3114,13 +3114,13 @@
         <w:ind w:firstLine="708"/>
         <w:jc w:val="both"/>
         <w:rPr>
-          <w:ins w:id="85" w:author="Проект новой редакции" w:date="2026-10-14T13:28:00Z"/>
-          <w:rFonts w:ascii="Arial" w:hAnsi="Arial" w:cs="Arial"/>
-          <w:sz w:val="28"/>
-          <w:szCs w:val="28"/>
-        </w:rPr>
-      </w:pPr>
-      <w:ins w:id="86" w:author="Проект новой редакции" w:date="2026-10-14T13:28:00Z">
+          <w:ins w:id="85" w:author="Проект новой редакции" w:date="2026-10-19T16:31:00Z"/>
+          <w:rFonts w:ascii="Arial" w:hAnsi="Arial" w:cs="Arial"/>
+          <w:sz w:val="28"/>
+          <w:szCs w:val="28"/>
+        </w:rPr>
+      </w:pPr>
+      <w:ins w:id="86" w:author="Проект новой редакции" w:date="2026-10-19T16:31:00Z">
         <w:r>
           <w:rPr>
             <w:rFonts w:ascii="Arial" w:hAnsi="Arial" w:cs="Arial"/>
@@ -3137,13 +3137,13 @@
         <w:ind w:firstLine="708"/>
         <w:jc w:val="both"/>
         <w:rPr>
-          <w:ins w:id="87" w:author="Проект новой редакции" w:date="2026-10-14T13:28:00Z"/>
-          <w:rFonts w:ascii="Arial" w:hAnsi="Arial" w:cs="Arial"/>
-          <w:sz w:val="28"/>
-          <w:szCs w:val="28"/>
-        </w:rPr>
-      </w:pPr>
-      <w:ins w:id="88" w:author="Проект новой редакции" w:date="2026-10-14T13:28:00Z">
+          <w:ins w:id="87" w:author="Проект новой редакции" w:date="2026-10-19T16:31:00Z"/>
+          <w:rFonts w:ascii="Arial" w:hAnsi="Arial" w:cs="Arial"/>
+          <w:sz w:val="28"/>
+          <w:szCs w:val="28"/>
+        </w:rPr>
+      </w:pPr>
+      <w:ins w:id="88" w:author="Проект новой редакции" w:date="2026-10-19T16:31:00Z">
         <w:r>
           <w:rPr>
             <w:rFonts w:ascii="Arial" w:hAnsi="Arial" w:cs="Arial"/>
@@ -3186,7 +3186,7 @@
         </w:rPr>
         <w:t xml:space="preserve">ЧАСТЬ </w:t>
       </w:r>
-      <w:ins w:id="89" w:author="Проект новой редакции" w:date="2026-10-14T13:28:00Z">
+      <w:ins w:id="89" w:author="Проект новой редакции" w:date="2026-10-19T16:31:00Z">
         <w:r>
           <w:rPr>
             <w:rFonts w:ascii="Arial" w:hAnsi="Arial" w:cs="Arial"/>
@@ -3197,7 +3197,7 @@
           <w:t>5</w:t>
         </w:r>
       </w:ins>
-      <w:del w:id="90" w:author="Проект новой редакции" w:date="2026-10-14T13:28:00Z">
+      <w:del w:id="90" w:author="Проект новой редакции" w:date="2026-10-19T16:31:00Z">
         <w:r>
           <w:rPr>
             <w:rFonts w:ascii="Arial" w:hAnsi="Arial" w:cs="Arial"/>
@@ -3229,7 +3229,7 @@
           <w:szCs w:val="28"/>
         </w:rPr>
       </w:pPr>
-      <w:ins w:id="91" w:author="Проект новой редакции" w:date="2026-10-14T13:28:00Z">
+      <w:ins w:id="91" w:author="Проект новой редакции" w:date="2026-10-19T16:31:00Z">
         <w:r>
           <w:rPr>
             <w:rFonts w:ascii="Arial" w:hAnsi="Arial" w:cs="Arial"/>
@@ -3239,7 +3239,7 @@
           <w:t>5</w:t>
         </w:r>
       </w:ins>
-      <w:del w:id="92" w:author="Проект новой редакции" w:date="2026-10-14T13:28:00Z">
+      <w:del w:id="92" w:author="Проект новой редакции" w:date="2026-10-19T16:31:00Z">
         <w:r>
           <w:rPr>
             <w:rFonts w:ascii="Arial" w:hAnsi="Arial" w:cs="Arial"/>
@@ -3277,7 +3277,7 @@
           <w:szCs w:val="28"/>
         </w:rPr>
       </w:pPr>
-      <w:ins w:id="93" w:author="Проект новой редакции" w:date="2026-10-14T13:28:00Z">
+      <w:ins w:id="93" w:author="Проект новой редакции" w:date="2026-10-19T16:31:00Z">
         <w:r>
           <w:rPr>
             <w:rFonts w:ascii="Arial" w:hAnsi="Arial" w:cs="Arial"/>
@@ -3287,7 +3287,7 @@
           <w:t>5</w:t>
         </w:r>
       </w:ins>
-      <w:del w:id="94" w:author="Проект новой редакции" w:date="2026-10-14T13:28:00Z">
+      <w:del w:id="94" w:author="Проект новой редакции" w:date="2026-10-19T16:31:00Z">
         <w:r>
           <w:rPr>
             <w:rFonts w:ascii="Arial" w:hAnsi="Arial" w:cs="Arial"/>
@@ -3338,7 +3338,7 @@
         </w:rPr>
         <w:t xml:space="preserve">ЧАСТЬ </w:t>
       </w:r>
-      <w:ins w:id="95" w:author="Проект новой редакции" w:date="2026-10-14T13:28:00Z">
+      <w:ins w:id="95" w:author="Проект новой редакции" w:date="2026-10-19T16:31:00Z">
         <w:r>
           <w:rPr>
             <w:rFonts w:ascii="Arial" w:hAnsi="Arial" w:cs="Arial"/>
@@ -3349,7 +3349,7 @@
           <w:t>6</w:t>
         </w:r>
       </w:ins>
-      <w:del w:id="96" w:author="Проект новой редакции" w:date="2026-10-14T13:28:00Z">
+      <w:del w:id="96" w:author="Проект новой редакции" w:date="2026-10-19T16:31:00Z">
         <w:r>
           <w:rPr>
             <w:rFonts w:ascii="Arial" w:hAnsi="Arial" w:cs="Arial"/>
@@ -3381,7 +3381,7 @@
           <w:szCs w:val="28"/>
         </w:rPr>
       </w:pPr>
-      <w:ins w:id="97" w:author="Проект новой редакции" w:date="2026-10-14T13:28:00Z">
+      <w:ins w:id="97" w:author="Проект новой редакции" w:date="2026-10-19T16:31:00Z">
         <w:r>
           <w:rPr>
             <w:rFonts w:ascii="Arial" w:hAnsi="Arial" w:cs="Arial"/>
@@ -3391,7 +3391,7 @@
           <w:t>6</w:t>
         </w:r>
       </w:ins>
-      <w:del w:id="98" w:author="Проект новой редакции" w:date="2026-10-14T13:28:00Z">
+      <w:del w:id="98" w:author="Проект новой редакции" w:date="2026-10-19T16:31:00Z">
         <w:r>
           <w:rPr>
             <w:rFonts w:ascii="Arial" w:hAnsi="Arial" w:cs="Arial"/>
@@ -3437,7 +3437,7 @@
         </w:rPr>
         <w:t xml:space="preserve">1) Учредителем (где проживает или </w:t>
       </w:r>
-      <w:ins w:id="99" w:author="Проект новой редакции" w:date="2026-10-14T13:28:00Z">
+      <w:ins w:id="99" w:author="Проект новой редакции" w:date="2026-10-19T16:31:00Z">
         <w:r>
           <w:rPr>
             <w:rFonts w:ascii="Arial" w:hAnsi="Arial" w:cs="Arial"/>
@@ -3447,7 +3447,7 @@
           <w:t>находится</w:t>
         </w:r>
       </w:ins>
-      <w:del w:id="100" w:author="Проект новой редакции" w:date="2026-10-14T13:28:00Z">
+      <w:del w:id="100" w:author="Проект новой редакции" w:date="2026-10-19T16:31:00Z">
         <w:r>
           <w:rPr>
             <w:rFonts w:ascii="Arial" w:hAnsi="Arial" w:cs="Arial"/>
@@ -3485,7 +3485,7 @@
         </w:rPr>
         <w:t xml:space="preserve">2) в любое время, когда Учредитель </w:t>
       </w:r>
-      <w:ins w:id="101" w:author="Проект новой редакции" w:date="2026-10-14T13:28:00Z">
+      <w:ins w:id="101" w:author="Проект новой редакции" w:date="2026-10-19T16:31:00Z">
         <w:r>
           <w:rPr>
             <w:rFonts w:ascii="Arial" w:hAnsi="Arial" w:cs="Arial"/>
@@ -3495,7 +3495,7 @@
           <w:t>утратился,</w:t>
         </w:r>
       </w:ins>
-      <w:del w:id="102" w:author="Проект новой редакции" w:date="2026-10-14T13:28:00Z">
+      <w:del w:id="102" w:author="Проект новой редакции" w:date="2026-10-19T16:31:00Z">
         <w:r>
           <w:rPr>
             <w:rFonts w:ascii="Arial" w:hAnsi="Arial" w:cs="Arial"/>
@@ -3573,7 +3573,7 @@
         </w:rPr>
         <w:t xml:space="preserve">ЧАСТЬ </w:t>
       </w:r>
-      <w:ins w:id="103" w:author="Проект новой редакции" w:date="2026-10-14T13:28:00Z">
+      <w:ins w:id="103" w:author="Проект новой редакции" w:date="2026-10-19T16:31:00Z">
         <w:r>
           <w:rPr>
             <w:rFonts w:ascii="Arial" w:hAnsi="Arial" w:cs="Arial"/>
@@ -3584,7 +3584,7 @@
           <w:t>7: ЗАЯВЛЕНИЕ</w:t>
         </w:r>
       </w:ins>
-      <w:del w:id="104" w:author="Проект новой редакции" w:date="2026-10-14T13:28:00Z">
+      <w:del w:id="104" w:author="Проект новой редакции" w:date="2026-10-19T16:31:00Z">
         <w:r>
           <w:rPr>
             <w:rFonts w:ascii="Arial" w:hAnsi="Arial" w:cs="Arial"/>
@@ -3607,7 +3607,7 @@
           <w:szCs w:val="28"/>
         </w:rPr>
       </w:pPr>
-      <w:ins w:id="105" w:author="Проект новой редакции" w:date="2026-10-14T13:28:00Z">
+      <w:ins w:id="105" w:author="Проект новой редакции" w:date="2026-10-19T16:31:00Z">
         <w:r>
           <w:rPr>
             <w:rFonts w:ascii="Arial" w:hAnsi="Arial" w:cs="Arial"/>
@@ -3617,7 +3617,7 @@
           <w:t>7</w:t>
         </w:r>
       </w:ins>
-      <w:del w:id="106" w:author="Проект новой редакции" w:date="2026-10-14T13:28:00Z">
+      <w:del w:id="106" w:author="Проект новой редакции" w:date="2026-10-19T16:31:00Z">
         <w:r>
           <w:rPr>
             <w:rFonts w:ascii="Arial" w:hAnsi="Arial" w:cs="Arial"/>
@@ -3643,7 +3643,7 @@
         </w:rPr>
         <w:t xml:space="preserve">сит Управляющий </w:t>
       </w:r>
-      <w:ins w:id="107" w:author="Проект новой редакции" w:date="2026-10-14T13:28:00Z">
+      <w:ins w:id="107" w:author="Проект новой редакции" w:date="2026-10-19T16:31:00Z">
         <w:r>
           <w:rPr>
             <w:rFonts w:ascii="Arial" w:hAnsi="Arial" w:cs="Arial"/>
@@ -3653,7 +3653,7 @@
           <w:t>совет</w:t>
         </w:r>
       </w:ins>
-      <w:del w:id="108" w:author="Проект новой редакции" w:date="2026-10-14T13:28:00Z">
+      <w:del w:id="108" w:author="Проект новой редакции" w:date="2026-10-19T16:31:00Z">
         <w:r>
           <w:rPr>
             <w:rFonts w:ascii="Arial" w:hAnsi="Arial" w:cs="Arial"/>
@@ -3671,7 +3671,7 @@
         </w:rPr>
         <w:t xml:space="preserve"> соблюдать условия настоящего Устава</w:t>
       </w:r>
-      <w:ins w:id="109" w:author="Проект новой редакции" w:date="2026-10-14T13:28:00Z">
+      <w:ins w:id="109" w:author="Проект новой редакции" w:date="2026-10-19T16:31:00Z">
         <w:r>
           <w:rPr>
             <w:rFonts w:ascii="Arial" w:hAnsi="Arial" w:cs="Arial"/>
@@ -3681,7 +3681,7 @@
           <w:t xml:space="preserve"> (Приложение 1);</w:t>
         </w:r>
       </w:ins>
-      <w:del w:id="110" w:author="Проект новой редакции" w:date="2026-10-14T13:28:00Z">
+      <w:del w:id="110" w:author="Проект новой редакции" w:date="2026-10-19T16:31:00Z">
         <w:r>
           <w:rPr>
             <w:rFonts w:ascii="Arial" w:hAnsi="Arial" w:cs="Arial"/>
@@ -3698,13 +3698,13 @@
         <w:ind w:firstLine="709"/>
         <w:jc w:val="both"/>
         <w:rPr>
-          <w:ins w:id="111" w:author="Проект новой редакции" w:date="2026-10-14T13:28:00Z"/>
-          <w:rFonts w:ascii="Arial" w:hAnsi="Arial" w:cs="Arial"/>
-          <w:sz w:val="28"/>
-          <w:szCs w:val="28"/>
-        </w:rPr>
-      </w:pPr>
-      <w:ins w:id="112" w:author="Проект новой редакции" w:date="2026-10-14T13:28:00Z">
+          <w:ins w:id="111" w:author="Проект новой редакции" w:date="2026-10-19T16:31:00Z"/>
+          <w:rFonts w:ascii="Arial" w:hAnsi="Arial" w:cs="Arial"/>
+          <w:sz w:val="28"/>
+          <w:szCs w:val="28"/>
+        </w:rPr>
+      </w:pPr>
+      <w:ins w:id="112" w:author="Проект новой редакции" w:date="2026-10-19T16:31:00Z">
         <w:r>
           <w:rPr>
             <w:rFonts w:ascii="Arial" w:hAnsi="Arial" w:cs="Arial"/>
@@ -3714,7 +3714,7 @@
           <w:t>7</w:t>
         </w:r>
       </w:ins>
-      <w:del w:id="113" w:author="Проект новой редакции" w:date="2026-10-14T13:28:00Z">
+      <w:del w:id="113" w:author="Проект новой редакции" w:date="2026-10-19T16:31:00Z">
         <w:r>
           <w:rPr>
             <w:rFonts w:ascii="Arial" w:hAnsi="Arial" w:cs="Arial"/>
@@ -3732,7 +3732,7 @@
         </w:rPr>
         <w:t xml:space="preserve">.2. </w:t>
       </w:r>
-      <w:ins w:id="114" w:author="Проект новой редакции" w:date="2026-10-14T13:28:00Z">
+      <w:ins w:id="114" w:author="Проект новой редакции" w:date="2026-10-19T16:31:00Z">
         <w:r>
           <w:rPr>
             <w:rFonts w:ascii="Arial" w:hAnsi="Arial" w:cs="Arial"/>
@@ -3742,7 +3742,7 @@
           <w:t>Члены Управляющего совета</w:t>
         </w:r>
       </w:ins>
-      <w:del w:id="115" w:author="Проект новой редакции" w:date="2026-10-14T13:28:00Z">
+      <w:del w:id="115" w:author="Проект новой редакции" w:date="2026-10-19T16:31:00Z">
         <w:r>
           <w:rPr>
             <w:rFonts w:ascii="Arial" w:hAnsi="Arial" w:cs="Arial"/>
@@ -3760,7 +3760,7 @@
         </w:rPr>
         <w:t xml:space="preserve"> (минимум 2</w:t>
       </w:r>
-      <w:ins w:id="116" w:author="Проект новой редакции" w:date="2026-10-14T13:28:00Z">
+      <w:ins w:id="116" w:author="Проект новой редакции" w:date="2026-10-19T16:31:00Z">
         <w:r>
           <w:rPr>
             <w:rFonts w:ascii="Arial" w:hAnsi="Arial" w:cs="Arial"/>
@@ -3770,7 +3770,7 @@
           <w:t>), подписывая настоящий Устав, заявляют</w:t>
         </w:r>
       </w:ins>
-      <w:del w:id="117" w:author="Проект новой редакции" w:date="2026-10-14T13:28:00Z">
+      <w:del w:id="117" w:author="Проект новой редакции" w:date="2026-10-19T16:31:00Z">
         <w:r>
           <w:rPr>
             <w:rFonts w:ascii="Arial" w:hAnsi="Arial" w:cs="Arial"/>
@@ -3788,7 +3788,7 @@
         </w:rPr>
         <w:t xml:space="preserve">, что </w:t>
       </w:r>
-      <w:ins w:id="118" w:author="Проект новой редакции" w:date="2026-10-14T13:28:00Z">
+      <w:ins w:id="118" w:author="Проект новой редакции" w:date="2026-10-19T16:31:00Z">
         <w:r>
           <w:rPr>
             <w:rFonts w:ascii="Arial" w:hAnsi="Arial" w:cs="Arial"/>
@@ -3798,7 +3798,7 @@
           <w:t>соблюдают</w:t>
         </w:r>
       </w:ins>
-      <w:del w:id="119" w:author="Проект новой редакции" w:date="2026-10-14T13:28:00Z">
+      <w:del w:id="119" w:author="Проект новой редакции" w:date="2026-10-19T16:31:00Z">
         <w:r>
           <w:rPr>
             <w:rFonts w:ascii="Arial" w:hAnsi="Arial" w:cs="Arial"/>
@@ -3816,7 +3816,7 @@
         </w:rPr>
         <w:t xml:space="preserve"> условия настоящего Устава</w:t>
       </w:r>
-      <w:ins w:id="120" w:author="Проект новой редакции" w:date="2026-10-14T13:28:00Z">
+      <w:ins w:id="120" w:author="Проект новой редакции" w:date="2026-10-19T16:31:00Z">
         <w:r>
           <w:rPr>
             <w:rFonts w:ascii="Arial" w:hAnsi="Arial" w:cs="Arial"/>
@@ -3834,14 +3834,14 @@
         <w:ind w:firstLine="709"/>
         <w:jc w:val="right"/>
         <w:rPr>
-          <w:ins w:id="121" w:author="Проект новой редакции" w:date="2026-10-14T13:28:00Z"/>
-          <w:rFonts w:ascii="Arial" w:hAnsi="Arial" w:cs="Arial"/>
-          <w:b/>
-          <w:sz w:val="28"/>
-          <w:szCs w:val="28"/>
-        </w:rPr>
-      </w:pPr>
-      <w:ins w:id="122" w:author="Проект новой редакции" w:date="2026-10-14T13:28:00Z">
+          <w:ins w:id="121" w:author="Проект новой редакции" w:date="2026-10-19T16:31:00Z"/>
+          <w:rFonts w:ascii="Arial" w:hAnsi="Arial" w:cs="Arial"/>
+          <w:b/>
+          <w:sz w:val="28"/>
+          <w:szCs w:val="28"/>
+        </w:rPr>
+      </w:pPr>
+      <w:ins w:id="122" w:author="Проект новой редакции" w:date="2026-10-19T16:31:00Z">
         <w:r>
           <w:rPr>
             <w:rFonts w:ascii="Arial" w:hAnsi="Arial" w:cs="Arial"/>
@@ -3860,14 +3860,14 @@
         <w:ind w:firstLine="709"/>
         <w:jc w:val="center"/>
         <w:rPr>
-          <w:ins w:id="123" w:author="Проект новой редакции" w:date="2026-10-14T13:28:00Z"/>
-          <w:rFonts w:ascii="Arial" w:hAnsi="Arial" w:cs="Arial"/>
-          <w:b/>
-          <w:sz w:val="28"/>
-          <w:szCs w:val="28"/>
-        </w:rPr>
-      </w:pPr>
-      <w:ins w:id="124" w:author="Проект новой редакции" w:date="2026-10-14T13:28:00Z">
+          <w:ins w:id="123" w:author="Проект новой редакции" w:date="2026-10-19T16:31:00Z"/>
+          <w:rFonts w:ascii="Arial" w:hAnsi="Arial" w:cs="Arial"/>
+          <w:b/>
+          <w:sz w:val="28"/>
+          <w:szCs w:val="28"/>
+        </w:rPr>
+      </w:pPr>
+      <w:ins w:id="124" w:author="Проект новой редакции" w:date="2026-10-19T16:31:00Z">
         <w:r>
           <w:rPr>
             <w:rFonts w:ascii="Arial" w:hAnsi="Arial" w:cs="Arial"/>
@@ -3885,20 +3885,36 @@
         <w:ind w:firstLine="709"/>
         <w:jc w:val="both"/>
         <w:rPr>
-          <w:ins w:id="125" w:author="Проект новой редакции" w:date="2026-10-14T13:28:00Z"/>
-          <w:rFonts w:ascii="Arial" w:hAnsi="Arial" w:cs="Arial"/>
-          <w:sz w:val="28"/>
-          <w:szCs w:val="28"/>
-        </w:rPr>
-      </w:pPr>
-      <w:ins w:id="126" w:author="Проект новой редакции" w:date="2026-10-14T13:28:00Z">
-        <w:r>
-          <w:rPr>
-            <w:rFonts w:ascii="Arial" w:hAnsi="Arial" w:cs="Arial"/>
-            <w:sz w:val="28"/>
-            <w:szCs w:val="28"/>
-          </w:rPr>
-          <w:t>1. Частная компания «Climate Action Company Limited» в лице директора Е. Н. Қаражана ____________________ (подпись)</w:t>
+          <w:ins w:id="125" w:author="Проект новой редакции" w:date="2026-10-19T16:31:00Z"/>
+          <w:rFonts w:ascii="Arial" w:hAnsi="Arial" w:cs="Arial"/>
+          <w:sz w:val="28"/>
+          <w:szCs w:val="28"/>
+        </w:rPr>
+      </w:pPr>
+      <w:ins w:id="126" w:author="Проект новой редакции" w:date="2026-10-19T16:31:00Z">
+        <w:r>
+          <w:rPr>
+            <w:rFonts w:ascii="Arial" w:hAnsi="Arial" w:cs="Arial"/>
+            <w:sz w:val="28"/>
+            <w:szCs w:val="28"/>
+          </w:rPr>
+          <w:t xml:space="preserve">1. Частная компания «Climate Action Company Limited» </w:t>
+        </w:r>
+        <w:r>
+          <w:rPr>
+            <w:rFonts w:ascii="Arial" w:hAnsi="Arial" w:cs="Arial"/>
+            <w:sz w:val="28"/>
+            <w:szCs w:val="28"/>
+          </w:rPr>
+          <w:t>в лице Директора, Главного исполнительного директора и Уполномоченного лица Е. Н. Қаражана</w:t>
+        </w:r>
+        <w:r>
+          <w:rPr>
+            <w:rFonts w:ascii="Arial" w:hAnsi="Arial" w:cs="Arial"/>
+            <w:sz w:val="28"/>
+            <w:szCs w:val="28"/>
+          </w:rPr>
+          <w:t xml:space="preserve"> ____________________ (подпись)</w:t>
         </w:r>
       </w:ins>
     </w:p>
@@ -3909,14 +3925,14 @@
         <w:ind w:firstLine="709"/>
         <w:jc w:val="right"/>
         <w:rPr>
-          <w:ins w:id="127" w:author="Проект новой редакции" w:date="2026-10-14T13:28:00Z"/>
-          <w:rFonts w:ascii="Arial" w:hAnsi="Arial" w:cs="Arial"/>
-          <w:b/>
-          <w:sz w:val="28"/>
-          <w:szCs w:val="28"/>
-        </w:rPr>
-      </w:pPr>
-      <w:ins w:id="128" w:author="Проект новой редакции" w:date="2026-10-14T13:28:00Z">
+          <w:ins w:id="127" w:author="Проект новой редакции" w:date="2026-10-19T16:31:00Z"/>
+          <w:rFonts w:ascii="Arial" w:hAnsi="Arial" w:cs="Arial"/>
+          <w:b/>
+          <w:sz w:val="28"/>
+          <w:szCs w:val="28"/>
+        </w:rPr>
+      </w:pPr>
+      <w:ins w:id="128" w:author="Проект новой редакции" w:date="2026-10-19T16:31:00Z">
         <w:r>
           <w:rPr>
             <w:rFonts w:ascii="Arial" w:hAnsi="Arial" w:cs="Arial"/>
@@ -3935,14 +3951,14 @@
         <w:ind w:firstLine="709"/>
         <w:jc w:val="center"/>
         <w:rPr>
-          <w:ins w:id="129" w:author="Проект новой редакции" w:date="2026-10-14T13:28:00Z"/>
-          <w:rFonts w:ascii="Arial" w:hAnsi="Arial" w:cs="Arial"/>
-          <w:b/>
-          <w:sz w:val="28"/>
-          <w:szCs w:val="28"/>
-        </w:rPr>
-      </w:pPr>
-      <w:ins w:id="130" w:author="Проект новой редакции" w:date="2026-10-14T13:28:00Z">
+          <w:ins w:id="129" w:author="Проект новой редакции" w:date="2026-10-19T16:31:00Z"/>
+          <w:rFonts w:ascii="Arial" w:hAnsi="Arial" w:cs="Arial"/>
+          <w:b/>
+          <w:sz w:val="28"/>
+          <w:szCs w:val="28"/>
+        </w:rPr>
+      </w:pPr>
+      <w:ins w:id="130" w:author="Проект новой редакции" w:date="2026-10-19T16:31:00Z">
         <w:r>
           <w:rPr>
             <w:rFonts w:ascii="Arial" w:hAnsi="Arial" w:cs="Arial"/>
@@ -3960,13 +3976,13 @@
         <w:ind w:firstLine="709"/>
         <w:jc w:val="both"/>
         <w:rPr>
-          <w:ins w:id="131" w:author="Проект новой редакции" w:date="2026-10-14T13:28:00Z"/>
-          <w:rFonts w:ascii="Arial" w:hAnsi="Arial" w:cs="Arial"/>
-          <w:sz w:val="28"/>
-          <w:szCs w:val="28"/>
-        </w:rPr>
-      </w:pPr>
-      <w:ins w:id="132" w:author="Проект новой редакции" w:date="2026-10-14T13:28:00Z">
+          <w:ins w:id="131" w:author="Проект новой редакции" w:date="2026-10-19T16:31:00Z"/>
+          <w:rFonts w:ascii="Arial" w:hAnsi="Arial" w:cs="Arial"/>
+          <w:sz w:val="28"/>
+          <w:szCs w:val="28"/>
+        </w:rPr>
+      </w:pPr>
+      <w:ins w:id="132" w:author="Проект новой редакции" w:date="2026-10-19T16:31:00Z">
         <w:r>
           <w:rPr>
             <w:rFonts w:ascii="Arial" w:hAnsi="Arial" w:cs="Arial"/>
@@ -4015,13 +4031,13 @@
         <w:ind w:firstLine="709"/>
         <w:jc w:val="both"/>
         <w:rPr>
-          <w:ins w:id="133" w:author="Проект новой редакции" w:date="2026-10-14T13:28:00Z"/>
-          <w:rFonts w:ascii="Arial" w:hAnsi="Arial" w:cs="Arial"/>
-          <w:sz w:val="28"/>
-          <w:szCs w:val="28"/>
-        </w:rPr>
-      </w:pPr>
-      <w:ins w:id="134" w:author="Проект новой редакции" w:date="2026-10-14T13:28:00Z">
+          <w:ins w:id="133" w:author="Проект новой редакции" w:date="2026-10-19T16:31:00Z"/>
+          <w:rFonts w:ascii="Arial" w:hAnsi="Arial" w:cs="Arial"/>
+          <w:sz w:val="28"/>
+          <w:szCs w:val="28"/>
+        </w:rPr>
+      </w:pPr>
+      <w:ins w:id="134" w:author="Проект новой редакции" w:date="2026-10-19T16:31:00Z">
         <w:r>
           <w:rPr>
             <w:rFonts w:ascii="Arial" w:hAnsi="Arial" w:cs="Arial"/>
@@ -4059,7 +4075,7 @@
           <w:szCs w:val="28"/>
         </w:rPr>
       </w:pPr>
-      <w:ins w:id="135" w:author="Проект новой редакции" w:date="2026-10-14T13:28:00Z">
+      <w:ins w:id="135" w:author="Проект новой редакции" w:date="2026-10-19T16:31:00Z">
         <w:r>
           <w:rPr>
             <w:rFonts w:ascii="Arial" w:hAnsi="Arial" w:cs="Arial"/>
@@ -4085,7 +4101,7 @@
           <w:t xml:space="preserve"> М. Темирбеков ____________________ (подпись)</w:t>
         </w:r>
       </w:ins>
-      <w:del w:id="136" w:author="Проект новой редакции" w:date="2026-10-14T13:28:00Z">
+      <w:del w:id="136" w:author="Проект новой редакции" w:date="2026-10-19T16:31:00Z">
         <w:r>
           <w:rPr>
             <w:rFonts w:ascii="Arial" w:hAnsi="Arial" w:cs="Arial"/>
@@ -4806,7 +4822,7 @@
     <w:hidden/>
     <w:uiPriority w:val="99"/>
     <w:semiHidden/>
-    <w:rsid w:val="004F3BDA"/>
+    <w:rsid w:val="00D07397"/>
     <w:pPr>
       <w:suppressAutoHyphens w:val="0"/>
     </w:pPr>
@@ -4818,7 +4834,7 @@
     <w:uiPriority w:val="99"/>
     <w:semiHidden/>
     <w:unhideWhenUsed/>
-    <w:rsid w:val="004F3BDA"/>
+    <w:rsid w:val="00D07397"/>
     <w:pPr>
       <w:spacing w:after="0" w:line="240" w:lineRule="auto"/>
     </w:pPr>
@@ -4834,7 +4850,7 @@
     <w:link w:val="af"/>
     <w:uiPriority w:val="99"/>
     <w:semiHidden/>
-    <w:rsid w:val="004F3BDA"/>
+    <w:rsid w:val="00D07397"/>
     <w:rPr>
       <w:rFonts w:ascii="Segoe UI" w:hAnsi="Segoe UI" w:cs="Segoe UI"/>
       <w:sz w:val="18"/>

--- a/Устав/_документы/С выделением — Устав ЦАКФ.docx
+++ b/Устав/_документы/С выделением — Устав ЦАКФ.docx
@@ -16,7 +16,7 @@
       </w:pPr>
       <w:bookmarkStart w:id="0" w:name="_GoBack"/>
       <w:bookmarkEnd w:id="0"/>
-      <w:ins w:id="1" w:author="Проект новой редакции" w:date="2026-10-19T16:31:00Z">
+      <w:ins w:id="1" w:author="Проект новой редакции" w:date="2026-10-23T13:44:00Z">
         <w:r>
           <w:rPr>
             <w:rFonts w:ascii="Arial" w:hAnsi="Arial" w:cs="Arial"/>
@@ -286,7 +286,7 @@
         </w:rPr>
         <w:t xml:space="preserve">ПРИНЯТ: Резолюцией </w:t>
       </w:r>
-      <w:ins w:id="2" w:author="Проект новой редакции" w:date="2026-10-19T16:31:00Z">
+      <w:ins w:id="2" w:author="Проект новой редакции" w:date="2026-10-23T13:44:00Z">
         <w:r>
           <w:rPr>
             <w:rFonts w:ascii="Arial" w:hAnsi="Arial" w:cs="Arial"/>
@@ -297,7 +297,7 @@
           <w:t>№ 2 от «24» марта</w:t>
         </w:r>
       </w:ins>
-      <w:del w:id="3" w:author="Проект новой редакции" w:date="2026-10-19T16:31:00Z">
+      <w:del w:id="3" w:author="Проект новой редакции" w:date="2026-10-23T13:44:00Z">
         <w:r>
           <w:rPr>
             <w:rFonts w:ascii="Arial" w:hAnsi="Arial" w:cs="Arial"/>
@@ -317,7 +317,7 @@
         </w:rPr>
         <w:t xml:space="preserve"> 2024 г</w:t>
       </w:r>
-      <w:ins w:id="4" w:author="Проект новой редакции" w:date="2026-10-19T16:31:00Z">
+      <w:ins w:id="4" w:author="Проект новой редакции" w:date="2026-10-23T13:44:00Z">
         <w:r>
           <w:rPr>
             <w:rFonts w:ascii="Arial" w:hAnsi="Arial" w:cs="Arial"/>
@@ -434,7 +434,7 @@
         </w:rPr>
         <w:t>Дата утверждения</w:t>
       </w:r>
-      <w:ins w:id="5" w:author="Проект новой редакции" w:date="2026-10-19T16:31:00Z">
+      <w:ins w:id="5" w:author="Проект новой редакции" w:date="2026-10-23T13:44:00Z">
         <w:r>
           <w:rPr>
             <w:rFonts w:ascii="Arial" w:hAnsi="Arial" w:cs="Arial"/>
@@ -444,7 +444,7 @@
           <w:t xml:space="preserve"> новой редакции: «___» __________ 2026 года</w:t>
         </w:r>
       </w:ins>
-      <w:del w:id="6" w:author="Проект новой редакции" w:date="2026-10-19T16:31:00Z">
+      <w:del w:id="6" w:author="Проект новой редакции" w:date="2026-10-23T13:44:00Z">
         <w:r>
           <w:rPr>
             <w:rFonts w:ascii="Arial" w:hAnsi="Arial" w:cs="Arial"/>
@@ -466,7 +466,7 @@
           <w:szCs w:val="32"/>
         </w:rPr>
       </w:pPr>
-      <w:ins w:id="7" w:author="Проект новой редакции" w:date="2026-10-19T16:31:00Z">
+      <w:ins w:id="7" w:author="Проект новой редакции" w:date="2026-10-23T13:44:00Z">
         <w:r>
           <w:rPr>
             <w:rFonts w:ascii="Arial" w:hAnsi="Arial" w:cs="Arial"/>
@@ -476,7 +476,7 @@
           <w:t>Первоначальная редакция принята</w:t>
         </w:r>
       </w:ins>
-      <w:del w:id="8" w:author="Проект новой редакции" w:date="2026-10-19T16:31:00Z">
+      <w:del w:id="8" w:author="Проект новой редакции" w:date="2026-10-23T13:44:00Z">
         <w:r>
           <w:rPr>
             <w:rFonts w:ascii="Arial" w:hAnsi="Arial" w:cs="Arial"/>
@@ -494,7 +494,7 @@
         </w:rPr>
         <w:t xml:space="preserve"> Резолюцией </w:t>
       </w:r>
-      <w:ins w:id="9" w:author="Проект новой редакции" w:date="2026-10-19T16:31:00Z">
+      <w:ins w:id="9" w:author="Проект новой редакции" w:date="2026-10-23T13:44:00Z">
         <w:r>
           <w:rPr>
             <w:rFonts w:ascii="Arial" w:hAnsi="Arial" w:cs="Arial"/>
@@ -504,7 +504,7 @@
           <w:t>№ 2</w:t>
         </w:r>
       </w:ins>
-      <w:del w:id="10" w:author="Проект новой редакции" w:date="2026-10-19T16:31:00Z">
+      <w:del w:id="10" w:author="Проект новой редакции" w:date="2026-10-23T13:44:00Z">
         <w:r>
           <w:rPr>
             <w:rFonts w:ascii="Arial" w:hAnsi="Arial" w:cs="Arial"/>
@@ -522,7 +522,7 @@
         </w:rPr>
         <w:t xml:space="preserve"> от </w:t>
       </w:r>
-      <w:ins w:id="11" w:author="Проект новой редакции" w:date="2026-10-19T16:31:00Z">
+      <w:ins w:id="11" w:author="Проект новой редакции" w:date="2026-10-23T13:44:00Z">
         <w:r>
           <w:rPr>
             <w:rFonts w:ascii="Arial" w:hAnsi="Arial" w:cs="Arial"/>
@@ -532,7 +532,7 @@
           <w:t>24</w:t>
         </w:r>
       </w:ins>
-      <w:del w:id="12" w:author="Проект новой редакции" w:date="2026-10-19T16:31:00Z">
+      <w:del w:id="12" w:author="Проект новой редакции" w:date="2026-10-23T13:44:00Z">
         <w:r>
           <w:rPr>
             <w:rFonts w:ascii="Arial" w:hAnsi="Arial" w:cs="Arial"/>
@@ -719,7 +719,7 @@
         </w:rPr>
         <w:t>ПОЛОЖЕНИЯ……………………………….…………</w:t>
       </w:r>
-      <w:ins w:id="13" w:author="Проект новой редакции" w:date="2026-10-19T16:31:00Z">
+      <w:ins w:id="13" w:author="Проект новой редакции" w:date="2026-10-23T13:44:00Z">
         <w:r>
           <w:rPr>
             <w:rFonts w:ascii="Arial" w:hAnsi="Arial" w:cs="Arial"/>
@@ -781,7 +781,7 @@
         </w:rPr>
         <w:t xml:space="preserve">1.2. Название фонда……….………………..………...………..…….…….. </w:t>
       </w:r>
-      <w:ins w:id="14" w:author="Проект новой редакции" w:date="2026-10-19T16:31:00Z">
+      <w:ins w:id="14" w:author="Проект новой редакции" w:date="2026-10-23T13:44:00Z">
         <w:r>
           <w:rPr>
             <w:rFonts w:ascii="Arial" w:hAnsi="Arial" w:cs="Arial"/>
@@ -792,7 +792,7 @@
           <w:t>3</w:t>
         </w:r>
       </w:ins>
-      <w:del w:id="15" w:author="Проект новой редакции" w:date="2026-10-19T16:31:00Z">
+      <w:del w:id="15" w:author="Проект новой редакции" w:date="2026-10-23T13:44:00Z">
         <w:r>
           <w:rPr>
             <w:rFonts w:ascii="Arial" w:hAnsi="Arial" w:cs="Arial"/>
@@ -866,7 +866,7 @@
         </w:rPr>
         <w:t>1</w:t>
       </w:r>
-      <w:ins w:id="16" w:author="Проект новой редакции" w:date="2026-10-19T16:31:00Z">
+      <w:ins w:id="16" w:author="Проект новой редакции" w:date="2026-10-23T13:44:00Z">
         <w:r>
           <w:rPr>
             <w:rFonts w:ascii="Arial" w:hAnsi="Arial" w:cs="Arial"/>
@@ -877,7 +877,7 @@
           <w:t>.</w:t>
         </w:r>
       </w:ins>
-      <w:del w:id="17" w:author="Проект новой редакции" w:date="2026-10-19T16:31:00Z">
+      <w:del w:id="17" w:author="Проект новой редакции" w:date="2026-10-23T13:44:00Z">
         <w:r>
           <w:rPr>
             <w:rFonts w:ascii="Arial" w:hAnsi="Arial" w:cs="Arial"/>
@@ -897,7 +897,7 @@
         </w:rPr>
         <w:t xml:space="preserve">5. </w:t>
       </w:r>
-      <w:ins w:id="18" w:author="Проект новой редакции" w:date="2026-10-19T16:31:00Z">
+      <w:ins w:id="18" w:author="Проект новой редакции" w:date="2026-10-23T13:44:00Z">
         <w:r>
           <w:rPr>
             <w:rFonts w:ascii="Arial" w:hAnsi="Arial" w:cs="Arial"/>
@@ -908,7 +908,7 @@
           <w:t>Права……………………………………………………………………….</w:t>
         </w:r>
       </w:ins>
-      <w:del w:id="19" w:author="Проект новой редакции" w:date="2026-10-19T16:31:00Z">
+      <w:del w:id="19" w:author="Проект новой редакции" w:date="2026-10-23T13:44:00Z">
         <w:r>
           <w:rPr>
             <w:rFonts w:ascii="Arial" w:hAnsi="Arial" w:cs="Arial"/>
@@ -977,7 +977,7 @@
         </w:rPr>
         <w:t xml:space="preserve">ЧАСТЬ 2: ПРИРОДА ФОНДА ………..………………….…………………. </w:t>
       </w:r>
-      <w:ins w:id="20" w:author="Проект новой редакции" w:date="2026-10-19T16:31:00Z">
+      <w:ins w:id="20" w:author="Проект новой редакции" w:date="2026-10-23T13:44:00Z">
         <w:r>
           <w:rPr>
             <w:rFonts w:ascii="Arial" w:hAnsi="Arial" w:cs="Arial"/>
@@ -988,7 +988,7 @@
           <w:t>4</w:t>
         </w:r>
       </w:ins>
-      <w:del w:id="21" w:author="Проект новой редакции" w:date="2026-10-19T16:31:00Z">
+      <w:del w:id="21" w:author="Проект новой редакции" w:date="2026-10-23T13:44:00Z">
         <w:r>
           <w:rPr>
             <w:rFonts w:ascii="Arial" w:hAnsi="Arial" w:cs="Arial"/>
@@ -1020,7 +1020,7 @@
         </w:rPr>
         <w:t xml:space="preserve">2.1. Природа Фонда ……………..……………….………………………….. </w:t>
       </w:r>
-      <w:ins w:id="22" w:author="Проект новой редакции" w:date="2026-10-19T16:31:00Z">
+      <w:ins w:id="22" w:author="Проект новой редакции" w:date="2026-10-23T13:44:00Z">
         <w:r>
           <w:rPr>
             <w:rFonts w:ascii="Arial" w:hAnsi="Arial" w:cs="Arial"/>
@@ -1031,7 +1031,7 @@
           <w:t>4</w:t>
         </w:r>
       </w:ins>
-      <w:del w:id="23" w:author="Проект новой редакции" w:date="2026-10-19T16:31:00Z">
+      <w:del w:id="23" w:author="Проект новой редакции" w:date="2026-10-23T13:44:00Z">
         <w:r>
           <w:rPr>
             <w:rFonts w:ascii="Arial" w:hAnsi="Arial" w:cs="Arial"/>
@@ -1063,7 +1063,7 @@
         </w:rPr>
         <w:t>ЧАСТЬ 3: ИМУЩЕСТВО ФОНДА…………….………………………….…..</w:t>
       </w:r>
-      <w:ins w:id="24" w:author="Проект новой редакции" w:date="2026-10-19T16:31:00Z">
+      <w:ins w:id="24" w:author="Проект новой редакции" w:date="2026-10-23T13:44:00Z">
         <w:r>
           <w:rPr>
             <w:rFonts w:ascii="Arial" w:hAnsi="Arial" w:cs="Arial"/>
@@ -1104,7 +1104,7 @@
         </w:rPr>
         <w:t xml:space="preserve">ЧАСТЬ </w:t>
       </w:r>
-      <w:ins w:id="25" w:author="Проект новой редакции" w:date="2026-10-19T16:31:00Z">
+      <w:ins w:id="25" w:author="Проект новой редакции" w:date="2026-10-23T13:44:00Z">
         <w:r>
           <w:rPr>
             <w:rFonts w:ascii="Arial" w:hAnsi="Arial" w:cs="Arial"/>
@@ -1115,7 +1115,7 @@
           <w:t>4: ЦЕЛИ</w:t>
         </w:r>
       </w:ins>
-      <w:del w:id="26" w:author="Проект новой редакции" w:date="2026-10-19T16:31:00Z">
+      <w:del w:id="26" w:author="Проект новой редакции" w:date="2026-10-23T13:44:00Z">
         <w:r>
           <w:rPr>
             <w:rFonts w:ascii="Arial" w:hAnsi="Arial" w:cs="Arial"/>
@@ -1135,7 +1135,7 @@
         </w:rPr>
         <w:t xml:space="preserve"> ФОНДА</w:t>
       </w:r>
-      <w:ins w:id="27" w:author="Проект новой редакции" w:date="2026-10-19T16:31:00Z">
+      <w:ins w:id="27" w:author="Проект новой редакции" w:date="2026-10-23T13:44:00Z">
         <w:r>
           <w:rPr>
             <w:rFonts w:ascii="Arial" w:hAnsi="Arial" w:cs="Arial"/>
@@ -1146,7 +1146,7 @@
           <w:t>…………………………………………….……… 5</w:t>
         </w:r>
       </w:ins>
-      <w:del w:id="28" w:author="Проект новой редакции" w:date="2026-10-19T16:31:00Z">
+      <w:del w:id="28" w:author="Проект новой редакции" w:date="2026-10-23T13:44:00Z">
         <w:r>
           <w:rPr>
             <w:rFonts w:ascii="Arial" w:hAnsi="Arial" w:cs="Arial"/>
@@ -1178,7 +1178,7 @@
         </w:rPr>
         <w:t xml:space="preserve">ЧАСТЬ </w:t>
       </w:r>
-      <w:ins w:id="29" w:author="Проект новой редакции" w:date="2026-10-19T16:31:00Z">
+      <w:ins w:id="29" w:author="Проект новой редакции" w:date="2026-10-23T13:44:00Z">
         <w:r>
           <w:rPr>
             <w:rFonts w:ascii="Arial" w:hAnsi="Arial" w:cs="Arial"/>
@@ -1189,7 +1189,7 @@
           <w:t>5</w:t>
         </w:r>
       </w:ins>
-      <w:del w:id="30" w:author="Проект новой редакции" w:date="2026-10-19T16:31:00Z">
+      <w:del w:id="30" w:author="Проект новой редакции" w:date="2026-10-23T13:44:00Z">
         <w:r>
           <w:rPr>
             <w:rFonts w:ascii="Arial" w:hAnsi="Arial" w:cs="Arial"/>
@@ -1209,7 +1209,7 @@
         </w:rPr>
         <w:t xml:space="preserve">: ИСТОЧНИК ФИНАНСИРОВАНИЯ ФОНДА…….…………… </w:t>
       </w:r>
-      <w:ins w:id="31" w:author="Проект новой редакции" w:date="2026-10-19T16:31:00Z">
+      <w:ins w:id="31" w:author="Проект новой редакции" w:date="2026-10-23T13:44:00Z">
         <w:r>
           <w:rPr>
             <w:rFonts w:ascii="Arial" w:hAnsi="Arial" w:cs="Arial"/>
@@ -1220,7 +1220,7 @@
           <w:t>8</w:t>
         </w:r>
       </w:ins>
-      <w:del w:id="32" w:author="Проект новой редакции" w:date="2026-10-19T16:31:00Z">
+      <w:del w:id="32" w:author="Проект новой редакции" w:date="2026-10-23T13:44:00Z">
         <w:r>
           <w:rPr>
             <w:rFonts w:ascii="Arial" w:hAnsi="Arial" w:cs="Arial"/>
@@ -1252,7 +1252,7 @@
         </w:rPr>
         <w:t xml:space="preserve">ЧАСТЬ </w:t>
       </w:r>
-      <w:ins w:id="33" w:author="Проект новой редакции" w:date="2026-10-19T16:31:00Z">
+      <w:ins w:id="33" w:author="Проект новой редакции" w:date="2026-10-23T13:44:00Z">
         <w:r>
           <w:rPr>
             <w:rFonts w:ascii="Arial" w:hAnsi="Arial" w:cs="Arial"/>
@@ -1263,7 +1263,7 @@
           <w:t>6</w:t>
         </w:r>
       </w:ins>
-      <w:del w:id="34" w:author="Проект новой редакции" w:date="2026-10-19T16:31:00Z">
+      <w:del w:id="34" w:author="Проект новой редакции" w:date="2026-10-23T13:44:00Z">
         <w:r>
           <w:rPr>
             <w:rFonts w:ascii="Arial" w:hAnsi="Arial" w:cs="Arial"/>
@@ -1312,7 +1312,7 @@
         </w:rPr>
         <w:t xml:space="preserve">ЧАСТЬ </w:t>
       </w:r>
-      <w:ins w:id="35" w:author="Проект новой редакции" w:date="2026-10-19T16:31:00Z">
+      <w:ins w:id="35" w:author="Проект новой редакции" w:date="2026-10-23T13:44:00Z">
         <w:r>
           <w:rPr>
             <w:rFonts w:ascii="Arial" w:hAnsi="Arial" w:cs="Arial"/>
@@ -1323,7 +1323,7 @@
           <w:t>7: ЗАЯВЛЕНИЕ……………………………………….……………. 9</w:t>
         </w:r>
       </w:ins>
-      <w:del w:id="36" w:author="Проект новой редакции" w:date="2026-10-19T16:31:00Z">
+      <w:del w:id="36" w:author="Проект новой редакции" w:date="2026-10-23T13:44:00Z">
         <w:r>
           <w:rPr>
             <w:rFonts w:ascii="Arial" w:hAnsi="Arial" w:cs="Arial"/>
@@ -1359,13 +1359,13 @@
         <w:spacing w:after="0" w:line="360" w:lineRule="auto"/>
         <w:jc w:val="center"/>
         <w:rPr>
-          <w:ins w:id="37" w:author="Проект новой редакции" w:date="2026-10-19T16:31:00Z"/>
-          <w:rFonts w:ascii="Arial" w:hAnsi="Arial" w:cs="Arial"/>
-          <w:sz w:val="28"/>
-          <w:szCs w:val="28"/>
-        </w:rPr>
-      </w:pPr>
-      <w:ins w:id="38" w:author="Проект новой редакции" w:date="2026-10-19T16:31:00Z">
+          <w:ins w:id="37" w:author="Проект новой редакции" w:date="2026-10-23T13:44:00Z"/>
+          <w:rFonts w:ascii="Arial" w:hAnsi="Arial" w:cs="Arial"/>
+          <w:sz w:val="28"/>
+          <w:szCs w:val="28"/>
+        </w:rPr>
+      </w:pPr>
+      <w:ins w:id="38" w:author="Проект новой редакции" w:date="2026-10-23T13:44:00Z">
         <w:r>
           <w:rPr>
             <w:rFonts w:ascii="Arial" w:hAnsi="Arial" w:cs="Arial"/>
@@ -1642,7 +1642,7 @@
         </w:rPr>
         <w:t xml:space="preserve">1) Полное </w:t>
       </w:r>
-      <w:ins w:id="39" w:author="Проект новой редакции" w:date="2026-10-19T16:31:00Z">
+      <w:ins w:id="39" w:author="Проект новой редакции" w:date="2026-10-23T13:44:00Z">
         <w:r>
           <w:rPr>
             <w:rFonts w:ascii="Arial" w:hAnsi="Arial" w:cs="Arial"/>
@@ -1737,7 +1737,7 @@
         </w:rPr>
         <w:t>CACF</w:t>
       </w:r>
-      <w:ins w:id="40" w:author="Проект новой редакции" w:date="2026-10-19T16:31:00Z">
+      <w:ins w:id="40" w:author="Проект новой редакции" w:date="2026-10-23T13:44:00Z">
         <w:r>
           <w:rPr>
             <w:rFonts w:ascii="Arial" w:hAnsi="Arial" w:cs="Arial"/>
@@ -1775,7 +1775,7 @@
         </w:rPr>
         <w:t xml:space="preserve">2) Полное </w:t>
       </w:r>
-      <w:ins w:id="41" w:author="Проект новой редакции" w:date="2026-10-19T16:31:00Z">
+      <w:ins w:id="41" w:author="Проект новой редакции" w:date="2026-10-23T13:44:00Z">
         <w:r>
           <w:rPr>
             <w:rFonts w:ascii="Arial" w:hAnsi="Arial" w:cs="Arial"/>
@@ -1793,7 +1793,7 @@
         </w:rPr>
         <w:t>наименование Фонда на казахском языке: «Орталық Азия Климаттық Қоры», сокращение «ОАКҚ</w:t>
       </w:r>
-      <w:ins w:id="42" w:author="Проект новой редакции" w:date="2026-10-19T16:31:00Z">
+      <w:ins w:id="42" w:author="Проект новой редакции" w:date="2026-10-23T13:44:00Z">
         <w:r>
           <w:rPr>
             <w:rFonts w:ascii="Arial" w:hAnsi="Arial" w:cs="Arial"/>
@@ -1840,7 +1840,7 @@
         </w:rPr>
         <w:t xml:space="preserve">3) Полное </w:t>
       </w:r>
-      <w:ins w:id="43" w:author="Проект новой редакции" w:date="2026-10-19T16:31:00Z">
+      <w:ins w:id="43" w:author="Проект новой редакции" w:date="2026-10-23T13:44:00Z">
         <w:r>
           <w:rPr>
             <w:rFonts w:ascii="Arial" w:hAnsi="Arial" w:cs="Arial"/>
@@ -1858,7 +1858,7 @@
         </w:rPr>
         <w:t>наименование Фонда на русском языке: «Центрально-Азиатский Климатический Фонд», сокращение «ЦАКФ</w:t>
       </w:r>
-      <w:ins w:id="44" w:author="Проект новой редакции" w:date="2026-10-19T16:31:00Z">
+      <w:ins w:id="44" w:author="Проект новой редакции" w:date="2026-10-23T13:44:00Z">
         <w:r>
           <w:rPr>
             <w:rFonts w:ascii="Arial" w:hAnsi="Arial" w:cs="Arial"/>
@@ -1992,7 +1992,7 @@
         </w:rPr>
         <w:t>1</w:t>
       </w:r>
-      <w:ins w:id="45" w:author="Проект новой редакции" w:date="2026-10-19T16:31:00Z">
+      <w:ins w:id="45" w:author="Проект новой редакции" w:date="2026-10-23T13:44:00Z">
         <w:r>
           <w:rPr>
             <w:rFonts w:ascii="Arial" w:hAnsi="Arial" w:cs="Arial"/>
@@ -2002,7 +2002,7 @@
           <w:t>.</w:t>
         </w:r>
       </w:ins>
-      <w:del w:id="46" w:author="Проект новой редакции" w:date="2026-10-19T16:31:00Z">
+      <w:del w:id="46" w:author="Проект новой редакции" w:date="2026-10-23T13:44:00Z">
         <w:r>
           <w:rPr>
             <w:rFonts w:ascii="Arial" w:hAnsi="Arial" w:cs="Arial"/>
@@ -2020,7 +2020,7 @@
         </w:rPr>
         <w:t xml:space="preserve">5. </w:t>
       </w:r>
-      <w:ins w:id="47" w:author="Проект новой редакции" w:date="2026-10-19T16:31:00Z">
+      <w:ins w:id="47" w:author="Проект новой редакции" w:date="2026-10-23T13:44:00Z">
         <w:r>
           <w:rPr>
             <w:rFonts w:ascii="Arial" w:hAnsi="Arial" w:cs="Arial"/>
@@ -2030,7 +2030,7 @@
           <w:t>Права</w:t>
         </w:r>
       </w:ins>
-      <w:del w:id="48" w:author="Проект новой редакции" w:date="2026-10-19T16:31:00Z">
+      <w:del w:id="48" w:author="Проект новой редакции" w:date="2026-10-23T13:44:00Z">
         <w:r>
           <w:rPr>
             <w:rFonts w:ascii="Arial" w:hAnsi="Arial" w:cs="Arial"/>
@@ -2060,7 +2060,7 @@
         </w:rPr>
         <w:t xml:space="preserve">1) Фонд независим в определении своих целей, политики и в своей деятельности под </w:t>
       </w:r>
-      <w:ins w:id="49" w:author="Проект новой редакции" w:date="2026-10-19T16:31:00Z">
+      <w:ins w:id="49" w:author="Проект новой редакции" w:date="2026-10-23T13:44:00Z">
         <w:r>
           <w:rPr>
             <w:rFonts w:ascii="Arial" w:hAnsi="Arial" w:cs="Arial"/>
@@ -2070,7 +2070,7 @@
           <w:t>надзором</w:t>
         </w:r>
       </w:ins>
-      <w:del w:id="50" w:author="Проект новой редакции" w:date="2026-10-19T16:31:00Z">
+      <w:del w:id="50" w:author="Проект новой редакции" w:date="2026-10-23T13:44:00Z">
         <w:r>
           <w:rPr>
             <w:rFonts w:ascii="Arial" w:hAnsi="Arial" w:cs="Arial"/>
@@ -2088,7 +2088,7 @@
         </w:rPr>
         <w:t xml:space="preserve"> Попечительского совета</w:t>
       </w:r>
-      <w:ins w:id="51" w:author="Проект новой редакции" w:date="2026-10-19T16:31:00Z">
+      <w:ins w:id="51" w:author="Проект новой редакции" w:date="2026-10-23T13:44:00Z">
         <w:r>
           <w:rPr>
             <w:rFonts w:ascii="Arial" w:hAnsi="Arial" w:cs="Arial"/>
@@ -2174,7 +2174,7 @@
         </w:rPr>
         <w:t>4) Фонд не может осуществлять какую-либо коммерческую деятельность, за исключением необходимой, вспомогательной или сопутствующей его целям.</w:t>
       </w:r>
-      <w:ins w:id="52" w:author="Проект новой редакции" w:date="2026-10-19T16:31:00Z">
+      <w:ins w:id="52" w:author="Проект новой редакции" w:date="2026-10-23T13:44:00Z">
         <w:r>
           <w:rPr>
             <w:rFonts w:ascii="Arial" w:hAnsi="Arial" w:cs="Arial"/>
@@ -2424,7 +2424,7 @@
         </w:rPr>
         <w:t>3.</w:t>
       </w:r>
-      <w:ins w:id="53" w:author="Проект новой редакции" w:date="2026-10-19T16:31:00Z">
+      <w:ins w:id="53" w:author="Проект новой редакции" w:date="2026-10-23T13:44:00Z">
         <w:r>
           <w:rPr>
             <w:rFonts w:ascii="Arial" w:hAnsi="Arial" w:cs="Arial"/>
@@ -2434,7 +2434,7 @@
           <w:t>2</w:t>
         </w:r>
       </w:ins>
-      <w:del w:id="54" w:author="Проект новой редакции" w:date="2026-10-19T16:31:00Z">
+      <w:del w:id="54" w:author="Проект новой редакции" w:date="2026-10-23T13:44:00Z">
         <w:r>
           <w:rPr>
             <w:rFonts w:ascii="Arial" w:hAnsi="Arial" w:cs="Arial"/>
@@ -2493,7 +2493,7 @@
         </w:rPr>
         <w:t xml:space="preserve">ЧАСТЬ </w:t>
       </w:r>
-      <w:ins w:id="55" w:author="Проект новой редакции" w:date="2026-10-19T16:31:00Z">
+      <w:ins w:id="55" w:author="Проект новой редакции" w:date="2026-10-23T13:44:00Z">
         <w:r>
           <w:rPr>
             <w:rFonts w:ascii="Arial" w:hAnsi="Arial" w:cs="Arial"/>
@@ -2504,7 +2504,7 @@
           <w:t>4</w:t>
         </w:r>
       </w:ins>
-      <w:del w:id="56" w:author="Проект новой редакции" w:date="2026-10-19T16:31:00Z">
+      <w:del w:id="56" w:author="Проект новой редакции" w:date="2026-10-23T13:44:00Z">
         <w:r>
           <w:rPr>
             <w:rFonts w:ascii="Arial" w:hAnsi="Arial" w:cs="Arial"/>
@@ -2536,7 +2536,7 @@
           <w:szCs w:val="28"/>
         </w:rPr>
       </w:pPr>
-      <w:ins w:id="57" w:author="Проект новой редакции" w:date="2026-10-19T16:31:00Z">
+      <w:ins w:id="57" w:author="Проект новой редакции" w:date="2026-10-23T13:44:00Z">
         <w:r>
           <w:rPr>
             <w:rFonts w:ascii="Arial" w:hAnsi="Arial" w:cs="Arial"/>
@@ -2546,7 +2546,7 @@
           <w:t>4</w:t>
         </w:r>
       </w:ins>
-      <w:del w:id="58" w:author="Проект новой редакции" w:date="2026-10-19T16:31:00Z">
+      <w:del w:id="58" w:author="Проект новой редакции" w:date="2026-10-23T13:44:00Z">
         <w:r>
           <w:rPr>
             <w:rFonts w:ascii="Arial" w:hAnsi="Arial" w:cs="Arial"/>
@@ -2786,7 +2786,7 @@
         </w:rPr>
         <w:t>изменением климата и деградацией окружающей среды, и поощрять обмен знаниями для решения этих проблем в регионе</w:t>
       </w:r>
-      <w:ins w:id="59" w:author="Проект новой редакции" w:date="2026-10-19T16:31:00Z">
+      <w:ins w:id="59" w:author="Проект новой редакции" w:date="2026-10-23T13:44:00Z">
         <w:r>
           <w:rPr>
             <w:rFonts w:ascii="Arial" w:hAnsi="Arial" w:cs="Arial"/>
@@ -2796,7 +2796,7 @@
           <w:t>;</w:t>
         </w:r>
       </w:ins>
-      <w:del w:id="60" w:author="Проект новой редакции" w:date="2026-10-19T16:31:00Z">
+      <w:del w:id="60" w:author="Проект новой редакции" w:date="2026-10-23T13:44:00Z">
         <w:r>
           <w:rPr>
             <w:rFonts w:ascii="Arial" w:hAnsi="Arial" w:cs="Arial"/>
@@ -2813,13 +2813,13 @@
         <w:ind w:firstLine="708"/>
         <w:jc w:val="both"/>
         <w:rPr>
-          <w:ins w:id="61" w:author="Проект новой редакции" w:date="2026-10-19T16:31:00Z"/>
-          <w:rFonts w:ascii="Arial" w:hAnsi="Arial" w:cs="Arial"/>
-          <w:sz w:val="28"/>
-          <w:szCs w:val="28"/>
-        </w:rPr>
-      </w:pPr>
-      <w:ins w:id="62" w:author="Проект новой редакции" w:date="2026-10-19T16:31:00Z">
+          <w:ins w:id="61" w:author="Проект новой редакции" w:date="2026-10-23T13:44:00Z"/>
+          <w:rFonts w:ascii="Arial" w:hAnsi="Arial" w:cs="Arial"/>
+          <w:sz w:val="28"/>
+          <w:szCs w:val="28"/>
+        </w:rPr>
+      </w:pPr>
+      <w:ins w:id="62" w:author="Проект новой редакции" w:date="2026-10-23T13:44:00Z">
         <w:r>
           <w:rPr>
             <w:rFonts w:ascii="Arial" w:hAnsi="Arial" w:cs="Arial"/>
@@ -2836,13 +2836,13 @@
         <w:ind w:firstLine="708"/>
         <w:jc w:val="both"/>
         <w:rPr>
-          <w:ins w:id="63" w:author="Проект новой редакции" w:date="2026-10-19T16:31:00Z"/>
-          <w:rFonts w:ascii="Arial" w:hAnsi="Arial" w:cs="Arial"/>
-          <w:sz w:val="28"/>
-          <w:szCs w:val="28"/>
-        </w:rPr>
-      </w:pPr>
-      <w:ins w:id="64" w:author="Проект новой редакции" w:date="2026-10-19T16:31:00Z">
+          <w:ins w:id="63" w:author="Проект новой редакции" w:date="2026-10-23T13:44:00Z"/>
+          <w:rFonts w:ascii="Arial" w:hAnsi="Arial" w:cs="Arial"/>
+          <w:sz w:val="28"/>
+          <w:szCs w:val="28"/>
+        </w:rPr>
+      </w:pPr>
+      <w:ins w:id="64" w:author="Проект новой редакции" w:date="2026-10-23T13:44:00Z">
         <w:r>
           <w:rPr>
             <w:rFonts w:ascii="Arial" w:hAnsi="Arial" w:cs="Arial"/>
@@ -2859,13 +2859,13 @@
         <w:ind w:firstLine="708"/>
         <w:jc w:val="both"/>
         <w:rPr>
-          <w:ins w:id="65" w:author="Проект новой редакции" w:date="2026-10-19T16:31:00Z"/>
-          <w:rFonts w:ascii="Arial" w:hAnsi="Arial" w:cs="Arial"/>
-          <w:sz w:val="28"/>
-          <w:szCs w:val="28"/>
-        </w:rPr>
-      </w:pPr>
-      <w:ins w:id="66" w:author="Проект новой редакции" w:date="2026-10-19T16:31:00Z">
+          <w:ins w:id="65" w:author="Проект новой редакции" w:date="2026-10-23T13:44:00Z"/>
+          <w:rFonts w:ascii="Arial" w:hAnsi="Arial" w:cs="Arial"/>
+          <w:sz w:val="28"/>
+          <w:szCs w:val="28"/>
+        </w:rPr>
+      </w:pPr>
+      <w:ins w:id="66" w:author="Проект новой редакции" w:date="2026-10-23T13:44:00Z">
         <w:r>
           <w:rPr>
             <w:rFonts w:ascii="Arial" w:hAnsi="Arial" w:cs="Arial"/>
@@ -2882,13 +2882,13 @@
         <w:ind w:firstLine="708"/>
         <w:jc w:val="both"/>
         <w:rPr>
-          <w:ins w:id="67" w:author="Проект новой редакции" w:date="2026-10-19T16:31:00Z"/>
-          <w:rFonts w:ascii="Arial" w:hAnsi="Arial" w:cs="Arial"/>
-          <w:sz w:val="28"/>
-          <w:szCs w:val="28"/>
-        </w:rPr>
-      </w:pPr>
-      <w:ins w:id="68" w:author="Проект новой редакции" w:date="2026-10-19T16:31:00Z">
+          <w:ins w:id="67" w:author="Проект новой редакции" w:date="2026-10-23T13:44:00Z"/>
+          <w:rFonts w:ascii="Arial" w:hAnsi="Arial" w:cs="Arial"/>
+          <w:sz w:val="28"/>
+          <w:szCs w:val="28"/>
+        </w:rPr>
+      </w:pPr>
+      <w:ins w:id="68" w:author="Проект новой редакции" w:date="2026-10-23T13:44:00Z">
         <w:r>
           <w:rPr>
             <w:rFonts w:ascii="Arial" w:hAnsi="Arial" w:cs="Arial"/>
@@ -2905,13 +2905,13 @@
         <w:ind w:firstLine="708"/>
         <w:jc w:val="both"/>
         <w:rPr>
-          <w:ins w:id="69" w:author="Проект новой редакции" w:date="2026-10-19T16:31:00Z"/>
-          <w:rFonts w:ascii="Arial" w:hAnsi="Arial" w:cs="Arial"/>
-          <w:sz w:val="28"/>
-          <w:szCs w:val="28"/>
-        </w:rPr>
-      </w:pPr>
-      <w:ins w:id="70" w:author="Проект новой редакции" w:date="2026-10-19T16:31:00Z">
+          <w:ins w:id="69" w:author="Проект новой редакции" w:date="2026-10-23T13:44:00Z"/>
+          <w:rFonts w:ascii="Arial" w:hAnsi="Arial" w:cs="Arial"/>
+          <w:sz w:val="28"/>
+          <w:szCs w:val="28"/>
+        </w:rPr>
+      </w:pPr>
+      <w:ins w:id="70" w:author="Проект новой редакции" w:date="2026-10-23T13:44:00Z">
         <w:r>
           <w:rPr>
             <w:rFonts w:ascii="Arial" w:hAnsi="Arial" w:cs="Arial"/>
@@ -2944,13 +2944,13 @@
         <w:ind w:firstLine="708"/>
         <w:jc w:val="both"/>
         <w:rPr>
-          <w:ins w:id="71" w:author="Проект новой редакции" w:date="2026-10-19T16:31:00Z"/>
-          <w:rFonts w:ascii="Arial" w:hAnsi="Arial" w:cs="Arial"/>
-          <w:sz w:val="28"/>
-          <w:szCs w:val="28"/>
-        </w:rPr>
-      </w:pPr>
-      <w:ins w:id="72" w:author="Проект новой редакции" w:date="2026-10-19T16:31:00Z">
+          <w:ins w:id="71" w:author="Проект новой редакции" w:date="2026-10-23T13:44:00Z"/>
+          <w:rFonts w:ascii="Arial" w:hAnsi="Arial" w:cs="Arial"/>
+          <w:sz w:val="28"/>
+          <w:szCs w:val="28"/>
+        </w:rPr>
+      </w:pPr>
+      <w:ins w:id="72" w:author="Проект новой редакции" w:date="2026-10-23T13:44:00Z">
         <w:r>
           <w:rPr>
             <w:rFonts w:ascii="Arial" w:hAnsi="Arial" w:cs="Arial"/>
@@ -2967,13 +2967,13 @@
         <w:ind w:firstLine="708"/>
         <w:jc w:val="both"/>
         <w:rPr>
-          <w:ins w:id="73" w:author="Проект новой редакции" w:date="2026-10-19T16:31:00Z"/>
-          <w:rFonts w:ascii="Arial" w:hAnsi="Arial" w:cs="Arial"/>
-          <w:sz w:val="28"/>
-          <w:szCs w:val="28"/>
-        </w:rPr>
-      </w:pPr>
-      <w:ins w:id="74" w:author="Проект новой редакции" w:date="2026-10-19T16:31:00Z">
+          <w:ins w:id="73" w:author="Проект новой редакции" w:date="2026-10-23T13:44:00Z"/>
+          <w:rFonts w:ascii="Arial" w:hAnsi="Arial" w:cs="Arial"/>
+          <w:sz w:val="28"/>
+          <w:szCs w:val="28"/>
+        </w:rPr>
+      </w:pPr>
+      <w:ins w:id="74" w:author="Проект новой редакции" w:date="2026-10-23T13:44:00Z">
         <w:r>
           <w:rPr>
             <w:rFonts w:ascii="Arial" w:hAnsi="Arial" w:cs="Arial"/>
@@ -2999,13 +2999,13 @@
         <w:ind w:firstLine="708"/>
         <w:jc w:val="both"/>
         <w:rPr>
-          <w:ins w:id="75" w:author="Проект новой редакции" w:date="2026-10-19T16:31:00Z"/>
-          <w:rFonts w:ascii="Arial" w:hAnsi="Arial" w:cs="Arial"/>
-          <w:sz w:val="28"/>
-          <w:szCs w:val="28"/>
-        </w:rPr>
-      </w:pPr>
-      <w:ins w:id="76" w:author="Проект новой редакции" w:date="2026-10-19T16:31:00Z">
+          <w:ins w:id="75" w:author="Проект новой редакции" w:date="2026-10-23T13:44:00Z"/>
+          <w:rFonts w:ascii="Arial" w:hAnsi="Arial" w:cs="Arial"/>
+          <w:sz w:val="28"/>
+          <w:szCs w:val="28"/>
+        </w:rPr>
+      </w:pPr>
+      <w:ins w:id="76" w:author="Проект новой редакции" w:date="2026-10-23T13:44:00Z">
         <w:r>
           <w:rPr>
             <w:rFonts w:ascii="Arial" w:hAnsi="Arial" w:cs="Arial"/>
@@ -3022,13 +3022,13 @@
         <w:ind w:firstLine="708"/>
         <w:jc w:val="both"/>
         <w:rPr>
-          <w:ins w:id="77" w:author="Проект новой редакции" w:date="2026-10-19T16:31:00Z"/>
-          <w:rFonts w:ascii="Arial" w:hAnsi="Arial" w:cs="Arial"/>
-          <w:sz w:val="28"/>
-          <w:szCs w:val="28"/>
-        </w:rPr>
-      </w:pPr>
-      <w:ins w:id="78" w:author="Проект новой редакции" w:date="2026-10-19T16:31:00Z">
+          <w:ins w:id="77" w:author="Проект новой редакции" w:date="2026-10-23T13:44:00Z"/>
+          <w:rFonts w:ascii="Arial" w:hAnsi="Arial" w:cs="Arial"/>
+          <w:sz w:val="28"/>
+          <w:szCs w:val="28"/>
+        </w:rPr>
+      </w:pPr>
+      <w:ins w:id="78" w:author="Проект новой редакции" w:date="2026-10-23T13:44:00Z">
         <w:r>
           <w:rPr>
             <w:rFonts w:ascii="Arial" w:hAnsi="Arial" w:cs="Arial"/>
@@ -3045,13 +3045,13 @@
         <w:ind w:firstLine="708"/>
         <w:jc w:val="both"/>
         <w:rPr>
-          <w:ins w:id="79" w:author="Проект новой редакции" w:date="2026-10-19T16:31:00Z"/>
-          <w:rFonts w:ascii="Arial" w:hAnsi="Arial" w:cs="Arial"/>
-          <w:sz w:val="28"/>
-          <w:szCs w:val="28"/>
-        </w:rPr>
-      </w:pPr>
-      <w:ins w:id="80" w:author="Проект новой редакции" w:date="2026-10-19T16:31:00Z">
+          <w:ins w:id="79" w:author="Проект новой редакции" w:date="2026-10-23T13:44:00Z"/>
+          <w:rFonts w:ascii="Arial" w:hAnsi="Arial" w:cs="Arial"/>
+          <w:sz w:val="28"/>
+          <w:szCs w:val="28"/>
+        </w:rPr>
+      </w:pPr>
+      <w:ins w:id="80" w:author="Проект новой редакции" w:date="2026-10-23T13:44:00Z">
         <w:r>
           <w:rPr>
             <w:rFonts w:ascii="Arial" w:hAnsi="Arial" w:cs="Arial"/>
@@ -3068,13 +3068,13 @@
         <w:ind w:firstLine="708"/>
         <w:jc w:val="both"/>
         <w:rPr>
-          <w:ins w:id="81" w:author="Проект новой редакции" w:date="2026-10-19T16:31:00Z"/>
-          <w:rFonts w:ascii="Arial" w:hAnsi="Arial" w:cs="Arial"/>
-          <w:sz w:val="28"/>
-          <w:szCs w:val="28"/>
-        </w:rPr>
-      </w:pPr>
-      <w:ins w:id="82" w:author="Проект новой редакции" w:date="2026-10-19T16:31:00Z">
+          <w:ins w:id="81" w:author="Проект новой редакции" w:date="2026-10-23T13:44:00Z"/>
+          <w:rFonts w:ascii="Arial" w:hAnsi="Arial" w:cs="Arial"/>
+          <w:sz w:val="28"/>
+          <w:szCs w:val="28"/>
+        </w:rPr>
+      </w:pPr>
+      <w:ins w:id="82" w:author="Проект новой редакции" w:date="2026-10-23T13:44:00Z">
         <w:r>
           <w:rPr>
             <w:rFonts w:ascii="Arial" w:hAnsi="Arial" w:cs="Arial"/>
@@ -3091,13 +3091,13 @@
         <w:ind w:firstLine="708"/>
         <w:jc w:val="both"/>
         <w:rPr>
-          <w:ins w:id="83" w:author="Проект новой редакции" w:date="2026-10-19T16:31:00Z"/>
-          <w:rFonts w:ascii="Arial" w:hAnsi="Arial" w:cs="Arial"/>
-          <w:sz w:val="28"/>
-          <w:szCs w:val="28"/>
-        </w:rPr>
-      </w:pPr>
-      <w:ins w:id="84" w:author="Проект новой редакции" w:date="2026-10-19T16:31:00Z">
+          <w:ins w:id="83" w:author="Проект новой редакции" w:date="2026-10-23T13:44:00Z"/>
+          <w:rFonts w:ascii="Arial" w:hAnsi="Arial" w:cs="Arial"/>
+          <w:sz w:val="28"/>
+          <w:szCs w:val="28"/>
+        </w:rPr>
+      </w:pPr>
+      <w:ins w:id="84" w:author="Проект новой редакции" w:date="2026-10-23T13:44:00Z">
         <w:r>
           <w:rPr>
             <w:rFonts w:ascii="Arial" w:hAnsi="Arial" w:cs="Arial"/>
@@ -3114,13 +3114,13 @@
         <w:ind w:firstLine="708"/>
         <w:jc w:val="both"/>
         <w:rPr>
-          <w:ins w:id="85" w:author="Проект новой редакции" w:date="2026-10-19T16:31:00Z"/>
-          <w:rFonts w:ascii="Arial" w:hAnsi="Arial" w:cs="Arial"/>
-          <w:sz w:val="28"/>
-          <w:szCs w:val="28"/>
-        </w:rPr>
-      </w:pPr>
-      <w:ins w:id="86" w:author="Проект новой редакции" w:date="2026-10-19T16:31:00Z">
+          <w:ins w:id="85" w:author="Проект новой редакции" w:date="2026-10-23T13:44:00Z"/>
+          <w:rFonts w:ascii="Arial" w:hAnsi="Arial" w:cs="Arial"/>
+          <w:sz w:val="28"/>
+          <w:szCs w:val="28"/>
+        </w:rPr>
+      </w:pPr>
+      <w:ins w:id="86" w:author="Проект новой редакции" w:date="2026-10-23T13:44:00Z">
         <w:r>
           <w:rPr>
             <w:rFonts w:ascii="Arial" w:hAnsi="Arial" w:cs="Arial"/>
@@ -3137,13 +3137,13 @@
         <w:ind w:firstLine="708"/>
         <w:jc w:val="both"/>
         <w:rPr>
-          <w:ins w:id="87" w:author="Проект новой редакции" w:date="2026-10-19T16:31:00Z"/>
-          <w:rFonts w:ascii="Arial" w:hAnsi="Arial" w:cs="Arial"/>
-          <w:sz w:val="28"/>
-          <w:szCs w:val="28"/>
-        </w:rPr>
-      </w:pPr>
-      <w:ins w:id="88" w:author="Проект новой редакции" w:date="2026-10-19T16:31:00Z">
+          <w:ins w:id="87" w:author="Проект новой редакции" w:date="2026-10-23T13:44:00Z"/>
+          <w:rFonts w:ascii="Arial" w:hAnsi="Arial" w:cs="Arial"/>
+          <w:sz w:val="28"/>
+          <w:szCs w:val="28"/>
+        </w:rPr>
+      </w:pPr>
+      <w:ins w:id="88" w:author="Проект новой редакции" w:date="2026-10-23T13:44:00Z">
         <w:r>
           <w:rPr>
             <w:rFonts w:ascii="Arial" w:hAnsi="Arial" w:cs="Arial"/>
@@ -3186,7 +3186,7 @@
         </w:rPr>
         <w:t xml:space="preserve">ЧАСТЬ </w:t>
       </w:r>
-      <w:ins w:id="89" w:author="Проект новой редакции" w:date="2026-10-19T16:31:00Z">
+      <w:ins w:id="89" w:author="Проект новой редакции" w:date="2026-10-23T13:44:00Z">
         <w:r>
           <w:rPr>
             <w:rFonts w:ascii="Arial" w:hAnsi="Arial" w:cs="Arial"/>
@@ -3197,7 +3197,7 @@
           <w:t>5</w:t>
         </w:r>
       </w:ins>
-      <w:del w:id="90" w:author="Проект новой редакции" w:date="2026-10-19T16:31:00Z">
+      <w:del w:id="90" w:author="Проект новой редакции" w:date="2026-10-23T13:44:00Z">
         <w:r>
           <w:rPr>
             <w:rFonts w:ascii="Arial" w:hAnsi="Arial" w:cs="Arial"/>
@@ -3229,7 +3229,7 @@
           <w:szCs w:val="28"/>
         </w:rPr>
       </w:pPr>
-      <w:ins w:id="91" w:author="Проект новой редакции" w:date="2026-10-19T16:31:00Z">
+      <w:ins w:id="91" w:author="Проект новой редакции" w:date="2026-10-23T13:44:00Z">
         <w:r>
           <w:rPr>
             <w:rFonts w:ascii="Arial" w:hAnsi="Arial" w:cs="Arial"/>
@@ -3239,7 +3239,7 @@
           <w:t>5</w:t>
         </w:r>
       </w:ins>
-      <w:del w:id="92" w:author="Проект новой редакции" w:date="2026-10-19T16:31:00Z">
+      <w:del w:id="92" w:author="Проект новой редакции" w:date="2026-10-23T13:44:00Z">
         <w:r>
           <w:rPr>
             <w:rFonts w:ascii="Arial" w:hAnsi="Arial" w:cs="Arial"/>
@@ -3277,7 +3277,7 @@
           <w:szCs w:val="28"/>
         </w:rPr>
       </w:pPr>
-      <w:ins w:id="93" w:author="Проект новой редакции" w:date="2026-10-19T16:31:00Z">
+      <w:ins w:id="93" w:author="Проект новой редакции" w:date="2026-10-23T13:44:00Z">
         <w:r>
           <w:rPr>
             <w:rFonts w:ascii="Arial" w:hAnsi="Arial" w:cs="Arial"/>
@@ -3287,7 +3287,7 @@
           <w:t>5</w:t>
         </w:r>
       </w:ins>
-      <w:del w:id="94" w:author="Проект новой редакции" w:date="2026-10-19T16:31:00Z">
+      <w:del w:id="94" w:author="Проект новой редакции" w:date="2026-10-23T13:44:00Z">
         <w:r>
           <w:rPr>
             <w:rFonts w:ascii="Arial" w:hAnsi="Arial" w:cs="Arial"/>
@@ -3338,7 +3338,7 @@
         </w:rPr>
         <w:t xml:space="preserve">ЧАСТЬ </w:t>
       </w:r>
-      <w:ins w:id="95" w:author="Проект новой редакции" w:date="2026-10-19T16:31:00Z">
+      <w:ins w:id="95" w:author="Проект новой редакции" w:date="2026-10-23T13:44:00Z">
         <w:r>
           <w:rPr>
             <w:rFonts w:ascii="Arial" w:hAnsi="Arial" w:cs="Arial"/>
@@ -3349,7 +3349,7 @@
           <w:t>6</w:t>
         </w:r>
       </w:ins>
-      <w:del w:id="96" w:author="Проект новой редакции" w:date="2026-10-19T16:31:00Z">
+      <w:del w:id="96" w:author="Проект новой редакции" w:date="2026-10-23T13:44:00Z">
         <w:r>
           <w:rPr>
             <w:rFonts w:ascii="Arial" w:hAnsi="Arial" w:cs="Arial"/>
@@ -3381,7 +3381,7 @@
           <w:szCs w:val="28"/>
         </w:rPr>
       </w:pPr>
-      <w:ins w:id="97" w:author="Проект новой редакции" w:date="2026-10-19T16:31:00Z">
+      <w:ins w:id="97" w:author="Проект новой редакции" w:date="2026-10-23T13:44:00Z">
         <w:r>
           <w:rPr>
             <w:rFonts w:ascii="Arial" w:hAnsi="Arial" w:cs="Arial"/>
@@ -3391,7 +3391,7 @@
           <w:t>6</w:t>
         </w:r>
       </w:ins>
-      <w:del w:id="98" w:author="Проект новой редакции" w:date="2026-10-19T16:31:00Z">
+      <w:del w:id="98" w:author="Проект новой редакции" w:date="2026-10-23T13:44:00Z">
         <w:r>
           <w:rPr>
             <w:rFonts w:ascii="Arial" w:hAnsi="Arial" w:cs="Arial"/>
@@ -3437,7 +3437,7 @@
         </w:rPr>
         <w:t xml:space="preserve">1) Учредителем (где проживает или </w:t>
       </w:r>
-      <w:ins w:id="99" w:author="Проект новой редакции" w:date="2026-10-19T16:31:00Z">
+      <w:ins w:id="99" w:author="Проект новой редакции" w:date="2026-10-23T13:44:00Z">
         <w:r>
           <w:rPr>
             <w:rFonts w:ascii="Arial" w:hAnsi="Arial" w:cs="Arial"/>
@@ -3447,7 +3447,7 @@
           <w:t>находится</w:t>
         </w:r>
       </w:ins>
-      <w:del w:id="100" w:author="Проект новой редакции" w:date="2026-10-19T16:31:00Z">
+      <w:del w:id="100" w:author="Проект новой редакции" w:date="2026-10-23T13:44:00Z">
         <w:r>
           <w:rPr>
             <w:rFonts w:ascii="Arial" w:hAnsi="Arial" w:cs="Arial"/>
@@ -3485,7 +3485,7 @@
         </w:rPr>
         <w:t xml:space="preserve">2) в любое время, когда Учредитель </w:t>
       </w:r>
-      <w:ins w:id="101" w:author="Проект новой редакции" w:date="2026-10-19T16:31:00Z">
+      <w:ins w:id="101" w:author="Проект новой редакции" w:date="2026-10-23T13:44:00Z">
         <w:r>
           <w:rPr>
             <w:rFonts w:ascii="Arial" w:hAnsi="Arial" w:cs="Arial"/>
@@ -3495,7 +3495,7 @@
           <w:t>утратился,</w:t>
         </w:r>
       </w:ins>
-      <w:del w:id="102" w:author="Проект новой редакции" w:date="2026-10-19T16:31:00Z">
+      <w:del w:id="102" w:author="Проект новой редакции" w:date="2026-10-23T13:44:00Z">
         <w:r>
           <w:rPr>
             <w:rFonts w:ascii="Arial" w:hAnsi="Arial" w:cs="Arial"/>
@@ -3573,7 +3573,7 @@
         </w:rPr>
         <w:t xml:space="preserve">ЧАСТЬ </w:t>
       </w:r>
-      <w:ins w:id="103" w:author="Проект новой редакции" w:date="2026-10-19T16:31:00Z">
+      <w:ins w:id="103" w:author="Проект новой редакции" w:date="2026-10-23T13:44:00Z">
         <w:r>
           <w:rPr>
             <w:rFonts w:ascii="Arial" w:hAnsi="Arial" w:cs="Arial"/>
@@ -3584,7 +3584,7 @@
           <w:t>7: ЗАЯВЛЕНИЕ</w:t>
         </w:r>
       </w:ins>
-      <w:del w:id="104" w:author="Проект новой редакции" w:date="2026-10-19T16:31:00Z">
+      <w:del w:id="104" w:author="Проект новой редакции" w:date="2026-10-23T13:44:00Z">
         <w:r>
           <w:rPr>
             <w:rFonts w:ascii="Arial" w:hAnsi="Arial" w:cs="Arial"/>
@@ -3607,7 +3607,7 @@
           <w:szCs w:val="28"/>
         </w:rPr>
       </w:pPr>
-      <w:ins w:id="105" w:author="Проект новой редакции" w:date="2026-10-19T16:31:00Z">
+      <w:ins w:id="105" w:author="Проект новой редакции" w:date="2026-10-23T13:44:00Z">
         <w:r>
           <w:rPr>
             <w:rFonts w:ascii="Arial" w:hAnsi="Arial" w:cs="Arial"/>
@@ -3617,7 +3617,7 @@
           <w:t>7</w:t>
         </w:r>
       </w:ins>
-      <w:del w:id="106" w:author="Проект новой редакции" w:date="2026-10-19T16:31:00Z">
+      <w:del w:id="106" w:author="Проект новой редакции" w:date="2026-10-23T13:44:00Z">
         <w:r>
           <w:rPr>
             <w:rFonts w:ascii="Arial" w:hAnsi="Arial" w:cs="Arial"/>
@@ -3643,7 +3643,7 @@
         </w:rPr>
         <w:t xml:space="preserve">сит Управляющий </w:t>
       </w:r>
-      <w:ins w:id="107" w:author="Проект новой редакции" w:date="2026-10-19T16:31:00Z">
+      <w:ins w:id="107" w:author="Проект новой редакции" w:date="2026-10-23T13:44:00Z">
         <w:r>
           <w:rPr>
             <w:rFonts w:ascii="Arial" w:hAnsi="Arial" w:cs="Arial"/>
@@ -3653,7 +3653,7 @@
           <w:t>совет</w:t>
         </w:r>
       </w:ins>
-      <w:del w:id="108" w:author="Проект новой редакции" w:date="2026-10-19T16:31:00Z">
+      <w:del w:id="108" w:author="Проект новой редакции" w:date="2026-10-23T13:44:00Z">
         <w:r>
           <w:rPr>
             <w:rFonts w:ascii="Arial" w:hAnsi="Arial" w:cs="Arial"/>
@@ -3671,7 +3671,7 @@
         </w:rPr>
         <w:t xml:space="preserve"> соблюдать условия настоящего Устава</w:t>
       </w:r>
-      <w:ins w:id="109" w:author="Проект новой редакции" w:date="2026-10-19T16:31:00Z">
+      <w:ins w:id="109" w:author="Проект новой редакции" w:date="2026-10-23T13:44:00Z">
         <w:r>
           <w:rPr>
             <w:rFonts w:ascii="Arial" w:hAnsi="Arial" w:cs="Arial"/>
@@ -3681,7 +3681,7 @@
           <w:t xml:space="preserve"> (Приложение 1);</w:t>
         </w:r>
       </w:ins>
-      <w:del w:id="110" w:author="Проект новой редакции" w:date="2026-10-19T16:31:00Z">
+      <w:del w:id="110" w:author="Проект новой редакции" w:date="2026-10-23T13:44:00Z">
         <w:r>
           <w:rPr>
             <w:rFonts w:ascii="Arial" w:hAnsi="Arial" w:cs="Arial"/>
@@ -3698,13 +3698,13 @@
         <w:ind w:firstLine="709"/>
         <w:jc w:val="both"/>
         <w:rPr>
-          <w:ins w:id="111" w:author="Проект новой редакции" w:date="2026-10-19T16:31:00Z"/>
-          <w:rFonts w:ascii="Arial" w:hAnsi="Arial" w:cs="Arial"/>
-          <w:sz w:val="28"/>
-          <w:szCs w:val="28"/>
-        </w:rPr>
-      </w:pPr>
-      <w:ins w:id="112" w:author="Проект новой редакции" w:date="2026-10-19T16:31:00Z">
+          <w:ins w:id="111" w:author="Проект новой редакции" w:date="2026-10-23T13:44:00Z"/>
+          <w:rFonts w:ascii="Arial" w:hAnsi="Arial" w:cs="Arial"/>
+          <w:sz w:val="28"/>
+          <w:szCs w:val="28"/>
+        </w:rPr>
+      </w:pPr>
+      <w:ins w:id="112" w:author="Проект новой редакции" w:date="2026-10-23T13:44:00Z">
         <w:r>
           <w:rPr>
             <w:rFonts w:ascii="Arial" w:hAnsi="Arial" w:cs="Arial"/>
@@ -3714,7 +3714,7 @@
           <w:t>7</w:t>
         </w:r>
       </w:ins>
-      <w:del w:id="113" w:author="Проект новой редакции" w:date="2026-10-19T16:31:00Z">
+      <w:del w:id="113" w:author="Проект новой редакции" w:date="2026-10-23T13:44:00Z">
         <w:r>
           <w:rPr>
             <w:rFonts w:ascii="Arial" w:hAnsi="Arial" w:cs="Arial"/>
@@ -3732,7 +3732,7 @@
         </w:rPr>
         <w:t xml:space="preserve">.2. </w:t>
       </w:r>
-      <w:ins w:id="114" w:author="Проект новой редакции" w:date="2026-10-19T16:31:00Z">
+      <w:ins w:id="114" w:author="Проект новой редакции" w:date="2026-10-23T13:44:00Z">
         <w:r>
           <w:rPr>
             <w:rFonts w:ascii="Arial" w:hAnsi="Arial" w:cs="Arial"/>
@@ -3742,7 +3742,7 @@
           <w:t>Члены Управляющего совета</w:t>
         </w:r>
       </w:ins>
-      <w:del w:id="115" w:author="Проект новой редакции" w:date="2026-10-19T16:31:00Z">
+      <w:del w:id="115" w:author="Проект новой редакции" w:date="2026-10-23T13:44:00Z">
         <w:r>
           <w:rPr>
             <w:rFonts w:ascii="Arial" w:hAnsi="Arial" w:cs="Arial"/>
@@ -3760,7 +3760,7 @@
         </w:rPr>
         <w:t xml:space="preserve"> (минимум 2</w:t>
       </w:r>
-      <w:ins w:id="116" w:author="Проект новой редакции" w:date="2026-10-19T16:31:00Z">
+      <w:ins w:id="116" w:author="Проект новой редакции" w:date="2026-10-23T13:44:00Z">
         <w:r>
           <w:rPr>
             <w:rFonts w:ascii="Arial" w:hAnsi="Arial" w:cs="Arial"/>
@@ -3770,7 +3770,7 @@
           <w:t>), подписывая настоящий Устав, заявляют</w:t>
         </w:r>
       </w:ins>
-      <w:del w:id="117" w:author="Проект новой редакции" w:date="2026-10-19T16:31:00Z">
+      <w:del w:id="117" w:author="Проект новой редакции" w:date="2026-10-23T13:44:00Z">
         <w:r>
           <w:rPr>
             <w:rFonts w:ascii="Arial" w:hAnsi="Arial" w:cs="Arial"/>
@@ -3788,7 +3788,7 @@
         </w:rPr>
         <w:t xml:space="preserve">, что </w:t>
       </w:r>
-      <w:ins w:id="118" w:author="Проект новой редакции" w:date="2026-10-19T16:31:00Z">
+      <w:ins w:id="118" w:author="Проект новой редакции" w:date="2026-10-23T13:44:00Z">
         <w:r>
           <w:rPr>
             <w:rFonts w:ascii="Arial" w:hAnsi="Arial" w:cs="Arial"/>
@@ -3798,7 +3798,7 @@
           <w:t>соблюдают</w:t>
         </w:r>
       </w:ins>
-      <w:del w:id="119" w:author="Проект новой редакции" w:date="2026-10-19T16:31:00Z">
+      <w:del w:id="119" w:author="Проект новой редакции" w:date="2026-10-23T13:44:00Z">
         <w:r>
           <w:rPr>
             <w:rFonts w:ascii="Arial" w:hAnsi="Arial" w:cs="Arial"/>
@@ -3816,7 +3816,7 @@
         </w:rPr>
         <w:t xml:space="preserve"> условия настоящего Устава</w:t>
       </w:r>
-      <w:ins w:id="120" w:author="Проект новой редакции" w:date="2026-10-19T16:31:00Z">
+      <w:ins w:id="120" w:author="Проект новой редакции" w:date="2026-10-23T13:44:00Z">
         <w:r>
           <w:rPr>
             <w:rFonts w:ascii="Arial" w:hAnsi="Arial" w:cs="Arial"/>
@@ -3834,14 +3834,14 @@
         <w:ind w:firstLine="709"/>
         <w:jc w:val="right"/>
         <w:rPr>
-          <w:ins w:id="121" w:author="Проект новой редакции" w:date="2026-10-19T16:31:00Z"/>
-          <w:rFonts w:ascii="Arial" w:hAnsi="Arial" w:cs="Arial"/>
-          <w:b/>
-          <w:sz w:val="28"/>
-          <w:szCs w:val="28"/>
-        </w:rPr>
-      </w:pPr>
-      <w:ins w:id="122" w:author="Проект новой редакции" w:date="2026-10-19T16:31:00Z">
+          <w:ins w:id="121" w:author="Проект новой редакции" w:date="2026-10-23T13:44:00Z"/>
+          <w:rFonts w:ascii="Arial" w:hAnsi="Arial" w:cs="Arial"/>
+          <w:b/>
+          <w:sz w:val="28"/>
+          <w:szCs w:val="28"/>
+        </w:rPr>
+      </w:pPr>
+      <w:ins w:id="122" w:author="Проект новой редакции" w:date="2026-10-23T13:44:00Z">
         <w:r>
           <w:rPr>
             <w:rFonts w:ascii="Arial" w:hAnsi="Arial" w:cs="Arial"/>
@@ -3860,14 +3860,14 @@
         <w:ind w:firstLine="709"/>
         <w:jc w:val="center"/>
         <w:rPr>
-          <w:ins w:id="123" w:author="Проект новой редакции" w:date="2026-10-19T16:31:00Z"/>
-          <w:rFonts w:ascii="Arial" w:hAnsi="Arial" w:cs="Arial"/>
-          <w:b/>
-          <w:sz w:val="28"/>
-          <w:szCs w:val="28"/>
-        </w:rPr>
-      </w:pPr>
-      <w:ins w:id="124" w:author="Проект новой редакции" w:date="2026-10-19T16:31:00Z">
+          <w:ins w:id="123" w:author="Проект новой редакции" w:date="2026-10-23T13:44:00Z"/>
+          <w:rFonts w:ascii="Arial" w:hAnsi="Arial" w:cs="Arial"/>
+          <w:b/>
+          <w:sz w:val="28"/>
+          <w:szCs w:val="28"/>
+        </w:rPr>
+      </w:pPr>
+      <w:ins w:id="124" w:author="Проект новой редакции" w:date="2026-10-23T13:44:00Z">
         <w:r>
           <w:rPr>
             <w:rFonts w:ascii="Arial" w:hAnsi="Arial" w:cs="Arial"/>
@@ -3885,13 +3885,13 @@
         <w:ind w:firstLine="709"/>
         <w:jc w:val="both"/>
         <w:rPr>
-          <w:ins w:id="125" w:author="Проект новой редакции" w:date="2026-10-19T16:31:00Z"/>
-          <w:rFonts w:ascii="Arial" w:hAnsi="Arial" w:cs="Arial"/>
-          <w:sz w:val="28"/>
-          <w:szCs w:val="28"/>
-        </w:rPr>
-      </w:pPr>
-      <w:ins w:id="126" w:author="Проект новой редакции" w:date="2026-10-19T16:31:00Z">
+          <w:ins w:id="125" w:author="Проект новой редакции" w:date="2026-10-23T13:44:00Z"/>
+          <w:rFonts w:ascii="Arial" w:hAnsi="Arial" w:cs="Arial"/>
+          <w:sz w:val="28"/>
+          <w:szCs w:val="28"/>
+        </w:rPr>
+      </w:pPr>
+      <w:ins w:id="126" w:author="Проект новой редакции" w:date="2026-10-23T13:44:00Z">
         <w:r>
           <w:rPr>
             <w:rFonts w:ascii="Arial" w:hAnsi="Arial" w:cs="Arial"/>
@@ -3925,14 +3925,14 @@
         <w:ind w:firstLine="709"/>
         <w:jc w:val="right"/>
         <w:rPr>
-          <w:ins w:id="127" w:author="Проект новой редакции" w:date="2026-10-19T16:31:00Z"/>
-          <w:rFonts w:ascii="Arial" w:hAnsi="Arial" w:cs="Arial"/>
-          <w:b/>
-          <w:sz w:val="28"/>
-          <w:szCs w:val="28"/>
-        </w:rPr>
-      </w:pPr>
-      <w:ins w:id="128" w:author="Проект новой редакции" w:date="2026-10-19T16:31:00Z">
+          <w:ins w:id="127" w:author="Проект новой редакции" w:date="2026-10-23T13:44:00Z"/>
+          <w:rFonts w:ascii="Arial" w:hAnsi="Arial" w:cs="Arial"/>
+          <w:b/>
+          <w:sz w:val="28"/>
+          <w:szCs w:val="28"/>
+        </w:rPr>
+      </w:pPr>
+      <w:ins w:id="128" w:author="Проект новой редакции" w:date="2026-10-23T13:44:00Z">
         <w:r>
           <w:rPr>
             <w:rFonts w:ascii="Arial" w:hAnsi="Arial" w:cs="Arial"/>
@@ -3951,14 +3951,14 @@
         <w:ind w:firstLine="709"/>
         <w:jc w:val="center"/>
         <w:rPr>
-          <w:ins w:id="129" w:author="Проект новой редакции" w:date="2026-10-19T16:31:00Z"/>
-          <w:rFonts w:ascii="Arial" w:hAnsi="Arial" w:cs="Arial"/>
-          <w:b/>
-          <w:sz w:val="28"/>
-          <w:szCs w:val="28"/>
-        </w:rPr>
-      </w:pPr>
-      <w:ins w:id="130" w:author="Проект новой редакции" w:date="2026-10-19T16:31:00Z">
+          <w:ins w:id="129" w:author="Проект новой редакции" w:date="2026-10-23T13:44:00Z"/>
+          <w:rFonts w:ascii="Arial" w:hAnsi="Arial" w:cs="Arial"/>
+          <w:b/>
+          <w:sz w:val="28"/>
+          <w:szCs w:val="28"/>
+        </w:rPr>
+      </w:pPr>
+      <w:ins w:id="130" w:author="Проект новой редакции" w:date="2026-10-23T13:44:00Z">
         <w:r>
           <w:rPr>
             <w:rFonts w:ascii="Arial" w:hAnsi="Arial" w:cs="Arial"/>
@@ -3976,13 +3976,13 @@
         <w:ind w:firstLine="709"/>
         <w:jc w:val="both"/>
         <w:rPr>
-          <w:ins w:id="131" w:author="Проект новой редакции" w:date="2026-10-19T16:31:00Z"/>
-          <w:rFonts w:ascii="Arial" w:hAnsi="Arial" w:cs="Arial"/>
-          <w:sz w:val="28"/>
-          <w:szCs w:val="28"/>
-        </w:rPr>
-      </w:pPr>
-      <w:ins w:id="132" w:author="Проект новой редакции" w:date="2026-10-19T16:31:00Z">
+          <w:ins w:id="131" w:author="Проект новой редакции" w:date="2026-10-23T13:44:00Z"/>
+          <w:rFonts w:ascii="Arial" w:hAnsi="Arial" w:cs="Arial"/>
+          <w:sz w:val="28"/>
+          <w:szCs w:val="28"/>
+        </w:rPr>
+      </w:pPr>
+      <w:ins w:id="132" w:author="Проект новой редакции" w:date="2026-10-23T13:44:00Z">
         <w:r>
           <w:rPr>
             <w:rFonts w:ascii="Arial" w:hAnsi="Arial" w:cs="Arial"/>
@@ -4031,77 +4031,22 @@
         <w:ind w:firstLine="709"/>
         <w:jc w:val="both"/>
         <w:rPr>
-          <w:ins w:id="133" w:author="Проект новой редакции" w:date="2026-10-19T16:31:00Z"/>
-          <w:rFonts w:ascii="Arial" w:hAnsi="Arial" w:cs="Arial"/>
-          <w:sz w:val="28"/>
-          <w:szCs w:val="28"/>
-        </w:rPr>
-      </w:pPr>
-      <w:ins w:id="134" w:author="Проект новой редакции" w:date="2026-10-19T16:31:00Z">
-        <w:r>
-          <w:rPr>
-            <w:rFonts w:ascii="Arial" w:hAnsi="Arial" w:cs="Arial"/>
-            <w:sz w:val="28"/>
-            <w:szCs w:val="28"/>
-          </w:rPr>
-          <w:t xml:space="preserve">2. </w:t>
-        </w:r>
-        <w:r>
-          <w:rPr>
-            <w:rFonts w:ascii="Arial" w:hAnsi="Arial" w:cs="Arial"/>
-            <w:sz w:val="28"/>
-            <w:szCs w:val="28"/>
-          </w:rPr>
-          <w:t>Заместитель Главного исполнительного директора по стратегии и проектам – А. В. Кононец</w:t>
-        </w:r>
-        <w:r>
-          <w:rPr>
-            <w:rFonts w:ascii="Arial" w:hAnsi="Arial" w:cs="Arial"/>
-            <w:sz w:val="28"/>
-            <w:szCs w:val="28"/>
-          </w:rPr>
-          <w:t xml:space="preserve"> ____________________ (подпись)</w:t>
-        </w:r>
-      </w:ins>
-    </w:p>
-    <w:p>
-      <w:pPr>
-        <w:spacing w:after="0" w:line="360" w:lineRule="auto"/>
-        <w:ind w:firstLine="709"/>
-        <w:jc w:val="both"/>
-        <w:rPr>
-          <w:rFonts w:ascii="Arial" w:hAnsi="Arial" w:cs="Arial"/>
-          <w:sz w:val="28"/>
-          <w:szCs w:val="28"/>
-        </w:rPr>
-      </w:pPr>
-      <w:ins w:id="135" w:author="Проект новой редакции" w:date="2026-10-19T16:31:00Z">
-        <w:r>
-          <w:rPr>
-            <w:rFonts w:ascii="Arial" w:hAnsi="Arial" w:cs="Arial"/>
-            <w:sz w:val="28"/>
-            <w:szCs w:val="28"/>
-          </w:rPr>
-          <w:t xml:space="preserve">3. Заместитель Главного исполнительного директора по административным вопросам </w:t>
-        </w:r>
-        <w:r>
-          <w:rPr>
-            <w:rFonts w:ascii="Arial" w:hAnsi="Arial" w:cs="Arial"/>
-            <w:sz w:val="28"/>
-            <w:szCs w:val="28"/>
-          </w:rPr>
-          <w:t>–</w:t>
-        </w:r>
-        <w:r>
-          <w:rPr>
-            <w:rFonts w:ascii="Arial" w:hAnsi="Arial" w:cs="Arial"/>
-            <w:sz w:val="28"/>
-            <w:szCs w:val="28"/>
-          </w:rPr>
-          <w:t xml:space="preserve"> М. Темирбеков ____________________ (подпись)</w:t>
-        </w:r>
-      </w:ins>
-      <w:del w:id="136" w:author="Проект новой редакции" w:date="2026-10-19T16:31:00Z">
+          <w:rFonts w:ascii="Arial" w:hAnsi="Arial" w:cs="Arial"/>
+          <w:sz w:val="28"/>
+          <w:szCs w:val="28"/>
+        </w:rPr>
+      </w:pPr>
+      <w:ins w:id="133" w:author="Проект новой редакции" w:date="2026-10-23T13:44:00Z">
+        <w:r>
+          <w:rPr>
+            <w:rFonts w:ascii="Arial" w:hAnsi="Arial" w:cs="Arial"/>
+            <w:sz w:val="28"/>
+            <w:szCs w:val="28"/>
+          </w:rPr>
+          <w:t>2. Заместитель Главного исполнительного директора по административным вопросам – М. Темирбеков ____________________ (подпись)</w:t>
+        </w:r>
+      </w:ins>
+      <w:del w:id="134" w:author="Проект новой редакции" w:date="2026-10-23T13:44:00Z">
         <w:r>
           <w:rPr>
             <w:rFonts w:ascii="Arial" w:hAnsi="Arial" w:cs="Arial"/>
@@ -4822,7 +4767,7 @@
     <w:hidden/>
     <w:uiPriority w:val="99"/>
     <w:semiHidden/>
-    <w:rsid w:val="00D07397"/>
+    <w:rsid w:val="00240ACC"/>
     <w:pPr>
       <w:suppressAutoHyphens w:val="0"/>
     </w:pPr>
@@ -4834,7 +4779,7 @@
     <w:uiPriority w:val="99"/>
     <w:semiHidden/>
     <w:unhideWhenUsed/>
-    <w:rsid w:val="00D07397"/>
+    <w:rsid w:val="00240ACC"/>
     <w:pPr>
       <w:spacing w:after="0" w:line="240" w:lineRule="auto"/>
     </w:pPr>
@@ -4850,7 +4795,7 @@
     <w:link w:val="af"/>
     <w:uiPriority w:val="99"/>
     <w:semiHidden/>
-    <w:rsid w:val="00D07397"/>
+    <w:rsid w:val="00240ACC"/>
     <w:rPr>
       <w:rFonts w:ascii="Segoe UI" w:hAnsi="Segoe UI" w:cs="Segoe UI"/>
       <w:sz w:val="18"/>

--- a/Устав/_документы/С выделением — Устав ЦАКФ.docx
+++ b/Устав/_документы/С выделением — Устав ЦАКФ.docx
@@ -16,7 +16,7 @@
       </w:pPr>
       <w:bookmarkStart w:id="0" w:name="_GoBack"/>
       <w:bookmarkEnd w:id="0"/>
-      <w:ins w:id="1" w:author="Проект новой редакции" w:date="2026-10-23T13:44:00Z">
+      <w:ins w:id="1" w:author="Проект новой редакции" w:date="2026-10-23T13:54:00Z">
         <w:r>
           <w:rPr>
             <w:rFonts w:ascii="Arial" w:hAnsi="Arial" w:cs="Arial"/>
@@ -286,7 +286,7 @@
         </w:rPr>
         <w:t xml:space="preserve">ПРИНЯТ: Резолюцией </w:t>
       </w:r>
-      <w:ins w:id="2" w:author="Проект новой редакции" w:date="2026-10-23T13:44:00Z">
+      <w:ins w:id="2" w:author="Проект новой редакции" w:date="2026-10-23T13:54:00Z">
         <w:r>
           <w:rPr>
             <w:rFonts w:ascii="Arial" w:hAnsi="Arial" w:cs="Arial"/>
@@ -297,7 +297,7 @@
           <w:t>№ 2 от «24» марта</w:t>
         </w:r>
       </w:ins>
-      <w:del w:id="3" w:author="Проект новой редакции" w:date="2026-10-23T13:44:00Z">
+      <w:del w:id="3" w:author="Проект новой редакции" w:date="2026-10-23T13:54:00Z">
         <w:r>
           <w:rPr>
             <w:rFonts w:ascii="Arial" w:hAnsi="Arial" w:cs="Arial"/>
@@ -317,7 +317,7 @@
         </w:rPr>
         <w:t xml:space="preserve"> 2024 г</w:t>
       </w:r>
-      <w:ins w:id="4" w:author="Проект новой редакции" w:date="2026-10-23T13:44:00Z">
+      <w:ins w:id="4" w:author="Проект новой редакции" w:date="2026-10-23T13:54:00Z">
         <w:r>
           <w:rPr>
             <w:rFonts w:ascii="Arial" w:hAnsi="Arial" w:cs="Arial"/>
@@ -434,7 +434,7 @@
         </w:rPr>
         <w:t>Дата утверждения</w:t>
       </w:r>
-      <w:ins w:id="5" w:author="Проект новой редакции" w:date="2026-10-23T13:44:00Z">
+      <w:ins w:id="5" w:author="Проект новой редакции" w:date="2026-10-23T13:54:00Z">
         <w:r>
           <w:rPr>
             <w:rFonts w:ascii="Arial" w:hAnsi="Arial" w:cs="Arial"/>
@@ -444,7 +444,7 @@
           <w:t xml:space="preserve"> новой редакции: «___» __________ 2026 года</w:t>
         </w:r>
       </w:ins>
-      <w:del w:id="6" w:author="Проект новой редакции" w:date="2026-10-23T13:44:00Z">
+      <w:del w:id="6" w:author="Проект новой редакции" w:date="2026-10-23T13:54:00Z">
         <w:r>
           <w:rPr>
             <w:rFonts w:ascii="Arial" w:hAnsi="Arial" w:cs="Arial"/>
@@ -466,7 +466,7 @@
           <w:szCs w:val="32"/>
         </w:rPr>
       </w:pPr>
-      <w:ins w:id="7" w:author="Проект новой редакции" w:date="2026-10-23T13:44:00Z">
+      <w:ins w:id="7" w:author="Проект новой редакции" w:date="2026-10-23T13:54:00Z">
         <w:r>
           <w:rPr>
             <w:rFonts w:ascii="Arial" w:hAnsi="Arial" w:cs="Arial"/>
@@ -476,7 +476,7 @@
           <w:t>Первоначальная редакция принята</w:t>
         </w:r>
       </w:ins>
-      <w:del w:id="8" w:author="Проект новой редакции" w:date="2026-10-23T13:44:00Z">
+      <w:del w:id="8" w:author="Проект новой редакции" w:date="2026-10-23T13:54:00Z">
         <w:r>
           <w:rPr>
             <w:rFonts w:ascii="Arial" w:hAnsi="Arial" w:cs="Arial"/>
@@ -494,7 +494,7 @@
         </w:rPr>
         <w:t xml:space="preserve"> Резолюцией </w:t>
       </w:r>
-      <w:ins w:id="9" w:author="Проект новой редакции" w:date="2026-10-23T13:44:00Z">
+      <w:ins w:id="9" w:author="Проект новой редакции" w:date="2026-10-23T13:54:00Z">
         <w:r>
           <w:rPr>
             <w:rFonts w:ascii="Arial" w:hAnsi="Arial" w:cs="Arial"/>
@@ -504,7 +504,7 @@
           <w:t>№ 2</w:t>
         </w:r>
       </w:ins>
-      <w:del w:id="10" w:author="Проект новой редакции" w:date="2026-10-23T13:44:00Z">
+      <w:del w:id="10" w:author="Проект новой редакции" w:date="2026-10-23T13:54:00Z">
         <w:r>
           <w:rPr>
             <w:rFonts w:ascii="Arial" w:hAnsi="Arial" w:cs="Arial"/>
@@ -522,7 +522,7 @@
         </w:rPr>
         <w:t xml:space="preserve"> от </w:t>
       </w:r>
-      <w:ins w:id="11" w:author="Проект новой редакции" w:date="2026-10-23T13:44:00Z">
+      <w:ins w:id="11" w:author="Проект новой редакции" w:date="2026-10-23T13:54:00Z">
         <w:r>
           <w:rPr>
             <w:rFonts w:ascii="Arial" w:hAnsi="Arial" w:cs="Arial"/>
@@ -532,7 +532,7 @@
           <w:t>24</w:t>
         </w:r>
       </w:ins>
-      <w:del w:id="12" w:author="Проект новой редакции" w:date="2026-10-23T13:44:00Z">
+      <w:del w:id="12" w:author="Проект новой редакции" w:date="2026-10-23T13:54:00Z">
         <w:r>
           <w:rPr>
             <w:rFonts w:ascii="Arial" w:hAnsi="Arial" w:cs="Arial"/>
@@ -719,7 +719,7 @@
         </w:rPr>
         <w:t>ПОЛОЖЕНИЯ……………………………….…………</w:t>
       </w:r>
-      <w:ins w:id="13" w:author="Проект новой редакции" w:date="2026-10-23T13:44:00Z">
+      <w:ins w:id="13" w:author="Проект новой редакции" w:date="2026-10-23T13:54:00Z">
         <w:r>
           <w:rPr>
             <w:rFonts w:ascii="Arial" w:hAnsi="Arial" w:cs="Arial"/>
@@ -781,7 +781,7 @@
         </w:rPr>
         <w:t xml:space="preserve">1.2. Название фонда……….………………..………...………..…….…….. </w:t>
       </w:r>
-      <w:ins w:id="14" w:author="Проект новой редакции" w:date="2026-10-23T13:44:00Z">
+      <w:ins w:id="14" w:author="Проект новой редакции" w:date="2026-10-23T13:54:00Z">
         <w:r>
           <w:rPr>
             <w:rFonts w:ascii="Arial" w:hAnsi="Arial" w:cs="Arial"/>
@@ -792,7 +792,7 @@
           <w:t>3</w:t>
         </w:r>
       </w:ins>
-      <w:del w:id="15" w:author="Проект новой редакции" w:date="2026-10-23T13:44:00Z">
+      <w:del w:id="15" w:author="Проект новой редакции" w:date="2026-10-23T13:54:00Z">
         <w:r>
           <w:rPr>
             <w:rFonts w:ascii="Arial" w:hAnsi="Arial" w:cs="Arial"/>
@@ -866,7 +866,7 @@
         </w:rPr>
         <w:t>1</w:t>
       </w:r>
-      <w:ins w:id="16" w:author="Проект новой редакции" w:date="2026-10-23T13:44:00Z">
+      <w:ins w:id="16" w:author="Проект новой редакции" w:date="2026-10-23T13:54:00Z">
         <w:r>
           <w:rPr>
             <w:rFonts w:ascii="Arial" w:hAnsi="Arial" w:cs="Arial"/>
@@ -877,7 +877,7 @@
           <w:t>.</w:t>
         </w:r>
       </w:ins>
-      <w:del w:id="17" w:author="Проект новой редакции" w:date="2026-10-23T13:44:00Z">
+      <w:del w:id="17" w:author="Проект новой редакции" w:date="2026-10-23T13:54:00Z">
         <w:r>
           <w:rPr>
             <w:rFonts w:ascii="Arial" w:hAnsi="Arial" w:cs="Arial"/>
@@ -897,7 +897,7 @@
         </w:rPr>
         <w:t xml:space="preserve">5. </w:t>
       </w:r>
-      <w:ins w:id="18" w:author="Проект новой редакции" w:date="2026-10-23T13:44:00Z">
+      <w:ins w:id="18" w:author="Проект новой редакции" w:date="2026-10-23T13:54:00Z">
         <w:r>
           <w:rPr>
             <w:rFonts w:ascii="Arial" w:hAnsi="Arial" w:cs="Arial"/>
@@ -908,7 +908,7 @@
           <w:t>Права……………………………………………………………………….</w:t>
         </w:r>
       </w:ins>
-      <w:del w:id="19" w:author="Проект новой редакции" w:date="2026-10-23T13:44:00Z">
+      <w:del w:id="19" w:author="Проект новой редакции" w:date="2026-10-23T13:54:00Z">
         <w:r>
           <w:rPr>
             <w:rFonts w:ascii="Arial" w:hAnsi="Arial" w:cs="Arial"/>
@@ -977,7 +977,7 @@
         </w:rPr>
         <w:t xml:space="preserve">ЧАСТЬ 2: ПРИРОДА ФОНДА ………..………………….…………………. </w:t>
       </w:r>
-      <w:ins w:id="20" w:author="Проект новой редакции" w:date="2026-10-23T13:44:00Z">
+      <w:ins w:id="20" w:author="Проект новой редакции" w:date="2026-10-23T13:54:00Z">
         <w:r>
           <w:rPr>
             <w:rFonts w:ascii="Arial" w:hAnsi="Arial" w:cs="Arial"/>
@@ -988,7 +988,7 @@
           <w:t>4</w:t>
         </w:r>
       </w:ins>
-      <w:del w:id="21" w:author="Проект новой редакции" w:date="2026-10-23T13:44:00Z">
+      <w:del w:id="21" w:author="Проект новой редакции" w:date="2026-10-23T13:54:00Z">
         <w:r>
           <w:rPr>
             <w:rFonts w:ascii="Arial" w:hAnsi="Arial" w:cs="Arial"/>
@@ -1020,7 +1020,7 @@
         </w:rPr>
         <w:t xml:space="preserve">2.1. Природа Фонда ……………..……………….………………………….. </w:t>
       </w:r>
-      <w:ins w:id="22" w:author="Проект новой редакции" w:date="2026-10-23T13:44:00Z">
+      <w:ins w:id="22" w:author="Проект новой редакции" w:date="2026-10-23T13:54:00Z">
         <w:r>
           <w:rPr>
             <w:rFonts w:ascii="Arial" w:hAnsi="Arial" w:cs="Arial"/>
@@ -1031,7 +1031,7 @@
           <w:t>4</w:t>
         </w:r>
       </w:ins>
-      <w:del w:id="23" w:author="Проект новой редакции" w:date="2026-10-23T13:44:00Z">
+      <w:del w:id="23" w:author="Проект новой редакции" w:date="2026-10-23T13:54:00Z">
         <w:r>
           <w:rPr>
             <w:rFonts w:ascii="Arial" w:hAnsi="Arial" w:cs="Arial"/>
@@ -1063,7 +1063,7 @@
         </w:rPr>
         <w:t>ЧАСТЬ 3: ИМУЩЕСТВО ФОНДА…………….………………………….…..</w:t>
       </w:r>
-      <w:ins w:id="24" w:author="Проект новой редакции" w:date="2026-10-23T13:44:00Z">
+      <w:ins w:id="24" w:author="Проект новой редакции" w:date="2026-10-23T13:54:00Z">
         <w:r>
           <w:rPr>
             <w:rFonts w:ascii="Arial" w:hAnsi="Arial" w:cs="Arial"/>
@@ -1104,7 +1104,7 @@
         </w:rPr>
         <w:t xml:space="preserve">ЧАСТЬ </w:t>
       </w:r>
-      <w:ins w:id="25" w:author="Проект новой редакции" w:date="2026-10-23T13:44:00Z">
+      <w:ins w:id="25" w:author="Проект новой редакции" w:date="2026-10-23T13:54:00Z">
         <w:r>
           <w:rPr>
             <w:rFonts w:ascii="Arial" w:hAnsi="Arial" w:cs="Arial"/>
@@ -1115,7 +1115,7 @@
           <w:t>4: ЦЕЛИ</w:t>
         </w:r>
       </w:ins>
-      <w:del w:id="26" w:author="Проект новой редакции" w:date="2026-10-23T13:44:00Z">
+      <w:del w:id="26" w:author="Проект новой редакции" w:date="2026-10-23T13:54:00Z">
         <w:r>
           <w:rPr>
             <w:rFonts w:ascii="Arial" w:hAnsi="Arial" w:cs="Arial"/>
@@ -1135,7 +1135,7 @@
         </w:rPr>
         <w:t xml:space="preserve"> ФОНДА</w:t>
       </w:r>
-      <w:ins w:id="27" w:author="Проект новой редакции" w:date="2026-10-23T13:44:00Z">
+      <w:ins w:id="27" w:author="Проект новой редакции" w:date="2026-10-23T13:54:00Z">
         <w:r>
           <w:rPr>
             <w:rFonts w:ascii="Arial" w:hAnsi="Arial" w:cs="Arial"/>
@@ -1146,7 +1146,7 @@
           <w:t>…………………………………………….……… 5</w:t>
         </w:r>
       </w:ins>
-      <w:del w:id="28" w:author="Проект новой редакции" w:date="2026-10-23T13:44:00Z">
+      <w:del w:id="28" w:author="Проект новой редакции" w:date="2026-10-23T13:54:00Z">
         <w:r>
           <w:rPr>
             <w:rFonts w:ascii="Arial" w:hAnsi="Arial" w:cs="Arial"/>
@@ -1178,7 +1178,7 @@
         </w:rPr>
         <w:t xml:space="preserve">ЧАСТЬ </w:t>
       </w:r>
-      <w:ins w:id="29" w:author="Проект новой редакции" w:date="2026-10-23T13:44:00Z">
+      <w:ins w:id="29" w:author="Проект новой редакции" w:date="2026-10-23T13:54:00Z">
         <w:r>
           <w:rPr>
             <w:rFonts w:ascii="Arial" w:hAnsi="Arial" w:cs="Arial"/>
@@ -1189,7 +1189,7 @@
           <w:t>5</w:t>
         </w:r>
       </w:ins>
-      <w:del w:id="30" w:author="Проект новой редакции" w:date="2026-10-23T13:44:00Z">
+      <w:del w:id="30" w:author="Проект новой редакции" w:date="2026-10-23T13:54:00Z">
         <w:r>
           <w:rPr>
             <w:rFonts w:ascii="Arial" w:hAnsi="Arial" w:cs="Arial"/>
@@ -1209,7 +1209,7 @@
         </w:rPr>
         <w:t xml:space="preserve">: ИСТОЧНИК ФИНАНСИРОВАНИЯ ФОНДА…….…………… </w:t>
       </w:r>
-      <w:ins w:id="31" w:author="Проект новой редакции" w:date="2026-10-23T13:44:00Z">
+      <w:ins w:id="31" w:author="Проект новой редакции" w:date="2026-10-23T13:54:00Z">
         <w:r>
           <w:rPr>
             <w:rFonts w:ascii="Arial" w:hAnsi="Arial" w:cs="Arial"/>
@@ -1220,7 +1220,7 @@
           <w:t>8</w:t>
         </w:r>
       </w:ins>
-      <w:del w:id="32" w:author="Проект новой редакции" w:date="2026-10-23T13:44:00Z">
+      <w:del w:id="32" w:author="Проект новой редакции" w:date="2026-10-23T13:54:00Z">
         <w:r>
           <w:rPr>
             <w:rFonts w:ascii="Arial" w:hAnsi="Arial" w:cs="Arial"/>
@@ -1252,7 +1252,7 @@
         </w:rPr>
         <w:t xml:space="preserve">ЧАСТЬ </w:t>
       </w:r>
-      <w:ins w:id="33" w:author="Проект новой редакции" w:date="2026-10-23T13:44:00Z">
+      <w:ins w:id="33" w:author="Проект новой редакции" w:date="2026-10-23T13:54:00Z">
         <w:r>
           <w:rPr>
             <w:rFonts w:ascii="Arial" w:hAnsi="Arial" w:cs="Arial"/>
@@ -1263,7 +1263,7 @@
           <w:t>6</w:t>
         </w:r>
       </w:ins>
-      <w:del w:id="34" w:author="Проект новой редакции" w:date="2026-10-23T13:44:00Z">
+      <w:del w:id="34" w:author="Проект новой редакции" w:date="2026-10-23T13:54:00Z">
         <w:r>
           <w:rPr>
             <w:rFonts w:ascii="Arial" w:hAnsi="Arial" w:cs="Arial"/>
@@ -1312,7 +1312,7 @@
         </w:rPr>
         <w:t xml:space="preserve">ЧАСТЬ </w:t>
       </w:r>
-      <w:ins w:id="35" w:author="Проект новой редакции" w:date="2026-10-23T13:44:00Z">
+      <w:ins w:id="35" w:author="Проект новой редакции" w:date="2026-10-23T13:54:00Z">
         <w:r>
           <w:rPr>
             <w:rFonts w:ascii="Arial" w:hAnsi="Arial" w:cs="Arial"/>
@@ -1323,7 +1323,7 @@
           <w:t>7: ЗАЯВЛЕНИЕ……………………………………….……………. 9</w:t>
         </w:r>
       </w:ins>
-      <w:del w:id="36" w:author="Проект новой редакции" w:date="2026-10-23T13:44:00Z">
+      <w:del w:id="36" w:author="Проект новой редакции" w:date="2026-10-23T13:54:00Z">
         <w:r>
           <w:rPr>
             <w:rFonts w:ascii="Arial" w:hAnsi="Arial" w:cs="Arial"/>
@@ -1359,13 +1359,13 @@
         <w:spacing w:after="0" w:line="360" w:lineRule="auto"/>
         <w:jc w:val="center"/>
         <w:rPr>
-          <w:ins w:id="37" w:author="Проект новой редакции" w:date="2026-10-23T13:44:00Z"/>
-          <w:rFonts w:ascii="Arial" w:hAnsi="Arial" w:cs="Arial"/>
-          <w:sz w:val="28"/>
-          <w:szCs w:val="28"/>
-        </w:rPr>
-      </w:pPr>
-      <w:ins w:id="38" w:author="Проект новой редакции" w:date="2026-10-23T13:44:00Z">
+          <w:ins w:id="37" w:author="Проект новой редакции" w:date="2026-10-23T13:54:00Z"/>
+          <w:rFonts w:ascii="Arial" w:hAnsi="Arial" w:cs="Arial"/>
+          <w:sz w:val="28"/>
+          <w:szCs w:val="28"/>
+        </w:rPr>
+      </w:pPr>
+      <w:ins w:id="38" w:author="Проект новой редакции" w:date="2026-10-23T13:54:00Z">
         <w:r>
           <w:rPr>
             <w:rFonts w:ascii="Arial" w:hAnsi="Arial" w:cs="Arial"/>
@@ -1642,7 +1642,7 @@
         </w:rPr>
         <w:t xml:space="preserve">1) Полное </w:t>
       </w:r>
-      <w:ins w:id="39" w:author="Проект новой редакции" w:date="2026-10-23T13:44:00Z">
+      <w:ins w:id="39" w:author="Проект новой редакции" w:date="2026-10-23T13:54:00Z">
         <w:r>
           <w:rPr>
             <w:rFonts w:ascii="Arial" w:hAnsi="Arial" w:cs="Arial"/>
@@ -1737,7 +1737,7 @@
         </w:rPr>
         <w:t>CACF</w:t>
       </w:r>
-      <w:ins w:id="40" w:author="Проект новой редакции" w:date="2026-10-23T13:44:00Z">
+      <w:ins w:id="40" w:author="Проект новой редакции" w:date="2026-10-23T13:54:00Z">
         <w:r>
           <w:rPr>
             <w:rFonts w:ascii="Arial" w:hAnsi="Arial" w:cs="Arial"/>
@@ -1775,7 +1775,7 @@
         </w:rPr>
         <w:t xml:space="preserve">2) Полное </w:t>
       </w:r>
-      <w:ins w:id="41" w:author="Проект новой редакции" w:date="2026-10-23T13:44:00Z">
+      <w:ins w:id="41" w:author="Проект новой редакции" w:date="2026-10-23T13:54:00Z">
         <w:r>
           <w:rPr>
             <w:rFonts w:ascii="Arial" w:hAnsi="Arial" w:cs="Arial"/>
@@ -1793,7 +1793,7 @@
         </w:rPr>
         <w:t>наименование Фонда на казахском языке: «Орталық Азия Климаттық Қоры», сокращение «ОАКҚ</w:t>
       </w:r>
-      <w:ins w:id="42" w:author="Проект новой редакции" w:date="2026-10-23T13:44:00Z">
+      <w:ins w:id="42" w:author="Проект новой редакции" w:date="2026-10-23T13:54:00Z">
         <w:r>
           <w:rPr>
             <w:rFonts w:ascii="Arial" w:hAnsi="Arial" w:cs="Arial"/>
@@ -1840,7 +1840,7 @@
         </w:rPr>
         <w:t xml:space="preserve">3) Полное </w:t>
       </w:r>
-      <w:ins w:id="43" w:author="Проект новой редакции" w:date="2026-10-23T13:44:00Z">
+      <w:ins w:id="43" w:author="Проект новой редакции" w:date="2026-10-23T13:54:00Z">
         <w:r>
           <w:rPr>
             <w:rFonts w:ascii="Arial" w:hAnsi="Arial" w:cs="Arial"/>
@@ -1858,7 +1858,7 @@
         </w:rPr>
         <w:t>наименование Фонда на русском языке: «Центрально-Азиатский Климатический Фонд», сокращение «ЦАКФ</w:t>
       </w:r>
-      <w:ins w:id="44" w:author="Проект новой редакции" w:date="2026-10-23T13:44:00Z">
+      <w:ins w:id="44" w:author="Проект новой редакции" w:date="2026-10-23T13:54:00Z">
         <w:r>
           <w:rPr>
             <w:rFonts w:ascii="Arial" w:hAnsi="Arial" w:cs="Arial"/>
@@ -1992,7 +1992,7 @@
         </w:rPr>
         <w:t>1</w:t>
       </w:r>
-      <w:ins w:id="45" w:author="Проект новой редакции" w:date="2026-10-23T13:44:00Z">
+      <w:ins w:id="45" w:author="Проект новой редакции" w:date="2026-10-23T13:54:00Z">
         <w:r>
           <w:rPr>
             <w:rFonts w:ascii="Arial" w:hAnsi="Arial" w:cs="Arial"/>
@@ -2002,7 +2002,7 @@
           <w:t>.</w:t>
         </w:r>
       </w:ins>
-      <w:del w:id="46" w:author="Проект новой редакции" w:date="2026-10-23T13:44:00Z">
+      <w:del w:id="46" w:author="Проект новой редакции" w:date="2026-10-23T13:54:00Z">
         <w:r>
           <w:rPr>
             <w:rFonts w:ascii="Arial" w:hAnsi="Arial" w:cs="Arial"/>
@@ -2020,7 +2020,7 @@
         </w:rPr>
         <w:t xml:space="preserve">5. </w:t>
       </w:r>
-      <w:ins w:id="47" w:author="Проект новой редакции" w:date="2026-10-23T13:44:00Z">
+      <w:ins w:id="47" w:author="Проект новой редакции" w:date="2026-10-23T13:54:00Z">
         <w:r>
           <w:rPr>
             <w:rFonts w:ascii="Arial" w:hAnsi="Arial" w:cs="Arial"/>
@@ -2030,7 +2030,7 @@
           <w:t>Права</w:t>
         </w:r>
       </w:ins>
-      <w:del w:id="48" w:author="Проект новой редакции" w:date="2026-10-23T13:44:00Z">
+      <w:del w:id="48" w:author="Проект новой редакции" w:date="2026-10-23T13:54:00Z">
         <w:r>
           <w:rPr>
             <w:rFonts w:ascii="Arial" w:hAnsi="Arial" w:cs="Arial"/>
@@ -2060,7 +2060,7 @@
         </w:rPr>
         <w:t xml:space="preserve">1) Фонд независим в определении своих целей, политики и в своей деятельности под </w:t>
       </w:r>
-      <w:ins w:id="49" w:author="Проект новой редакции" w:date="2026-10-23T13:44:00Z">
+      <w:ins w:id="49" w:author="Проект новой редакции" w:date="2026-10-23T13:54:00Z">
         <w:r>
           <w:rPr>
             <w:rFonts w:ascii="Arial" w:hAnsi="Arial" w:cs="Arial"/>
@@ -2070,7 +2070,7 @@
           <w:t>надзором</w:t>
         </w:r>
       </w:ins>
-      <w:del w:id="50" w:author="Проект новой редакции" w:date="2026-10-23T13:44:00Z">
+      <w:del w:id="50" w:author="Проект новой редакции" w:date="2026-10-23T13:54:00Z">
         <w:r>
           <w:rPr>
             <w:rFonts w:ascii="Arial" w:hAnsi="Arial" w:cs="Arial"/>
@@ -2088,7 +2088,7 @@
         </w:rPr>
         <w:t xml:space="preserve"> Попечительского совета</w:t>
       </w:r>
-      <w:ins w:id="51" w:author="Проект новой редакции" w:date="2026-10-23T13:44:00Z">
+      <w:ins w:id="51" w:author="Проект новой редакции" w:date="2026-10-23T13:54:00Z">
         <w:r>
           <w:rPr>
             <w:rFonts w:ascii="Arial" w:hAnsi="Arial" w:cs="Arial"/>
@@ -2174,7 +2174,7 @@
         </w:rPr>
         <w:t>4) Фонд не может осуществлять какую-либо коммерческую деятельность, за исключением необходимой, вспомогательной или сопутствующей его целям.</w:t>
       </w:r>
-      <w:ins w:id="52" w:author="Проект новой редакции" w:date="2026-10-23T13:44:00Z">
+      <w:ins w:id="52" w:author="Проект новой редакции" w:date="2026-10-23T13:54:00Z">
         <w:r>
           <w:rPr>
             <w:rFonts w:ascii="Arial" w:hAnsi="Arial" w:cs="Arial"/>
@@ -2424,7 +2424,7 @@
         </w:rPr>
         <w:t>3.</w:t>
       </w:r>
-      <w:ins w:id="53" w:author="Проект новой редакции" w:date="2026-10-23T13:44:00Z">
+      <w:ins w:id="53" w:author="Проект новой редакции" w:date="2026-10-23T13:54:00Z">
         <w:r>
           <w:rPr>
             <w:rFonts w:ascii="Arial" w:hAnsi="Arial" w:cs="Arial"/>
@@ -2434,7 +2434,7 @@
           <w:t>2</w:t>
         </w:r>
       </w:ins>
-      <w:del w:id="54" w:author="Проект новой редакции" w:date="2026-10-23T13:44:00Z">
+      <w:del w:id="54" w:author="Проект новой редакции" w:date="2026-10-23T13:54:00Z">
         <w:r>
           <w:rPr>
             <w:rFonts w:ascii="Arial" w:hAnsi="Arial" w:cs="Arial"/>
@@ -2493,7 +2493,7 @@
         </w:rPr>
         <w:t xml:space="preserve">ЧАСТЬ </w:t>
       </w:r>
-      <w:ins w:id="55" w:author="Проект новой редакции" w:date="2026-10-23T13:44:00Z">
+      <w:ins w:id="55" w:author="Проект новой редакции" w:date="2026-10-23T13:54:00Z">
         <w:r>
           <w:rPr>
             <w:rFonts w:ascii="Arial" w:hAnsi="Arial" w:cs="Arial"/>
@@ -2504,7 +2504,7 @@
           <w:t>4</w:t>
         </w:r>
       </w:ins>
-      <w:del w:id="56" w:author="Проект новой редакции" w:date="2026-10-23T13:44:00Z">
+      <w:del w:id="56" w:author="Проект новой редакции" w:date="2026-10-23T13:54:00Z">
         <w:r>
           <w:rPr>
             <w:rFonts w:ascii="Arial" w:hAnsi="Arial" w:cs="Arial"/>
@@ -2536,7 +2536,7 @@
           <w:szCs w:val="28"/>
         </w:rPr>
       </w:pPr>
-      <w:ins w:id="57" w:author="Проект новой редакции" w:date="2026-10-23T13:44:00Z">
+      <w:ins w:id="57" w:author="Проект новой редакции" w:date="2026-10-23T13:54:00Z">
         <w:r>
           <w:rPr>
             <w:rFonts w:ascii="Arial" w:hAnsi="Arial" w:cs="Arial"/>
@@ -2546,7 +2546,7 @@
           <w:t>4</w:t>
         </w:r>
       </w:ins>
-      <w:del w:id="58" w:author="Проект новой редакции" w:date="2026-10-23T13:44:00Z">
+      <w:del w:id="58" w:author="Проект новой редакции" w:date="2026-10-23T13:54:00Z">
         <w:r>
           <w:rPr>
             <w:rFonts w:ascii="Arial" w:hAnsi="Arial" w:cs="Arial"/>
@@ -2786,7 +2786,7 @@
         </w:rPr>
         <w:t>изменением климата и деградацией окружающей среды, и поощрять обмен знаниями для решения этих проблем в регионе</w:t>
       </w:r>
-      <w:ins w:id="59" w:author="Проект новой редакции" w:date="2026-10-23T13:44:00Z">
+      <w:ins w:id="59" w:author="Проект новой редакции" w:date="2026-10-23T13:54:00Z">
         <w:r>
           <w:rPr>
             <w:rFonts w:ascii="Arial" w:hAnsi="Arial" w:cs="Arial"/>
@@ -2796,7 +2796,7 @@
           <w:t>;</w:t>
         </w:r>
       </w:ins>
-      <w:del w:id="60" w:author="Проект новой редакции" w:date="2026-10-23T13:44:00Z">
+      <w:del w:id="60" w:author="Проект новой редакции" w:date="2026-10-23T13:54:00Z">
         <w:r>
           <w:rPr>
             <w:rFonts w:ascii="Arial" w:hAnsi="Arial" w:cs="Arial"/>
@@ -2813,13 +2813,13 @@
         <w:ind w:firstLine="708"/>
         <w:jc w:val="both"/>
         <w:rPr>
-          <w:ins w:id="61" w:author="Проект новой редакции" w:date="2026-10-23T13:44:00Z"/>
-          <w:rFonts w:ascii="Arial" w:hAnsi="Arial" w:cs="Arial"/>
-          <w:sz w:val="28"/>
-          <w:szCs w:val="28"/>
-        </w:rPr>
-      </w:pPr>
-      <w:ins w:id="62" w:author="Проект новой редакции" w:date="2026-10-23T13:44:00Z">
+          <w:ins w:id="61" w:author="Проект новой редакции" w:date="2026-10-23T13:54:00Z"/>
+          <w:rFonts w:ascii="Arial" w:hAnsi="Arial" w:cs="Arial"/>
+          <w:sz w:val="28"/>
+          <w:szCs w:val="28"/>
+        </w:rPr>
+      </w:pPr>
+      <w:ins w:id="62" w:author="Проект новой редакции" w:date="2026-10-23T13:54:00Z">
         <w:r>
           <w:rPr>
             <w:rFonts w:ascii="Arial" w:hAnsi="Arial" w:cs="Arial"/>
@@ -2836,13 +2836,13 @@
         <w:ind w:firstLine="708"/>
         <w:jc w:val="both"/>
         <w:rPr>
-          <w:ins w:id="63" w:author="Проект новой редакции" w:date="2026-10-23T13:44:00Z"/>
-          <w:rFonts w:ascii="Arial" w:hAnsi="Arial" w:cs="Arial"/>
-          <w:sz w:val="28"/>
-          <w:szCs w:val="28"/>
-        </w:rPr>
-      </w:pPr>
-      <w:ins w:id="64" w:author="Проект новой редакции" w:date="2026-10-23T13:44:00Z">
+          <w:ins w:id="63" w:author="Проект новой редакции" w:date="2026-10-23T13:54:00Z"/>
+          <w:rFonts w:ascii="Arial" w:hAnsi="Arial" w:cs="Arial"/>
+          <w:sz w:val="28"/>
+          <w:szCs w:val="28"/>
+        </w:rPr>
+      </w:pPr>
+      <w:ins w:id="64" w:author="Проект новой редакции" w:date="2026-10-23T13:54:00Z">
         <w:r>
           <w:rPr>
             <w:rFonts w:ascii="Arial" w:hAnsi="Arial" w:cs="Arial"/>
@@ -2859,13 +2859,13 @@
         <w:ind w:firstLine="708"/>
         <w:jc w:val="both"/>
         <w:rPr>
-          <w:ins w:id="65" w:author="Проект новой редакции" w:date="2026-10-23T13:44:00Z"/>
-          <w:rFonts w:ascii="Arial" w:hAnsi="Arial" w:cs="Arial"/>
-          <w:sz w:val="28"/>
-          <w:szCs w:val="28"/>
-        </w:rPr>
-      </w:pPr>
-      <w:ins w:id="66" w:author="Проект новой редакции" w:date="2026-10-23T13:44:00Z">
+          <w:ins w:id="65" w:author="Проект новой редакции" w:date="2026-10-23T13:54:00Z"/>
+          <w:rFonts w:ascii="Arial" w:hAnsi="Arial" w:cs="Arial"/>
+          <w:sz w:val="28"/>
+          <w:szCs w:val="28"/>
+        </w:rPr>
+      </w:pPr>
+      <w:ins w:id="66" w:author="Проект новой редакции" w:date="2026-10-23T13:54:00Z">
         <w:r>
           <w:rPr>
             <w:rFonts w:ascii="Arial" w:hAnsi="Arial" w:cs="Arial"/>
@@ -2882,13 +2882,13 @@
         <w:ind w:firstLine="708"/>
         <w:jc w:val="both"/>
         <w:rPr>
-          <w:ins w:id="67" w:author="Проект новой редакции" w:date="2026-10-23T13:44:00Z"/>
-          <w:rFonts w:ascii="Arial" w:hAnsi="Arial" w:cs="Arial"/>
-          <w:sz w:val="28"/>
-          <w:szCs w:val="28"/>
-        </w:rPr>
-      </w:pPr>
-      <w:ins w:id="68" w:author="Проект новой редакции" w:date="2026-10-23T13:44:00Z">
+          <w:ins w:id="67" w:author="Проект новой редакции" w:date="2026-10-23T13:54:00Z"/>
+          <w:rFonts w:ascii="Arial" w:hAnsi="Arial" w:cs="Arial"/>
+          <w:sz w:val="28"/>
+          <w:szCs w:val="28"/>
+        </w:rPr>
+      </w:pPr>
+      <w:ins w:id="68" w:author="Проект новой редакции" w:date="2026-10-23T13:54:00Z">
         <w:r>
           <w:rPr>
             <w:rFonts w:ascii="Arial" w:hAnsi="Arial" w:cs="Arial"/>
@@ -2905,13 +2905,13 @@
         <w:ind w:firstLine="708"/>
         <w:jc w:val="both"/>
         <w:rPr>
-          <w:ins w:id="69" w:author="Проект новой редакции" w:date="2026-10-23T13:44:00Z"/>
-          <w:rFonts w:ascii="Arial" w:hAnsi="Arial" w:cs="Arial"/>
-          <w:sz w:val="28"/>
-          <w:szCs w:val="28"/>
-        </w:rPr>
-      </w:pPr>
-      <w:ins w:id="70" w:author="Проект новой редакции" w:date="2026-10-23T13:44:00Z">
+          <w:ins w:id="69" w:author="Проект новой редакции" w:date="2026-10-23T13:54:00Z"/>
+          <w:rFonts w:ascii="Arial" w:hAnsi="Arial" w:cs="Arial"/>
+          <w:sz w:val="28"/>
+          <w:szCs w:val="28"/>
+        </w:rPr>
+      </w:pPr>
+      <w:ins w:id="70" w:author="Проект новой редакции" w:date="2026-10-23T13:54:00Z">
         <w:r>
           <w:rPr>
             <w:rFonts w:ascii="Arial" w:hAnsi="Arial" w:cs="Arial"/>
@@ -2944,13 +2944,13 @@
         <w:ind w:firstLine="708"/>
         <w:jc w:val="both"/>
         <w:rPr>
-          <w:ins w:id="71" w:author="Проект новой редакции" w:date="2026-10-23T13:44:00Z"/>
-          <w:rFonts w:ascii="Arial" w:hAnsi="Arial" w:cs="Arial"/>
-          <w:sz w:val="28"/>
-          <w:szCs w:val="28"/>
-        </w:rPr>
-      </w:pPr>
-      <w:ins w:id="72" w:author="Проект новой редакции" w:date="2026-10-23T13:44:00Z">
+          <w:ins w:id="71" w:author="Проект новой редакции" w:date="2026-10-23T13:54:00Z"/>
+          <w:rFonts w:ascii="Arial" w:hAnsi="Arial" w:cs="Arial"/>
+          <w:sz w:val="28"/>
+          <w:szCs w:val="28"/>
+        </w:rPr>
+      </w:pPr>
+      <w:ins w:id="72" w:author="Проект новой редакции" w:date="2026-10-23T13:54:00Z">
         <w:r>
           <w:rPr>
             <w:rFonts w:ascii="Arial" w:hAnsi="Arial" w:cs="Arial"/>
@@ -2967,13 +2967,13 @@
         <w:ind w:firstLine="708"/>
         <w:jc w:val="both"/>
         <w:rPr>
-          <w:ins w:id="73" w:author="Проект новой редакции" w:date="2026-10-23T13:44:00Z"/>
-          <w:rFonts w:ascii="Arial" w:hAnsi="Arial" w:cs="Arial"/>
-          <w:sz w:val="28"/>
-          <w:szCs w:val="28"/>
-        </w:rPr>
-      </w:pPr>
-      <w:ins w:id="74" w:author="Проект новой редакции" w:date="2026-10-23T13:44:00Z">
+          <w:ins w:id="73" w:author="Проект новой редакции" w:date="2026-10-23T13:54:00Z"/>
+          <w:rFonts w:ascii="Arial" w:hAnsi="Arial" w:cs="Arial"/>
+          <w:sz w:val="28"/>
+          <w:szCs w:val="28"/>
+        </w:rPr>
+      </w:pPr>
+      <w:ins w:id="74" w:author="Проект новой редакции" w:date="2026-10-23T13:54:00Z">
         <w:r>
           <w:rPr>
             <w:rFonts w:ascii="Arial" w:hAnsi="Arial" w:cs="Arial"/>
@@ -2999,13 +2999,13 @@
         <w:ind w:firstLine="708"/>
         <w:jc w:val="both"/>
         <w:rPr>
-          <w:ins w:id="75" w:author="Проект новой редакции" w:date="2026-10-23T13:44:00Z"/>
-          <w:rFonts w:ascii="Arial" w:hAnsi="Arial" w:cs="Arial"/>
-          <w:sz w:val="28"/>
-          <w:szCs w:val="28"/>
-        </w:rPr>
-      </w:pPr>
-      <w:ins w:id="76" w:author="Проект новой редакции" w:date="2026-10-23T13:44:00Z">
+          <w:ins w:id="75" w:author="Проект новой редакции" w:date="2026-10-23T13:54:00Z"/>
+          <w:rFonts w:ascii="Arial" w:hAnsi="Arial" w:cs="Arial"/>
+          <w:sz w:val="28"/>
+          <w:szCs w:val="28"/>
+        </w:rPr>
+      </w:pPr>
+      <w:ins w:id="76" w:author="Проект новой редакции" w:date="2026-10-23T13:54:00Z">
         <w:r>
           <w:rPr>
             <w:rFonts w:ascii="Arial" w:hAnsi="Arial" w:cs="Arial"/>
@@ -3022,13 +3022,13 @@
         <w:ind w:firstLine="708"/>
         <w:jc w:val="both"/>
         <w:rPr>
-          <w:ins w:id="77" w:author="Проект новой редакции" w:date="2026-10-23T13:44:00Z"/>
-          <w:rFonts w:ascii="Arial" w:hAnsi="Arial" w:cs="Arial"/>
-          <w:sz w:val="28"/>
-          <w:szCs w:val="28"/>
-        </w:rPr>
-      </w:pPr>
-      <w:ins w:id="78" w:author="Проект новой редакции" w:date="2026-10-23T13:44:00Z">
+          <w:ins w:id="77" w:author="Проект новой редакции" w:date="2026-10-23T13:54:00Z"/>
+          <w:rFonts w:ascii="Arial" w:hAnsi="Arial" w:cs="Arial"/>
+          <w:sz w:val="28"/>
+          <w:szCs w:val="28"/>
+        </w:rPr>
+      </w:pPr>
+      <w:ins w:id="78" w:author="Проект новой редакции" w:date="2026-10-23T13:54:00Z">
         <w:r>
           <w:rPr>
             <w:rFonts w:ascii="Arial" w:hAnsi="Arial" w:cs="Arial"/>
@@ -3045,13 +3045,13 @@
         <w:ind w:firstLine="708"/>
         <w:jc w:val="both"/>
         <w:rPr>
-          <w:ins w:id="79" w:author="Проект новой редакции" w:date="2026-10-23T13:44:00Z"/>
-          <w:rFonts w:ascii="Arial" w:hAnsi="Arial" w:cs="Arial"/>
-          <w:sz w:val="28"/>
-          <w:szCs w:val="28"/>
-        </w:rPr>
-      </w:pPr>
-      <w:ins w:id="80" w:author="Проект новой редакции" w:date="2026-10-23T13:44:00Z">
+          <w:ins w:id="79" w:author="Проект новой редакции" w:date="2026-10-23T13:54:00Z"/>
+          <w:rFonts w:ascii="Arial" w:hAnsi="Arial" w:cs="Arial"/>
+          <w:sz w:val="28"/>
+          <w:szCs w:val="28"/>
+        </w:rPr>
+      </w:pPr>
+      <w:ins w:id="80" w:author="Проект новой редакции" w:date="2026-10-23T13:54:00Z">
         <w:r>
           <w:rPr>
             <w:rFonts w:ascii="Arial" w:hAnsi="Arial" w:cs="Arial"/>
@@ -3068,13 +3068,13 @@
         <w:ind w:firstLine="708"/>
         <w:jc w:val="both"/>
         <w:rPr>
-          <w:ins w:id="81" w:author="Проект новой редакции" w:date="2026-10-23T13:44:00Z"/>
-          <w:rFonts w:ascii="Arial" w:hAnsi="Arial" w:cs="Arial"/>
-          <w:sz w:val="28"/>
-          <w:szCs w:val="28"/>
-        </w:rPr>
-      </w:pPr>
-      <w:ins w:id="82" w:author="Проект новой редакции" w:date="2026-10-23T13:44:00Z">
+          <w:ins w:id="81" w:author="Проект новой редакции" w:date="2026-10-23T13:54:00Z"/>
+          <w:rFonts w:ascii="Arial" w:hAnsi="Arial" w:cs="Arial"/>
+          <w:sz w:val="28"/>
+          <w:szCs w:val="28"/>
+        </w:rPr>
+      </w:pPr>
+      <w:ins w:id="82" w:author="Проект новой редакции" w:date="2026-10-23T13:54:00Z">
         <w:r>
           <w:rPr>
             <w:rFonts w:ascii="Arial" w:hAnsi="Arial" w:cs="Arial"/>
@@ -3091,13 +3091,13 @@
         <w:ind w:firstLine="708"/>
         <w:jc w:val="both"/>
         <w:rPr>
-          <w:ins w:id="83" w:author="Проект новой редакции" w:date="2026-10-23T13:44:00Z"/>
-          <w:rFonts w:ascii="Arial" w:hAnsi="Arial" w:cs="Arial"/>
-          <w:sz w:val="28"/>
-          <w:szCs w:val="28"/>
-        </w:rPr>
-      </w:pPr>
-      <w:ins w:id="84" w:author="Проект новой редакции" w:date="2026-10-23T13:44:00Z">
+          <w:ins w:id="83" w:author="Проект новой редакции" w:date="2026-10-23T13:54:00Z"/>
+          <w:rFonts w:ascii="Arial" w:hAnsi="Arial" w:cs="Arial"/>
+          <w:sz w:val="28"/>
+          <w:szCs w:val="28"/>
+        </w:rPr>
+      </w:pPr>
+      <w:ins w:id="84" w:author="Проект новой редакции" w:date="2026-10-23T13:54:00Z">
         <w:r>
           <w:rPr>
             <w:rFonts w:ascii="Arial" w:hAnsi="Arial" w:cs="Arial"/>
@@ -3114,13 +3114,13 @@
         <w:ind w:firstLine="708"/>
         <w:jc w:val="both"/>
         <w:rPr>
-          <w:ins w:id="85" w:author="Проект новой редакции" w:date="2026-10-23T13:44:00Z"/>
-          <w:rFonts w:ascii="Arial" w:hAnsi="Arial" w:cs="Arial"/>
-          <w:sz w:val="28"/>
-          <w:szCs w:val="28"/>
-        </w:rPr>
-      </w:pPr>
-      <w:ins w:id="86" w:author="Проект новой редакции" w:date="2026-10-23T13:44:00Z">
+          <w:ins w:id="85" w:author="Проект новой редакции" w:date="2026-10-23T13:54:00Z"/>
+          <w:rFonts w:ascii="Arial" w:hAnsi="Arial" w:cs="Arial"/>
+          <w:sz w:val="28"/>
+          <w:szCs w:val="28"/>
+        </w:rPr>
+      </w:pPr>
+      <w:ins w:id="86" w:author="Проект новой редакции" w:date="2026-10-23T13:54:00Z">
         <w:r>
           <w:rPr>
             <w:rFonts w:ascii="Arial" w:hAnsi="Arial" w:cs="Arial"/>
@@ -3137,13 +3137,13 @@
         <w:ind w:firstLine="708"/>
         <w:jc w:val="both"/>
         <w:rPr>
-          <w:ins w:id="87" w:author="Проект новой редакции" w:date="2026-10-23T13:44:00Z"/>
-          <w:rFonts w:ascii="Arial" w:hAnsi="Arial" w:cs="Arial"/>
-          <w:sz w:val="28"/>
-          <w:szCs w:val="28"/>
-        </w:rPr>
-      </w:pPr>
-      <w:ins w:id="88" w:author="Проект новой редакции" w:date="2026-10-23T13:44:00Z">
+          <w:ins w:id="87" w:author="Проект новой редакции" w:date="2026-10-23T13:54:00Z"/>
+          <w:rFonts w:ascii="Arial" w:hAnsi="Arial" w:cs="Arial"/>
+          <w:sz w:val="28"/>
+          <w:szCs w:val="28"/>
+        </w:rPr>
+      </w:pPr>
+      <w:ins w:id="88" w:author="Проект новой редакции" w:date="2026-10-23T13:54:00Z">
         <w:r>
           <w:rPr>
             <w:rFonts w:ascii="Arial" w:hAnsi="Arial" w:cs="Arial"/>
@@ -3186,7 +3186,7 @@
         </w:rPr>
         <w:t xml:space="preserve">ЧАСТЬ </w:t>
       </w:r>
-      <w:ins w:id="89" w:author="Проект новой редакции" w:date="2026-10-23T13:44:00Z">
+      <w:ins w:id="89" w:author="Проект новой редакции" w:date="2026-10-23T13:54:00Z">
         <w:r>
           <w:rPr>
             <w:rFonts w:ascii="Arial" w:hAnsi="Arial" w:cs="Arial"/>
@@ -3197,7 +3197,7 @@
           <w:t>5</w:t>
         </w:r>
       </w:ins>
-      <w:del w:id="90" w:author="Проект новой редакции" w:date="2026-10-23T13:44:00Z">
+      <w:del w:id="90" w:author="Проект новой редакции" w:date="2026-10-23T13:54:00Z">
         <w:r>
           <w:rPr>
             <w:rFonts w:ascii="Arial" w:hAnsi="Arial" w:cs="Arial"/>
@@ -3229,7 +3229,7 @@
           <w:szCs w:val="28"/>
         </w:rPr>
       </w:pPr>
-      <w:ins w:id="91" w:author="Проект новой редакции" w:date="2026-10-23T13:44:00Z">
+      <w:ins w:id="91" w:author="Проект новой редакции" w:date="2026-10-23T13:54:00Z">
         <w:r>
           <w:rPr>
             <w:rFonts w:ascii="Arial" w:hAnsi="Arial" w:cs="Arial"/>
@@ -3239,7 +3239,7 @@
           <w:t>5</w:t>
         </w:r>
       </w:ins>
-      <w:del w:id="92" w:author="Проект новой редакции" w:date="2026-10-23T13:44:00Z">
+      <w:del w:id="92" w:author="Проект новой редакции" w:date="2026-10-23T13:54:00Z">
         <w:r>
           <w:rPr>
             <w:rFonts w:ascii="Arial" w:hAnsi="Arial" w:cs="Arial"/>
@@ -3277,7 +3277,7 @@
           <w:szCs w:val="28"/>
         </w:rPr>
       </w:pPr>
-      <w:ins w:id="93" w:author="Проект новой редакции" w:date="2026-10-23T13:44:00Z">
+      <w:ins w:id="93" w:author="Проект новой редакции" w:date="2026-10-23T13:54:00Z">
         <w:r>
           <w:rPr>
             <w:rFonts w:ascii="Arial" w:hAnsi="Arial" w:cs="Arial"/>
@@ -3287,7 +3287,7 @@
           <w:t>5</w:t>
         </w:r>
       </w:ins>
-      <w:del w:id="94" w:author="Проект новой редакции" w:date="2026-10-23T13:44:00Z">
+      <w:del w:id="94" w:author="Проект новой редакции" w:date="2026-10-23T13:54:00Z">
         <w:r>
           <w:rPr>
             <w:rFonts w:ascii="Arial" w:hAnsi="Arial" w:cs="Arial"/>
@@ -3338,7 +3338,7 @@
         </w:rPr>
         <w:t xml:space="preserve">ЧАСТЬ </w:t>
       </w:r>
-      <w:ins w:id="95" w:author="Проект новой редакции" w:date="2026-10-23T13:44:00Z">
+      <w:ins w:id="95" w:author="Проект новой редакции" w:date="2026-10-23T13:54:00Z">
         <w:r>
           <w:rPr>
             <w:rFonts w:ascii="Arial" w:hAnsi="Arial" w:cs="Arial"/>
@@ -3349,7 +3349,7 @@
           <w:t>6</w:t>
         </w:r>
       </w:ins>
-      <w:del w:id="96" w:author="Проект новой редакции" w:date="2026-10-23T13:44:00Z">
+      <w:del w:id="96" w:author="Проект новой редакции" w:date="2026-10-23T13:54:00Z">
         <w:r>
           <w:rPr>
             <w:rFonts w:ascii="Arial" w:hAnsi="Arial" w:cs="Arial"/>
@@ -3381,7 +3381,7 @@
           <w:szCs w:val="28"/>
         </w:rPr>
       </w:pPr>
-      <w:ins w:id="97" w:author="Проект новой редакции" w:date="2026-10-23T13:44:00Z">
+      <w:ins w:id="97" w:author="Проект новой редакции" w:date="2026-10-23T13:54:00Z">
         <w:r>
           <w:rPr>
             <w:rFonts w:ascii="Arial" w:hAnsi="Arial" w:cs="Arial"/>
@@ -3391,7 +3391,7 @@
           <w:t>6</w:t>
         </w:r>
       </w:ins>
-      <w:del w:id="98" w:author="Проект новой редакции" w:date="2026-10-23T13:44:00Z">
+      <w:del w:id="98" w:author="Проект новой редакции" w:date="2026-10-23T13:54:00Z">
         <w:r>
           <w:rPr>
             <w:rFonts w:ascii="Arial" w:hAnsi="Arial" w:cs="Arial"/>
@@ -3437,7 +3437,7 @@
         </w:rPr>
         <w:t xml:space="preserve">1) Учредителем (где проживает или </w:t>
       </w:r>
-      <w:ins w:id="99" w:author="Проект новой редакции" w:date="2026-10-23T13:44:00Z">
+      <w:ins w:id="99" w:author="Проект новой редакции" w:date="2026-10-23T13:54:00Z">
         <w:r>
           <w:rPr>
             <w:rFonts w:ascii="Arial" w:hAnsi="Arial" w:cs="Arial"/>
@@ -3447,7 +3447,7 @@
           <w:t>находится</w:t>
         </w:r>
       </w:ins>
-      <w:del w:id="100" w:author="Проект новой редакции" w:date="2026-10-23T13:44:00Z">
+      <w:del w:id="100" w:author="Проект новой редакции" w:date="2026-10-23T13:54:00Z">
         <w:r>
           <w:rPr>
             <w:rFonts w:ascii="Arial" w:hAnsi="Arial" w:cs="Arial"/>
@@ -3485,7 +3485,7 @@
         </w:rPr>
         <w:t xml:space="preserve">2) в любое время, когда Учредитель </w:t>
       </w:r>
-      <w:ins w:id="101" w:author="Проект новой редакции" w:date="2026-10-23T13:44:00Z">
+      <w:ins w:id="101" w:author="Проект новой редакции" w:date="2026-10-23T13:54:00Z">
         <w:r>
           <w:rPr>
             <w:rFonts w:ascii="Arial" w:hAnsi="Arial" w:cs="Arial"/>
@@ -3495,7 +3495,7 @@
           <w:t>утратился,</w:t>
         </w:r>
       </w:ins>
-      <w:del w:id="102" w:author="Проект новой редакции" w:date="2026-10-23T13:44:00Z">
+      <w:del w:id="102" w:author="Проект новой редакции" w:date="2026-10-23T13:54:00Z">
         <w:r>
           <w:rPr>
             <w:rFonts w:ascii="Arial" w:hAnsi="Arial" w:cs="Arial"/>
@@ -3573,7 +3573,7 @@
         </w:rPr>
         <w:t xml:space="preserve">ЧАСТЬ </w:t>
       </w:r>
-      <w:ins w:id="103" w:author="Проект новой редакции" w:date="2026-10-23T13:44:00Z">
+      <w:ins w:id="103" w:author="Проект новой редакции" w:date="2026-10-23T13:54:00Z">
         <w:r>
           <w:rPr>
             <w:rFonts w:ascii="Arial" w:hAnsi="Arial" w:cs="Arial"/>
@@ -3584,7 +3584,7 @@
           <w:t>7: ЗАЯВЛЕНИЕ</w:t>
         </w:r>
       </w:ins>
-      <w:del w:id="104" w:author="Проект новой редакции" w:date="2026-10-23T13:44:00Z">
+      <w:del w:id="104" w:author="Проект новой редакции" w:date="2026-10-23T13:54:00Z">
         <w:r>
           <w:rPr>
             <w:rFonts w:ascii="Arial" w:hAnsi="Arial" w:cs="Arial"/>
@@ -3607,7 +3607,7 @@
           <w:szCs w:val="28"/>
         </w:rPr>
       </w:pPr>
-      <w:ins w:id="105" w:author="Проект новой редакции" w:date="2026-10-23T13:44:00Z">
+      <w:ins w:id="105" w:author="Проект новой редакции" w:date="2026-10-23T13:54:00Z">
         <w:r>
           <w:rPr>
             <w:rFonts w:ascii="Arial" w:hAnsi="Arial" w:cs="Arial"/>
@@ -3617,7 +3617,7 @@
           <w:t>7</w:t>
         </w:r>
       </w:ins>
-      <w:del w:id="106" w:author="Проект новой редакции" w:date="2026-10-23T13:44:00Z">
+      <w:del w:id="106" w:author="Проект новой редакции" w:date="2026-10-23T13:54:00Z">
         <w:r>
           <w:rPr>
             <w:rFonts w:ascii="Arial" w:hAnsi="Arial" w:cs="Arial"/>
@@ -3643,7 +3643,7 @@
         </w:rPr>
         <w:t xml:space="preserve">сит Управляющий </w:t>
       </w:r>
-      <w:ins w:id="107" w:author="Проект новой редакции" w:date="2026-10-23T13:44:00Z">
+      <w:ins w:id="107" w:author="Проект новой редакции" w:date="2026-10-23T13:54:00Z">
         <w:r>
           <w:rPr>
             <w:rFonts w:ascii="Arial" w:hAnsi="Arial" w:cs="Arial"/>
@@ -3653,7 +3653,7 @@
           <w:t>совет</w:t>
         </w:r>
       </w:ins>
-      <w:del w:id="108" w:author="Проект новой редакции" w:date="2026-10-23T13:44:00Z">
+      <w:del w:id="108" w:author="Проект новой редакции" w:date="2026-10-23T13:54:00Z">
         <w:r>
           <w:rPr>
             <w:rFonts w:ascii="Arial" w:hAnsi="Arial" w:cs="Arial"/>
@@ -3671,7 +3671,7 @@
         </w:rPr>
         <w:t xml:space="preserve"> соблюдать условия настоящего Устава</w:t>
       </w:r>
-      <w:ins w:id="109" w:author="Проект новой редакции" w:date="2026-10-23T13:44:00Z">
+      <w:ins w:id="109" w:author="Проект новой редакции" w:date="2026-10-23T13:54:00Z">
         <w:r>
           <w:rPr>
             <w:rFonts w:ascii="Arial" w:hAnsi="Arial" w:cs="Arial"/>
@@ -3681,7 +3681,7 @@
           <w:t xml:space="preserve"> (Приложение 1);</w:t>
         </w:r>
       </w:ins>
-      <w:del w:id="110" w:author="Проект новой редакции" w:date="2026-10-23T13:44:00Z">
+      <w:del w:id="110" w:author="Проект новой редакции" w:date="2026-10-23T13:54:00Z">
         <w:r>
           <w:rPr>
             <w:rFonts w:ascii="Arial" w:hAnsi="Arial" w:cs="Arial"/>
@@ -3698,13 +3698,13 @@
         <w:ind w:firstLine="709"/>
         <w:jc w:val="both"/>
         <w:rPr>
-          <w:ins w:id="111" w:author="Проект новой редакции" w:date="2026-10-23T13:44:00Z"/>
-          <w:rFonts w:ascii="Arial" w:hAnsi="Arial" w:cs="Arial"/>
-          <w:sz w:val="28"/>
-          <w:szCs w:val="28"/>
-        </w:rPr>
-      </w:pPr>
-      <w:ins w:id="112" w:author="Проект новой редакции" w:date="2026-10-23T13:44:00Z">
+          <w:ins w:id="111" w:author="Проект новой редакции" w:date="2026-10-23T13:54:00Z"/>
+          <w:rFonts w:ascii="Arial" w:hAnsi="Arial" w:cs="Arial"/>
+          <w:sz w:val="28"/>
+          <w:szCs w:val="28"/>
+        </w:rPr>
+      </w:pPr>
+      <w:ins w:id="112" w:author="Проект новой редакции" w:date="2026-10-23T13:54:00Z">
         <w:r>
           <w:rPr>
             <w:rFonts w:ascii="Arial" w:hAnsi="Arial" w:cs="Arial"/>
@@ -3714,7 +3714,7 @@
           <w:t>7</w:t>
         </w:r>
       </w:ins>
-      <w:del w:id="113" w:author="Проект новой редакции" w:date="2026-10-23T13:44:00Z">
+      <w:del w:id="113" w:author="Проект новой редакции" w:date="2026-10-23T13:54:00Z">
         <w:r>
           <w:rPr>
             <w:rFonts w:ascii="Arial" w:hAnsi="Arial" w:cs="Arial"/>
@@ -3732,7 +3732,7 @@
         </w:rPr>
         <w:t xml:space="preserve">.2. </w:t>
       </w:r>
-      <w:ins w:id="114" w:author="Проект новой редакции" w:date="2026-10-23T13:44:00Z">
+      <w:ins w:id="114" w:author="Проект новой редакции" w:date="2026-10-23T13:54:00Z">
         <w:r>
           <w:rPr>
             <w:rFonts w:ascii="Arial" w:hAnsi="Arial" w:cs="Arial"/>
@@ -3742,7 +3742,7 @@
           <w:t>Члены Управляющего совета</w:t>
         </w:r>
       </w:ins>
-      <w:del w:id="115" w:author="Проект новой редакции" w:date="2026-10-23T13:44:00Z">
+      <w:del w:id="115" w:author="Проект новой редакции" w:date="2026-10-23T13:54:00Z">
         <w:r>
           <w:rPr>
             <w:rFonts w:ascii="Arial" w:hAnsi="Arial" w:cs="Arial"/>
@@ -3760,7 +3760,7 @@
         </w:rPr>
         <w:t xml:space="preserve"> (минимум 2</w:t>
       </w:r>
-      <w:ins w:id="116" w:author="Проект новой редакции" w:date="2026-10-23T13:44:00Z">
+      <w:ins w:id="116" w:author="Проект новой редакции" w:date="2026-10-23T13:54:00Z">
         <w:r>
           <w:rPr>
             <w:rFonts w:ascii="Arial" w:hAnsi="Arial" w:cs="Arial"/>
@@ -3770,7 +3770,7 @@
           <w:t>), подписывая настоящий Устав, заявляют</w:t>
         </w:r>
       </w:ins>
-      <w:del w:id="117" w:author="Проект новой редакции" w:date="2026-10-23T13:44:00Z">
+      <w:del w:id="117" w:author="Проект новой редакции" w:date="2026-10-23T13:54:00Z">
         <w:r>
           <w:rPr>
             <w:rFonts w:ascii="Arial" w:hAnsi="Arial" w:cs="Arial"/>
@@ -3788,7 +3788,7 @@
         </w:rPr>
         <w:t xml:space="preserve">, что </w:t>
       </w:r>
-      <w:ins w:id="118" w:author="Проект новой редакции" w:date="2026-10-23T13:44:00Z">
+      <w:ins w:id="118" w:author="Проект новой редакции" w:date="2026-10-23T13:54:00Z">
         <w:r>
           <w:rPr>
             <w:rFonts w:ascii="Arial" w:hAnsi="Arial" w:cs="Arial"/>
@@ -3798,7 +3798,7 @@
           <w:t>соблюдают</w:t>
         </w:r>
       </w:ins>
-      <w:del w:id="119" w:author="Проект новой редакции" w:date="2026-10-23T13:44:00Z">
+      <w:del w:id="119" w:author="Проект новой редакции" w:date="2026-10-23T13:54:00Z">
         <w:r>
           <w:rPr>
             <w:rFonts w:ascii="Arial" w:hAnsi="Arial" w:cs="Arial"/>
@@ -3816,7 +3816,7 @@
         </w:rPr>
         <w:t xml:space="preserve"> условия настоящего Устава</w:t>
       </w:r>
-      <w:ins w:id="120" w:author="Проект новой редакции" w:date="2026-10-23T13:44:00Z">
+      <w:ins w:id="120" w:author="Проект новой редакции" w:date="2026-10-23T13:54:00Z">
         <w:r>
           <w:rPr>
             <w:rFonts w:ascii="Arial" w:hAnsi="Arial" w:cs="Arial"/>
@@ -3834,14 +3834,14 @@
         <w:ind w:firstLine="709"/>
         <w:jc w:val="right"/>
         <w:rPr>
-          <w:ins w:id="121" w:author="Проект новой редакции" w:date="2026-10-23T13:44:00Z"/>
-          <w:rFonts w:ascii="Arial" w:hAnsi="Arial" w:cs="Arial"/>
-          <w:b/>
-          <w:sz w:val="28"/>
-          <w:szCs w:val="28"/>
-        </w:rPr>
-      </w:pPr>
-      <w:ins w:id="122" w:author="Проект новой редакции" w:date="2026-10-23T13:44:00Z">
+          <w:ins w:id="121" w:author="Проект новой редакции" w:date="2026-10-23T13:54:00Z"/>
+          <w:rFonts w:ascii="Arial" w:hAnsi="Arial" w:cs="Arial"/>
+          <w:b/>
+          <w:sz w:val="28"/>
+          <w:szCs w:val="28"/>
+        </w:rPr>
+      </w:pPr>
+      <w:ins w:id="122" w:author="Проект новой редакции" w:date="2026-10-23T13:54:00Z">
         <w:r>
           <w:rPr>
             <w:rFonts w:ascii="Arial" w:hAnsi="Arial" w:cs="Arial"/>
@@ -3860,14 +3860,14 @@
         <w:ind w:firstLine="709"/>
         <w:jc w:val="center"/>
         <w:rPr>
-          <w:ins w:id="123" w:author="Проект новой редакции" w:date="2026-10-23T13:44:00Z"/>
-          <w:rFonts w:ascii="Arial" w:hAnsi="Arial" w:cs="Arial"/>
-          <w:b/>
-          <w:sz w:val="28"/>
-          <w:szCs w:val="28"/>
-        </w:rPr>
-      </w:pPr>
-      <w:ins w:id="124" w:author="Проект новой редакции" w:date="2026-10-23T13:44:00Z">
+          <w:ins w:id="123" w:author="Проект новой редакции" w:date="2026-10-23T13:54:00Z"/>
+          <w:rFonts w:ascii="Arial" w:hAnsi="Arial" w:cs="Arial"/>
+          <w:b/>
+          <w:sz w:val="28"/>
+          <w:szCs w:val="28"/>
+        </w:rPr>
+      </w:pPr>
+      <w:ins w:id="124" w:author="Проект новой редакции" w:date="2026-10-23T13:54:00Z">
         <w:r>
           <w:rPr>
             <w:rFonts w:ascii="Arial" w:hAnsi="Arial" w:cs="Arial"/>
@@ -3885,13 +3885,13 @@
         <w:ind w:firstLine="709"/>
         <w:jc w:val="both"/>
         <w:rPr>
-          <w:ins w:id="125" w:author="Проект новой редакции" w:date="2026-10-23T13:44:00Z"/>
-          <w:rFonts w:ascii="Arial" w:hAnsi="Arial" w:cs="Arial"/>
-          <w:sz w:val="28"/>
-          <w:szCs w:val="28"/>
-        </w:rPr>
-      </w:pPr>
-      <w:ins w:id="126" w:author="Проект новой редакции" w:date="2026-10-23T13:44:00Z">
+          <w:ins w:id="125" w:author="Проект новой редакции" w:date="2026-10-23T13:54:00Z"/>
+          <w:rFonts w:ascii="Arial" w:hAnsi="Arial" w:cs="Arial"/>
+          <w:sz w:val="28"/>
+          <w:szCs w:val="28"/>
+        </w:rPr>
+      </w:pPr>
+      <w:ins w:id="126" w:author="Проект новой редакции" w:date="2026-10-23T13:54:00Z">
         <w:r>
           <w:rPr>
             <w:rFonts w:ascii="Arial" w:hAnsi="Arial" w:cs="Arial"/>
@@ -3925,14 +3925,14 @@
         <w:ind w:firstLine="709"/>
         <w:jc w:val="right"/>
         <w:rPr>
-          <w:ins w:id="127" w:author="Проект новой редакции" w:date="2026-10-23T13:44:00Z"/>
-          <w:rFonts w:ascii="Arial" w:hAnsi="Arial" w:cs="Arial"/>
-          <w:b/>
-          <w:sz w:val="28"/>
-          <w:szCs w:val="28"/>
-        </w:rPr>
-      </w:pPr>
-      <w:ins w:id="128" w:author="Проект новой редакции" w:date="2026-10-23T13:44:00Z">
+          <w:ins w:id="127" w:author="Проект новой редакции" w:date="2026-10-23T13:54:00Z"/>
+          <w:rFonts w:ascii="Arial" w:hAnsi="Arial" w:cs="Arial"/>
+          <w:b/>
+          <w:sz w:val="28"/>
+          <w:szCs w:val="28"/>
+        </w:rPr>
+      </w:pPr>
+      <w:ins w:id="128" w:author="Проект новой редакции" w:date="2026-10-23T13:54:00Z">
         <w:r>
           <w:rPr>
             <w:rFonts w:ascii="Arial" w:hAnsi="Arial" w:cs="Arial"/>
@@ -3951,14 +3951,14 @@
         <w:ind w:firstLine="709"/>
         <w:jc w:val="center"/>
         <w:rPr>
-          <w:ins w:id="129" w:author="Проект новой редакции" w:date="2026-10-23T13:44:00Z"/>
-          <w:rFonts w:ascii="Arial" w:hAnsi="Arial" w:cs="Arial"/>
-          <w:b/>
-          <w:sz w:val="28"/>
-          <w:szCs w:val="28"/>
-        </w:rPr>
-      </w:pPr>
-      <w:ins w:id="130" w:author="Проект новой редакции" w:date="2026-10-23T13:44:00Z">
+          <w:ins w:id="129" w:author="Проект новой редакции" w:date="2026-10-23T13:54:00Z"/>
+          <w:rFonts w:ascii="Arial" w:hAnsi="Arial" w:cs="Arial"/>
+          <w:b/>
+          <w:sz w:val="28"/>
+          <w:szCs w:val="28"/>
+        </w:rPr>
+      </w:pPr>
+      <w:ins w:id="130" w:author="Проект новой редакции" w:date="2026-10-23T13:54:00Z">
         <w:r>
           <w:rPr>
             <w:rFonts w:ascii="Arial" w:hAnsi="Arial" w:cs="Arial"/>
@@ -3976,13 +3976,13 @@
         <w:ind w:firstLine="709"/>
         <w:jc w:val="both"/>
         <w:rPr>
-          <w:ins w:id="131" w:author="Проект новой редакции" w:date="2026-10-23T13:44:00Z"/>
-          <w:rFonts w:ascii="Arial" w:hAnsi="Arial" w:cs="Arial"/>
-          <w:sz w:val="28"/>
-          <w:szCs w:val="28"/>
-        </w:rPr>
-      </w:pPr>
-      <w:ins w:id="132" w:author="Проект новой редакции" w:date="2026-10-23T13:44:00Z">
+          <w:ins w:id="131" w:author="Проект новой редакции" w:date="2026-10-23T13:54:00Z"/>
+          <w:rFonts w:ascii="Arial" w:hAnsi="Arial" w:cs="Arial"/>
+          <w:sz w:val="28"/>
+          <w:szCs w:val="28"/>
+        </w:rPr>
+      </w:pPr>
+      <w:ins w:id="132" w:author="Проект новой редакции" w:date="2026-10-23T13:54:00Z">
         <w:r>
           <w:rPr>
             <w:rFonts w:ascii="Arial" w:hAnsi="Arial" w:cs="Arial"/>
@@ -4036,7 +4036,7 @@
           <w:szCs w:val="28"/>
         </w:rPr>
       </w:pPr>
-      <w:ins w:id="133" w:author="Проект новой редакции" w:date="2026-10-23T13:44:00Z">
+      <w:ins w:id="133" w:author="Проект новой редакции" w:date="2026-10-23T13:54:00Z">
         <w:r>
           <w:rPr>
             <w:rFonts w:ascii="Arial" w:hAnsi="Arial" w:cs="Arial"/>
@@ -4046,7 +4046,7 @@
           <w:t>2. Заместитель Главного исполнительного директора по административным вопросам – М. Темирбеков ____________________ (подпись)</w:t>
         </w:r>
       </w:ins>
-      <w:del w:id="134" w:author="Проект новой редакции" w:date="2026-10-23T13:44:00Z">
+      <w:del w:id="134" w:author="Проект новой редакции" w:date="2026-10-23T13:54:00Z">
         <w:r>
           <w:rPr>
             <w:rFonts w:ascii="Arial" w:hAnsi="Arial" w:cs="Arial"/>
@@ -4767,7 +4767,7 @@
     <w:hidden/>
     <w:uiPriority w:val="99"/>
     <w:semiHidden/>
-    <w:rsid w:val="00240ACC"/>
+    <w:rsid w:val="00BF7C9F"/>
     <w:pPr>
       <w:suppressAutoHyphens w:val="0"/>
     </w:pPr>
@@ -4779,7 +4779,7 @@
     <w:uiPriority w:val="99"/>
     <w:semiHidden/>
     <w:unhideWhenUsed/>
-    <w:rsid w:val="00240ACC"/>
+    <w:rsid w:val="00BF7C9F"/>
     <w:pPr>
       <w:spacing w:after="0" w:line="240" w:lineRule="auto"/>
     </w:pPr>
@@ -4795,7 +4795,7 @@
     <w:link w:val="af"/>
     <w:uiPriority w:val="99"/>
     <w:semiHidden/>
-    <w:rsid w:val="00240ACC"/>
+    <w:rsid w:val="00BF7C9F"/>
     <w:rPr>
       <w:rFonts w:ascii="Segoe UI" w:hAnsi="Segoe UI" w:cs="Segoe UI"/>
       <w:sz w:val="18"/>

--- a/Устав/_документы/С выделением — Устав ЦАКФ.docx
+++ b/Устав/_документы/С выделением — Устав ЦАКФ.docx
@@ -16,7 +16,7 @@
       </w:pPr>
       <w:bookmarkStart w:id="0" w:name="_GoBack"/>
       <w:bookmarkEnd w:id="0"/>
-      <w:ins w:id="1" w:author="Проект новой редакции" w:date="2026-10-23T13:54:00Z">
+      <w:ins w:id="1" w:author="Проект новой редакции" w:date="2026-10-29T11:52:00Z">
         <w:r>
           <w:rPr>
             <w:rFonts w:ascii="Arial" w:hAnsi="Arial" w:cs="Arial"/>
@@ -286,7 +286,7 @@
         </w:rPr>
         <w:t xml:space="preserve">ПРИНЯТ: Резолюцией </w:t>
       </w:r>
-      <w:ins w:id="2" w:author="Проект новой редакции" w:date="2026-10-23T13:54:00Z">
+      <w:ins w:id="2" w:author="Проект новой редакции" w:date="2026-10-29T11:52:00Z">
         <w:r>
           <w:rPr>
             <w:rFonts w:ascii="Arial" w:hAnsi="Arial" w:cs="Arial"/>
@@ -297,7 +297,7 @@
           <w:t>№ 2 от «24» марта</w:t>
         </w:r>
       </w:ins>
-      <w:del w:id="3" w:author="Проект новой редакции" w:date="2026-10-23T13:54:00Z">
+      <w:del w:id="3" w:author="Проект новой редакции" w:date="2026-10-29T11:52:00Z">
         <w:r>
           <w:rPr>
             <w:rFonts w:ascii="Arial" w:hAnsi="Arial" w:cs="Arial"/>
@@ -317,7 +317,7 @@
         </w:rPr>
         <w:t xml:space="preserve"> 2024 г</w:t>
       </w:r>
-      <w:ins w:id="4" w:author="Проект новой редакции" w:date="2026-10-23T13:54:00Z">
+      <w:ins w:id="4" w:author="Проект новой редакции" w:date="2026-10-29T11:52:00Z">
         <w:r>
           <w:rPr>
             <w:rFonts w:ascii="Arial" w:hAnsi="Arial" w:cs="Arial"/>
@@ -434,7 +434,7 @@
         </w:rPr>
         <w:t>Дата утверждения</w:t>
       </w:r>
-      <w:ins w:id="5" w:author="Проект новой редакции" w:date="2026-10-23T13:54:00Z">
+      <w:ins w:id="5" w:author="Проект новой редакции" w:date="2026-10-29T11:52:00Z">
         <w:r>
           <w:rPr>
             <w:rFonts w:ascii="Arial" w:hAnsi="Arial" w:cs="Arial"/>
@@ -444,7 +444,7 @@
           <w:t xml:space="preserve"> новой редакции: «___» __________ 2026 года</w:t>
         </w:r>
       </w:ins>
-      <w:del w:id="6" w:author="Проект новой редакции" w:date="2026-10-23T13:54:00Z">
+      <w:del w:id="6" w:author="Проект новой редакции" w:date="2026-10-29T11:52:00Z">
         <w:r>
           <w:rPr>
             <w:rFonts w:ascii="Arial" w:hAnsi="Arial" w:cs="Arial"/>
@@ -466,7 +466,7 @@
           <w:szCs w:val="32"/>
         </w:rPr>
       </w:pPr>
-      <w:ins w:id="7" w:author="Проект новой редакции" w:date="2026-10-23T13:54:00Z">
+      <w:ins w:id="7" w:author="Проект новой редакции" w:date="2026-10-29T11:52:00Z">
         <w:r>
           <w:rPr>
             <w:rFonts w:ascii="Arial" w:hAnsi="Arial" w:cs="Arial"/>
@@ -476,7 +476,7 @@
           <w:t>Первоначальная редакция принята</w:t>
         </w:r>
       </w:ins>
-      <w:del w:id="8" w:author="Проект новой редакции" w:date="2026-10-23T13:54:00Z">
+      <w:del w:id="8" w:author="Проект новой редакции" w:date="2026-10-29T11:52:00Z">
         <w:r>
           <w:rPr>
             <w:rFonts w:ascii="Arial" w:hAnsi="Arial" w:cs="Arial"/>
@@ -494,7 +494,7 @@
         </w:rPr>
         <w:t xml:space="preserve"> Резолюцией </w:t>
       </w:r>
-      <w:ins w:id="9" w:author="Проект новой редакции" w:date="2026-10-23T13:54:00Z">
+      <w:ins w:id="9" w:author="Проект новой редакции" w:date="2026-10-29T11:52:00Z">
         <w:r>
           <w:rPr>
             <w:rFonts w:ascii="Arial" w:hAnsi="Arial" w:cs="Arial"/>
@@ -504,7 +504,7 @@
           <w:t>№ 2</w:t>
         </w:r>
       </w:ins>
-      <w:del w:id="10" w:author="Проект новой редакции" w:date="2026-10-23T13:54:00Z">
+      <w:del w:id="10" w:author="Проект новой редакции" w:date="2026-10-29T11:52:00Z">
         <w:r>
           <w:rPr>
             <w:rFonts w:ascii="Arial" w:hAnsi="Arial" w:cs="Arial"/>
@@ -522,7 +522,7 @@
         </w:rPr>
         <w:t xml:space="preserve"> от </w:t>
       </w:r>
-      <w:ins w:id="11" w:author="Проект новой редакции" w:date="2026-10-23T13:54:00Z">
+      <w:ins w:id="11" w:author="Проект новой редакции" w:date="2026-10-29T11:52:00Z">
         <w:r>
           <w:rPr>
             <w:rFonts w:ascii="Arial" w:hAnsi="Arial" w:cs="Arial"/>
@@ -532,7 +532,7 @@
           <w:t>24</w:t>
         </w:r>
       </w:ins>
-      <w:del w:id="12" w:author="Проект новой редакции" w:date="2026-10-23T13:54:00Z">
+      <w:del w:id="12" w:author="Проект новой редакции" w:date="2026-10-29T11:52:00Z">
         <w:r>
           <w:rPr>
             <w:rFonts w:ascii="Arial" w:hAnsi="Arial" w:cs="Arial"/>
@@ -719,7 +719,7 @@
         </w:rPr>
         <w:t>ПОЛОЖЕНИЯ……………………………….…………</w:t>
       </w:r>
-      <w:ins w:id="13" w:author="Проект новой редакции" w:date="2026-10-23T13:54:00Z">
+      <w:ins w:id="13" w:author="Проект новой редакции" w:date="2026-10-29T11:52:00Z">
         <w:r>
           <w:rPr>
             <w:rFonts w:ascii="Arial" w:hAnsi="Arial" w:cs="Arial"/>
@@ -781,7 +781,7 @@
         </w:rPr>
         <w:t xml:space="preserve">1.2. Название фонда……….………………..………...………..…….…….. </w:t>
       </w:r>
-      <w:ins w:id="14" w:author="Проект новой редакции" w:date="2026-10-23T13:54:00Z">
+      <w:ins w:id="14" w:author="Проект новой редакции" w:date="2026-10-29T11:52:00Z">
         <w:r>
           <w:rPr>
             <w:rFonts w:ascii="Arial" w:hAnsi="Arial" w:cs="Arial"/>
@@ -792,7 +792,7 @@
           <w:t>3</w:t>
         </w:r>
       </w:ins>
-      <w:del w:id="15" w:author="Проект новой редакции" w:date="2026-10-23T13:54:00Z">
+      <w:del w:id="15" w:author="Проект новой редакции" w:date="2026-10-29T11:52:00Z">
         <w:r>
           <w:rPr>
             <w:rFonts w:ascii="Arial" w:hAnsi="Arial" w:cs="Arial"/>
@@ -866,7 +866,7 @@
         </w:rPr>
         <w:t>1</w:t>
       </w:r>
-      <w:ins w:id="16" w:author="Проект новой редакции" w:date="2026-10-23T13:54:00Z">
+      <w:ins w:id="16" w:author="Проект новой редакции" w:date="2026-10-29T11:52:00Z">
         <w:r>
           <w:rPr>
             <w:rFonts w:ascii="Arial" w:hAnsi="Arial" w:cs="Arial"/>
@@ -877,7 +877,7 @@
           <w:t>.</w:t>
         </w:r>
       </w:ins>
-      <w:del w:id="17" w:author="Проект новой редакции" w:date="2026-10-23T13:54:00Z">
+      <w:del w:id="17" w:author="Проект новой редакции" w:date="2026-10-29T11:52:00Z">
         <w:r>
           <w:rPr>
             <w:rFonts w:ascii="Arial" w:hAnsi="Arial" w:cs="Arial"/>
@@ -897,7 +897,7 @@
         </w:rPr>
         <w:t xml:space="preserve">5. </w:t>
       </w:r>
-      <w:ins w:id="18" w:author="Проект новой редакции" w:date="2026-10-23T13:54:00Z">
+      <w:ins w:id="18" w:author="Проект новой редакции" w:date="2026-10-29T11:52:00Z">
         <w:r>
           <w:rPr>
             <w:rFonts w:ascii="Arial" w:hAnsi="Arial" w:cs="Arial"/>
@@ -908,7 +908,7 @@
           <w:t>Права……………………………………………………………………….</w:t>
         </w:r>
       </w:ins>
-      <w:del w:id="19" w:author="Проект новой редакции" w:date="2026-10-23T13:54:00Z">
+      <w:del w:id="19" w:author="Проект новой редакции" w:date="2026-10-29T11:52:00Z">
         <w:r>
           <w:rPr>
             <w:rFonts w:ascii="Arial" w:hAnsi="Arial" w:cs="Arial"/>
@@ -977,7 +977,7 @@
         </w:rPr>
         <w:t xml:space="preserve">ЧАСТЬ 2: ПРИРОДА ФОНДА ………..………………….…………………. </w:t>
       </w:r>
-      <w:ins w:id="20" w:author="Проект новой редакции" w:date="2026-10-23T13:54:00Z">
+      <w:ins w:id="20" w:author="Проект новой редакции" w:date="2026-10-29T11:52:00Z">
         <w:r>
           <w:rPr>
             <w:rFonts w:ascii="Arial" w:hAnsi="Arial" w:cs="Arial"/>
@@ -988,7 +988,7 @@
           <w:t>4</w:t>
         </w:r>
       </w:ins>
-      <w:del w:id="21" w:author="Проект новой редакции" w:date="2026-10-23T13:54:00Z">
+      <w:del w:id="21" w:author="Проект новой редакции" w:date="2026-10-29T11:52:00Z">
         <w:r>
           <w:rPr>
             <w:rFonts w:ascii="Arial" w:hAnsi="Arial" w:cs="Arial"/>
@@ -1020,7 +1020,7 @@
         </w:rPr>
         <w:t xml:space="preserve">2.1. Природа Фонда ……………..……………….………………………….. </w:t>
       </w:r>
-      <w:ins w:id="22" w:author="Проект новой редакции" w:date="2026-10-23T13:54:00Z">
+      <w:ins w:id="22" w:author="Проект новой редакции" w:date="2026-10-29T11:52:00Z">
         <w:r>
           <w:rPr>
             <w:rFonts w:ascii="Arial" w:hAnsi="Arial" w:cs="Arial"/>
@@ -1031,7 +1031,7 @@
           <w:t>4</w:t>
         </w:r>
       </w:ins>
-      <w:del w:id="23" w:author="Проект новой редакции" w:date="2026-10-23T13:54:00Z">
+      <w:del w:id="23" w:author="Проект новой редакции" w:date="2026-10-29T11:52:00Z">
         <w:r>
           <w:rPr>
             <w:rFonts w:ascii="Arial" w:hAnsi="Arial" w:cs="Arial"/>
@@ -1063,7 +1063,7 @@
         </w:rPr>
         <w:t>ЧАСТЬ 3: ИМУЩЕСТВО ФОНДА…………….………………………….…..</w:t>
       </w:r>
-      <w:ins w:id="24" w:author="Проект новой редакции" w:date="2026-10-23T13:54:00Z">
+      <w:ins w:id="24" w:author="Проект новой редакции" w:date="2026-10-29T11:52:00Z">
         <w:r>
           <w:rPr>
             <w:rFonts w:ascii="Arial" w:hAnsi="Arial" w:cs="Arial"/>
@@ -1104,7 +1104,7 @@
         </w:rPr>
         <w:t xml:space="preserve">ЧАСТЬ </w:t>
       </w:r>
-      <w:ins w:id="25" w:author="Проект новой редакции" w:date="2026-10-23T13:54:00Z">
+      <w:ins w:id="25" w:author="Проект новой редакции" w:date="2026-10-29T11:52:00Z">
         <w:r>
           <w:rPr>
             <w:rFonts w:ascii="Arial" w:hAnsi="Arial" w:cs="Arial"/>
@@ -1115,7 +1115,7 @@
           <w:t>4: ЦЕЛИ</w:t>
         </w:r>
       </w:ins>
-      <w:del w:id="26" w:author="Проект новой редакции" w:date="2026-10-23T13:54:00Z">
+      <w:del w:id="26" w:author="Проект новой редакции" w:date="2026-10-29T11:52:00Z">
         <w:r>
           <w:rPr>
             <w:rFonts w:ascii="Arial" w:hAnsi="Arial" w:cs="Arial"/>
@@ -1135,7 +1135,7 @@
         </w:rPr>
         <w:t xml:space="preserve"> ФОНДА</w:t>
       </w:r>
-      <w:ins w:id="27" w:author="Проект новой редакции" w:date="2026-10-23T13:54:00Z">
+      <w:ins w:id="27" w:author="Проект новой редакции" w:date="2026-10-29T11:52:00Z">
         <w:r>
           <w:rPr>
             <w:rFonts w:ascii="Arial" w:hAnsi="Arial" w:cs="Arial"/>
@@ -1146,7 +1146,7 @@
           <w:t>…………………………………………….……… 5</w:t>
         </w:r>
       </w:ins>
-      <w:del w:id="28" w:author="Проект новой редакции" w:date="2026-10-23T13:54:00Z">
+      <w:del w:id="28" w:author="Проект новой редакции" w:date="2026-10-29T11:52:00Z">
         <w:r>
           <w:rPr>
             <w:rFonts w:ascii="Arial" w:hAnsi="Arial" w:cs="Arial"/>
@@ -1178,7 +1178,7 @@
         </w:rPr>
         <w:t xml:space="preserve">ЧАСТЬ </w:t>
       </w:r>
-      <w:ins w:id="29" w:author="Проект новой редакции" w:date="2026-10-23T13:54:00Z">
+      <w:ins w:id="29" w:author="Проект новой редакции" w:date="2026-10-29T11:52:00Z">
         <w:r>
           <w:rPr>
             <w:rFonts w:ascii="Arial" w:hAnsi="Arial" w:cs="Arial"/>
@@ -1189,7 +1189,7 @@
           <w:t>5</w:t>
         </w:r>
       </w:ins>
-      <w:del w:id="30" w:author="Проект новой редакции" w:date="2026-10-23T13:54:00Z">
+      <w:del w:id="30" w:author="Проект новой редакции" w:date="2026-10-29T11:52:00Z">
         <w:r>
           <w:rPr>
             <w:rFonts w:ascii="Arial" w:hAnsi="Arial" w:cs="Arial"/>
@@ -1209,7 +1209,7 @@
         </w:rPr>
         <w:t xml:space="preserve">: ИСТОЧНИК ФИНАНСИРОВАНИЯ ФОНДА…….…………… </w:t>
       </w:r>
-      <w:ins w:id="31" w:author="Проект новой редакции" w:date="2026-10-23T13:54:00Z">
+      <w:ins w:id="31" w:author="Проект новой редакции" w:date="2026-10-29T11:52:00Z">
         <w:r>
           <w:rPr>
             <w:rFonts w:ascii="Arial" w:hAnsi="Arial" w:cs="Arial"/>
@@ -1220,7 +1220,7 @@
           <w:t>8</w:t>
         </w:r>
       </w:ins>
-      <w:del w:id="32" w:author="Проект новой редакции" w:date="2026-10-23T13:54:00Z">
+      <w:del w:id="32" w:author="Проект новой редакции" w:date="2026-10-29T11:52:00Z">
         <w:r>
           <w:rPr>
             <w:rFonts w:ascii="Arial" w:hAnsi="Arial" w:cs="Arial"/>
@@ -1252,7 +1252,7 @@
         </w:rPr>
         <w:t xml:space="preserve">ЧАСТЬ </w:t>
       </w:r>
-      <w:ins w:id="33" w:author="Проект новой редакции" w:date="2026-10-23T13:54:00Z">
+      <w:ins w:id="33" w:author="Проект новой редакции" w:date="2026-10-29T11:52:00Z">
         <w:r>
           <w:rPr>
             <w:rFonts w:ascii="Arial" w:hAnsi="Arial" w:cs="Arial"/>
@@ -1263,7 +1263,7 @@
           <w:t>6</w:t>
         </w:r>
       </w:ins>
-      <w:del w:id="34" w:author="Проект новой редакции" w:date="2026-10-23T13:54:00Z">
+      <w:del w:id="34" w:author="Проект новой редакции" w:date="2026-10-29T11:52:00Z">
         <w:r>
           <w:rPr>
             <w:rFonts w:ascii="Arial" w:hAnsi="Arial" w:cs="Arial"/>
@@ -1312,7 +1312,7 @@
         </w:rPr>
         <w:t xml:space="preserve">ЧАСТЬ </w:t>
       </w:r>
-      <w:ins w:id="35" w:author="Проект новой редакции" w:date="2026-10-23T13:54:00Z">
+      <w:ins w:id="35" w:author="Проект новой редакции" w:date="2026-10-29T11:52:00Z">
         <w:r>
           <w:rPr>
             <w:rFonts w:ascii="Arial" w:hAnsi="Arial" w:cs="Arial"/>
@@ -1323,7 +1323,7 @@
           <w:t>7: ЗАЯВЛЕНИЕ……………………………………….……………. 9</w:t>
         </w:r>
       </w:ins>
-      <w:del w:id="36" w:author="Проект новой редакции" w:date="2026-10-23T13:54:00Z">
+      <w:del w:id="36" w:author="Проект новой редакции" w:date="2026-10-29T11:52:00Z">
         <w:r>
           <w:rPr>
             <w:rFonts w:ascii="Arial" w:hAnsi="Arial" w:cs="Arial"/>
@@ -1359,13 +1359,13 @@
         <w:spacing w:after="0" w:line="360" w:lineRule="auto"/>
         <w:jc w:val="center"/>
         <w:rPr>
-          <w:ins w:id="37" w:author="Проект новой редакции" w:date="2026-10-23T13:54:00Z"/>
-          <w:rFonts w:ascii="Arial" w:hAnsi="Arial" w:cs="Arial"/>
-          <w:sz w:val="28"/>
-          <w:szCs w:val="28"/>
-        </w:rPr>
-      </w:pPr>
-      <w:ins w:id="38" w:author="Проект новой редакции" w:date="2026-10-23T13:54:00Z">
+          <w:ins w:id="37" w:author="Проект новой редакции" w:date="2026-10-29T11:52:00Z"/>
+          <w:rFonts w:ascii="Arial" w:hAnsi="Arial" w:cs="Arial"/>
+          <w:sz w:val="28"/>
+          <w:szCs w:val="28"/>
+        </w:rPr>
+      </w:pPr>
+      <w:ins w:id="38" w:author="Проект новой редакции" w:date="2026-10-29T11:52:00Z">
         <w:r>
           <w:rPr>
             <w:rFonts w:ascii="Arial" w:hAnsi="Arial" w:cs="Arial"/>
@@ -1642,7 +1642,7 @@
         </w:rPr>
         <w:t xml:space="preserve">1) Полное </w:t>
       </w:r>
-      <w:ins w:id="39" w:author="Проект новой редакции" w:date="2026-10-23T13:54:00Z">
+      <w:ins w:id="39" w:author="Проект новой редакции" w:date="2026-10-29T11:52:00Z">
         <w:r>
           <w:rPr>
             <w:rFonts w:ascii="Arial" w:hAnsi="Arial" w:cs="Arial"/>
@@ -1737,7 +1737,7 @@
         </w:rPr>
         <w:t>CACF</w:t>
       </w:r>
-      <w:ins w:id="40" w:author="Проект новой редакции" w:date="2026-10-23T13:54:00Z">
+      <w:ins w:id="40" w:author="Проект новой редакции" w:date="2026-10-29T11:52:00Z">
         <w:r>
           <w:rPr>
             <w:rFonts w:ascii="Arial" w:hAnsi="Arial" w:cs="Arial"/>
@@ -1775,7 +1775,7 @@
         </w:rPr>
         <w:t xml:space="preserve">2) Полное </w:t>
       </w:r>
-      <w:ins w:id="41" w:author="Проект новой редакции" w:date="2026-10-23T13:54:00Z">
+      <w:ins w:id="41" w:author="Проект новой редакции" w:date="2026-10-29T11:52:00Z">
         <w:r>
           <w:rPr>
             <w:rFonts w:ascii="Arial" w:hAnsi="Arial" w:cs="Arial"/>
@@ -1793,23 +1793,14 @@
         </w:rPr>
         <w:t>наименование Фонда на казахском языке: «Орталық Азия Климаттық Қоры», сокращение «ОАКҚ</w:t>
       </w:r>
-      <w:ins w:id="42" w:author="Проект новой редакции" w:date="2026-10-23T13:54:00Z">
-        <w:r>
-          <w:rPr>
-            <w:rFonts w:ascii="Arial" w:hAnsi="Arial" w:cs="Arial"/>
-            <w:sz w:val="28"/>
-            <w:szCs w:val="28"/>
-          </w:rPr>
-          <w:t xml:space="preserve">»; для официальных коммуникаций наряду с юридическим наименованием </w:t>
-        </w:r>
-        <w:r>
-          <w:rPr>
-            <w:rFonts w:ascii="Arial" w:hAnsi="Arial" w:cs="Arial"/>
-            <w:sz w:val="28"/>
-            <w:szCs w:val="28"/>
-          </w:rPr>
-          <w:lastRenderedPageBreak/>
-          <w:t>официально используется «Орталық Азия Климаттық Қоры» или сокращение «ОАКҚ», а также «Орталық Азияның климаттың өзгеруі және жасыл энергетика бойынша Жобалық Офисі</w:t>
+      <w:ins w:id="42" w:author="Проект новой редакции" w:date="2026-10-29T11:52:00Z">
+        <w:r>
+          <w:rPr>
+            <w:rFonts w:ascii="Arial" w:hAnsi="Arial" w:cs="Arial"/>
+            <w:sz w:val="28"/>
+            <w:szCs w:val="28"/>
+          </w:rPr>
+          <w:t>»; для официальных коммуникаций наряду с юридическим наименованием официально используется «Орталық Азия Климаттық Қоры» или сокращение «ОАКҚ», а также «Орталық Азияның климаттың өзгеруі және жасыл энергетика бойынша Жобалық Офисі</w:t>
         </w:r>
       </w:ins>
       <w:r>
@@ -1840,7 +1831,7 @@
         </w:rPr>
         <w:t xml:space="preserve">3) Полное </w:t>
       </w:r>
-      <w:ins w:id="43" w:author="Проект новой редакции" w:date="2026-10-23T13:54:00Z">
+      <w:ins w:id="43" w:author="Проект новой редакции" w:date="2026-10-29T11:52:00Z">
         <w:r>
           <w:rPr>
             <w:rFonts w:ascii="Arial" w:hAnsi="Arial" w:cs="Arial"/>
@@ -1858,7 +1849,7 @@
         </w:rPr>
         <w:t>наименование Фонда на русском языке: «Центрально-Азиатский Климатический Фонд», сокращение «ЦАКФ</w:t>
       </w:r>
-      <w:ins w:id="44" w:author="Проект новой редакции" w:date="2026-10-23T13:54:00Z">
+      <w:ins w:id="44" w:author="Проект новой редакции" w:date="2026-10-29T11:52:00Z">
         <w:r>
           <w:rPr>
             <w:rFonts w:ascii="Arial" w:hAnsi="Arial" w:cs="Arial"/>
@@ -1992,7 +1983,7 @@
         </w:rPr>
         <w:t>1</w:t>
       </w:r>
-      <w:ins w:id="45" w:author="Проект новой редакции" w:date="2026-10-23T13:54:00Z">
+      <w:ins w:id="45" w:author="Проект новой редакции" w:date="2026-10-29T11:52:00Z">
         <w:r>
           <w:rPr>
             <w:rFonts w:ascii="Arial" w:hAnsi="Arial" w:cs="Arial"/>
@@ -2002,7 +1993,7 @@
           <w:t>.</w:t>
         </w:r>
       </w:ins>
-      <w:del w:id="46" w:author="Проект новой редакции" w:date="2026-10-23T13:54:00Z">
+      <w:del w:id="46" w:author="Проект новой редакции" w:date="2026-10-29T11:52:00Z">
         <w:r>
           <w:rPr>
             <w:rFonts w:ascii="Arial" w:hAnsi="Arial" w:cs="Arial"/>
@@ -2020,7 +2011,7 @@
         </w:rPr>
         <w:t xml:space="preserve">5. </w:t>
       </w:r>
-      <w:ins w:id="47" w:author="Проект новой редакции" w:date="2026-10-23T13:54:00Z">
+      <w:ins w:id="47" w:author="Проект новой редакции" w:date="2026-10-29T11:52:00Z">
         <w:r>
           <w:rPr>
             <w:rFonts w:ascii="Arial" w:hAnsi="Arial" w:cs="Arial"/>
@@ -2030,7 +2021,7 @@
           <w:t>Права</w:t>
         </w:r>
       </w:ins>
-      <w:del w:id="48" w:author="Проект новой редакции" w:date="2026-10-23T13:54:00Z">
+      <w:del w:id="48" w:author="Проект новой редакции" w:date="2026-10-29T11:52:00Z">
         <w:r>
           <w:rPr>
             <w:rFonts w:ascii="Arial" w:hAnsi="Arial" w:cs="Arial"/>
@@ -2060,7 +2051,7 @@
         </w:rPr>
         <w:t xml:space="preserve">1) Фонд независим в определении своих целей, политики и в своей деятельности под </w:t>
       </w:r>
-      <w:ins w:id="49" w:author="Проект новой редакции" w:date="2026-10-23T13:54:00Z">
+      <w:ins w:id="49" w:author="Проект новой редакции" w:date="2026-10-29T11:52:00Z">
         <w:r>
           <w:rPr>
             <w:rFonts w:ascii="Arial" w:hAnsi="Arial" w:cs="Arial"/>
@@ -2070,7 +2061,7 @@
           <w:t>надзором</w:t>
         </w:r>
       </w:ins>
-      <w:del w:id="50" w:author="Проект новой редакции" w:date="2026-10-23T13:54:00Z">
+      <w:del w:id="50" w:author="Проект новой редакции" w:date="2026-10-29T11:52:00Z">
         <w:r>
           <w:rPr>
             <w:rFonts w:ascii="Arial" w:hAnsi="Arial" w:cs="Arial"/>
@@ -2088,7 +2079,7 @@
         </w:rPr>
         <w:t xml:space="preserve"> Попечительского совета</w:t>
       </w:r>
-      <w:ins w:id="51" w:author="Проект новой редакции" w:date="2026-10-23T13:54:00Z">
+      <w:ins w:id="51" w:author="Проект новой редакции" w:date="2026-10-29T11:52:00Z">
         <w:r>
           <w:rPr>
             <w:rFonts w:ascii="Arial" w:hAnsi="Arial" w:cs="Arial"/>
@@ -2174,23 +2165,14 @@
         </w:rPr>
         <w:t>4) Фонд не может осуществлять какую-либо коммерческую деятельность, за исключением необходимой, вспомогательной или сопутствующей его целям.</w:t>
       </w:r>
-      <w:ins w:id="52" w:author="Проект новой редакции" w:date="2026-10-23T13:54:00Z">
-        <w:r>
-          <w:rPr>
-            <w:rFonts w:ascii="Arial" w:hAnsi="Arial" w:cs="Arial"/>
-            <w:sz w:val="28"/>
-            <w:szCs w:val="28"/>
-          </w:rPr>
-          <w:t xml:space="preserve"> Оказание Фондом услуг в рамках целей, предусмотренных подпунктами 9)–13) пункта 4.1 части 4 «Цели Фонда», признается деятельностью, сопутствующей целям Фонда; </w:t>
-        </w:r>
-        <w:r>
-          <w:rPr>
-            <w:rFonts w:ascii="Arial" w:hAnsi="Arial" w:cs="Arial"/>
-            <w:sz w:val="28"/>
-            <w:szCs w:val="28"/>
-          </w:rPr>
-          <w:lastRenderedPageBreak/>
-          <w:t>доходы от таких услуг направляются исключительно на достижение целей Фонда.</w:t>
+      <w:ins w:id="52" w:author="Проект новой редакции" w:date="2026-10-29T11:52:00Z">
+        <w:r>
+          <w:rPr>
+            <w:rFonts w:ascii="Arial" w:hAnsi="Arial" w:cs="Arial"/>
+            <w:sz w:val="28"/>
+            <w:szCs w:val="28"/>
+          </w:rPr>
+          <w:t xml:space="preserve"> Оказание Фондом услуг в рамках целей, предусмотренных подпунктами 9)–13) пункта 4.1 части 4 «Цели Фонда», признается деятельностью, сопутствующей целям Фонда; доходы от таких услуг направляются исключительно на достижение целей Фонда.</w:t>
         </w:r>
       </w:ins>
     </w:p>
@@ -2424,7 +2406,7 @@
         </w:rPr>
         <w:t>3.</w:t>
       </w:r>
-      <w:ins w:id="53" w:author="Проект новой редакции" w:date="2026-10-23T13:54:00Z">
+      <w:ins w:id="53" w:author="Проект новой редакции" w:date="2026-10-29T11:52:00Z">
         <w:r>
           <w:rPr>
             <w:rFonts w:ascii="Arial" w:hAnsi="Arial" w:cs="Arial"/>
@@ -2434,7 +2416,7 @@
           <w:t>2</w:t>
         </w:r>
       </w:ins>
-      <w:del w:id="54" w:author="Проект новой редакции" w:date="2026-10-23T13:54:00Z">
+      <w:del w:id="54" w:author="Проект новой редакции" w:date="2026-10-29T11:52:00Z">
         <w:r>
           <w:rPr>
             <w:rFonts w:ascii="Arial" w:hAnsi="Arial" w:cs="Arial"/>
@@ -2493,7 +2475,7 @@
         </w:rPr>
         <w:t xml:space="preserve">ЧАСТЬ </w:t>
       </w:r>
-      <w:ins w:id="55" w:author="Проект новой редакции" w:date="2026-10-23T13:54:00Z">
+      <w:ins w:id="55" w:author="Проект новой редакции" w:date="2026-10-29T11:52:00Z">
         <w:r>
           <w:rPr>
             <w:rFonts w:ascii="Arial" w:hAnsi="Arial" w:cs="Arial"/>
@@ -2504,7 +2486,7 @@
           <w:t>4</w:t>
         </w:r>
       </w:ins>
-      <w:del w:id="56" w:author="Проект новой редакции" w:date="2026-10-23T13:54:00Z">
+      <w:del w:id="56" w:author="Проект новой редакции" w:date="2026-10-29T11:52:00Z">
         <w:r>
           <w:rPr>
             <w:rFonts w:ascii="Arial" w:hAnsi="Arial" w:cs="Arial"/>
@@ -2536,7 +2518,7 @@
           <w:szCs w:val="28"/>
         </w:rPr>
       </w:pPr>
-      <w:ins w:id="57" w:author="Проект новой редакции" w:date="2026-10-23T13:54:00Z">
+      <w:ins w:id="57" w:author="Проект новой редакции" w:date="2026-10-29T11:52:00Z">
         <w:r>
           <w:rPr>
             <w:rFonts w:ascii="Arial" w:hAnsi="Arial" w:cs="Arial"/>
@@ -2546,7 +2528,7 @@
           <w:t>4</w:t>
         </w:r>
       </w:ins>
-      <w:del w:id="58" w:author="Проект новой редакции" w:date="2026-10-23T13:54:00Z">
+      <w:del w:id="58" w:author="Проект новой редакции" w:date="2026-10-29T11:52:00Z">
         <w:r>
           <w:rPr>
             <w:rFonts w:ascii="Arial" w:hAnsi="Arial" w:cs="Arial"/>
@@ -2590,16 +2572,7 @@
           <w:sz w:val="28"/>
           <w:szCs w:val="28"/>
         </w:rPr>
-        <w:t xml:space="preserve">оектов, программ и инициатив по содействию климатическому переходу и действиям, продвижению </w:t>
-      </w:r>
-      <w:r>
-        <w:rPr>
-          <w:rFonts w:ascii="Arial" w:hAnsi="Arial" w:cs="Arial"/>
-          <w:sz w:val="28"/>
-          <w:szCs w:val="28"/>
-        </w:rPr>
-        <w:lastRenderedPageBreak/>
-        <w:t>лучших практик зеленой экономики и поддержке экологического перехода и устойчивого развития в Центральной Азии;</w:t>
+        <w:t>оектов, программ и инициатив по содействию климатическому переходу и действиям, продвижению лучших практик зеленой экономики и поддержке экологического перехода и устойчивого развития в Центральной Азии;</w:t>
       </w:r>
     </w:p>
     <w:p>
@@ -2767,16 +2740,7 @@
           <w:sz w:val="28"/>
           <w:szCs w:val="28"/>
         </w:rPr>
-        <w:t xml:space="preserve">7) Повышение осведомленности и развитие потенциала: развивать потенциал заинтересованных сторон в области изменения климата, повышать осведомленность населения о проблемах, </w:t>
-      </w:r>
-      <w:r>
-        <w:rPr>
-          <w:rFonts w:ascii="Arial" w:hAnsi="Arial" w:cs="Arial"/>
-          <w:sz w:val="28"/>
-          <w:szCs w:val="28"/>
-        </w:rPr>
-        <w:lastRenderedPageBreak/>
-        <w:t xml:space="preserve">связанных с </w:t>
+        <w:t xml:space="preserve">7) Повышение осведомленности и развитие потенциала: развивать потенциал заинтересованных сторон в области изменения климата, повышать осведомленность населения о проблемах, связанных с </w:t>
       </w:r>
       <w:r>
         <w:rPr>
@@ -2786,7 +2750,7 @@
         </w:rPr>
         <w:t>изменением климата и деградацией окружающей среды, и поощрять обмен знаниями для решения этих проблем в регионе</w:t>
       </w:r>
-      <w:ins w:id="59" w:author="Проект новой редакции" w:date="2026-10-23T13:54:00Z">
+      <w:ins w:id="59" w:author="Проект новой редакции" w:date="2026-10-29T11:52:00Z">
         <w:r>
           <w:rPr>
             <w:rFonts w:ascii="Arial" w:hAnsi="Arial" w:cs="Arial"/>
@@ -2796,7 +2760,7 @@
           <w:t>;</w:t>
         </w:r>
       </w:ins>
-      <w:del w:id="60" w:author="Проект новой редакции" w:date="2026-10-23T13:54:00Z">
+      <w:del w:id="60" w:author="Проект новой редакции" w:date="2026-10-29T11:52:00Z">
         <w:r>
           <w:rPr>
             <w:rFonts w:ascii="Arial" w:hAnsi="Arial" w:cs="Arial"/>
@@ -2813,13 +2777,13 @@
         <w:ind w:firstLine="708"/>
         <w:jc w:val="both"/>
         <w:rPr>
-          <w:ins w:id="61" w:author="Проект новой редакции" w:date="2026-10-23T13:54:00Z"/>
-          <w:rFonts w:ascii="Arial" w:hAnsi="Arial" w:cs="Arial"/>
-          <w:sz w:val="28"/>
-          <w:szCs w:val="28"/>
-        </w:rPr>
-      </w:pPr>
-      <w:ins w:id="62" w:author="Проект новой редакции" w:date="2026-10-23T13:54:00Z">
+          <w:ins w:id="61" w:author="Проект новой редакции" w:date="2026-10-29T11:52:00Z"/>
+          <w:rFonts w:ascii="Arial" w:hAnsi="Arial" w:cs="Arial"/>
+          <w:sz w:val="28"/>
+          <w:szCs w:val="28"/>
+        </w:rPr>
+      </w:pPr>
+      <w:ins w:id="62" w:author="Проект новой редакции" w:date="2026-10-29T11:52:00Z">
         <w:r>
           <w:rPr>
             <w:rFonts w:ascii="Arial" w:hAnsi="Arial" w:cs="Arial"/>
@@ -2836,13 +2800,13 @@
         <w:ind w:firstLine="708"/>
         <w:jc w:val="both"/>
         <w:rPr>
-          <w:ins w:id="63" w:author="Проект новой редакции" w:date="2026-10-23T13:54:00Z"/>
-          <w:rFonts w:ascii="Arial" w:hAnsi="Arial" w:cs="Arial"/>
-          <w:sz w:val="28"/>
-          <w:szCs w:val="28"/>
-        </w:rPr>
-      </w:pPr>
-      <w:ins w:id="64" w:author="Проект новой редакции" w:date="2026-10-23T13:54:00Z">
+          <w:ins w:id="63" w:author="Проект новой редакции" w:date="2026-10-29T11:52:00Z"/>
+          <w:rFonts w:ascii="Arial" w:hAnsi="Arial" w:cs="Arial"/>
+          <w:sz w:val="28"/>
+          <w:szCs w:val="28"/>
+        </w:rPr>
+      </w:pPr>
+      <w:ins w:id="64" w:author="Проект новой редакции" w:date="2026-10-29T11:52:00Z">
         <w:r>
           <w:rPr>
             <w:rFonts w:ascii="Arial" w:hAnsi="Arial" w:cs="Arial"/>
@@ -2859,13 +2823,13 @@
         <w:ind w:firstLine="708"/>
         <w:jc w:val="both"/>
         <w:rPr>
-          <w:ins w:id="65" w:author="Проект новой редакции" w:date="2026-10-23T13:54:00Z"/>
-          <w:rFonts w:ascii="Arial" w:hAnsi="Arial" w:cs="Arial"/>
-          <w:sz w:val="28"/>
-          <w:szCs w:val="28"/>
-        </w:rPr>
-      </w:pPr>
-      <w:ins w:id="66" w:author="Проект новой редакции" w:date="2026-10-23T13:54:00Z">
+          <w:ins w:id="65" w:author="Проект новой редакции" w:date="2026-10-29T11:52:00Z"/>
+          <w:rFonts w:ascii="Arial" w:hAnsi="Arial" w:cs="Arial"/>
+          <w:sz w:val="28"/>
+          <w:szCs w:val="28"/>
+        </w:rPr>
+      </w:pPr>
+      <w:ins w:id="66" w:author="Проект новой редакции" w:date="2026-10-29T11:52:00Z">
         <w:r>
           <w:rPr>
             <w:rFonts w:ascii="Arial" w:hAnsi="Arial" w:cs="Arial"/>
@@ -2882,13 +2846,13 @@
         <w:ind w:firstLine="708"/>
         <w:jc w:val="both"/>
         <w:rPr>
-          <w:ins w:id="67" w:author="Проект новой редакции" w:date="2026-10-23T13:54:00Z"/>
-          <w:rFonts w:ascii="Arial" w:hAnsi="Arial" w:cs="Arial"/>
-          <w:sz w:val="28"/>
-          <w:szCs w:val="28"/>
-        </w:rPr>
-      </w:pPr>
-      <w:ins w:id="68" w:author="Проект новой редакции" w:date="2026-10-23T13:54:00Z">
+          <w:ins w:id="67" w:author="Проект новой редакции" w:date="2026-10-29T11:52:00Z"/>
+          <w:rFonts w:ascii="Arial" w:hAnsi="Arial" w:cs="Arial"/>
+          <w:sz w:val="28"/>
+          <w:szCs w:val="28"/>
+        </w:rPr>
+      </w:pPr>
+      <w:ins w:id="68" w:author="Проект новой редакции" w:date="2026-10-29T11:52:00Z">
         <w:r>
           <w:rPr>
             <w:rFonts w:ascii="Arial" w:hAnsi="Arial" w:cs="Arial"/>
@@ -2905,13 +2869,13 @@
         <w:ind w:firstLine="708"/>
         <w:jc w:val="both"/>
         <w:rPr>
-          <w:ins w:id="69" w:author="Проект новой редакции" w:date="2026-10-23T13:54:00Z"/>
-          <w:rFonts w:ascii="Arial" w:hAnsi="Arial" w:cs="Arial"/>
-          <w:sz w:val="28"/>
-          <w:szCs w:val="28"/>
-        </w:rPr>
-      </w:pPr>
-      <w:ins w:id="70" w:author="Проект новой редакции" w:date="2026-10-23T13:54:00Z">
+          <w:ins w:id="69" w:author="Проект новой редакции" w:date="2026-10-29T11:52:00Z"/>
+          <w:rFonts w:ascii="Arial" w:hAnsi="Arial" w:cs="Arial"/>
+          <w:sz w:val="28"/>
+          <w:szCs w:val="28"/>
+        </w:rPr>
+      </w:pPr>
+      <w:ins w:id="70" w:author="Проект новой редакции" w:date="2026-10-29T11:52:00Z">
         <w:r>
           <w:rPr>
             <w:rFonts w:ascii="Arial" w:hAnsi="Arial" w:cs="Arial"/>
@@ -2944,13 +2908,13 @@
         <w:ind w:firstLine="708"/>
         <w:jc w:val="both"/>
         <w:rPr>
-          <w:ins w:id="71" w:author="Проект новой редакции" w:date="2026-10-23T13:54:00Z"/>
-          <w:rFonts w:ascii="Arial" w:hAnsi="Arial" w:cs="Arial"/>
-          <w:sz w:val="28"/>
-          <w:szCs w:val="28"/>
-        </w:rPr>
-      </w:pPr>
-      <w:ins w:id="72" w:author="Проект новой редакции" w:date="2026-10-23T13:54:00Z">
+          <w:ins w:id="71" w:author="Проект новой редакции" w:date="2026-10-29T11:52:00Z"/>
+          <w:rFonts w:ascii="Arial" w:hAnsi="Arial" w:cs="Arial"/>
+          <w:sz w:val="28"/>
+          <w:szCs w:val="28"/>
+        </w:rPr>
+      </w:pPr>
+      <w:ins w:id="72" w:author="Проект новой редакции" w:date="2026-10-29T11:52:00Z">
         <w:r>
           <w:rPr>
             <w:rFonts w:ascii="Arial" w:hAnsi="Arial" w:cs="Arial"/>
@@ -2967,29 +2931,20 @@
         <w:ind w:firstLine="708"/>
         <w:jc w:val="both"/>
         <w:rPr>
-          <w:ins w:id="73" w:author="Проект новой редакции" w:date="2026-10-23T13:54:00Z"/>
-          <w:rFonts w:ascii="Arial" w:hAnsi="Arial" w:cs="Arial"/>
-          <w:sz w:val="28"/>
-          <w:szCs w:val="28"/>
-        </w:rPr>
-      </w:pPr>
-      <w:ins w:id="74" w:author="Проект новой редакции" w:date="2026-10-23T13:54:00Z">
-        <w:r>
-          <w:rPr>
-            <w:rFonts w:ascii="Arial" w:hAnsi="Arial" w:cs="Arial"/>
-            <w:sz w:val="28"/>
-            <w:szCs w:val="28"/>
-          </w:rPr>
-          <w:t xml:space="preserve">14) Региональные климатические и экологические проекты и инициативы, в том числе организация и проведение международных, </w:t>
-        </w:r>
-        <w:r>
-          <w:rPr>
-            <w:rFonts w:ascii="Arial" w:hAnsi="Arial" w:cs="Arial"/>
-            <w:sz w:val="28"/>
-            <w:szCs w:val="28"/>
-          </w:rPr>
-          <w:lastRenderedPageBreak/>
-          <w:t>региональных и национальных саммитов, конференций, форумов и иных мероприятий по климатической и экологической повестке, сопровождение и практическая реализация принятых на них решений и инициатив;</w:t>
+          <w:ins w:id="73" w:author="Проект новой редакции" w:date="2026-10-29T11:52:00Z"/>
+          <w:rFonts w:ascii="Arial" w:hAnsi="Arial" w:cs="Arial"/>
+          <w:sz w:val="28"/>
+          <w:szCs w:val="28"/>
+        </w:rPr>
+      </w:pPr>
+      <w:ins w:id="74" w:author="Проект новой редакции" w:date="2026-10-29T11:52:00Z">
+        <w:r>
+          <w:rPr>
+            <w:rFonts w:ascii="Arial" w:hAnsi="Arial" w:cs="Arial"/>
+            <w:sz w:val="28"/>
+            <w:szCs w:val="28"/>
+          </w:rPr>
+          <w:t>14) Региональные климатические и экологические проекты и инициативы, в том числе организация и проведение международных, региональных и национальных саммитов, конференций, форумов и иных мероприятий по климатической и экологической повестке, сопровождение и практическая реализация принятых на них решений и инициатив;</w:t>
         </w:r>
       </w:ins>
     </w:p>
@@ -2999,13 +2954,13 @@
         <w:ind w:firstLine="708"/>
         <w:jc w:val="both"/>
         <w:rPr>
-          <w:ins w:id="75" w:author="Проект новой редакции" w:date="2026-10-23T13:54:00Z"/>
-          <w:rFonts w:ascii="Arial" w:hAnsi="Arial" w:cs="Arial"/>
-          <w:sz w:val="28"/>
-          <w:szCs w:val="28"/>
-        </w:rPr>
-      </w:pPr>
-      <w:ins w:id="76" w:author="Проект новой редакции" w:date="2026-10-23T13:54:00Z">
+          <w:ins w:id="75" w:author="Проект новой редакции" w:date="2026-10-29T11:52:00Z"/>
+          <w:rFonts w:ascii="Arial" w:hAnsi="Arial" w:cs="Arial"/>
+          <w:sz w:val="28"/>
+          <w:szCs w:val="28"/>
+        </w:rPr>
+      </w:pPr>
+      <w:ins w:id="76" w:author="Проект новой редакции" w:date="2026-10-29T11:52:00Z">
         <w:r>
           <w:rPr>
             <w:rFonts w:ascii="Arial" w:hAnsi="Arial" w:cs="Arial"/>
@@ -3022,13 +2977,13 @@
         <w:ind w:firstLine="708"/>
         <w:jc w:val="both"/>
         <w:rPr>
-          <w:ins w:id="77" w:author="Проект новой редакции" w:date="2026-10-23T13:54:00Z"/>
-          <w:rFonts w:ascii="Arial" w:hAnsi="Arial" w:cs="Arial"/>
-          <w:sz w:val="28"/>
-          <w:szCs w:val="28"/>
-        </w:rPr>
-      </w:pPr>
-      <w:ins w:id="78" w:author="Проект новой редакции" w:date="2026-10-23T13:54:00Z">
+          <w:ins w:id="77" w:author="Проект новой редакции" w:date="2026-10-29T11:52:00Z"/>
+          <w:rFonts w:ascii="Arial" w:hAnsi="Arial" w:cs="Arial"/>
+          <w:sz w:val="28"/>
+          <w:szCs w:val="28"/>
+        </w:rPr>
+      </w:pPr>
+      <w:ins w:id="78" w:author="Проект новой редакции" w:date="2026-10-29T11:52:00Z">
         <w:r>
           <w:rPr>
             <w:rFonts w:ascii="Arial" w:hAnsi="Arial" w:cs="Arial"/>
@@ -3045,13 +3000,13 @@
         <w:ind w:firstLine="708"/>
         <w:jc w:val="both"/>
         <w:rPr>
-          <w:ins w:id="79" w:author="Проект новой редакции" w:date="2026-10-23T13:54:00Z"/>
-          <w:rFonts w:ascii="Arial" w:hAnsi="Arial" w:cs="Arial"/>
-          <w:sz w:val="28"/>
-          <w:szCs w:val="28"/>
-        </w:rPr>
-      </w:pPr>
-      <w:ins w:id="80" w:author="Проект новой редакции" w:date="2026-10-23T13:54:00Z">
+          <w:ins w:id="79" w:author="Проект новой редакции" w:date="2026-10-29T11:52:00Z"/>
+          <w:rFonts w:ascii="Arial" w:hAnsi="Arial" w:cs="Arial"/>
+          <w:sz w:val="28"/>
+          <w:szCs w:val="28"/>
+        </w:rPr>
+      </w:pPr>
+      <w:ins w:id="80" w:author="Проект новой редакции" w:date="2026-10-29T11:52:00Z">
         <w:r>
           <w:rPr>
             <w:rFonts w:ascii="Arial" w:hAnsi="Arial" w:cs="Arial"/>
@@ -3068,13 +3023,13 @@
         <w:ind w:firstLine="708"/>
         <w:jc w:val="both"/>
         <w:rPr>
-          <w:ins w:id="81" w:author="Проект новой редакции" w:date="2026-10-23T13:54:00Z"/>
-          <w:rFonts w:ascii="Arial" w:hAnsi="Arial" w:cs="Arial"/>
-          <w:sz w:val="28"/>
-          <w:szCs w:val="28"/>
-        </w:rPr>
-      </w:pPr>
-      <w:ins w:id="82" w:author="Проект новой редакции" w:date="2026-10-23T13:54:00Z">
+          <w:ins w:id="81" w:author="Проект новой редакции" w:date="2026-10-29T11:52:00Z"/>
+          <w:rFonts w:ascii="Arial" w:hAnsi="Arial" w:cs="Arial"/>
+          <w:sz w:val="28"/>
+          <w:szCs w:val="28"/>
+        </w:rPr>
+      </w:pPr>
+      <w:ins w:id="82" w:author="Проект новой редакции" w:date="2026-10-29T11:52:00Z">
         <w:r>
           <w:rPr>
             <w:rFonts w:ascii="Arial" w:hAnsi="Arial" w:cs="Arial"/>
@@ -3091,13 +3046,13 @@
         <w:ind w:firstLine="708"/>
         <w:jc w:val="both"/>
         <w:rPr>
-          <w:ins w:id="83" w:author="Проект новой редакции" w:date="2026-10-23T13:54:00Z"/>
-          <w:rFonts w:ascii="Arial" w:hAnsi="Arial" w:cs="Arial"/>
-          <w:sz w:val="28"/>
-          <w:szCs w:val="28"/>
-        </w:rPr>
-      </w:pPr>
-      <w:ins w:id="84" w:author="Проект новой редакции" w:date="2026-10-23T13:54:00Z">
+          <w:ins w:id="83" w:author="Проект новой редакции" w:date="2026-10-29T11:52:00Z"/>
+          <w:rFonts w:ascii="Arial" w:hAnsi="Arial" w:cs="Arial"/>
+          <w:sz w:val="28"/>
+          <w:szCs w:val="28"/>
+        </w:rPr>
+      </w:pPr>
+      <w:ins w:id="84" w:author="Проект новой редакции" w:date="2026-10-29T11:52:00Z">
         <w:r>
           <w:rPr>
             <w:rFonts w:ascii="Arial" w:hAnsi="Arial" w:cs="Arial"/>
@@ -3114,13 +3069,13 @@
         <w:ind w:firstLine="708"/>
         <w:jc w:val="both"/>
         <w:rPr>
-          <w:ins w:id="85" w:author="Проект новой редакции" w:date="2026-10-23T13:54:00Z"/>
-          <w:rFonts w:ascii="Arial" w:hAnsi="Arial" w:cs="Arial"/>
-          <w:sz w:val="28"/>
-          <w:szCs w:val="28"/>
-        </w:rPr>
-      </w:pPr>
-      <w:ins w:id="86" w:author="Проект новой редакции" w:date="2026-10-23T13:54:00Z">
+          <w:ins w:id="85" w:author="Проект новой редакции" w:date="2026-10-29T11:52:00Z"/>
+          <w:rFonts w:ascii="Arial" w:hAnsi="Arial" w:cs="Arial"/>
+          <w:sz w:val="28"/>
+          <w:szCs w:val="28"/>
+        </w:rPr>
+      </w:pPr>
+      <w:ins w:id="86" w:author="Проект новой редакции" w:date="2026-10-29T11:52:00Z">
         <w:r>
           <w:rPr>
             <w:rFonts w:ascii="Arial" w:hAnsi="Arial" w:cs="Arial"/>
@@ -3137,13 +3092,13 @@
         <w:ind w:firstLine="708"/>
         <w:jc w:val="both"/>
         <w:rPr>
-          <w:ins w:id="87" w:author="Проект новой редакции" w:date="2026-10-23T13:54:00Z"/>
-          <w:rFonts w:ascii="Arial" w:hAnsi="Arial" w:cs="Arial"/>
-          <w:sz w:val="28"/>
-          <w:szCs w:val="28"/>
-        </w:rPr>
-      </w:pPr>
-      <w:ins w:id="88" w:author="Проект новой редакции" w:date="2026-10-23T13:54:00Z">
+          <w:ins w:id="87" w:author="Проект новой редакции" w:date="2026-10-29T11:52:00Z"/>
+          <w:rFonts w:ascii="Arial" w:hAnsi="Arial" w:cs="Arial"/>
+          <w:sz w:val="28"/>
+          <w:szCs w:val="28"/>
+        </w:rPr>
+      </w:pPr>
+      <w:ins w:id="88" w:author="Проект новой редакции" w:date="2026-10-29T11:52:00Z">
         <w:r>
           <w:rPr>
             <w:rFonts w:ascii="Arial" w:hAnsi="Arial" w:cs="Arial"/>
@@ -3186,7 +3141,7 @@
         </w:rPr>
         <w:t xml:space="preserve">ЧАСТЬ </w:t>
       </w:r>
-      <w:ins w:id="89" w:author="Проект новой редакции" w:date="2026-10-23T13:54:00Z">
+      <w:ins w:id="89" w:author="Проект новой редакции" w:date="2026-10-29T11:52:00Z">
         <w:r>
           <w:rPr>
             <w:rFonts w:ascii="Arial" w:hAnsi="Arial" w:cs="Arial"/>
@@ -3197,7 +3152,7 @@
           <w:t>5</w:t>
         </w:r>
       </w:ins>
-      <w:del w:id="90" w:author="Проект новой редакции" w:date="2026-10-23T13:54:00Z">
+      <w:del w:id="90" w:author="Проект новой редакции" w:date="2026-10-29T11:52:00Z">
         <w:r>
           <w:rPr>
             <w:rFonts w:ascii="Arial" w:hAnsi="Arial" w:cs="Arial"/>
@@ -3229,7 +3184,7 @@
           <w:szCs w:val="28"/>
         </w:rPr>
       </w:pPr>
-      <w:ins w:id="91" w:author="Проект новой редакции" w:date="2026-10-23T13:54:00Z">
+      <w:ins w:id="91" w:author="Проект новой редакции" w:date="2026-10-29T11:52:00Z">
         <w:r>
           <w:rPr>
             <w:rFonts w:ascii="Arial" w:hAnsi="Arial" w:cs="Arial"/>
@@ -3239,7 +3194,7 @@
           <w:t>5</w:t>
         </w:r>
       </w:ins>
-      <w:del w:id="92" w:author="Проект новой редакции" w:date="2026-10-23T13:54:00Z">
+      <w:del w:id="92" w:author="Проект новой редакции" w:date="2026-10-29T11:52:00Z">
         <w:r>
           <w:rPr>
             <w:rFonts w:ascii="Arial" w:hAnsi="Arial" w:cs="Arial"/>
@@ -3277,7 +3232,7 @@
           <w:szCs w:val="28"/>
         </w:rPr>
       </w:pPr>
-      <w:ins w:id="93" w:author="Проект новой редакции" w:date="2026-10-23T13:54:00Z">
+      <w:ins w:id="93" w:author="Проект новой редакции" w:date="2026-10-29T11:52:00Z">
         <w:r>
           <w:rPr>
             <w:rFonts w:ascii="Arial" w:hAnsi="Arial" w:cs="Arial"/>
@@ -3287,7 +3242,7 @@
           <w:t>5</w:t>
         </w:r>
       </w:ins>
-      <w:del w:id="94" w:author="Проект новой редакции" w:date="2026-10-23T13:54:00Z">
+      <w:del w:id="94" w:author="Проект новой редакции" w:date="2026-10-29T11:52:00Z">
         <w:r>
           <w:rPr>
             <w:rFonts w:ascii="Arial" w:hAnsi="Arial" w:cs="Arial"/>
@@ -3338,7 +3293,7 @@
         </w:rPr>
         <w:t xml:space="preserve">ЧАСТЬ </w:t>
       </w:r>
-      <w:ins w:id="95" w:author="Проект новой редакции" w:date="2026-10-23T13:54:00Z">
+      <w:ins w:id="95" w:author="Проект новой редакции" w:date="2026-10-29T11:52:00Z">
         <w:r>
           <w:rPr>
             <w:rFonts w:ascii="Arial" w:hAnsi="Arial" w:cs="Arial"/>
@@ -3349,7 +3304,7 @@
           <w:t>6</w:t>
         </w:r>
       </w:ins>
-      <w:del w:id="96" w:author="Проект новой редакции" w:date="2026-10-23T13:54:00Z">
+      <w:del w:id="96" w:author="Проект новой редакции" w:date="2026-10-29T11:52:00Z">
         <w:r>
           <w:rPr>
             <w:rFonts w:ascii="Arial" w:hAnsi="Arial" w:cs="Arial"/>
@@ -3381,7 +3336,7 @@
           <w:szCs w:val="28"/>
         </w:rPr>
       </w:pPr>
-      <w:ins w:id="97" w:author="Проект новой редакции" w:date="2026-10-23T13:54:00Z">
+      <w:ins w:id="97" w:author="Проект новой редакции" w:date="2026-10-29T11:52:00Z">
         <w:r>
           <w:rPr>
             <w:rFonts w:ascii="Arial" w:hAnsi="Arial" w:cs="Arial"/>
@@ -3391,7 +3346,7 @@
           <w:t>6</w:t>
         </w:r>
       </w:ins>
-      <w:del w:id="98" w:author="Проект новой редакции" w:date="2026-10-23T13:54:00Z">
+      <w:del w:id="98" w:author="Проект новой редакции" w:date="2026-10-29T11:52:00Z">
         <w:r>
           <w:rPr>
             <w:rFonts w:ascii="Arial" w:hAnsi="Arial" w:cs="Arial"/>
@@ -3437,7 +3392,7 @@
         </w:rPr>
         <w:t xml:space="preserve">1) Учредителем (где проживает или </w:t>
       </w:r>
-      <w:ins w:id="99" w:author="Проект новой редакции" w:date="2026-10-23T13:54:00Z">
+      <w:ins w:id="99" w:author="Проект новой редакции" w:date="2026-10-29T11:52:00Z">
         <w:r>
           <w:rPr>
             <w:rFonts w:ascii="Arial" w:hAnsi="Arial" w:cs="Arial"/>
@@ -3447,7 +3402,7 @@
           <w:t>находится</w:t>
         </w:r>
       </w:ins>
-      <w:del w:id="100" w:author="Проект новой редакции" w:date="2026-10-23T13:54:00Z">
+      <w:del w:id="100" w:author="Проект новой редакции" w:date="2026-10-29T11:52:00Z">
         <w:r>
           <w:rPr>
             <w:rFonts w:ascii="Arial" w:hAnsi="Arial" w:cs="Arial"/>
@@ -3485,7 +3440,7 @@
         </w:rPr>
         <w:t xml:space="preserve">2) в любое время, когда Учредитель </w:t>
       </w:r>
-      <w:ins w:id="101" w:author="Проект новой редакции" w:date="2026-10-23T13:54:00Z">
+      <w:ins w:id="101" w:author="Проект новой редакции" w:date="2026-10-29T11:52:00Z">
         <w:r>
           <w:rPr>
             <w:rFonts w:ascii="Arial" w:hAnsi="Arial" w:cs="Arial"/>
@@ -3495,7 +3450,7 @@
           <w:t>утратился,</w:t>
         </w:r>
       </w:ins>
-      <w:del w:id="102" w:author="Проект новой редакции" w:date="2026-10-23T13:54:00Z">
+      <w:del w:id="102" w:author="Проект новой редакции" w:date="2026-10-29T11:52:00Z">
         <w:r>
           <w:rPr>
             <w:rFonts w:ascii="Arial" w:hAnsi="Arial" w:cs="Arial"/>
@@ -3573,7 +3528,7 @@
         </w:rPr>
         <w:t xml:space="preserve">ЧАСТЬ </w:t>
       </w:r>
-      <w:ins w:id="103" w:author="Проект новой редакции" w:date="2026-10-23T13:54:00Z">
+      <w:ins w:id="103" w:author="Проект новой редакции" w:date="2026-10-29T11:52:00Z">
         <w:r>
           <w:rPr>
             <w:rFonts w:ascii="Arial" w:hAnsi="Arial" w:cs="Arial"/>
@@ -3584,7 +3539,7 @@
           <w:t>7: ЗАЯВЛЕНИЕ</w:t>
         </w:r>
       </w:ins>
-      <w:del w:id="104" w:author="Проект новой редакции" w:date="2026-10-23T13:54:00Z">
+      <w:del w:id="104" w:author="Проект новой редакции" w:date="2026-10-29T11:52:00Z">
         <w:r>
           <w:rPr>
             <w:rFonts w:ascii="Arial" w:hAnsi="Arial" w:cs="Arial"/>
@@ -3607,7 +3562,7 @@
           <w:szCs w:val="28"/>
         </w:rPr>
       </w:pPr>
-      <w:ins w:id="105" w:author="Проект новой редакции" w:date="2026-10-23T13:54:00Z">
+      <w:ins w:id="105" w:author="Проект новой редакции" w:date="2026-10-29T11:52:00Z">
         <w:r>
           <w:rPr>
             <w:rFonts w:ascii="Arial" w:hAnsi="Arial" w:cs="Arial"/>
@@ -3617,7 +3572,7 @@
           <w:t>7</w:t>
         </w:r>
       </w:ins>
-      <w:del w:id="106" w:author="Проект новой редакции" w:date="2026-10-23T13:54:00Z">
+      <w:del w:id="106" w:author="Проект новой редакции" w:date="2026-10-29T11:52:00Z">
         <w:r>
           <w:rPr>
             <w:rFonts w:ascii="Arial" w:hAnsi="Arial" w:cs="Arial"/>
@@ -3643,7 +3598,7 @@
         </w:rPr>
         <w:t xml:space="preserve">сит Управляющий </w:t>
       </w:r>
-      <w:ins w:id="107" w:author="Проект новой редакции" w:date="2026-10-23T13:54:00Z">
+      <w:ins w:id="107" w:author="Проект новой редакции" w:date="2026-10-29T11:52:00Z">
         <w:r>
           <w:rPr>
             <w:rFonts w:ascii="Arial" w:hAnsi="Arial" w:cs="Arial"/>
@@ -3653,7 +3608,7 @@
           <w:t>совет</w:t>
         </w:r>
       </w:ins>
-      <w:del w:id="108" w:author="Проект новой редакции" w:date="2026-10-23T13:54:00Z">
+      <w:del w:id="108" w:author="Проект новой редакции" w:date="2026-10-29T11:52:00Z">
         <w:r>
           <w:rPr>
             <w:rFonts w:ascii="Arial" w:hAnsi="Arial" w:cs="Arial"/>
@@ -3671,7 +3626,7 @@
         </w:rPr>
         <w:t xml:space="preserve"> соблюдать условия настоящего Устава</w:t>
       </w:r>
-      <w:ins w:id="109" w:author="Проект новой редакции" w:date="2026-10-23T13:54:00Z">
+      <w:ins w:id="109" w:author="Проект новой редакции" w:date="2026-10-29T11:52:00Z">
         <w:r>
           <w:rPr>
             <w:rFonts w:ascii="Arial" w:hAnsi="Arial" w:cs="Arial"/>
@@ -3681,7 +3636,7 @@
           <w:t xml:space="preserve"> (Приложение 1);</w:t>
         </w:r>
       </w:ins>
-      <w:del w:id="110" w:author="Проект новой редакции" w:date="2026-10-23T13:54:00Z">
+      <w:del w:id="110" w:author="Проект новой редакции" w:date="2026-10-29T11:52:00Z">
         <w:r>
           <w:rPr>
             <w:rFonts w:ascii="Arial" w:hAnsi="Arial" w:cs="Arial"/>
@@ -3698,13 +3653,13 @@
         <w:ind w:firstLine="709"/>
         <w:jc w:val="both"/>
         <w:rPr>
-          <w:ins w:id="111" w:author="Проект новой редакции" w:date="2026-10-23T13:54:00Z"/>
-          <w:rFonts w:ascii="Arial" w:hAnsi="Arial" w:cs="Arial"/>
-          <w:sz w:val="28"/>
-          <w:szCs w:val="28"/>
-        </w:rPr>
-      </w:pPr>
-      <w:ins w:id="112" w:author="Проект новой редакции" w:date="2026-10-23T13:54:00Z">
+          <w:ins w:id="111" w:author="Проект новой редакции" w:date="2026-10-29T11:52:00Z"/>
+          <w:rFonts w:ascii="Arial" w:hAnsi="Arial" w:cs="Arial"/>
+          <w:sz w:val="28"/>
+          <w:szCs w:val="28"/>
+        </w:rPr>
+      </w:pPr>
+      <w:ins w:id="112" w:author="Проект новой редакции" w:date="2026-10-29T11:52:00Z">
         <w:r>
           <w:rPr>
             <w:rFonts w:ascii="Arial" w:hAnsi="Arial" w:cs="Arial"/>
@@ -3714,7 +3669,7 @@
           <w:t>7</w:t>
         </w:r>
       </w:ins>
-      <w:del w:id="113" w:author="Проект новой редакции" w:date="2026-10-23T13:54:00Z">
+      <w:del w:id="113" w:author="Проект новой редакции" w:date="2026-10-29T11:52:00Z">
         <w:r>
           <w:rPr>
             <w:rFonts w:ascii="Arial" w:hAnsi="Arial" w:cs="Arial"/>
@@ -3732,7 +3687,7 @@
         </w:rPr>
         <w:t xml:space="preserve">.2. </w:t>
       </w:r>
-      <w:ins w:id="114" w:author="Проект новой редакции" w:date="2026-10-23T13:54:00Z">
+      <w:ins w:id="114" w:author="Проект новой редакции" w:date="2026-10-29T11:52:00Z">
         <w:r>
           <w:rPr>
             <w:rFonts w:ascii="Arial" w:hAnsi="Arial" w:cs="Arial"/>
@@ -3742,7 +3697,7 @@
           <w:t>Члены Управляющего совета</w:t>
         </w:r>
       </w:ins>
-      <w:del w:id="115" w:author="Проект новой редакции" w:date="2026-10-23T13:54:00Z">
+      <w:del w:id="115" w:author="Проект новой редакции" w:date="2026-10-29T11:52:00Z">
         <w:r>
           <w:rPr>
             <w:rFonts w:ascii="Arial" w:hAnsi="Arial" w:cs="Arial"/>
@@ -3760,7 +3715,7 @@
         </w:rPr>
         <w:t xml:space="preserve"> (минимум 2</w:t>
       </w:r>
-      <w:ins w:id="116" w:author="Проект новой редакции" w:date="2026-10-23T13:54:00Z">
+      <w:ins w:id="116" w:author="Проект новой редакции" w:date="2026-10-29T11:52:00Z">
         <w:r>
           <w:rPr>
             <w:rFonts w:ascii="Arial" w:hAnsi="Arial" w:cs="Arial"/>
@@ -3770,7 +3725,7 @@
           <w:t>), подписывая настоящий Устав, заявляют</w:t>
         </w:r>
       </w:ins>
-      <w:del w:id="117" w:author="Проект новой редакции" w:date="2026-10-23T13:54:00Z">
+      <w:del w:id="117" w:author="Проект новой редакции" w:date="2026-10-29T11:52:00Z">
         <w:r>
           <w:rPr>
             <w:rFonts w:ascii="Arial" w:hAnsi="Arial" w:cs="Arial"/>
@@ -3788,7 +3743,7 @@
         </w:rPr>
         <w:t xml:space="preserve">, что </w:t>
       </w:r>
-      <w:ins w:id="118" w:author="Проект новой редакции" w:date="2026-10-23T13:54:00Z">
+      <w:ins w:id="118" w:author="Проект новой редакции" w:date="2026-10-29T11:52:00Z">
         <w:r>
           <w:rPr>
             <w:rFonts w:ascii="Arial" w:hAnsi="Arial" w:cs="Arial"/>
@@ -3798,7 +3753,7 @@
           <w:t>соблюдают</w:t>
         </w:r>
       </w:ins>
-      <w:del w:id="119" w:author="Проект новой редакции" w:date="2026-10-23T13:54:00Z">
+      <w:del w:id="119" w:author="Проект новой редакции" w:date="2026-10-29T11:52:00Z">
         <w:r>
           <w:rPr>
             <w:rFonts w:ascii="Arial" w:hAnsi="Arial" w:cs="Arial"/>
@@ -3816,7 +3771,7 @@
         </w:rPr>
         <w:t xml:space="preserve"> условия настоящего Устава</w:t>
       </w:r>
-      <w:ins w:id="120" w:author="Проект новой редакции" w:date="2026-10-23T13:54:00Z">
+      <w:ins w:id="120" w:author="Проект новой редакции" w:date="2026-10-29T11:52:00Z">
         <w:r>
           <w:rPr>
             <w:rFonts w:ascii="Arial" w:hAnsi="Arial" w:cs="Arial"/>
@@ -3834,14 +3789,14 @@
         <w:ind w:firstLine="709"/>
         <w:jc w:val="right"/>
         <w:rPr>
-          <w:ins w:id="121" w:author="Проект новой редакции" w:date="2026-10-23T13:54:00Z"/>
-          <w:rFonts w:ascii="Arial" w:hAnsi="Arial" w:cs="Arial"/>
-          <w:b/>
-          <w:sz w:val="28"/>
-          <w:szCs w:val="28"/>
-        </w:rPr>
-      </w:pPr>
-      <w:ins w:id="122" w:author="Проект новой редакции" w:date="2026-10-23T13:54:00Z">
+          <w:ins w:id="121" w:author="Проект новой редакции" w:date="2026-10-29T11:52:00Z"/>
+          <w:rFonts w:ascii="Arial" w:hAnsi="Arial" w:cs="Arial"/>
+          <w:b/>
+          <w:sz w:val="28"/>
+          <w:szCs w:val="28"/>
+        </w:rPr>
+      </w:pPr>
+      <w:ins w:id="122" w:author="Проект новой редакции" w:date="2026-10-29T11:52:00Z">
         <w:r>
           <w:rPr>
             <w:rFonts w:ascii="Arial" w:hAnsi="Arial" w:cs="Arial"/>
@@ -3849,7 +3804,6 @@
             <w:sz w:val="28"/>
             <w:szCs w:val="28"/>
           </w:rPr>
-          <w:lastRenderedPageBreak/>
           <w:t>Приложение 1</w:t>
         </w:r>
       </w:ins>
@@ -3860,14 +3814,14 @@
         <w:ind w:firstLine="709"/>
         <w:jc w:val="center"/>
         <w:rPr>
-          <w:ins w:id="123" w:author="Проект новой редакции" w:date="2026-10-23T13:54:00Z"/>
-          <w:rFonts w:ascii="Arial" w:hAnsi="Arial" w:cs="Arial"/>
-          <w:b/>
-          <w:sz w:val="28"/>
-          <w:szCs w:val="28"/>
-        </w:rPr>
-      </w:pPr>
-      <w:ins w:id="124" w:author="Проект новой редакции" w:date="2026-10-23T13:54:00Z">
+          <w:ins w:id="123" w:author="Проект новой редакции" w:date="2026-10-29T11:52:00Z"/>
+          <w:rFonts w:ascii="Arial" w:hAnsi="Arial" w:cs="Arial"/>
+          <w:b/>
+          <w:sz w:val="28"/>
+          <w:szCs w:val="28"/>
+        </w:rPr>
+      </w:pPr>
+      <w:ins w:id="124" w:author="Проект новой редакции" w:date="2026-10-29T11:52:00Z">
         <w:r>
           <w:rPr>
             <w:rFonts w:ascii="Arial" w:hAnsi="Arial" w:cs="Arial"/>
@@ -3885,13 +3839,13 @@
         <w:ind w:firstLine="709"/>
         <w:jc w:val="both"/>
         <w:rPr>
-          <w:ins w:id="125" w:author="Проект новой редакции" w:date="2026-10-23T13:54:00Z"/>
-          <w:rFonts w:ascii="Arial" w:hAnsi="Arial" w:cs="Arial"/>
-          <w:sz w:val="28"/>
-          <w:szCs w:val="28"/>
-        </w:rPr>
-      </w:pPr>
-      <w:ins w:id="126" w:author="Проект новой редакции" w:date="2026-10-23T13:54:00Z">
+          <w:ins w:id="125" w:author="Проект новой редакции" w:date="2026-10-29T11:52:00Z"/>
+          <w:rFonts w:ascii="Arial" w:hAnsi="Arial" w:cs="Arial"/>
+          <w:sz w:val="28"/>
+          <w:szCs w:val="28"/>
+        </w:rPr>
+      </w:pPr>
+      <w:ins w:id="126" w:author="Проект новой редакции" w:date="2026-10-29T11:52:00Z">
         <w:r>
           <w:rPr>
             <w:rFonts w:ascii="Arial" w:hAnsi="Arial" w:cs="Arial"/>
@@ -3925,14 +3879,14 @@
         <w:ind w:firstLine="709"/>
         <w:jc w:val="right"/>
         <w:rPr>
-          <w:ins w:id="127" w:author="Проект новой редакции" w:date="2026-10-23T13:54:00Z"/>
-          <w:rFonts w:ascii="Arial" w:hAnsi="Arial" w:cs="Arial"/>
-          <w:b/>
-          <w:sz w:val="28"/>
-          <w:szCs w:val="28"/>
-        </w:rPr>
-      </w:pPr>
-      <w:ins w:id="128" w:author="Проект новой редакции" w:date="2026-10-23T13:54:00Z">
+          <w:ins w:id="127" w:author="Проект новой редакции" w:date="2026-10-29T11:52:00Z"/>
+          <w:rFonts w:ascii="Arial" w:hAnsi="Arial" w:cs="Arial"/>
+          <w:b/>
+          <w:sz w:val="28"/>
+          <w:szCs w:val="28"/>
+        </w:rPr>
+      </w:pPr>
+      <w:ins w:id="128" w:author="Проект новой редакции" w:date="2026-10-29T11:52:00Z">
         <w:r>
           <w:rPr>
             <w:rFonts w:ascii="Arial" w:hAnsi="Arial" w:cs="Arial"/>
@@ -3940,7 +3894,6 @@
             <w:sz w:val="28"/>
             <w:szCs w:val="28"/>
           </w:rPr>
-          <w:lastRenderedPageBreak/>
           <w:t>Приложение 2</w:t>
         </w:r>
       </w:ins>
@@ -3951,14 +3904,14 @@
         <w:ind w:firstLine="709"/>
         <w:jc w:val="center"/>
         <w:rPr>
-          <w:ins w:id="129" w:author="Проект новой редакции" w:date="2026-10-23T13:54:00Z"/>
-          <w:rFonts w:ascii="Arial" w:hAnsi="Arial" w:cs="Arial"/>
-          <w:b/>
-          <w:sz w:val="28"/>
-          <w:szCs w:val="28"/>
-        </w:rPr>
-      </w:pPr>
-      <w:ins w:id="130" w:author="Проект новой редакции" w:date="2026-10-23T13:54:00Z">
+          <w:ins w:id="129" w:author="Проект новой редакции" w:date="2026-10-29T11:52:00Z"/>
+          <w:rFonts w:ascii="Arial" w:hAnsi="Arial" w:cs="Arial"/>
+          <w:b/>
+          <w:sz w:val="28"/>
+          <w:szCs w:val="28"/>
+        </w:rPr>
+      </w:pPr>
+      <w:ins w:id="130" w:author="Проект новой редакции" w:date="2026-10-29T11:52:00Z">
         <w:r>
           <w:rPr>
             <w:rFonts w:ascii="Arial" w:hAnsi="Arial" w:cs="Arial"/>
@@ -3976,13 +3929,13 @@
         <w:ind w:firstLine="709"/>
         <w:jc w:val="both"/>
         <w:rPr>
-          <w:ins w:id="131" w:author="Проект новой редакции" w:date="2026-10-23T13:54:00Z"/>
-          <w:rFonts w:ascii="Arial" w:hAnsi="Arial" w:cs="Arial"/>
-          <w:sz w:val="28"/>
-          <w:szCs w:val="28"/>
-        </w:rPr>
-      </w:pPr>
-      <w:ins w:id="132" w:author="Проект новой редакции" w:date="2026-10-23T13:54:00Z">
+          <w:ins w:id="131" w:author="Проект новой редакции" w:date="2026-10-29T11:52:00Z"/>
+          <w:rFonts w:ascii="Arial" w:hAnsi="Arial" w:cs="Arial"/>
+          <w:sz w:val="28"/>
+          <w:szCs w:val="28"/>
+        </w:rPr>
+      </w:pPr>
+      <w:ins w:id="132" w:author="Проект новой редакции" w:date="2026-10-29T11:52:00Z">
         <w:r>
           <w:rPr>
             <w:rFonts w:ascii="Arial" w:hAnsi="Arial" w:cs="Arial"/>
@@ -4036,7 +3989,7 @@
           <w:szCs w:val="28"/>
         </w:rPr>
       </w:pPr>
-      <w:ins w:id="133" w:author="Проект новой редакции" w:date="2026-10-23T13:54:00Z">
+      <w:ins w:id="133" w:author="Проект новой редакции" w:date="2026-10-29T11:52:00Z">
         <w:r>
           <w:rPr>
             <w:rFonts w:ascii="Arial" w:hAnsi="Arial" w:cs="Arial"/>
@@ -4046,7 +3999,7 @@
           <w:t>2. Заместитель Главного исполнительного директора по административным вопросам – М. Темирбеков ____________________ (подпись)</w:t>
         </w:r>
       </w:ins>
-      <w:del w:id="134" w:author="Проект новой редакции" w:date="2026-10-23T13:54:00Z">
+      <w:del w:id="134" w:author="Проект новой редакции" w:date="2026-10-29T11:52:00Z">
         <w:r>
           <w:rPr>
             <w:rFonts w:ascii="Arial" w:hAnsi="Arial" w:cs="Arial"/>
@@ -4145,7 +4098,7 @@
           <w:rPr>
             <w:noProof/>
           </w:rPr>
-          <w:t>10</w:t>
+          <w:t>2</w:t>
         </w:r>
         <w:r>
           <w:fldChar w:fldCharType="end"/>
@@ -4767,7 +4720,7 @@
     <w:hidden/>
     <w:uiPriority w:val="99"/>
     <w:semiHidden/>
-    <w:rsid w:val="00BF7C9F"/>
+    <w:rsid w:val="00FE4958"/>
     <w:pPr>
       <w:suppressAutoHyphens w:val="0"/>
     </w:pPr>
@@ -4779,7 +4732,7 @@
     <w:uiPriority w:val="99"/>
     <w:semiHidden/>
     <w:unhideWhenUsed/>
-    <w:rsid w:val="00BF7C9F"/>
+    <w:rsid w:val="00FE4958"/>
     <w:pPr>
       <w:spacing w:after="0" w:line="240" w:lineRule="auto"/>
     </w:pPr>
@@ -4795,7 +4748,7 @@
     <w:link w:val="af"/>
     <w:uiPriority w:val="99"/>
     <w:semiHidden/>
-    <w:rsid w:val="00BF7C9F"/>
+    <w:rsid w:val="00FE4958"/>
     <w:rPr>
       <w:rFonts w:ascii="Segoe UI" w:hAnsi="Segoe UI" w:cs="Segoe UI"/>
       <w:sz w:val="18"/>

--- a/Устав/_документы/С выделением — Устав ЦАКФ.docx
+++ b/Устав/_документы/С выделением — Устав ЦАКФ.docx
@@ -16,7 +16,7 @@
       </w:pPr>
       <w:bookmarkStart w:id="0" w:name="_GoBack"/>
       <w:bookmarkEnd w:id="0"/>
-      <w:ins w:id="1" w:author="Проект новой редакции" w:date="2026-10-29T11:52:00Z">
+      <w:ins w:id="1" w:author="Проект новой редакции" w:date="2026-10-29T12:18:00Z">
         <w:r>
           <w:rPr>
             <w:rFonts w:ascii="Arial" w:hAnsi="Arial" w:cs="Arial"/>
@@ -286,7 +286,7 @@
         </w:rPr>
         <w:t xml:space="preserve">ПРИНЯТ: Резолюцией </w:t>
       </w:r>
-      <w:ins w:id="2" w:author="Проект новой редакции" w:date="2026-10-29T11:52:00Z">
+      <w:ins w:id="2" w:author="Проект новой редакции" w:date="2026-10-29T12:18:00Z">
         <w:r>
           <w:rPr>
             <w:rFonts w:ascii="Arial" w:hAnsi="Arial" w:cs="Arial"/>
@@ -297,7 +297,7 @@
           <w:t>№ 2 от «24» марта</w:t>
         </w:r>
       </w:ins>
-      <w:del w:id="3" w:author="Проект новой редакции" w:date="2026-10-29T11:52:00Z">
+      <w:del w:id="3" w:author="Проект новой редакции" w:date="2026-10-29T12:18:00Z">
         <w:r>
           <w:rPr>
             <w:rFonts w:ascii="Arial" w:hAnsi="Arial" w:cs="Arial"/>
@@ -317,7 +317,7 @@
         </w:rPr>
         <w:t xml:space="preserve"> 2024 г</w:t>
       </w:r>
-      <w:ins w:id="4" w:author="Проект новой редакции" w:date="2026-10-29T11:52:00Z">
+      <w:ins w:id="4" w:author="Проект новой редакции" w:date="2026-10-29T12:18:00Z">
         <w:r>
           <w:rPr>
             <w:rFonts w:ascii="Arial" w:hAnsi="Arial" w:cs="Arial"/>
@@ -434,7 +434,7 @@
         </w:rPr>
         <w:t>Дата утверждения</w:t>
       </w:r>
-      <w:ins w:id="5" w:author="Проект новой редакции" w:date="2026-10-29T11:52:00Z">
+      <w:ins w:id="5" w:author="Проект новой редакции" w:date="2026-10-29T12:18:00Z">
         <w:r>
           <w:rPr>
             <w:rFonts w:ascii="Arial" w:hAnsi="Arial" w:cs="Arial"/>
@@ -444,7 +444,7 @@
           <w:t xml:space="preserve"> новой редакции: «___» __________ 2026 года</w:t>
         </w:r>
       </w:ins>
-      <w:del w:id="6" w:author="Проект новой редакции" w:date="2026-10-29T11:52:00Z">
+      <w:del w:id="6" w:author="Проект новой редакции" w:date="2026-10-29T12:18:00Z">
         <w:r>
           <w:rPr>
             <w:rFonts w:ascii="Arial" w:hAnsi="Arial" w:cs="Arial"/>
@@ -466,7 +466,7 @@
           <w:szCs w:val="32"/>
         </w:rPr>
       </w:pPr>
-      <w:ins w:id="7" w:author="Проект новой редакции" w:date="2026-10-29T11:52:00Z">
+      <w:ins w:id="7" w:author="Проект новой редакции" w:date="2026-10-29T12:18:00Z">
         <w:r>
           <w:rPr>
             <w:rFonts w:ascii="Arial" w:hAnsi="Arial" w:cs="Arial"/>
@@ -476,7 +476,7 @@
           <w:t>Первоначальная редакция принята</w:t>
         </w:r>
       </w:ins>
-      <w:del w:id="8" w:author="Проект новой редакции" w:date="2026-10-29T11:52:00Z">
+      <w:del w:id="8" w:author="Проект новой редакции" w:date="2026-10-29T12:18:00Z">
         <w:r>
           <w:rPr>
             <w:rFonts w:ascii="Arial" w:hAnsi="Arial" w:cs="Arial"/>
@@ -494,7 +494,7 @@
         </w:rPr>
         <w:t xml:space="preserve"> Резолюцией </w:t>
       </w:r>
-      <w:ins w:id="9" w:author="Проект новой редакции" w:date="2026-10-29T11:52:00Z">
+      <w:ins w:id="9" w:author="Проект новой редакции" w:date="2026-10-29T12:18:00Z">
         <w:r>
           <w:rPr>
             <w:rFonts w:ascii="Arial" w:hAnsi="Arial" w:cs="Arial"/>
@@ -504,7 +504,7 @@
           <w:t>№ 2</w:t>
         </w:r>
       </w:ins>
-      <w:del w:id="10" w:author="Проект новой редакции" w:date="2026-10-29T11:52:00Z">
+      <w:del w:id="10" w:author="Проект новой редакции" w:date="2026-10-29T12:18:00Z">
         <w:r>
           <w:rPr>
             <w:rFonts w:ascii="Arial" w:hAnsi="Arial" w:cs="Arial"/>
@@ -522,7 +522,7 @@
         </w:rPr>
         <w:t xml:space="preserve"> от </w:t>
       </w:r>
-      <w:ins w:id="11" w:author="Проект новой редакции" w:date="2026-10-29T11:52:00Z">
+      <w:ins w:id="11" w:author="Проект новой редакции" w:date="2026-10-29T12:18:00Z">
         <w:r>
           <w:rPr>
             <w:rFonts w:ascii="Arial" w:hAnsi="Arial" w:cs="Arial"/>
@@ -532,7 +532,7 @@
           <w:t>24</w:t>
         </w:r>
       </w:ins>
-      <w:del w:id="12" w:author="Проект новой редакции" w:date="2026-10-29T11:52:00Z">
+      <w:del w:id="12" w:author="Проект новой редакции" w:date="2026-10-29T12:18:00Z">
         <w:r>
           <w:rPr>
             <w:rFonts w:ascii="Arial" w:hAnsi="Arial" w:cs="Arial"/>
@@ -719,7 +719,7 @@
         </w:rPr>
         <w:t>ПОЛОЖЕНИЯ……………………………….…………</w:t>
       </w:r>
-      <w:ins w:id="13" w:author="Проект новой редакции" w:date="2026-10-29T11:52:00Z">
+      <w:ins w:id="13" w:author="Проект новой редакции" w:date="2026-10-29T12:18:00Z">
         <w:r>
           <w:rPr>
             <w:rFonts w:ascii="Arial" w:hAnsi="Arial" w:cs="Arial"/>
@@ -781,7 +781,7 @@
         </w:rPr>
         <w:t xml:space="preserve">1.2. Название фонда……….………………..………...………..…….…….. </w:t>
       </w:r>
-      <w:ins w:id="14" w:author="Проект новой редакции" w:date="2026-10-29T11:52:00Z">
+      <w:ins w:id="14" w:author="Проект новой редакции" w:date="2026-10-29T12:18:00Z">
         <w:r>
           <w:rPr>
             <w:rFonts w:ascii="Arial" w:hAnsi="Arial" w:cs="Arial"/>
@@ -792,7 +792,7 @@
           <w:t>3</w:t>
         </w:r>
       </w:ins>
-      <w:del w:id="15" w:author="Проект новой редакции" w:date="2026-10-29T11:52:00Z">
+      <w:del w:id="15" w:author="Проект новой редакции" w:date="2026-10-29T12:18:00Z">
         <w:r>
           <w:rPr>
             <w:rFonts w:ascii="Arial" w:hAnsi="Arial" w:cs="Arial"/>
@@ -866,7 +866,7 @@
         </w:rPr>
         <w:t>1</w:t>
       </w:r>
-      <w:ins w:id="16" w:author="Проект новой редакции" w:date="2026-10-29T11:52:00Z">
+      <w:ins w:id="16" w:author="Проект новой редакции" w:date="2026-10-29T12:18:00Z">
         <w:r>
           <w:rPr>
             <w:rFonts w:ascii="Arial" w:hAnsi="Arial" w:cs="Arial"/>
@@ -877,7 +877,7 @@
           <w:t>.</w:t>
         </w:r>
       </w:ins>
-      <w:del w:id="17" w:author="Проект новой редакции" w:date="2026-10-29T11:52:00Z">
+      <w:del w:id="17" w:author="Проект новой редакции" w:date="2026-10-29T12:18:00Z">
         <w:r>
           <w:rPr>
             <w:rFonts w:ascii="Arial" w:hAnsi="Arial" w:cs="Arial"/>
@@ -897,7 +897,7 @@
         </w:rPr>
         <w:t xml:space="preserve">5. </w:t>
       </w:r>
-      <w:ins w:id="18" w:author="Проект новой редакции" w:date="2026-10-29T11:52:00Z">
+      <w:ins w:id="18" w:author="Проект новой редакции" w:date="2026-10-29T12:18:00Z">
         <w:r>
           <w:rPr>
             <w:rFonts w:ascii="Arial" w:hAnsi="Arial" w:cs="Arial"/>
@@ -908,7 +908,7 @@
           <w:t>Права……………………………………………………………………….</w:t>
         </w:r>
       </w:ins>
-      <w:del w:id="19" w:author="Проект новой редакции" w:date="2026-10-29T11:52:00Z">
+      <w:del w:id="19" w:author="Проект новой редакции" w:date="2026-10-29T12:18:00Z">
         <w:r>
           <w:rPr>
             <w:rFonts w:ascii="Arial" w:hAnsi="Arial" w:cs="Arial"/>
@@ -977,7 +977,7 @@
         </w:rPr>
         <w:t xml:space="preserve">ЧАСТЬ 2: ПРИРОДА ФОНДА ………..………………….…………………. </w:t>
       </w:r>
-      <w:ins w:id="20" w:author="Проект новой редакции" w:date="2026-10-29T11:52:00Z">
+      <w:ins w:id="20" w:author="Проект новой редакции" w:date="2026-10-29T12:18:00Z">
         <w:r>
           <w:rPr>
             <w:rFonts w:ascii="Arial" w:hAnsi="Arial" w:cs="Arial"/>
@@ -988,7 +988,7 @@
           <w:t>4</w:t>
         </w:r>
       </w:ins>
-      <w:del w:id="21" w:author="Проект новой редакции" w:date="2026-10-29T11:52:00Z">
+      <w:del w:id="21" w:author="Проект новой редакции" w:date="2026-10-29T12:18:00Z">
         <w:r>
           <w:rPr>
             <w:rFonts w:ascii="Arial" w:hAnsi="Arial" w:cs="Arial"/>
@@ -1020,7 +1020,7 @@
         </w:rPr>
         <w:t xml:space="preserve">2.1. Природа Фонда ……………..……………….………………………….. </w:t>
       </w:r>
-      <w:ins w:id="22" w:author="Проект новой редакции" w:date="2026-10-29T11:52:00Z">
+      <w:ins w:id="22" w:author="Проект новой редакции" w:date="2026-10-29T12:18:00Z">
         <w:r>
           <w:rPr>
             <w:rFonts w:ascii="Arial" w:hAnsi="Arial" w:cs="Arial"/>
@@ -1031,7 +1031,7 @@
           <w:t>4</w:t>
         </w:r>
       </w:ins>
-      <w:del w:id="23" w:author="Проект новой редакции" w:date="2026-10-29T11:52:00Z">
+      <w:del w:id="23" w:author="Проект новой редакции" w:date="2026-10-29T12:18:00Z">
         <w:r>
           <w:rPr>
             <w:rFonts w:ascii="Arial" w:hAnsi="Arial" w:cs="Arial"/>
@@ -1063,7 +1063,7 @@
         </w:rPr>
         <w:t>ЧАСТЬ 3: ИМУЩЕСТВО ФОНДА…………….………………………….…..</w:t>
       </w:r>
-      <w:ins w:id="24" w:author="Проект новой редакции" w:date="2026-10-29T11:52:00Z">
+      <w:ins w:id="24" w:author="Проект новой редакции" w:date="2026-10-29T12:18:00Z">
         <w:r>
           <w:rPr>
             <w:rFonts w:ascii="Arial" w:hAnsi="Arial" w:cs="Arial"/>
@@ -1104,7 +1104,7 @@
         </w:rPr>
         <w:t xml:space="preserve">ЧАСТЬ </w:t>
       </w:r>
-      <w:ins w:id="25" w:author="Проект новой редакции" w:date="2026-10-29T11:52:00Z">
+      <w:ins w:id="25" w:author="Проект новой редакции" w:date="2026-10-29T12:18:00Z">
         <w:r>
           <w:rPr>
             <w:rFonts w:ascii="Arial" w:hAnsi="Arial" w:cs="Arial"/>
@@ -1115,7 +1115,7 @@
           <w:t>4: ЦЕЛИ</w:t>
         </w:r>
       </w:ins>
-      <w:del w:id="26" w:author="Проект новой редакции" w:date="2026-10-29T11:52:00Z">
+      <w:del w:id="26" w:author="Проект новой редакции" w:date="2026-10-29T12:18:00Z">
         <w:r>
           <w:rPr>
             <w:rFonts w:ascii="Arial" w:hAnsi="Arial" w:cs="Arial"/>
@@ -1135,7 +1135,7 @@
         </w:rPr>
         <w:t xml:space="preserve"> ФОНДА</w:t>
       </w:r>
-      <w:ins w:id="27" w:author="Проект новой редакции" w:date="2026-10-29T11:52:00Z">
+      <w:ins w:id="27" w:author="Проект новой редакции" w:date="2026-10-29T12:18:00Z">
         <w:r>
           <w:rPr>
             <w:rFonts w:ascii="Arial" w:hAnsi="Arial" w:cs="Arial"/>
@@ -1146,7 +1146,7 @@
           <w:t>…………………………………………….……… 5</w:t>
         </w:r>
       </w:ins>
-      <w:del w:id="28" w:author="Проект новой редакции" w:date="2026-10-29T11:52:00Z">
+      <w:del w:id="28" w:author="Проект новой редакции" w:date="2026-10-29T12:18:00Z">
         <w:r>
           <w:rPr>
             <w:rFonts w:ascii="Arial" w:hAnsi="Arial" w:cs="Arial"/>
@@ -1178,7 +1178,7 @@
         </w:rPr>
         <w:t xml:space="preserve">ЧАСТЬ </w:t>
       </w:r>
-      <w:ins w:id="29" w:author="Проект новой редакции" w:date="2026-10-29T11:52:00Z">
+      <w:ins w:id="29" w:author="Проект новой редакции" w:date="2026-10-29T12:18:00Z">
         <w:r>
           <w:rPr>
             <w:rFonts w:ascii="Arial" w:hAnsi="Arial" w:cs="Arial"/>
@@ -1189,7 +1189,7 @@
           <w:t>5</w:t>
         </w:r>
       </w:ins>
-      <w:del w:id="30" w:author="Проект новой редакции" w:date="2026-10-29T11:52:00Z">
+      <w:del w:id="30" w:author="Проект новой редакции" w:date="2026-10-29T12:18:00Z">
         <w:r>
           <w:rPr>
             <w:rFonts w:ascii="Arial" w:hAnsi="Arial" w:cs="Arial"/>
@@ -1209,7 +1209,7 @@
         </w:rPr>
         <w:t xml:space="preserve">: ИСТОЧНИК ФИНАНСИРОВАНИЯ ФОНДА…….…………… </w:t>
       </w:r>
-      <w:ins w:id="31" w:author="Проект новой редакции" w:date="2026-10-29T11:52:00Z">
+      <w:ins w:id="31" w:author="Проект новой редакции" w:date="2026-10-29T12:18:00Z">
         <w:r>
           <w:rPr>
             <w:rFonts w:ascii="Arial" w:hAnsi="Arial" w:cs="Arial"/>
@@ -1220,7 +1220,7 @@
           <w:t>8</w:t>
         </w:r>
       </w:ins>
-      <w:del w:id="32" w:author="Проект новой редакции" w:date="2026-10-29T11:52:00Z">
+      <w:del w:id="32" w:author="Проект новой редакции" w:date="2026-10-29T12:18:00Z">
         <w:r>
           <w:rPr>
             <w:rFonts w:ascii="Arial" w:hAnsi="Arial" w:cs="Arial"/>
@@ -1252,7 +1252,7 @@
         </w:rPr>
         <w:t xml:space="preserve">ЧАСТЬ </w:t>
       </w:r>
-      <w:ins w:id="33" w:author="Проект новой редакции" w:date="2026-10-29T11:52:00Z">
+      <w:ins w:id="33" w:author="Проект новой редакции" w:date="2026-10-29T12:18:00Z">
         <w:r>
           <w:rPr>
             <w:rFonts w:ascii="Arial" w:hAnsi="Arial" w:cs="Arial"/>
@@ -1263,7 +1263,7 @@
           <w:t>6</w:t>
         </w:r>
       </w:ins>
-      <w:del w:id="34" w:author="Проект новой редакции" w:date="2026-10-29T11:52:00Z">
+      <w:del w:id="34" w:author="Проект новой редакции" w:date="2026-10-29T12:18:00Z">
         <w:r>
           <w:rPr>
             <w:rFonts w:ascii="Arial" w:hAnsi="Arial" w:cs="Arial"/>
@@ -1312,7 +1312,7 @@
         </w:rPr>
         <w:t xml:space="preserve">ЧАСТЬ </w:t>
       </w:r>
-      <w:ins w:id="35" w:author="Проект новой редакции" w:date="2026-10-29T11:52:00Z">
+      <w:ins w:id="35" w:author="Проект новой редакции" w:date="2026-10-29T12:18:00Z">
         <w:r>
           <w:rPr>
             <w:rFonts w:ascii="Arial" w:hAnsi="Arial" w:cs="Arial"/>
@@ -1323,7 +1323,7 @@
           <w:t>7: ЗАЯВЛЕНИЕ……………………………………….……………. 9</w:t>
         </w:r>
       </w:ins>
-      <w:del w:id="36" w:author="Проект новой редакции" w:date="2026-10-29T11:52:00Z">
+      <w:del w:id="36" w:author="Проект новой редакции" w:date="2026-10-29T12:18:00Z">
         <w:r>
           <w:rPr>
             <w:rFonts w:ascii="Arial" w:hAnsi="Arial" w:cs="Arial"/>
@@ -1359,13 +1359,13 @@
         <w:spacing w:after="0" w:line="360" w:lineRule="auto"/>
         <w:jc w:val="center"/>
         <w:rPr>
-          <w:ins w:id="37" w:author="Проект новой редакции" w:date="2026-10-29T11:52:00Z"/>
-          <w:rFonts w:ascii="Arial" w:hAnsi="Arial" w:cs="Arial"/>
-          <w:sz w:val="28"/>
-          <w:szCs w:val="28"/>
-        </w:rPr>
-      </w:pPr>
-      <w:ins w:id="38" w:author="Проект новой редакции" w:date="2026-10-29T11:52:00Z">
+          <w:ins w:id="37" w:author="Проект новой редакции" w:date="2026-10-29T12:18:00Z"/>
+          <w:rFonts w:ascii="Arial" w:hAnsi="Arial" w:cs="Arial"/>
+          <w:sz w:val="28"/>
+          <w:szCs w:val="28"/>
+        </w:rPr>
+      </w:pPr>
+      <w:ins w:id="38" w:author="Проект новой редакции" w:date="2026-10-29T12:18:00Z">
         <w:r>
           <w:rPr>
             <w:rFonts w:ascii="Arial" w:hAnsi="Arial" w:cs="Arial"/>
@@ -1642,7 +1642,7 @@
         </w:rPr>
         <w:t xml:space="preserve">1) Полное </w:t>
       </w:r>
-      <w:ins w:id="39" w:author="Проект новой редакции" w:date="2026-10-29T11:52:00Z">
+      <w:ins w:id="39" w:author="Проект новой редакции" w:date="2026-10-29T12:18:00Z">
         <w:r>
           <w:rPr>
             <w:rFonts w:ascii="Arial" w:hAnsi="Arial" w:cs="Arial"/>
@@ -1737,7 +1737,7 @@
         </w:rPr>
         <w:t>CACF</w:t>
       </w:r>
-      <w:ins w:id="40" w:author="Проект новой редакции" w:date="2026-10-29T11:52:00Z">
+      <w:ins w:id="40" w:author="Проект новой редакции" w:date="2026-10-29T12:18:00Z">
         <w:r>
           <w:rPr>
             <w:rFonts w:ascii="Arial" w:hAnsi="Arial" w:cs="Arial"/>
@@ -1775,7 +1775,7 @@
         </w:rPr>
         <w:t xml:space="preserve">2) Полное </w:t>
       </w:r>
-      <w:ins w:id="41" w:author="Проект новой редакции" w:date="2026-10-29T11:52:00Z">
+      <w:ins w:id="41" w:author="Проект новой редакции" w:date="2026-10-29T12:18:00Z">
         <w:r>
           <w:rPr>
             <w:rFonts w:ascii="Arial" w:hAnsi="Arial" w:cs="Arial"/>
@@ -1793,7 +1793,7 @@
         </w:rPr>
         <w:t>наименование Фонда на казахском языке: «Орталық Азия Климаттық Қоры», сокращение «ОАКҚ</w:t>
       </w:r>
-      <w:ins w:id="42" w:author="Проект новой редакции" w:date="2026-10-29T11:52:00Z">
+      <w:ins w:id="42" w:author="Проект новой редакции" w:date="2026-10-29T12:18:00Z">
         <w:r>
           <w:rPr>
             <w:rFonts w:ascii="Arial" w:hAnsi="Arial" w:cs="Arial"/>
@@ -1831,7 +1831,7 @@
         </w:rPr>
         <w:t xml:space="preserve">3) Полное </w:t>
       </w:r>
-      <w:ins w:id="43" w:author="Проект новой редакции" w:date="2026-10-29T11:52:00Z">
+      <w:ins w:id="43" w:author="Проект новой редакции" w:date="2026-10-29T12:18:00Z">
         <w:r>
           <w:rPr>
             <w:rFonts w:ascii="Arial" w:hAnsi="Arial" w:cs="Arial"/>
@@ -1849,7 +1849,7 @@
         </w:rPr>
         <w:t>наименование Фонда на русском языке: «Центрально-Азиатский Климатический Фонд», сокращение «ЦАКФ</w:t>
       </w:r>
-      <w:ins w:id="44" w:author="Проект новой редакции" w:date="2026-10-29T11:52:00Z">
+      <w:ins w:id="44" w:author="Проект новой редакции" w:date="2026-10-29T12:18:00Z">
         <w:r>
           <w:rPr>
             <w:rFonts w:ascii="Arial" w:hAnsi="Arial" w:cs="Arial"/>
@@ -1983,7 +1983,7 @@
         </w:rPr>
         <w:t>1</w:t>
       </w:r>
-      <w:ins w:id="45" w:author="Проект новой редакции" w:date="2026-10-29T11:52:00Z">
+      <w:ins w:id="45" w:author="Проект новой редакции" w:date="2026-10-29T12:18:00Z">
         <w:r>
           <w:rPr>
             <w:rFonts w:ascii="Arial" w:hAnsi="Arial" w:cs="Arial"/>
@@ -1993,7 +1993,7 @@
           <w:t>.</w:t>
         </w:r>
       </w:ins>
-      <w:del w:id="46" w:author="Проект новой редакции" w:date="2026-10-29T11:52:00Z">
+      <w:del w:id="46" w:author="Проект новой редакции" w:date="2026-10-29T12:18:00Z">
         <w:r>
           <w:rPr>
             <w:rFonts w:ascii="Arial" w:hAnsi="Arial" w:cs="Arial"/>
@@ -2011,7 +2011,7 @@
         </w:rPr>
         <w:t xml:space="preserve">5. </w:t>
       </w:r>
-      <w:ins w:id="47" w:author="Проект новой редакции" w:date="2026-10-29T11:52:00Z">
+      <w:ins w:id="47" w:author="Проект новой редакции" w:date="2026-10-29T12:18:00Z">
         <w:r>
           <w:rPr>
             <w:rFonts w:ascii="Arial" w:hAnsi="Arial" w:cs="Arial"/>
@@ -2021,7 +2021,7 @@
           <w:t>Права</w:t>
         </w:r>
       </w:ins>
-      <w:del w:id="48" w:author="Проект новой редакции" w:date="2026-10-29T11:52:00Z">
+      <w:del w:id="48" w:author="Проект новой редакции" w:date="2026-10-29T12:18:00Z">
         <w:r>
           <w:rPr>
             <w:rFonts w:ascii="Arial" w:hAnsi="Arial" w:cs="Arial"/>
@@ -2051,7 +2051,7 @@
         </w:rPr>
         <w:t xml:space="preserve">1) Фонд независим в определении своих целей, политики и в своей деятельности под </w:t>
       </w:r>
-      <w:ins w:id="49" w:author="Проект новой редакции" w:date="2026-10-29T11:52:00Z">
+      <w:ins w:id="49" w:author="Проект новой редакции" w:date="2026-10-29T12:18:00Z">
         <w:r>
           <w:rPr>
             <w:rFonts w:ascii="Arial" w:hAnsi="Arial" w:cs="Arial"/>
@@ -2061,7 +2061,7 @@
           <w:t>надзором</w:t>
         </w:r>
       </w:ins>
-      <w:del w:id="50" w:author="Проект новой редакции" w:date="2026-10-29T11:52:00Z">
+      <w:del w:id="50" w:author="Проект новой редакции" w:date="2026-10-29T12:18:00Z">
         <w:r>
           <w:rPr>
             <w:rFonts w:ascii="Arial" w:hAnsi="Arial" w:cs="Arial"/>
@@ -2079,7 +2079,7 @@
         </w:rPr>
         <w:t xml:space="preserve"> Попечительского совета</w:t>
       </w:r>
-      <w:ins w:id="51" w:author="Проект новой редакции" w:date="2026-10-29T11:52:00Z">
+      <w:ins w:id="51" w:author="Проект новой редакции" w:date="2026-10-29T12:18:00Z">
         <w:r>
           <w:rPr>
             <w:rFonts w:ascii="Arial" w:hAnsi="Arial" w:cs="Arial"/>
@@ -2165,7 +2165,7 @@
         </w:rPr>
         <w:t>4) Фонд не может осуществлять какую-либо коммерческую деятельность, за исключением необходимой, вспомогательной или сопутствующей его целям.</w:t>
       </w:r>
-      <w:ins w:id="52" w:author="Проект новой редакции" w:date="2026-10-29T11:52:00Z">
+      <w:ins w:id="52" w:author="Проект новой редакции" w:date="2026-10-29T12:18:00Z">
         <w:r>
           <w:rPr>
             <w:rFonts w:ascii="Arial" w:hAnsi="Arial" w:cs="Arial"/>
@@ -2406,7 +2406,7 @@
         </w:rPr>
         <w:t>3.</w:t>
       </w:r>
-      <w:ins w:id="53" w:author="Проект новой редакции" w:date="2026-10-29T11:52:00Z">
+      <w:ins w:id="53" w:author="Проект новой редакции" w:date="2026-10-29T12:18:00Z">
         <w:r>
           <w:rPr>
             <w:rFonts w:ascii="Arial" w:hAnsi="Arial" w:cs="Arial"/>
@@ -2416,7 +2416,7 @@
           <w:t>2</w:t>
         </w:r>
       </w:ins>
-      <w:del w:id="54" w:author="Проект новой редакции" w:date="2026-10-29T11:52:00Z">
+      <w:del w:id="54" w:author="Проект новой редакции" w:date="2026-10-29T12:18:00Z">
         <w:r>
           <w:rPr>
             <w:rFonts w:ascii="Arial" w:hAnsi="Arial" w:cs="Arial"/>
@@ -2475,7 +2475,7 @@
         </w:rPr>
         <w:t xml:space="preserve">ЧАСТЬ </w:t>
       </w:r>
-      <w:ins w:id="55" w:author="Проект новой редакции" w:date="2026-10-29T11:52:00Z">
+      <w:ins w:id="55" w:author="Проект новой редакции" w:date="2026-10-29T12:18:00Z">
         <w:r>
           <w:rPr>
             <w:rFonts w:ascii="Arial" w:hAnsi="Arial" w:cs="Arial"/>
@@ -2486,7 +2486,7 @@
           <w:t>4</w:t>
         </w:r>
       </w:ins>
-      <w:del w:id="56" w:author="Проект новой редакции" w:date="2026-10-29T11:52:00Z">
+      <w:del w:id="56" w:author="Проект новой редакции" w:date="2026-10-29T12:18:00Z">
         <w:r>
           <w:rPr>
             <w:rFonts w:ascii="Arial" w:hAnsi="Arial" w:cs="Arial"/>
@@ -2518,7 +2518,7 @@
           <w:szCs w:val="28"/>
         </w:rPr>
       </w:pPr>
-      <w:ins w:id="57" w:author="Проект новой редакции" w:date="2026-10-29T11:52:00Z">
+      <w:ins w:id="57" w:author="Проект новой редакции" w:date="2026-10-29T12:18:00Z">
         <w:r>
           <w:rPr>
             <w:rFonts w:ascii="Arial" w:hAnsi="Arial" w:cs="Arial"/>
@@ -2528,7 +2528,7 @@
           <w:t>4</w:t>
         </w:r>
       </w:ins>
-      <w:del w:id="58" w:author="Проект новой редакции" w:date="2026-10-29T11:52:00Z">
+      <w:del w:id="58" w:author="Проект новой редакции" w:date="2026-10-29T12:18:00Z">
         <w:r>
           <w:rPr>
             <w:rFonts w:ascii="Arial" w:hAnsi="Arial" w:cs="Arial"/>
@@ -2750,7 +2750,7 @@
         </w:rPr>
         <w:t>изменением климата и деградацией окружающей среды, и поощрять обмен знаниями для решения этих проблем в регионе</w:t>
       </w:r>
-      <w:ins w:id="59" w:author="Проект новой редакции" w:date="2026-10-29T11:52:00Z">
+      <w:ins w:id="59" w:author="Проект новой редакции" w:date="2026-10-29T12:18:00Z">
         <w:r>
           <w:rPr>
             <w:rFonts w:ascii="Arial" w:hAnsi="Arial" w:cs="Arial"/>
@@ -2760,7 +2760,7 @@
           <w:t>;</w:t>
         </w:r>
       </w:ins>
-      <w:del w:id="60" w:author="Проект новой редакции" w:date="2026-10-29T11:52:00Z">
+      <w:del w:id="60" w:author="Проект новой редакции" w:date="2026-10-29T12:18:00Z">
         <w:r>
           <w:rPr>
             <w:rFonts w:ascii="Arial" w:hAnsi="Arial" w:cs="Arial"/>
@@ -2777,13 +2777,13 @@
         <w:ind w:firstLine="708"/>
         <w:jc w:val="both"/>
         <w:rPr>
-          <w:ins w:id="61" w:author="Проект новой редакции" w:date="2026-10-29T11:52:00Z"/>
-          <w:rFonts w:ascii="Arial" w:hAnsi="Arial" w:cs="Arial"/>
-          <w:sz w:val="28"/>
-          <w:szCs w:val="28"/>
-        </w:rPr>
-      </w:pPr>
-      <w:ins w:id="62" w:author="Проект новой редакции" w:date="2026-10-29T11:52:00Z">
+          <w:ins w:id="61" w:author="Проект новой редакции" w:date="2026-10-29T12:18:00Z"/>
+          <w:rFonts w:ascii="Arial" w:hAnsi="Arial" w:cs="Arial"/>
+          <w:sz w:val="28"/>
+          <w:szCs w:val="28"/>
+        </w:rPr>
+      </w:pPr>
+      <w:ins w:id="62" w:author="Проект новой редакции" w:date="2026-10-29T12:18:00Z">
         <w:r>
           <w:rPr>
             <w:rFonts w:ascii="Arial" w:hAnsi="Arial" w:cs="Arial"/>
@@ -2800,13 +2800,13 @@
         <w:ind w:firstLine="708"/>
         <w:jc w:val="both"/>
         <w:rPr>
-          <w:ins w:id="63" w:author="Проект новой редакции" w:date="2026-10-29T11:52:00Z"/>
-          <w:rFonts w:ascii="Arial" w:hAnsi="Arial" w:cs="Arial"/>
-          <w:sz w:val="28"/>
-          <w:szCs w:val="28"/>
-        </w:rPr>
-      </w:pPr>
-      <w:ins w:id="64" w:author="Проект новой редакции" w:date="2026-10-29T11:52:00Z">
+          <w:ins w:id="63" w:author="Проект новой редакции" w:date="2026-10-29T12:18:00Z"/>
+          <w:rFonts w:ascii="Arial" w:hAnsi="Arial" w:cs="Arial"/>
+          <w:sz w:val="28"/>
+          <w:szCs w:val="28"/>
+        </w:rPr>
+      </w:pPr>
+      <w:ins w:id="64" w:author="Проект новой редакции" w:date="2026-10-29T12:18:00Z">
         <w:r>
           <w:rPr>
             <w:rFonts w:ascii="Arial" w:hAnsi="Arial" w:cs="Arial"/>
@@ -2823,13 +2823,13 @@
         <w:ind w:firstLine="708"/>
         <w:jc w:val="both"/>
         <w:rPr>
-          <w:ins w:id="65" w:author="Проект новой редакции" w:date="2026-10-29T11:52:00Z"/>
-          <w:rFonts w:ascii="Arial" w:hAnsi="Arial" w:cs="Arial"/>
-          <w:sz w:val="28"/>
-          <w:szCs w:val="28"/>
-        </w:rPr>
-      </w:pPr>
-      <w:ins w:id="66" w:author="Проект новой редакции" w:date="2026-10-29T11:52:00Z">
+          <w:ins w:id="65" w:author="Проект новой редакции" w:date="2026-10-29T12:18:00Z"/>
+          <w:rFonts w:ascii="Arial" w:hAnsi="Arial" w:cs="Arial"/>
+          <w:sz w:val="28"/>
+          <w:szCs w:val="28"/>
+        </w:rPr>
+      </w:pPr>
+      <w:ins w:id="66" w:author="Проект новой редакции" w:date="2026-10-29T12:18:00Z">
         <w:r>
           <w:rPr>
             <w:rFonts w:ascii="Arial" w:hAnsi="Arial" w:cs="Arial"/>
@@ -2846,13 +2846,13 @@
         <w:ind w:firstLine="708"/>
         <w:jc w:val="both"/>
         <w:rPr>
-          <w:ins w:id="67" w:author="Проект новой редакции" w:date="2026-10-29T11:52:00Z"/>
-          <w:rFonts w:ascii="Arial" w:hAnsi="Arial" w:cs="Arial"/>
-          <w:sz w:val="28"/>
-          <w:szCs w:val="28"/>
-        </w:rPr>
-      </w:pPr>
-      <w:ins w:id="68" w:author="Проект новой редакции" w:date="2026-10-29T11:52:00Z">
+          <w:ins w:id="67" w:author="Проект новой редакции" w:date="2026-10-29T12:18:00Z"/>
+          <w:rFonts w:ascii="Arial" w:hAnsi="Arial" w:cs="Arial"/>
+          <w:sz w:val="28"/>
+          <w:szCs w:val="28"/>
+        </w:rPr>
+      </w:pPr>
+      <w:ins w:id="68" w:author="Проект новой редакции" w:date="2026-10-29T12:18:00Z">
         <w:r>
           <w:rPr>
             <w:rFonts w:ascii="Arial" w:hAnsi="Arial" w:cs="Arial"/>
@@ -2869,13 +2869,13 @@
         <w:ind w:firstLine="708"/>
         <w:jc w:val="both"/>
         <w:rPr>
-          <w:ins w:id="69" w:author="Проект новой редакции" w:date="2026-10-29T11:52:00Z"/>
-          <w:rFonts w:ascii="Arial" w:hAnsi="Arial" w:cs="Arial"/>
-          <w:sz w:val="28"/>
-          <w:szCs w:val="28"/>
-        </w:rPr>
-      </w:pPr>
-      <w:ins w:id="70" w:author="Проект новой редакции" w:date="2026-10-29T11:52:00Z">
+          <w:ins w:id="69" w:author="Проект новой редакции" w:date="2026-10-29T12:18:00Z"/>
+          <w:rFonts w:ascii="Arial" w:hAnsi="Arial" w:cs="Arial"/>
+          <w:sz w:val="28"/>
+          <w:szCs w:val="28"/>
+        </w:rPr>
+      </w:pPr>
+      <w:ins w:id="70" w:author="Проект новой редакции" w:date="2026-10-29T12:18:00Z">
         <w:r>
           <w:rPr>
             <w:rFonts w:ascii="Arial" w:hAnsi="Arial" w:cs="Arial"/>
@@ -2908,13 +2908,13 @@
         <w:ind w:firstLine="708"/>
         <w:jc w:val="both"/>
         <w:rPr>
-          <w:ins w:id="71" w:author="Проект новой редакции" w:date="2026-10-29T11:52:00Z"/>
-          <w:rFonts w:ascii="Arial" w:hAnsi="Arial" w:cs="Arial"/>
-          <w:sz w:val="28"/>
-          <w:szCs w:val="28"/>
-        </w:rPr>
-      </w:pPr>
-      <w:ins w:id="72" w:author="Проект новой редакции" w:date="2026-10-29T11:52:00Z">
+          <w:ins w:id="71" w:author="Проект новой редакции" w:date="2026-10-29T12:18:00Z"/>
+          <w:rFonts w:ascii="Arial" w:hAnsi="Arial" w:cs="Arial"/>
+          <w:sz w:val="28"/>
+          <w:szCs w:val="28"/>
+        </w:rPr>
+      </w:pPr>
+      <w:ins w:id="72" w:author="Проект новой редакции" w:date="2026-10-29T12:18:00Z">
         <w:r>
           <w:rPr>
             <w:rFonts w:ascii="Arial" w:hAnsi="Arial" w:cs="Arial"/>
@@ -2931,13 +2931,13 @@
         <w:ind w:firstLine="708"/>
         <w:jc w:val="both"/>
         <w:rPr>
-          <w:ins w:id="73" w:author="Проект новой редакции" w:date="2026-10-29T11:52:00Z"/>
-          <w:rFonts w:ascii="Arial" w:hAnsi="Arial" w:cs="Arial"/>
-          <w:sz w:val="28"/>
-          <w:szCs w:val="28"/>
-        </w:rPr>
-      </w:pPr>
-      <w:ins w:id="74" w:author="Проект новой редакции" w:date="2026-10-29T11:52:00Z">
+          <w:ins w:id="73" w:author="Проект новой редакции" w:date="2026-10-29T12:18:00Z"/>
+          <w:rFonts w:ascii="Arial" w:hAnsi="Arial" w:cs="Arial"/>
+          <w:sz w:val="28"/>
+          <w:szCs w:val="28"/>
+        </w:rPr>
+      </w:pPr>
+      <w:ins w:id="74" w:author="Проект новой редакции" w:date="2026-10-29T12:18:00Z">
         <w:r>
           <w:rPr>
             <w:rFonts w:ascii="Arial" w:hAnsi="Arial" w:cs="Arial"/>
@@ -2954,13 +2954,13 @@
         <w:ind w:firstLine="708"/>
         <w:jc w:val="both"/>
         <w:rPr>
-          <w:ins w:id="75" w:author="Проект новой редакции" w:date="2026-10-29T11:52:00Z"/>
-          <w:rFonts w:ascii="Arial" w:hAnsi="Arial" w:cs="Arial"/>
-          <w:sz w:val="28"/>
-          <w:szCs w:val="28"/>
-        </w:rPr>
-      </w:pPr>
-      <w:ins w:id="76" w:author="Проект новой редакции" w:date="2026-10-29T11:52:00Z">
+          <w:ins w:id="75" w:author="Проект новой редакции" w:date="2026-10-29T12:18:00Z"/>
+          <w:rFonts w:ascii="Arial" w:hAnsi="Arial" w:cs="Arial"/>
+          <w:sz w:val="28"/>
+          <w:szCs w:val="28"/>
+        </w:rPr>
+      </w:pPr>
+      <w:ins w:id="76" w:author="Проект новой редакции" w:date="2026-10-29T12:18:00Z">
         <w:r>
           <w:rPr>
             <w:rFonts w:ascii="Arial" w:hAnsi="Arial" w:cs="Arial"/>
@@ -2977,13 +2977,13 @@
         <w:ind w:firstLine="708"/>
         <w:jc w:val="both"/>
         <w:rPr>
-          <w:ins w:id="77" w:author="Проект новой редакции" w:date="2026-10-29T11:52:00Z"/>
-          <w:rFonts w:ascii="Arial" w:hAnsi="Arial" w:cs="Arial"/>
-          <w:sz w:val="28"/>
-          <w:szCs w:val="28"/>
-        </w:rPr>
-      </w:pPr>
-      <w:ins w:id="78" w:author="Проект новой редакции" w:date="2026-10-29T11:52:00Z">
+          <w:ins w:id="77" w:author="Проект новой редакции" w:date="2026-10-29T12:18:00Z"/>
+          <w:rFonts w:ascii="Arial" w:hAnsi="Arial" w:cs="Arial"/>
+          <w:sz w:val="28"/>
+          <w:szCs w:val="28"/>
+        </w:rPr>
+      </w:pPr>
+      <w:ins w:id="78" w:author="Проект новой редакции" w:date="2026-10-29T12:18:00Z">
         <w:r>
           <w:rPr>
             <w:rFonts w:ascii="Arial" w:hAnsi="Arial" w:cs="Arial"/>
@@ -3000,13 +3000,13 @@
         <w:ind w:firstLine="708"/>
         <w:jc w:val="both"/>
         <w:rPr>
-          <w:ins w:id="79" w:author="Проект новой редакции" w:date="2026-10-29T11:52:00Z"/>
-          <w:rFonts w:ascii="Arial" w:hAnsi="Arial" w:cs="Arial"/>
-          <w:sz w:val="28"/>
-          <w:szCs w:val="28"/>
-        </w:rPr>
-      </w:pPr>
-      <w:ins w:id="80" w:author="Проект новой редакции" w:date="2026-10-29T11:52:00Z">
+          <w:ins w:id="79" w:author="Проект новой редакции" w:date="2026-10-29T12:18:00Z"/>
+          <w:rFonts w:ascii="Arial" w:hAnsi="Arial" w:cs="Arial"/>
+          <w:sz w:val="28"/>
+          <w:szCs w:val="28"/>
+        </w:rPr>
+      </w:pPr>
+      <w:ins w:id="80" w:author="Проект новой редакции" w:date="2026-10-29T12:18:00Z">
         <w:r>
           <w:rPr>
             <w:rFonts w:ascii="Arial" w:hAnsi="Arial" w:cs="Arial"/>
@@ -3023,13 +3023,13 @@
         <w:ind w:firstLine="708"/>
         <w:jc w:val="both"/>
         <w:rPr>
-          <w:ins w:id="81" w:author="Проект новой редакции" w:date="2026-10-29T11:52:00Z"/>
-          <w:rFonts w:ascii="Arial" w:hAnsi="Arial" w:cs="Arial"/>
-          <w:sz w:val="28"/>
-          <w:szCs w:val="28"/>
-        </w:rPr>
-      </w:pPr>
-      <w:ins w:id="82" w:author="Проект новой редакции" w:date="2026-10-29T11:52:00Z">
+          <w:ins w:id="81" w:author="Проект новой редакции" w:date="2026-10-29T12:18:00Z"/>
+          <w:rFonts w:ascii="Arial" w:hAnsi="Arial" w:cs="Arial"/>
+          <w:sz w:val="28"/>
+          <w:szCs w:val="28"/>
+        </w:rPr>
+      </w:pPr>
+      <w:ins w:id="82" w:author="Проект новой редакции" w:date="2026-10-29T12:18:00Z">
         <w:r>
           <w:rPr>
             <w:rFonts w:ascii="Arial" w:hAnsi="Arial" w:cs="Arial"/>
@@ -3046,13 +3046,13 @@
         <w:ind w:firstLine="708"/>
         <w:jc w:val="both"/>
         <w:rPr>
-          <w:ins w:id="83" w:author="Проект новой редакции" w:date="2026-10-29T11:52:00Z"/>
-          <w:rFonts w:ascii="Arial" w:hAnsi="Arial" w:cs="Arial"/>
-          <w:sz w:val="28"/>
-          <w:szCs w:val="28"/>
-        </w:rPr>
-      </w:pPr>
-      <w:ins w:id="84" w:author="Проект новой редакции" w:date="2026-10-29T11:52:00Z">
+          <w:ins w:id="83" w:author="Проект новой редакции" w:date="2026-10-29T12:18:00Z"/>
+          <w:rFonts w:ascii="Arial" w:hAnsi="Arial" w:cs="Arial"/>
+          <w:sz w:val="28"/>
+          <w:szCs w:val="28"/>
+        </w:rPr>
+      </w:pPr>
+      <w:ins w:id="84" w:author="Проект новой редакции" w:date="2026-10-29T12:18:00Z">
         <w:r>
           <w:rPr>
             <w:rFonts w:ascii="Arial" w:hAnsi="Arial" w:cs="Arial"/>
@@ -3069,13 +3069,13 @@
         <w:ind w:firstLine="708"/>
         <w:jc w:val="both"/>
         <w:rPr>
-          <w:ins w:id="85" w:author="Проект новой редакции" w:date="2026-10-29T11:52:00Z"/>
-          <w:rFonts w:ascii="Arial" w:hAnsi="Arial" w:cs="Arial"/>
-          <w:sz w:val="28"/>
-          <w:szCs w:val="28"/>
-        </w:rPr>
-      </w:pPr>
-      <w:ins w:id="86" w:author="Проект новой редакции" w:date="2026-10-29T11:52:00Z">
+          <w:ins w:id="85" w:author="Проект новой редакции" w:date="2026-10-29T12:18:00Z"/>
+          <w:rFonts w:ascii="Arial" w:hAnsi="Arial" w:cs="Arial"/>
+          <w:sz w:val="28"/>
+          <w:szCs w:val="28"/>
+        </w:rPr>
+      </w:pPr>
+      <w:ins w:id="86" w:author="Проект новой редакции" w:date="2026-10-29T12:18:00Z">
         <w:r>
           <w:rPr>
             <w:rFonts w:ascii="Arial" w:hAnsi="Arial" w:cs="Arial"/>
@@ -3092,13 +3092,13 @@
         <w:ind w:firstLine="708"/>
         <w:jc w:val="both"/>
         <w:rPr>
-          <w:ins w:id="87" w:author="Проект новой редакции" w:date="2026-10-29T11:52:00Z"/>
-          <w:rFonts w:ascii="Arial" w:hAnsi="Arial" w:cs="Arial"/>
-          <w:sz w:val="28"/>
-          <w:szCs w:val="28"/>
-        </w:rPr>
-      </w:pPr>
-      <w:ins w:id="88" w:author="Проект новой редакции" w:date="2026-10-29T11:52:00Z">
+          <w:ins w:id="87" w:author="Проект новой редакции" w:date="2026-10-29T12:18:00Z"/>
+          <w:rFonts w:ascii="Arial" w:hAnsi="Arial" w:cs="Arial"/>
+          <w:sz w:val="28"/>
+          <w:szCs w:val="28"/>
+        </w:rPr>
+      </w:pPr>
+      <w:ins w:id="88" w:author="Проект новой редакции" w:date="2026-10-29T12:18:00Z">
         <w:r>
           <w:rPr>
             <w:rFonts w:ascii="Arial" w:hAnsi="Arial" w:cs="Arial"/>
@@ -3141,7 +3141,7 @@
         </w:rPr>
         <w:t xml:space="preserve">ЧАСТЬ </w:t>
       </w:r>
-      <w:ins w:id="89" w:author="Проект новой редакции" w:date="2026-10-29T11:52:00Z">
+      <w:ins w:id="89" w:author="Проект новой редакции" w:date="2026-10-29T12:18:00Z">
         <w:r>
           <w:rPr>
             <w:rFonts w:ascii="Arial" w:hAnsi="Arial" w:cs="Arial"/>
@@ -3152,7 +3152,7 @@
           <w:t>5</w:t>
         </w:r>
       </w:ins>
-      <w:del w:id="90" w:author="Проект новой редакции" w:date="2026-10-29T11:52:00Z">
+      <w:del w:id="90" w:author="Проект новой редакции" w:date="2026-10-29T12:18:00Z">
         <w:r>
           <w:rPr>
             <w:rFonts w:ascii="Arial" w:hAnsi="Arial" w:cs="Arial"/>
@@ -3184,7 +3184,7 @@
           <w:szCs w:val="28"/>
         </w:rPr>
       </w:pPr>
-      <w:ins w:id="91" w:author="Проект новой редакции" w:date="2026-10-29T11:52:00Z">
+      <w:ins w:id="91" w:author="Проект новой редакции" w:date="2026-10-29T12:18:00Z">
         <w:r>
           <w:rPr>
             <w:rFonts w:ascii="Arial" w:hAnsi="Arial" w:cs="Arial"/>
@@ -3194,7 +3194,7 @@
           <w:t>5</w:t>
         </w:r>
       </w:ins>
-      <w:del w:id="92" w:author="Проект новой редакции" w:date="2026-10-29T11:52:00Z">
+      <w:del w:id="92" w:author="Проект новой редакции" w:date="2026-10-29T12:18:00Z">
         <w:r>
           <w:rPr>
             <w:rFonts w:ascii="Arial" w:hAnsi="Arial" w:cs="Arial"/>
@@ -3232,7 +3232,7 @@
           <w:szCs w:val="28"/>
         </w:rPr>
       </w:pPr>
-      <w:ins w:id="93" w:author="Проект новой редакции" w:date="2026-10-29T11:52:00Z">
+      <w:ins w:id="93" w:author="Проект новой редакции" w:date="2026-10-29T12:18:00Z">
         <w:r>
           <w:rPr>
             <w:rFonts w:ascii="Arial" w:hAnsi="Arial" w:cs="Arial"/>
@@ -3242,7 +3242,7 @@
           <w:t>5</w:t>
         </w:r>
       </w:ins>
-      <w:del w:id="94" w:author="Проект новой редакции" w:date="2026-10-29T11:52:00Z">
+      <w:del w:id="94" w:author="Проект новой редакции" w:date="2026-10-29T12:18:00Z">
         <w:r>
           <w:rPr>
             <w:rFonts w:ascii="Arial" w:hAnsi="Arial" w:cs="Arial"/>
@@ -3293,7 +3293,7 @@
         </w:rPr>
         <w:t xml:space="preserve">ЧАСТЬ </w:t>
       </w:r>
-      <w:ins w:id="95" w:author="Проект новой редакции" w:date="2026-10-29T11:52:00Z">
+      <w:ins w:id="95" w:author="Проект новой редакции" w:date="2026-10-29T12:18:00Z">
         <w:r>
           <w:rPr>
             <w:rFonts w:ascii="Arial" w:hAnsi="Arial" w:cs="Arial"/>
@@ -3304,7 +3304,7 @@
           <w:t>6</w:t>
         </w:r>
       </w:ins>
-      <w:del w:id="96" w:author="Проект новой редакции" w:date="2026-10-29T11:52:00Z">
+      <w:del w:id="96" w:author="Проект новой редакции" w:date="2026-10-29T12:18:00Z">
         <w:r>
           <w:rPr>
             <w:rFonts w:ascii="Arial" w:hAnsi="Arial" w:cs="Arial"/>
@@ -3336,7 +3336,7 @@
           <w:szCs w:val="28"/>
         </w:rPr>
       </w:pPr>
-      <w:ins w:id="97" w:author="Проект новой редакции" w:date="2026-10-29T11:52:00Z">
+      <w:ins w:id="97" w:author="Проект новой редакции" w:date="2026-10-29T12:18:00Z">
         <w:r>
           <w:rPr>
             <w:rFonts w:ascii="Arial" w:hAnsi="Arial" w:cs="Arial"/>
@@ -3346,7 +3346,7 @@
           <w:t>6</w:t>
         </w:r>
       </w:ins>
-      <w:del w:id="98" w:author="Проект новой редакции" w:date="2026-10-29T11:52:00Z">
+      <w:del w:id="98" w:author="Проект новой редакции" w:date="2026-10-29T12:18:00Z">
         <w:r>
           <w:rPr>
             <w:rFonts w:ascii="Arial" w:hAnsi="Arial" w:cs="Arial"/>
@@ -3392,7 +3392,7 @@
         </w:rPr>
         <w:t xml:space="preserve">1) Учредителем (где проживает или </w:t>
       </w:r>
-      <w:ins w:id="99" w:author="Проект новой редакции" w:date="2026-10-29T11:52:00Z">
+      <w:ins w:id="99" w:author="Проект новой редакции" w:date="2026-10-29T12:18:00Z">
         <w:r>
           <w:rPr>
             <w:rFonts w:ascii="Arial" w:hAnsi="Arial" w:cs="Arial"/>
@@ -3402,7 +3402,7 @@
           <w:t>находится</w:t>
         </w:r>
       </w:ins>
-      <w:del w:id="100" w:author="Проект новой редакции" w:date="2026-10-29T11:52:00Z">
+      <w:del w:id="100" w:author="Проект новой редакции" w:date="2026-10-29T12:18:00Z">
         <w:r>
           <w:rPr>
             <w:rFonts w:ascii="Arial" w:hAnsi="Arial" w:cs="Arial"/>
@@ -3440,7 +3440,7 @@
         </w:rPr>
         <w:t xml:space="preserve">2) в любое время, когда Учредитель </w:t>
       </w:r>
-      <w:ins w:id="101" w:author="Проект новой редакции" w:date="2026-10-29T11:52:00Z">
+      <w:ins w:id="101" w:author="Проект новой редакции" w:date="2026-10-29T12:18:00Z">
         <w:r>
           <w:rPr>
             <w:rFonts w:ascii="Arial" w:hAnsi="Arial" w:cs="Arial"/>
@@ -3450,7 +3450,7 @@
           <w:t>утратился,</w:t>
         </w:r>
       </w:ins>
-      <w:del w:id="102" w:author="Проект новой редакции" w:date="2026-10-29T11:52:00Z">
+      <w:del w:id="102" w:author="Проект новой редакции" w:date="2026-10-29T12:18:00Z">
         <w:r>
           <w:rPr>
             <w:rFonts w:ascii="Arial" w:hAnsi="Arial" w:cs="Arial"/>
@@ -3528,7 +3528,7 @@
         </w:rPr>
         <w:t xml:space="preserve">ЧАСТЬ </w:t>
       </w:r>
-      <w:ins w:id="103" w:author="Проект новой редакции" w:date="2026-10-29T11:52:00Z">
+      <w:ins w:id="103" w:author="Проект новой редакции" w:date="2026-10-29T12:18:00Z">
         <w:r>
           <w:rPr>
             <w:rFonts w:ascii="Arial" w:hAnsi="Arial" w:cs="Arial"/>
@@ -3539,7 +3539,7 @@
           <w:t>7: ЗАЯВЛЕНИЕ</w:t>
         </w:r>
       </w:ins>
-      <w:del w:id="104" w:author="Проект новой редакции" w:date="2026-10-29T11:52:00Z">
+      <w:del w:id="104" w:author="Проект новой редакции" w:date="2026-10-29T12:18:00Z">
         <w:r>
           <w:rPr>
             <w:rFonts w:ascii="Arial" w:hAnsi="Arial" w:cs="Arial"/>
@@ -3562,7 +3562,7 @@
           <w:szCs w:val="28"/>
         </w:rPr>
       </w:pPr>
-      <w:ins w:id="105" w:author="Проект новой редакции" w:date="2026-10-29T11:52:00Z">
+      <w:ins w:id="105" w:author="Проект новой редакции" w:date="2026-10-29T12:18:00Z">
         <w:r>
           <w:rPr>
             <w:rFonts w:ascii="Arial" w:hAnsi="Arial" w:cs="Arial"/>
@@ -3572,7 +3572,7 @@
           <w:t>7</w:t>
         </w:r>
       </w:ins>
-      <w:del w:id="106" w:author="Проект новой редакции" w:date="2026-10-29T11:52:00Z">
+      <w:del w:id="106" w:author="Проект новой редакции" w:date="2026-10-29T12:18:00Z">
         <w:r>
           <w:rPr>
             <w:rFonts w:ascii="Arial" w:hAnsi="Arial" w:cs="Arial"/>
@@ -3598,7 +3598,7 @@
         </w:rPr>
         <w:t xml:space="preserve">сит Управляющий </w:t>
       </w:r>
-      <w:ins w:id="107" w:author="Проект новой редакции" w:date="2026-10-29T11:52:00Z">
+      <w:ins w:id="107" w:author="Проект новой редакции" w:date="2026-10-29T12:18:00Z">
         <w:r>
           <w:rPr>
             <w:rFonts w:ascii="Arial" w:hAnsi="Arial" w:cs="Arial"/>
@@ -3608,7 +3608,7 @@
           <w:t>совет</w:t>
         </w:r>
       </w:ins>
-      <w:del w:id="108" w:author="Проект новой редакции" w:date="2026-10-29T11:52:00Z">
+      <w:del w:id="108" w:author="Проект новой редакции" w:date="2026-10-29T12:18:00Z">
         <w:r>
           <w:rPr>
             <w:rFonts w:ascii="Arial" w:hAnsi="Arial" w:cs="Arial"/>
@@ -3626,7 +3626,7 @@
         </w:rPr>
         <w:t xml:space="preserve"> соблюдать условия настоящего Устава</w:t>
       </w:r>
-      <w:ins w:id="109" w:author="Проект новой редакции" w:date="2026-10-29T11:52:00Z">
+      <w:ins w:id="109" w:author="Проект новой редакции" w:date="2026-10-29T12:18:00Z">
         <w:r>
           <w:rPr>
             <w:rFonts w:ascii="Arial" w:hAnsi="Arial" w:cs="Arial"/>
@@ -3636,7 +3636,7 @@
           <w:t xml:space="preserve"> (Приложение 1);</w:t>
         </w:r>
       </w:ins>
-      <w:del w:id="110" w:author="Проект новой редакции" w:date="2026-10-29T11:52:00Z">
+      <w:del w:id="110" w:author="Проект новой редакции" w:date="2026-10-29T12:18:00Z">
         <w:r>
           <w:rPr>
             <w:rFonts w:ascii="Arial" w:hAnsi="Arial" w:cs="Arial"/>
@@ -3653,13 +3653,13 @@
         <w:ind w:firstLine="709"/>
         <w:jc w:val="both"/>
         <w:rPr>
-          <w:ins w:id="111" w:author="Проект новой редакции" w:date="2026-10-29T11:52:00Z"/>
-          <w:rFonts w:ascii="Arial" w:hAnsi="Arial" w:cs="Arial"/>
-          <w:sz w:val="28"/>
-          <w:szCs w:val="28"/>
-        </w:rPr>
-      </w:pPr>
-      <w:ins w:id="112" w:author="Проект новой редакции" w:date="2026-10-29T11:52:00Z">
+          <w:ins w:id="111" w:author="Проект новой редакции" w:date="2026-10-29T12:18:00Z"/>
+          <w:rFonts w:ascii="Arial" w:hAnsi="Arial" w:cs="Arial"/>
+          <w:sz w:val="28"/>
+          <w:szCs w:val="28"/>
+        </w:rPr>
+      </w:pPr>
+      <w:ins w:id="112" w:author="Проект новой редакции" w:date="2026-10-29T12:18:00Z">
         <w:r>
           <w:rPr>
             <w:rFonts w:ascii="Arial" w:hAnsi="Arial" w:cs="Arial"/>
@@ -3669,7 +3669,7 @@
           <w:t>7</w:t>
         </w:r>
       </w:ins>
-      <w:del w:id="113" w:author="Проект новой редакции" w:date="2026-10-29T11:52:00Z">
+      <w:del w:id="113" w:author="Проект новой редакции" w:date="2026-10-29T12:18:00Z">
         <w:r>
           <w:rPr>
             <w:rFonts w:ascii="Arial" w:hAnsi="Arial" w:cs="Arial"/>
@@ -3687,7 +3687,7 @@
         </w:rPr>
         <w:t xml:space="preserve">.2. </w:t>
       </w:r>
-      <w:ins w:id="114" w:author="Проект новой редакции" w:date="2026-10-29T11:52:00Z">
+      <w:ins w:id="114" w:author="Проект новой редакции" w:date="2026-10-29T12:18:00Z">
         <w:r>
           <w:rPr>
             <w:rFonts w:ascii="Arial" w:hAnsi="Arial" w:cs="Arial"/>
@@ -3697,7 +3697,7 @@
           <w:t>Члены Управляющего совета</w:t>
         </w:r>
       </w:ins>
-      <w:del w:id="115" w:author="Проект новой редакции" w:date="2026-10-29T11:52:00Z">
+      <w:del w:id="115" w:author="Проект новой редакции" w:date="2026-10-29T12:18:00Z">
         <w:r>
           <w:rPr>
             <w:rFonts w:ascii="Arial" w:hAnsi="Arial" w:cs="Arial"/>
@@ -3715,7 +3715,7 @@
         </w:rPr>
         <w:t xml:space="preserve"> (минимум 2</w:t>
       </w:r>
-      <w:ins w:id="116" w:author="Проект новой редакции" w:date="2026-10-29T11:52:00Z">
+      <w:ins w:id="116" w:author="Проект новой редакции" w:date="2026-10-29T12:18:00Z">
         <w:r>
           <w:rPr>
             <w:rFonts w:ascii="Arial" w:hAnsi="Arial" w:cs="Arial"/>
@@ -3725,7 +3725,7 @@
           <w:t>), подписывая настоящий Устав, заявляют</w:t>
         </w:r>
       </w:ins>
-      <w:del w:id="117" w:author="Проект новой редакции" w:date="2026-10-29T11:52:00Z">
+      <w:del w:id="117" w:author="Проект новой редакции" w:date="2026-10-29T12:18:00Z">
         <w:r>
           <w:rPr>
             <w:rFonts w:ascii="Arial" w:hAnsi="Arial" w:cs="Arial"/>
@@ -3743,7 +3743,7 @@
         </w:rPr>
         <w:t xml:space="preserve">, что </w:t>
       </w:r>
-      <w:ins w:id="118" w:author="Проект новой редакции" w:date="2026-10-29T11:52:00Z">
+      <w:ins w:id="118" w:author="Проект новой редакции" w:date="2026-10-29T12:18:00Z">
         <w:r>
           <w:rPr>
             <w:rFonts w:ascii="Arial" w:hAnsi="Arial" w:cs="Arial"/>
@@ -3753,7 +3753,7 @@
           <w:t>соблюдают</w:t>
         </w:r>
       </w:ins>
-      <w:del w:id="119" w:author="Проект новой редакции" w:date="2026-10-29T11:52:00Z">
+      <w:del w:id="119" w:author="Проект новой редакции" w:date="2026-10-29T12:18:00Z">
         <w:r>
           <w:rPr>
             <w:rFonts w:ascii="Arial" w:hAnsi="Arial" w:cs="Arial"/>
@@ -3771,7 +3771,7 @@
         </w:rPr>
         <w:t xml:space="preserve"> условия настоящего Устава</w:t>
       </w:r>
-      <w:ins w:id="120" w:author="Проект новой редакции" w:date="2026-10-29T11:52:00Z">
+      <w:ins w:id="120" w:author="Проект новой редакции" w:date="2026-10-29T12:18:00Z">
         <w:r>
           <w:rPr>
             <w:rFonts w:ascii="Arial" w:hAnsi="Arial" w:cs="Arial"/>
@@ -3789,14 +3789,14 @@
         <w:ind w:firstLine="709"/>
         <w:jc w:val="right"/>
         <w:rPr>
-          <w:ins w:id="121" w:author="Проект новой редакции" w:date="2026-10-29T11:52:00Z"/>
-          <w:rFonts w:ascii="Arial" w:hAnsi="Arial" w:cs="Arial"/>
-          <w:b/>
-          <w:sz w:val="28"/>
-          <w:szCs w:val="28"/>
-        </w:rPr>
-      </w:pPr>
-      <w:ins w:id="122" w:author="Проект новой редакции" w:date="2026-10-29T11:52:00Z">
+          <w:ins w:id="121" w:author="Проект новой редакции" w:date="2026-10-29T12:18:00Z"/>
+          <w:rFonts w:ascii="Arial" w:hAnsi="Arial" w:cs="Arial"/>
+          <w:b/>
+          <w:sz w:val="28"/>
+          <w:szCs w:val="28"/>
+        </w:rPr>
+      </w:pPr>
+      <w:ins w:id="122" w:author="Проект новой редакции" w:date="2026-10-29T12:18:00Z">
         <w:r>
           <w:rPr>
             <w:rFonts w:ascii="Arial" w:hAnsi="Arial" w:cs="Arial"/>
@@ -3814,14 +3814,14 @@
         <w:ind w:firstLine="709"/>
         <w:jc w:val="center"/>
         <w:rPr>
-          <w:ins w:id="123" w:author="Проект новой редакции" w:date="2026-10-29T11:52:00Z"/>
-          <w:rFonts w:ascii="Arial" w:hAnsi="Arial" w:cs="Arial"/>
-          <w:b/>
-          <w:sz w:val="28"/>
-          <w:szCs w:val="28"/>
-        </w:rPr>
-      </w:pPr>
-      <w:ins w:id="124" w:author="Проект новой редакции" w:date="2026-10-29T11:52:00Z">
+          <w:ins w:id="123" w:author="Проект новой редакции" w:date="2026-10-29T12:18:00Z"/>
+          <w:rFonts w:ascii="Arial" w:hAnsi="Arial" w:cs="Arial"/>
+          <w:b/>
+          <w:sz w:val="28"/>
+          <w:szCs w:val="28"/>
+        </w:rPr>
+      </w:pPr>
+      <w:ins w:id="124" w:author="Проект новой редакции" w:date="2026-10-29T12:18:00Z">
         <w:r>
           <w:rPr>
             <w:rFonts w:ascii="Arial" w:hAnsi="Arial" w:cs="Arial"/>
@@ -3839,13 +3839,13 @@
         <w:ind w:firstLine="709"/>
         <w:jc w:val="both"/>
         <w:rPr>
-          <w:ins w:id="125" w:author="Проект новой редакции" w:date="2026-10-29T11:52:00Z"/>
-          <w:rFonts w:ascii="Arial" w:hAnsi="Arial" w:cs="Arial"/>
-          <w:sz w:val="28"/>
-          <w:szCs w:val="28"/>
-        </w:rPr>
-      </w:pPr>
-      <w:ins w:id="126" w:author="Проект новой редакции" w:date="2026-10-29T11:52:00Z">
+          <w:ins w:id="125" w:author="Проект новой редакции" w:date="2026-10-29T12:18:00Z"/>
+          <w:rFonts w:ascii="Arial" w:hAnsi="Arial" w:cs="Arial"/>
+          <w:sz w:val="28"/>
+          <w:szCs w:val="28"/>
+        </w:rPr>
+      </w:pPr>
+      <w:ins w:id="126" w:author="Проект новой редакции" w:date="2026-10-29T12:18:00Z">
         <w:r>
           <w:rPr>
             <w:rFonts w:ascii="Arial" w:hAnsi="Arial" w:cs="Arial"/>
@@ -3879,14 +3879,14 @@
         <w:ind w:firstLine="709"/>
         <w:jc w:val="right"/>
         <w:rPr>
-          <w:ins w:id="127" w:author="Проект новой редакции" w:date="2026-10-29T11:52:00Z"/>
-          <w:rFonts w:ascii="Arial" w:hAnsi="Arial" w:cs="Arial"/>
-          <w:b/>
-          <w:sz w:val="28"/>
-          <w:szCs w:val="28"/>
-        </w:rPr>
-      </w:pPr>
-      <w:ins w:id="128" w:author="Проект новой редакции" w:date="2026-10-29T11:52:00Z">
+          <w:ins w:id="127" w:author="Проект новой редакции" w:date="2026-10-29T12:18:00Z"/>
+          <w:rFonts w:ascii="Arial" w:hAnsi="Arial" w:cs="Arial"/>
+          <w:b/>
+          <w:sz w:val="28"/>
+          <w:szCs w:val="28"/>
+        </w:rPr>
+      </w:pPr>
+      <w:ins w:id="128" w:author="Проект новой редакции" w:date="2026-10-29T12:18:00Z">
         <w:r>
           <w:rPr>
             <w:rFonts w:ascii="Arial" w:hAnsi="Arial" w:cs="Arial"/>
@@ -3904,14 +3904,14 @@
         <w:ind w:firstLine="709"/>
         <w:jc w:val="center"/>
         <w:rPr>
-          <w:ins w:id="129" w:author="Проект новой редакции" w:date="2026-10-29T11:52:00Z"/>
-          <w:rFonts w:ascii="Arial" w:hAnsi="Arial" w:cs="Arial"/>
-          <w:b/>
-          <w:sz w:val="28"/>
-          <w:szCs w:val="28"/>
-        </w:rPr>
-      </w:pPr>
-      <w:ins w:id="130" w:author="Проект новой редакции" w:date="2026-10-29T11:52:00Z">
+          <w:ins w:id="129" w:author="Проект новой редакции" w:date="2026-10-29T12:18:00Z"/>
+          <w:rFonts w:ascii="Arial" w:hAnsi="Arial" w:cs="Arial"/>
+          <w:b/>
+          <w:sz w:val="28"/>
+          <w:szCs w:val="28"/>
+        </w:rPr>
+      </w:pPr>
+      <w:ins w:id="130" w:author="Проект новой редакции" w:date="2026-10-29T12:18:00Z">
         <w:r>
           <w:rPr>
             <w:rFonts w:ascii="Arial" w:hAnsi="Arial" w:cs="Arial"/>
@@ -3929,13 +3929,13 @@
         <w:ind w:firstLine="709"/>
         <w:jc w:val="both"/>
         <w:rPr>
-          <w:ins w:id="131" w:author="Проект новой редакции" w:date="2026-10-29T11:52:00Z"/>
-          <w:rFonts w:ascii="Arial" w:hAnsi="Arial" w:cs="Arial"/>
-          <w:sz w:val="28"/>
-          <w:szCs w:val="28"/>
-        </w:rPr>
-      </w:pPr>
-      <w:ins w:id="132" w:author="Проект новой редакции" w:date="2026-10-29T11:52:00Z">
+          <w:ins w:id="131" w:author="Проект новой редакции" w:date="2026-10-29T12:18:00Z"/>
+          <w:rFonts w:ascii="Arial" w:hAnsi="Arial" w:cs="Arial"/>
+          <w:sz w:val="28"/>
+          <w:szCs w:val="28"/>
+        </w:rPr>
+      </w:pPr>
+      <w:ins w:id="132" w:author="Проект новой редакции" w:date="2026-10-29T12:18:00Z">
         <w:r>
           <w:rPr>
             <w:rFonts w:ascii="Arial" w:hAnsi="Arial" w:cs="Arial"/>
@@ -3989,7 +3989,7 @@
           <w:szCs w:val="28"/>
         </w:rPr>
       </w:pPr>
-      <w:ins w:id="133" w:author="Проект новой редакции" w:date="2026-10-29T11:52:00Z">
+      <w:ins w:id="133" w:author="Проект новой редакции" w:date="2026-10-29T12:18:00Z">
         <w:r>
           <w:rPr>
             <w:rFonts w:ascii="Arial" w:hAnsi="Arial" w:cs="Arial"/>
@@ -3999,7 +3999,7 @@
           <w:t>2. Заместитель Главного исполнительного директора по административным вопросам – М. Темирбеков ____________________ (подпись)</w:t>
         </w:r>
       </w:ins>
-      <w:del w:id="134" w:author="Проект новой редакции" w:date="2026-10-29T11:52:00Z">
+      <w:del w:id="134" w:author="Проект новой редакции" w:date="2026-10-29T12:18:00Z">
         <w:r>
           <w:rPr>
             <w:rFonts w:ascii="Arial" w:hAnsi="Arial" w:cs="Arial"/>
@@ -4720,7 +4720,7 @@
     <w:hidden/>
     <w:uiPriority w:val="99"/>
     <w:semiHidden/>
-    <w:rsid w:val="00FE4958"/>
+    <w:rsid w:val="002300C9"/>
     <w:pPr>
       <w:suppressAutoHyphens w:val="0"/>
     </w:pPr>
@@ -4732,7 +4732,7 @@
     <w:uiPriority w:val="99"/>
     <w:semiHidden/>
     <w:unhideWhenUsed/>
-    <w:rsid w:val="00FE4958"/>
+    <w:rsid w:val="002300C9"/>
     <w:pPr>
       <w:spacing w:after="0" w:line="240" w:lineRule="auto"/>
     </w:pPr>
@@ -4748,7 +4748,7 @@
     <w:link w:val="af"/>
     <w:uiPriority w:val="99"/>
     <w:semiHidden/>
-    <w:rsid w:val="00FE4958"/>
+    <w:rsid w:val="002300C9"/>
     <w:rPr>
       <w:rFonts w:ascii="Segoe UI" w:hAnsi="Segoe UI" w:cs="Segoe UI"/>
       <w:sz w:val="18"/>
